--- a/secure_chat/book2/SecureChat_Project_Book_HE.docx
+++ b/secure_chat/book2/SecureChat_Project_Book_HE.docx
@@ -4,6 +4,21 @@
   <w:body>
     <w:p>
       <w:pPr>
+        <w:jc w:val="right"/>
+        <w:bidi w:val="1"/>
+      </w:pPr>
+      <w:r>
+        <w:rPr>
+          <w:rFonts w:ascii="Arial" w:hAnsi="Arial" w:cs="Arial"/>
+          <w:b w:val="0"/>
+          <w:sz w:val="24"/>
+        </w:rPr>
+        <w:t>﻿# ספר פרויקט: SecureChat</w:t>
+      </w:r>
+    </w:p>
+    <w:p/>
+    <w:p>
+      <w:pPr>
         <w:pStyle w:val="Heading1"/>
         <w:jc w:val="right"/>
         <w:bidi w:val="1"/>
@@ -14,112 +29,143 @@
           <w:b/>
           <w:sz w:val="32"/>
         </w:rPr>
-        <w:t>??? ?????? - SecureChat</w:t>
-      </w:r>
-    </w:p>
-    <w:p>
-      <w:pPr>
-        <w:jc w:val="right"/>
-        <w:bidi w:val="1"/>
-      </w:pPr>
-      <w:r>
-        <w:rPr>
-          <w:rFonts w:ascii="Arial" w:hAnsi="Arial" w:cs="Arial"/>
-          <w:b w:val="0"/>
-          <w:sz w:val="24"/>
-        </w:rPr>
-        <w:t>?? ??????: SecureChat - ????? ?'?? ??????? ????? ???????</w:t>
-      </w:r>
-    </w:p>
-    <w:p>
-      <w:pPr>
-        <w:jc w:val="right"/>
-        <w:bidi w:val="1"/>
-      </w:pPr>
-      <w:r>
-        <w:rPr>
-          <w:rFonts w:ascii="Arial" w:hAnsi="Arial" w:cs="Arial"/>
-          <w:b w:val="0"/>
-          <w:sz w:val="24"/>
-        </w:rPr>
-        <w:t>?? ??????: ____________</w:t>
-      </w:r>
-    </w:p>
-    <w:p>
-      <w:pPr>
-        <w:jc w:val="right"/>
-        <w:bidi w:val="1"/>
-      </w:pPr>
-      <w:r>
-        <w:rPr>
-          <w:rFonts w:ascii="Arial" w:hAnsi="Arial" w:cs="Arial"/>
-          <w:b w:val="0"/>
-          <w:sz w:val="24"/>
-        </w:rPr>
-        <w:t>?.?. ??????: ____________</w:t>
-      </w:r>
-    </w:p>
-    <w:p>
-      <w:pPr>
-        <w:jc w:val="right"/>
-        <w:bidi w:val="1"/>
-      </w:pPr>
-      <w:r>
-        <w:rPr>
-          <w:rFonts w:ascii="Arial" w:hAnsi="Arial" w:cs="Arial"/>
-          <w:b w:val="0"/>
-          <w:sz w:val="24"/>
-        </w:rPr>
-        <w:t>?? ??? ????: ____________</w:t>
-      </w:r>
-    </w:p>
-    <w:p>
-      <w:pPr>
-        <w:jc w:val="right"/>
-        <w:bidi w:val="1"/>
-      </w:pPr>
-      <w:r>
-        <w:rPr>
-          <w:rFonts w:ascii="Arial" w:hAnsi="Arial" w:cs="Arial"/>
-          <w:b w:val="0"/>
-          <w:sz w:val="24"/>
-        </w:rPr>
-        <w:t>?? ?????: ____________</w:t>
-      </w:r>
-    </w:p>
-    <w:p>
-      <w:pPr>
-        <w:jc w:val="right"/>
-        <w:bidi w:val="1"/>
-      </w:pPr>
-      <w:r>
-        <w:rPr>
-          <w:rFonts w:ascii="Arial" w:hAnsi="Arial" w:cs="Arial"/>
-          <w:b w:val="0"/>
-          <w:sz w:val="24"/>
-        </w:rPr>
-        <w:t>?? ??????: ???? ????? ??????? ?????</w:t>
-      </w:r>
-    </w:p>
-    <w:p>
-      <w:pPr>
-        <w:jc w:val="right"/>
-        <w:bidi w:val="1"/>
-      </w:pPr>
-      <w:r>
-        <w:rPr>
-          <w:rFonts w:ascii="Arial" w:hAnsi="Arial" w:cs="Arial"/>
-          <w:b w:val="0"/>
-          <w:sz w:val="24"/>
-        </w:rPr>
-        <w:t>????? ????: ____________</w:t>
-      </w:r>
-    </w:p>
+        <w:t>פרטי התלמיד</w:t>
+      </w:r>
+    </w:p>
+    <w:p/>
+    <w:p>
+      <w:pPr>
+        <w:jc w:val="right"/>
+        <w:bidi w:val="1"/>
+      </w:pPr>
+      <w:r>
+        <w:rPr>
+          <w:rFonts w:ascii="Arial" w:hAnsi="Arial" w:cs="Arial"/>
+          <w:b w:val="0"/>
+          <w:sz w:val="24"/>
+        </w:rPr>
+        <w:t>שם הפרויקט: SecureChat - מערכת צ'אט מאובטחת מרובת משתמשים</w:t>
+      </w:r>
+    </w:p>
+    <w:p>
+      <w:pPr>
+        <w:jc w:val="right"/>
+        <w:bidi w:val="1"/>
+      </w:pPr>
+      <w:r>
+        <w:rPr>
+          <w:rFonts w:ascii="Arial" w:hAnsi="Arial" w:cs="Arial"/>
+          <w:b w:val="0"/>
+          <w:sz w:val="24"/>
+        </w:rPr>
+        <w:t>מקצוע: תכנון ותכנות מערכות - חלופת מערכות הגנת סייבר</w:t>
+      </w:r>
+    </w:p>
+    <w:p>
+      <w:pPr>
+        <w:jc w:val="right"/>
+        <w:bidi w:val="1"/>
+      </w:pPr>
+      <w:r>
+        <w:rPr>
+          <w:rFonts w:ascii="Arial" w:hAnsi="Arial" w:cs="Arial"/>
+          <w:b w:val="0"/>
+          <w:sz w:val="24"/>
+        </w:rPr>
+        <w:t>רמת לימוד: 5 יחידות לימוד</w:t>
+      </w:r>
+    </w:p>
+    <w:p>
+      <w:pPr>
+        <w:jc w:val="right"/>
+        <w:bidi w:val="1"/>
+      </w:pPr>
+      <w:r>
+        <w:rPr>
+          <w:rFonts w:ascii="Arial" w:hAnsi="Arial" w:cs="Arial"/>
+          <w:b w:val="0"/>
+          <w:sz w:val="24"/>
+        </w:rPr>
+        <w:t>שם התלמיד: ____________</w:t>
+      </w:r>
+    </w:p>
+    <w:p>
+      <w:pPr>
+        <w:jc w:val="right"/>
+        <w:bidi w:val="1"/>
+      </w:pPr>
+      <w:r>
+        <w:rPr>
+          <w:rFonts w:ascii="Arial" w:hAnsi="Arial" w:cs="Arial"/>
+          <w:b w:val="0"/>
+          <w:sz w:val="24"/>
+        </w:rPr>
+        <w:t>תעודת זהות: ____________</w:t>
+      </w:r>
+    </w:p>
+    <w:p>
+      <w:pPr>
+        <w:jc w:val="right"/>
+        <w:bidi w:val="1"/>
+      </w:pPr>
+      <w:r>
+        <w:rPr>
+          <w:rFonts w:ascii="Arial" w:hAnsi="Arial" w:cs="Arial"/>
+          <w:b w:val="0"/>
+          <w:sz w:val="24"/>
+        </w:rPr>
+        <w:t>שם בית הספר: ____________</w:t>
+      </w:r>
+    </w:p>
+    <w:p>
+      <w:pPr>
+        <w:jc w:val="right"/>
+        <w:bidi w:val="1"/>
+      </w:pPr>
+      <w:r>
+        <w:rPr>
+          <w:rFonts w:ascii="Arial" w:hAnsi="Arial" w:cs="Arial"/>
+          <w:b w:val="0"/>
+          <w:sz w:val="24"/>
+        </w:rPr>
+        <w:t>סמל מוסד: ____________</w:t>
+      </w:r>
+    </w:p>
+    <w:p>
+      <w:pPr>
+        <w:jc w:val="right"/>
+        <w:bidi w:val="1"/>
+      </w:pPr>
+      <w:r>
+        <w:rPr>
+          <w:rFonts w:ascii="Arial" w:hAnsi="Arial" w:cs="Arial"/>
+          <w:b w:val="0"/>
+          <w:sz w:val="24"/>
+        </w:rPr>
+        <w:t>שם המורה: ____________</w:t>
+      </w:r>
+    </w:p>
+    <w:p>
+      <w:pPr>
+        <w:jc w:val="right"/>
+        <w:bidi w:val="1"/>
+      </w:pPr>
+      <w:r>
+        <w:rPr>
+          <w:rFonts w:ascii="Arial" w:hAnsi="Arial" w:cs="Arial"/>
+          <w:b w:val="0"/>
+          <w:sz w:val="24"/>
+        </w:rPr>
+        <w:t>תאריך הגשה: ____________</w:t>
+      </w:r>
+    </w:p>
+    <w:p/>
     <w:p>
       <w:r>
         <w:br w:type="page"/>
       </w:r>
     </w:p>
+    <w:p/>
     <w:p>
       <w:pPr>
         <w:pStyle w:val="Heading1"/>
@@ -132,112 +178,269 @@
           <w:b/>
           <w:sz w:val="32"/>
         </w:rPr>
-        <w:t>???? ???????</w:t>
-      </w:r>
-    </w:p>
-    <w:p>
-      <w:pPr>
-        <w:jc w:val="right"/>
-        <w:bidi w:val="1"/>
-      </w:pPr>
-      <w:r>
-        <w:rPr>
-          <w:rFonts w:ascii="Arial" w:hAnsi="Arial" w:cs="Arial"/>
-          <w:b w:val="0"/>
-          <w:sz w:val="24"/>
-        </w:rPr>
-        <w:t>1. ????</w:t>
-      </w:r>
-    </w:p>
-    <w:p>
-      <w:pPr>
-        <w:jc w:val="right"/>
-        <w:bidi w:val="1"/>
-      </w:pPr>
-      <w:r>
-        <w:rPr>
-          <w:rFonts w:ascii="Arial" w:hAnsi="Arial" w:cs="Arial"/>
-          <w:b w:val="0"/>
-          <w:sz w:val="24"/>
-        </w:rPr>
-        <w:t>2. ???? / ?????????? ?? ???????</w:t>
-      </w:r>
-    </w:p>
-    <w:p>
-      <w:pPr>
-        <w:jc w:val="right"/>
-        <w:bidi w:val="1"/>
-      </w:pPr>
-      <w:r>
-        <w:rPr>
-          <w:rFonts w:ascii="Arial" w:hAnsi="Arial" w:cs="Arial"/>
-          <w:b w:val="0"/>
-          <w:sz w:val="24"/>
-        </w:rPr>
-        <w:t>3. ????? ???????</w:t>
-      </w:r>
-    </w:p>
-    <w:p>
-      <w:pPr>
-        <w:jc w:val="right"/>
-        <w:bidi w:val="1"/>
-      </w:pPr>
-      <w:r>
-        <w:rPr>
-          <w:rFonts w:ascii="Arial" w:hAnsi="Arial" w:cs="Arial"/>
-          <w:b w:val="0"/>
-          <w:sz w:val="24"/>
-        </w:rPr>
-        <w:t>4. ????? ??????</w:t>
-      </w:r>
-    </w:p>
-    <w:p>
-      <w:pPr>
-        <w:jc w:val="right"/>
-        <w:bidi w:val="1"/>
-      </w:pPr>
-      <w:r>
-        <w:rPr>
-          <w:rFonts w:ascii="Arial" w:hAnsi="Arial" w:cs="Arial"/>
-          <w:b w:val="0"/>
-          <w:sz w:val="24"/>
-        </w:rPr>
-        <w:t>5. ????? ???? / ???????</w:t>
-      </w:r>
-    </w:p>
-    <w:p>
-      <w:pPr>
-        <w:jc w:val="right"/>
-        <w:bidi w:val="1"/>
-      </w:pPr>
-      <w:r>
-        <w:rPr>
-          <w:rFonts w:ascii="Arial" w:hAnsi="Arial" w:cs="Arial"/>
-          <w:b w:val="0"/>
-          <w:sz w:val="24"/>
-        </w:rPr>
-        <w:t>6. ???????????</w:t>
-      </w:r>
-    </w:p>
-    <w:p>
-      <w:pPr>
-        <w:jc w:val="right"/>
-        <w:bidi w:val="1"/>
-      </w:pPr>
-      <w:r>
-        <w:rPr>
-          <w:rFonts w:ascii="Arial" w:hAnsi="Arial" w:cs="Arial"/>
-          <w:b w:val="0"/>
-          <w:sz w:val="24"/>
-        </w:rPr>
-        <w:t>7. ??????</w:t>
-      </w:r>
-    </w:p>
+        <w:t>תוכן עניינים</w:t>
+      </w:r>
+    </w:p>
+    <w:p/>
+    <w:p>
+      <w:pPr>
+        <w:jc w:val="right"/>
+        <w:bidi w:val="1"/>
+      </w:pPr>
+      <w:r>
+        <w:rPr>
+          <w:rFonts w:ascii="Arial" w:hAnsi="Arial" w:cs="Arial"/>
+          <w:b w:val="0"/>
+          <w:sz w:val="24"/>
+        </w:rPr>
+        <w:t>1. מבוא וייזום הפרויקט</w:t>
+      </w:r>
+    </w:p>
+    <w:p>
+      <w:pPr>
+        <w:jc w:val="right"/>
+        <w:bidi w:val="1"/>
+      </w:pPr>
+      <w:r>
+        <w:rPr>
+          <w:rFonts w:ascii="Arial" w:hAnsi="Arial" w:cs="Arial"/>
+          <w:b w:val="0"/>
+          <w:sz w:val="24"/>
+        </w:rPr>
+        <w:t>2. אפיון המערכת</w:t>
+      </w:r>
+    </w:p>
+    <w:p>
+      <w:pPr>
+        <w:jc w:val="right"/>
+        <w:bidi w:val="1"/>
+      </w:pPr>
+      <w:r>
+        <w:rPr>
+          <w:rFonts w:ascii="Arial" w:hAnsi="Arial" w:cs="Arial"/>
+          <w:b w:val="0"/>
+          <w:sz w:val="24"/>
+        </w:rPr>
+        <w:t>3. לוח זמנים</w:t>
+      </w:r>
+    </w:p>
+    <w:p>
+      <w:pPr>
+        <w:jc w:val="right"/>
+        <w:bidi w:val="1"/>
+      </w:pPr>
+      <w:r>
+        <w:rPr>
+          <w:rFonts w:ascii="Arial" w:hAnsi="Arial" w:cs="Arial"/>
+          <w:b w:val="0"/>
+          <w:sz w:val="24"/>
+        </w:rPr>
+        <w:t>4. ניהול סיכונים</w:t>
+      </w:r>
+    </w:p>
+    <w:p>
+      <w:pPr>
+        <w:jc w:val="right"/>
+        <w:bidi w:val="1"/>
+      </w:pPr>
+      <w:r>
+        <w:rPr>
+          <w:rFonts w:ascii="Arial" w:hAnsi="Arial" w:cs="Arial"/>
+          <w:b w:val="0"/>
+          <w:sz w:val="24"/>
+        </w:rPr>
+        <w:t>5. תיאור תחום הידע</w:t>
+      </w:r>
+    </w:p>
+    <w:p>
+      <w:pPr>
+        <w:jc w:val="right"/>
+        <w:bidi w:val="1"/>
+      </w:pPr>
+      <w:r>
+        <w:rPr>
+          <w:rFonts w:ascii="Arial" w:hAnsi="Arial" w:cs="Arial"/>
+          <w:b w:val="0"/>
+          <w:sz w:val="24"/>
+        </w:rPr>
+        <w:t>6. ארכיטקטורת המערכת</w:t>
+      </w:r>
+    </w:p>
+    <w:p>
+      <w:pPr>
+        <w:jc w:val="right"/>
+        <w:bidi w:val="1"/>
+      </w:pPr>
+      <w:r>
+        <w:rPr>
+          <w:rFonts w:ascii="Arial" w:hAnsi="Arial" w:cs="Arial"/>
+          <w:b w:val="0"/>
+          <w:sz w:val="24"/>
+        </w:rPr>
+        <w:t>7. חלוקה למודולים</w:t>
+      </w:r>
+    </w:p>
+    <w:p>
+      <w:pPr>
+        <w:jc w:val="right"/>
+        <w:bidi w:val="1"/>
+      </w:pPr>
+      <w:r>
+        <w:rPr>
+          <w:rFonts w:ascii="Arial" w:hAnsi="Arial" w:cs="Arial"/>
+          <w:b w:val="0"/>
+          <w:sz w:val="24"/>
+        </w:rPr>
+        <w:t>8. פרוטוקול התקשורת</w:t>
+      </w:r>
+    </w:p>
+    <w:p>
+      <w:pPr>
+        <w:jc w:val="right"/>
+        <w:bidi w:val="1"/>
+      </w:pPr>
+      <w:r>
+        <w:rPr>
+          <w:rFonts w:ascii="Arial" w:hAnsi="Arial" w:cs="Arial"/>
+          <w:b w:val="0"/>
+          <w:sz w:val="24"/>
+        </w:rPr>
+        <w:t>9. אלגוריתמים מרכזיים</w:t>
+      </w:r>
+    </w:p>
+    <w:p>
+      <w:pPr>
+        <w:jc w:val="right"/>
+        <w:bidi w:val="1"/>
+      </w:pPr>
+      <w:r>
+        <w:rPr>
+          <w:rFonts w:ascii="Arial" w:hAnsi="Arial" w:cs="Arial"/>
+          <w:b w:val="0"/>
+          <w:sz w:val="24"/>
+        </w:rPr>
+        <w:t>10. אבטחת מידע וחולשות</w:t>
+      </w:r>
+    </w:p>
+    <w:p>
+      <w:pPr>
+        <w:jc w:val="right"/>
+        <w:bidi w:val="1"/>
+      </w:pPr>
+      <w:r>
+        <w:rPr>
+          <w:rFonts w:ascii="Arial" w:hAnsi="Arial" w:cs="Arial"/>
+          <w:b w:val="0"/>
+          <w:sz w:val="24"/>
+        </w:rPr>
+        <w:t>11. תיאור מימוש הפרויקט</w:t>
+      </w:r>
+    </w:p>
+    <w:p>
+      <w:pPr>
+        <w:jc w:val="right"/>
+        <w:bidi w:val="1"/>
+      </w:pPr>
+      <w:r>
+        <w:rPr>
+          <w:rFonts w:ascii="Arial" w:hAnsi="Arial" w:cs="Arial"/>
+          <w:b w:val="0"/>
+          <w:sz w:val="24"/>
+        </w:rPr>
+        <w:t>12. תכנות מונחה עצמים</w:t>
+      </w:r>
+    </w:p>
+    <w:p>
+      <w:pPr>
+        <w:jc w:val="right"/>
+        <w:bidi w:val="1"/>
+      </w:pPr>
+      <w:r>
+        <w:rPr>
+          <w:rFonts w:ascii="Arial" w:hAnsi="Arial" w:cs="Arial"/>
+          <w:b w:val="0"/>
+          <w:sz w:val="24"/>
+        </w:rPr>
+        <w:t>13. שמירת נתונים וקבצים</w:t>
+      </w:r>
+    </w:p>
+    <w:p>
+      <w:pPr>
+        <w:jc w:val="right"/>
+        <w:bidi w:val="1"/>
+      </w:pPr>
+      <w:r>
+        <w:rPr>
+          <w:rFonts w:ascii="Arial" w:hAnsi="Arial" w:cs="Arial"/>
+          <w:b w:val="0"/>
+          <w:sz w:val="24"/>
+        </w:rPr>
+        <w:t>14. בדיקות</w:t>
+      </w:r>
+    </w:p>
+    <w:p>
+      <w:pPr>
+        <w:jc w:val="right"/>
+        <w:bidi w:val="1"/>
+      </w:pPr>
+      <w:r>
+        <w:rPr>
+          <w:rFonts w:ascii="Arial" w:hAnsi="Arial" w:cs="Arial"/>
+          <w:b w:val="0"/>
+          <w:sz w:val="24"/>
+        </w:rPr>
+        <w:t>15. מדריך למשתמש</w:t>
+      </w:r>
+    </w:p>
+    <w:p>
+      <w:pPr>
+        <w:jc w:val="right"/>
+        <w:bidi w:val="1"/>
+      </w:pPr>
+      <w:r>
+        <w:rPr>
+          <w:rFonts w:ascii="Arial" w:hAnsi="Arial" w:cs="Arial"/>
+          <w:b w:val="0"/>
+          <w:sz w:val="24"/>
+        </w:rPr>
+        <w:t>16. סיכום אישי ורפלקציה</w:t>
+      </w:r>
+    </w:p>
+    <w:p>
+      <w:pPr>
+        <w:jc w:val="right"/>
+        <w:bidi w:val="1"/>
+      </w:pPr>
+      <w:r>
+        <w:rPr>
+          <w:rFonts w:ascii="Arial" w:hAnsi="Arial" w:cs="Arial"/>
+          <w:b w:val="0"/>
+          <w:sz w:val="24"/>
+        </w:rPr>
+        <w:t>17. ביבליוגרפיה</w:t>
+      </w:r>
+    </w:p>
+    <w:p>
+      <w:pPr>
+        <w:jc w:val="right"/>
+        <w:bidi w:val="1"/>
+      </w:pPr>
+      <w:r>
+        <w:rPr>
+          <w:rFonts w:ascii="Arial" w:hAnsi="Arial" w:cs="Arial"/>
+          <w:b w:val="0"/>
+          <w:sz w:val="24"/>
+        </w:rPr>
+        <w:t>18. נספחים</w:t>
+      </w:r>
+    </w:p>
+    <w:p/>
     <w:p>
       <w:r>
         <w:br w:type="page"/>
       </w:r>
     </w:p>
+    <w:p/>
     <w:p>
       <w:pPr>
         <w:pStyle w:val="Heading1"/>
@@ -250,9 +453,40 @@
           <w:b/>
           <w:sz w:val="32"/>
         </w:rPr>
-        <w:t>1. ????</w:t>
-      </w:r>
-    </w:p>
+        <w:t>1. מבוא וייזום הפרויקט</w:t>
+      </w:r>
+    </w:p>
+    <w:p/>
+    <w:p>
+      <w:pPr>
+        <w:jc w:val="right"/>
+        <w:bidi w:val="1"/>
+      </w:pPr>
+      <w:r>
+        <w:rPr>
+          <w:rFonts w:ascii="Arial" w:hAnsi="Arial" w:cs="Arial"/>
+          <w:b w:val="0"/>
+          <w:sz w:val="24"/>
+        </w:rPr>
+        <w:t>הפרויקט SecureChat הוא מערכת צ'אט מאובטחת המאפשרת למספר משתמשים להתחבר לשרת מרכזי, להירשם, להתחבר, להצטרף לחדרים, ליצור חדרים חדשים, לשלוח הודעות טקסט, אימוג'ים, תמונות, קבצים וסרטונים, ולנהל פעולות מתקדמות כמו הודעות פרטיות, פרופיל משתמש, חיפוש הודעות, חברים, גלריית תמונות, פאנל מנהל בסיסי וקודי 2FA להדגמה.</w:t>
+      </w:r>
+    </w:p>
+    <w:p/>
+    <w:p>
+      <w:pPr>
+        <w:jc w:val="right"/>
+        <w:bidi w:val="1"/>
+      </w:pPr>
+      <w:r>
+        <w:rPr>
+          <w:rFonts w:ascii="Arial" w:hAnsi="Arial" w:cs="Arial"/>
+          <w:b w:val="0"/>
+          <w:sz w:val="24"/>
+        </w:rPr>
+        <w:t>המערכת נבנתה כפרויקט רשתות וסייבר ולכן היא מדגישה תקשורת בין לקוח לשרת, שימוש בסוקטים, תהליכונים, הצפנה, שמירת נתונים, ממשק משתמש גרפי וניתוח חולשות אבטחה.</w:t>
+      </w:r>
+    </w:p>
+    <w:p/>
     <w:p>
       <w:pPr>
         <w:pStyle w:val="Heading2"/>
@@ -265,352 +499,25 @@
           <w:b/>
           <w:sz w:val="28"/>
         </w:rPr>
-        <w:t>1.1 ?????</w:t>
-      </w:r>
-    </w:p>
-    <w:p>
-      <w:pPr>
-        <w:pStyle w:val="Heading3"/>
-        <w:jc w:val="right"/>
-        <w:bidi w:val="1"/>
-      </w:pPr>
-      <w:r>
-        <w:rPr>
-          <w:rFonts w:ascii="Arial" w:hAnsi="Arial" w:cs="Arial"/>
-          <w:b/>
-          <w:sz w:val="26"/>
-        </w:rPr>
-        <w:t>????? ?????? ?? ??????</w:t>
-      </w:r>
-    </w:p>
-    <w:p>
-      <w:pPr>
-        <w:jc w:val="right"/>
-        <w:bidi w:val="1"/>
-      </w:pPr>
-      <w:r>
-        <w:rPr>
-          <w:rFonts w:ascii="Arial" w:hAnsi="Arial" w:cs="Arial"/>
-          <w:b w:val="0"/>
-          <w:sz w:val="24"/>
-        </w:rPr>
-        <w:t>SecureChat ??? ????? ?'?? ??????? ??????? ???????? ??????, ??????, ?????? ??????, ????? ??????, ?????'??, ??????, ????? ????????, ????? ?????? ??????? ??? ?????? ??????, ????? ??????, ?????? ?????, ?????, ?????? ?????? ????? ???? ?????.</w:t>
-      </w:r>
-    </w:p>
-    <w:p>
-      <w:pPr>
-        <w:jc w:val="right"/>
-        <w:bidi w:val="1"/>
-      </w:pPr>
-      <w:r>
-        <w:rPr>
-          <w:rFonts w:ascii="Arial" w:hAnsi="Arial" w:cs="Arial"/>
-          <w:b w:val="0"/>
-          <w:sz w:val="24"/>
-        </w:rPr>
-        <w:t>????? ?????? ???? ?????? ????? ?????? ?????? ??? ???? ????, ?? ??? ????? ??????, ???????? ??????, ???? ??????, ?????, ????? ?????? ????? ????? ????.</w:t>
-      </w:r>
-    </w:p>
-    <w:p>
-      <w:pPr>
-        <w:jc w:val="right"/>
-        <w:bidi w:val="1"/>
-      </w:pPr>
-      <w:r>
-        <w:rPr>
-          <w:rFonts w:ascii="Arial" w:hAnsi="Arial" w:cs="Arial"/>
-          <w:b w:val="0"/>
-          <w:sz w:val="24"/>
-        </w:rPr>
-        <w:t>????? ??????? ?? ???? ???? ???? ?????? ?????? ????? ?????? ???????: sockets, TCP, TLS, Thread, ???? ??????, ????? ???????, ?????? ??? ????? ?? ?????.</w:t>
-      </w:r>
-    </w:p>
-    <w:p>
-      <w:pPr>
-        <w:jc w:val="right"/>
-        <w:bidi w:val="1"/>
-      </w:pPr>
-      <w:r>
-        <w:rPr>
-          <w:rFonts w:ascii="Arial" w:hAnsi="Arial" w:cs="Arial"/>
-          <w:b w:val="0"/>
-          <w:sz w:val="24"/>
-        </w:rPr>
-        <w:t>??????? ???????? ??????? ?? ????? ??? GUI ???? ?????? ???? ???, ????? ????? ??????? ?? ?????, ????? ????? ????? ?????, ?????? ?? ?????? ???? ???? ???? ????? ?? ???? ???? ?? ????.</w:t>
-      </w:r>
-    </w:p>
-    <w:p>
-      <w:pPr>
-        <w:pStyle w:val="Heading3"/>
-        <w:jc w:val="right"/>
-        <w:bidi w:val="1"/>
-      </w:pPr>
-      <w:r>
-        <w:rPr>
-          <w:rFonts w:ascii="Arial" w:hAnsi="Arial" w:cs="Arial"/>
-          <w:b/>
-          <w:sz w:val="26"/>
-        </w:rPr>
-        <w:t>????? ?????</w:t>
-      </w:r>
-    </w:p>
-    <w:p>
-      <w:pPr>
-        <w:jc w:val="right"/>
-        <w:bidi w:val="1"/>
-      </w:pPr>
-      <w:r>
-        <w:rPr>
-          <w:rFonts w:ascii="Arial" w:hAnsi="Arial" w:cs="Arial"/>
-          <w:b w:val="0"/>
-          <w:sz w:val="24"/>
-        </w:rPr>
-        <w:t>?????? ?????? ???????? ?????? ????? ???? ??? ?????? ?? ????? ????? ???????. ??? ???? ???? ????? ?????? ????, ???? ??????, ????? ????? ?? ???? ????? ????? ?????? ??? ?????? ??????.</w:t>
-      </w:r>
-    </w:p>
-    <w:p>
-      <w:pPr>
-        <w:pStyle w:val="Heading3"/>
-        <w:jc w:val="right"/>
-        <w:bidi w:val="1"/>
-      </w:pPr>
-      <w:r>
-        <w:rPr>
-          <w:rFonts w:ascii="Arial" w:hAnsi="Arial" w:cs="Arial"/>
-          <w:b/>
-          <w:sz w:val="26"/>
-        </w:rPr>
-        <w:t>????? ????? ??????</w:t>
-      </w:r>
-    </w:p>
-    <w:p>
-      <w:pPr>
-        <w:jc w:val="right"/>
-        <w:bidi w:val="1"/>
-      </w:pPr>
-      <w:r>
-        <w:rPr>
-          <w:rFonts w:ascii="Arial" w:hAnsi="Arial" w:cs="Arial"/>
-          <w:b w:val="0"/>
-          <w:sz w:val="24"/>
-        </w:rPr>
-        <w:t>1. ????? ????? ???????? ???????.</w:t>
-      </w:r>
-    </w:p>
-    <w:p>
-      <w:pPr>
-        <w:jc w:val="right"/>
-        <w:bidi w:val="1"/>
-      </w:pPr>
-      <w:r>
-        <w:rPr>
-          <w:rFonts w:ascii="Arial" w:hAnsi="Arial" w:cs="Arial"/>
-          <w:b w:val="0"/>
-          <w:sz w:val="24"/>
-        </w:rPr>
-        <w:t>2. ????? ?????? ???? ??? ??? ??? ??????.</w:t>
-      </w:r>
-    </w:p>
-    <w:p>
-      <w:pPr>
-        <w:jc w:val="right"/>
-        <w:bidi w:val="1"/>
-      </w:pPr>
-      <w:r>
-        <w:rPr>
-          <w:rFonts w:ascii="Arial" w:hAnsi="Arial" w:cs="Arial"/>
-          <w:b w:val="0"/>
-          <w:sz w:val="24"/>
-        </w:rPr>
-        <w:t>3. ????? ????? ???????? ????? ?'??, ???? ????? ?? ?????.</w:t>
-      </w:r>
-    </w:p>
-    <w:p>
-      <w:pPr>
-        <w:jc w:val="right"/>
-        <w:bidi w:val="1"/>
-      </w:pPr>
-      <w:r>
-        <w:rPr>
-          <w:rFonts w:ascii="Arial" w:hAnsi="Arial" w:cs="Arial"/>
-          <w:b w:val="0"/>
-          <w:sz w:val="24"/>
-        </w:rPr>
-        <w:t>4. ????? ????? ????, ?????'??, ?????, ?????? ????????.</w:t>
-      </w:r>
-    </w:p>
-    <w:p>
-      <w:pPr>
-        <w:jc w:val="right"/>
-        <w:bidi w:val="1"/>
-      </w:pPr>
-      <w:r>
-        <w:rPr>
-          <w:rFonts w:ascii="Arial" w:hAnsi="Arial" w:cs="Arial"/>
-          <w:b w:val="0"/>
-          <w:sz w:val="24"/>
-        </w:rPr>
-        <w:t>5. ????? ?????? ???????: ?????? ??????, ??????, ?????, ?????, ?????, ????? ?????? ?? ?????? ????? ????.</w:t>
-      </w:r>
-    </w:p>
-    <w:p>
-      <w:pPr>
-        <w:jc w:val="right"/>
-        <w:bidi w:val="1"/>
-      </w:pPr>
-      <w:r>
-        <w:rPr>
-          <w:rFonts w:ascii="Arial" w:hAnsi="Arial" w:cs="Arial"/>
-          <w:b w:val="0"/>
-          <w:sz w:val="24"/>
-        </w:rPr>
-        <w:t>6. ?????? ????? ??????, ???? ??????, ????????? ????????? ?????? ?????.</w:t>
-      </w:r>
-    </w:p>
-    <w:p>
-      <w:pPr>
-        <w:pStyle w:val="Heading3"/>
-        <w:jc w:val="right"/>
-        <w:bidi w:val="1"/>
-      </w:pPr>
-      <w:r>
-        <w:rPr>
-          <w:rFonts w:ascii="Arial" w:hAnsi="Arial" w:cs="Arial"/>
-          <w:b/>
-          <w:sz w:val="26"/>
-        </w:rPr>
-        <w:t>?????, ?????? ????????</w:t>
-      </w:r>
-    </w:p>
-    <w:p>
-      <w:pPr>
-        <w:jc w:val="right"/>
-        <w:bidi w:val="1"/>
-      </w:pPr>
-      <w:r>
-        <w:rPr>
-          <w:rFonts w:ascii="Arial" w:hAnsi="Arial" w:cs="Arial"/>
-          <w:b w:val="0"/>
-          <w:sz w:val="24"/>
-        </w:rPr>
-        <w:t>????? ??????? ??? ?????? ??? ??????? ????? ???? ??????. ????? ????? ????? ?????? ????? ????? ??????, ??????? ??????. SecureChat ????? ????? ?'?? ?????? ??????? ???? ???? ?? ???? ???? ???? ???? ????.</w:t>
-      </w:r>
-    </w:p>
-    <w:p>
-      <w:pPr>
-        <w:jc w:val="right"/>
-        <w:bidi w:val="1"/>
-      </w:pPr>
-      <w:r>
-        <w:rPr>
-          <w:rFonts w:ascii="Arial" w:hAnsi="Arial" w:cs="Arial"/>
-          <w:b w:val="0"/>
-          <w:sz w:val="24"/>
-        </w:rPr>
-        <w:t>?????? ??? ????? ??? ??????? ?? ???????? ??? ??????? ?????. ????? ????? ?? ???????? ?? ?? GUI, ?????? ????? ???, ?????, ?????, ???? ?????? ????? ?????.</w:t>
-      </w:r>
-    </w:p>
-    <w:p>
-      <w:pPr>
-        <w:pStyle w:val="Heading3"/>
-        <w:jc w:val="right"/>
-        <w:bidi w:val="1"/>
-      </w:pPr>
-      <w:r>
-        <w:rPr>
-          <w:rFonts w:ascii="Arial" w:hAnsi="Arial" w:cs="Arial"/>
-          <w:b/>
-          <w:sz w:val="26"/>
-        </w:rPr>
-        <w:t>????? ??????? ??????</w:t>
-      </w:r>
-    </w:p>
-    <w:p>
-      <w:pPr>
-        <w:jc w:val="right"/>
-        <w:bidi w:val="1"/>
-      </w:pPr>
-      <w:r>
-        <w:rPr>
-          <w:rFonts w:ascii="Arial" w:hAnsi="Arial" w:cs="Arial"/>
-          <w:b w:val="0"/>
-          <w:sz w:val="24"/>
-        </w:rPr>
-        <w:t>?????? ??????? ?'?? ??? WhatsApp, Discord, Telegram ?-Slack. ?????? ??? ?????? ???????, ?????, ?????? ??????. ??????? SecureChat ?? ???? ???? ????? ???, ??? ???? ??????? ??????? ?? ???????? ???????? ?????? ?????? ????: ??? ?????, ?????? ??????, ???????? ??????, ????? ?????? ??????.</w:t>
-      </w:r>
-    </w:p>
-    <w:p>
-      <w:pPr>
-        <w:pStyle w:val="Heading3"/>
-        <w:jc w:val="right"/>
-        <w:bidi w:val="1"/>
-      </w:pPr>
-      <w:r>
-        <w:rPr>
-          <w:rFonts w:ascii="Arial" w:hAnsi="Arial" w:cs="Arial"/>
-          <w:b/>
-          <w:sz w:val="26"/>
-        </w:rPr>
-        <w:t>????? ?????????? ???????</w:t>
-      </w:r>
-    </w:p>
-    <w:p>
-      <w:pPr>
-        <w:jc w:val="right"/>
-        <w:bidi w:val="1"/>
-      </w:pPr>
-      <w:r>
-        <w:rPr>
-          <w:rFonts w:ascii="Arial" w:hAnsi="Arial" w:cs="Arial"/>
-          <w:b w:val="0"/>
-          <w:sz w:val="24"/>
-        </w:rPr>
-        <w:t>??????? ???? ???? Python. ???? ?????? ???? ?-Tkinter, ??????? ?????? TCP sockets, ?????? ?????? TLS ??? ssl, ???? ??????? ??? SQLite, ????? ?????? ????? ??????? Pillow.</w:t>
-      </w:r>
-    </w:p>
-    <w:p>
-      <w:pPr>
-        <w:jc w:val="right"/>
-        <w:bidi w:val="1"/>
-      </w:pPr>
-      <w:r>
-        <w:rPr>
-          <w:rFonts w:ascii="Arial" w:hAnsi="Arial" w:cs="Arial"/>
-          <w:b w:val="0"/>
-          <w:sz w:val="24"/>
-        </w:rPr>
-        <w:t>?????? ????? ????? Python ??????? ???? requirements.txt. ??? ???? ???? ???? ?????? ??????.</w:t>
-      </w:r>
-    </w:p>
-    <w:p>
-      <w:pPr>
-        <w:pStyle w:val="Heading3"/>
-        <w:jc w:val="right"/>
-        <w:bidi w:val="1"/>
-      </w:pPr>
-      <w:r>
-        <w:rPr>
-          <w:rFonts w:ascii="Arial" w:hAnsi="Arial" w:cs="Arial"/>
-          <w:b/>
-          <w:sz w:val="26"/>
-        </w:rPr>
-        <w:t>????? ???????</w:t>
-      </w:r>
-    </w:p>
-    <w:p>
-      <w:pPr>
-        <w:jc w:val="right"/>
-        <w:bidi w:val="1"/>
-      </w:pPr>
-      <w:r>
-        <w:rPr>
-          <w:rFonts w:ascii="Arial" w:hAnsi="Arial" w:cs="Arial"/>
-          <w:b w:val="0"/>
-          <w:sz w:val="24"/>
-        </w:rPr>
-        <w:t>??????? ???? ??????, ???-????, ????? ??????, ????? ???????, ????? ?????? ??????, ????? ?????? ????? ?????. ??????? ???? ???? ????????? ??????, ???? ???? ????? ???? ???? ???? ??? ??????? ???????, ????? ???? ????? ????-????? ??????.</w:t>
-      </w:r>
-    </w:p>
+        <w:t>מטרת הפרויקט</w:t>
+      </w:r>
+    </w:p>
+    <w:p/>
+    <w:p>
+      <w:pPr>
+        <w:jc w:val="right"/>
+        <w:bidi w:val="1"/>
+      </w:pPr>
+      <w:r>
+        <w:rPr>
+          <w:rFonts w:ascii="Arial" w:hAnsi="Arial" w:cs="Arial"/>
+          <w:b w:val="0"/>
+          <w:sz w:val="24"/>
+        </w:rPr>
+        <w:t>מטרת הפרויקט היא לפתח מערכת תקשורת אמיתית המדמה שירות צ'אט מודרני, תוך שימוש בעקרונות שנלמדו ברשתות, מערכות הפעלה ואבטחת מידע. המערכת צריכה להראות יכולת העברת מידע מקצה לקצה בין כמה לקוחות במקביל, בצורה מוצפנת ובטוחה יותר ממימוש בסיסי.</w:t>
+      </w:r>
+    </w:p>
+    <w:p/>
     <w:p>
       <w:pPr>
         <w:pStyle w:val="Heading2"/>
@@ -623,490 +530,25 @@
           <w:b/>
           <w:sz w:val="28"/>
         </w:rPr>
-        <w:t>1.2 ????? ??????</w:t>
-      </w:r>
-    </w:p>
-    <w:p>
-      <w:pPr>
-        <w:pStyle w:val="Heading3"/>
-        <w:jc w:val="right"/>
-        <w:bidi w:val="1"/>
-      </w:pPr>
-      <w:r>
-        <w:rPr>
-          <w:rFonts w:ascii="Arial" w:hAnsi="Arial" w:cs="Arial"/>
-          <w:b/>
-          <w:sz w:val="26"/>
-        </w:rPr>
-        <w:t>????? ????? ?? ??????</w:t>
-      </w:r>
-    </w:p>
-    <w:p>
-      <w:pPr>
-        <w:jc w:val="right"/>
-        <w:bidi w:val="1"/>
-      </w:pPr>
-      <w:r>
-        <w:rPr>
-          <w:rFonts w:ascii="Arial" w:hAnsi="Arial" w:cs="Arial"/>
-          <w:b w:val="0"/>
-          <w:sz w:val="24"/>
-        </w:rPr>
-        <w:t>?????? ????? ???? ????. ???? ?????? ??? ???? ?? ?????. ???? ??????? ?????? ??? ???? ???? ??'??. ???? ??'?? ???? ????? ???, ????? ???, ????? ??????, ????? ????, ????? ??????? ??????? ??????? ??????? ???????.</w:t>
-      </w:r>
-    </w:p>
-    <w:p>
-      <w:pPr>
-        <w:jc w:val="right"/>
-        <w:bidi w:val="1"/>
-      </w:pPr>
-      <w:r>
-        <w:rPr>
-          <w:rFonts w:ascii="Arial" w:hAnsi="Arial" w:cs="Arial"/>
-          <w:b w:val="0"/>
-          <w:sz w:val="24"/>
-        </w:rPr>
-        <w:t>???? ????? ????????, ???? packets ????????, ???? ?? ??? ??????, ???? ????? ???????, ???? ?????? ????? ???????, ?????? ?????? ??????? ????????.</w:t>
-      </w:r>
-    </w:p>
-    <w:p>
-      <w:pPr>
-        <w:pStyle w:val="Heading3"/>
-        <w:jc w:val="right"/>
-        <w:bidi w:val="1"/>
-      </w:pPr>
-      <w:r>
-        <w:rPr>
-          <w:rFonts w:ascii="Arial" w:hAnsi="Arial" w:cs="Arial"/>
-          <w:b/>
-          <w:sz w:val="26"/>
-        </w:rPr>
-        <w:t>?????? ??? ??? ?????</w:t>
-      </w:r>
-    </w:p>
-    <w:p>
-      <w:pPr>
-        <w:jc w:val="right"/>
-        <w:bidi w:val="1"/>
-      </w:pPr>
-      <w:r>
-        <w:rPr>
-          <w:rFonts w:ascii="Arial" w:hAnsi="Arial" w:cs="Arial"/>
-          <w:b w:val="0"/>
-          <w:sz w:val="24"/>
-        </w:rPr>
-        <w:t>????? ????: ?????, ???????, ????? ??????, ??????? ??????, ????? ?????, ????? ?????, ?????? ??????, ?????, ??????, ????? ??????? ??????.</w:t>
-      </w:r>
-    </w:p>
-    <w:p>
-      <w:pPr>
-        <w:jc w:val="right"/>
-        <w:bidi w:val="1"/>
-      </w:pPr>
-      <w:r>
-        <w:rPr>
-          <w:rFonts w:ascii="Arial" w:hAnsi="Arial" w:cs="Arial"/>
-          <w:b w:val="0"/>
-          <w:sz w:val="24"/>
-        </w:rPr>
-        <w:t>???? ?????: ?? ?????? ?????? ?????, ?????? ????? ?????? ??????? ?-kick ?????? ?????. ?????? ?????? ????? ??? ????, ??? ????? ??? admin ????? ?????.</w:t>
-      </w:r>
-    </w:p>
-    <w:p>
-      <w:pPr>
-        <w:pStyle w:val="Heading3"/>
-        <w:jc w:val="right"/>
-        <w:bidi w:val="1"/>
-      </w:pPr>
-      <w:r>
-        <w:rPr>
-          <w:rFonts w:ascii="Arial" w:hAnsi="Arial" w:cs="Arial"/>
-          <w:b/>
-          <w:sz w:val="26"/>
-        </w:rPr>
-        <w:t>?????? ????? ????? ????????</w:t>
-      </w:r>
-    </w:p>
-    <w:p>
-      <w:pPr>
-        <w:jc w:val="right"/>
-        <w:bidi w:val="1"/>
-      </w:pPr>
-      <w:r>
-        <w:rPr>
-          <w:rFonts w:ascii="Arial" w:hAnsi="Arial" w:cs="Arial"/>
-          <w:b w:val="0"/>
-          <w:sz w:val="24"/>
-        </w:rPr>
-        <w:t>1. ????? ????? ?? ?? ????? ???? ?????? ?????.</w:t>
-      </w:r>
-    </w:p>
-    <w:p>
-      <w:pPr>
-        <w:jc w:val="right"/>
-        <w:bidi w:val="1"/>
-      </w:pPr>
-      <w:r>
-        <w:rPr>
-          <w:rFonts w:ascii="Arial" w:hAnsi="Arial" w:cs="Arial"/>
-          <w:b w:val="0"/>
-          <w:sz w:val="24"/>
-        </w:rPr>
-        <w:t>2. ????? ????? ?? ?? ????? ?? ????.</w:t>
-      </w:r>
-    </w:p>
-    <w:p>
-      <w:pPr>
-        <w:jc w:val="right"/>
-        <w:bidi w:val="1"/>
-      </w:pPr>
-      <w:r>
-        <w:rPr>
-          <w:rFonts w:ascii="Arial" w:hAnsi="Arial" w:cs="Arial"/>
-          <w:b w:val="0"/>
-          <w:sz w:val="24"/>
-        </w:rPr>
-        <w:t>3. ????? ??????? ?? ????? ????? ??????.</w:t>
-      </w:r>
-    </w:p>
-    <w:p>
-      <w:pPr>
-        <w:jc w:val="right"/>
-        <w:bidi w:val="1"/>
-      </w:pPr>
-      <w:r>
-        <w:rPr>
-          <w:rFonts w:ascii="Arial" w:hAnsi="Arial" w:cs="Arial"/>
-          <w:b w:val="0"/>
-          <w:sz w:val="24"/>
-        </w:rPr>
-        <w:t>4. ????? ????? ????? ??? ??? ??????.</w:t>
-      </w:r>
-    </w:p>
-    <w:p>
-      <w:pPr>
-        <w:jc w:val="right"/>
-        <w:bidi w:val="1"/>
-      </w:pPr>
-      <w:r>
-        <w:rPr>
-          <w:rFonts w:ascii="Arial" w:hAnsi="Arial" w:cs="Arial"/>
-          <w:b w:val="0"/>
-          <w:sz w:val="24"/>
-        </w:rPr>
-        <w:t>5. ????? ????? ??? ???????? ????.</w:t>
-      </w:r>
-    </w:p>
-    <w:p>
-      <w:pPr>
-        <w:jc w:val="right"/>
-        <w:bidi w:val="1"/>
-      </w:pPr>
-      <w:r>
-        <w:rPr>
-          <w:rFonts w:ascii="Arial" w:hAnsi="Arial" w:cs="Arial"/>
-          <w:b w:val="0"/>
-          <w:sz w:val="24"/>
-        </w:rPr>
-        <w:t>6. ????? ??? ?? ????? ????? ??????.</w:t>
-      </w:r>
-    </w:p>
-    <w:p>
-      <w:pPr>
-        <w:jc w:val="right"/>
-        <w:bidi w:val="1"/>
-      </w:pPr>
-      <w:r>
-        <w:rPr>
-          <w:rFonts w:ascii="Arial" w:hAnsi="Arial" w:cs="Arial"/>
-          <w:b w:val="0"/>
-          <w:sz w:val="24"/>
-        </w:rPr>
-        <w:t>7. ????? ????? ????? ????? ???? ??'??.</w:t>
-      </w:r>
-    </w:p>
-    <w:p>
-      <w:pPr>
-        <w:jc w:val="right"/>
-        <w:bidi w:val="1"/>
-      </w:pPr>
-      <w:r>
-        <w:rPr>
-          <w:rFonts w:ascii="Arial" w:hAnsi="Arial" w:cs="Arial"/>
-          <w:b w:val="0"/>
-          <w:sz w:val="24"/>
-        </w:rPr>
-        <w:t>8. ????? ????? ???? ?????? ??? ?????.</w:t>
-      </w:r>
-    </w:p>
-    <w:p>
-      <w:pPr>
-        <w:jc w:val="right"/>
-        <w:bidi w:val="1"/>
-      </w:pPr>
-      <w:r>
-        <w:rPr>
-          <w:rFonts w:ascii="Arial" w:hAnsi="Arial" w:cs="Arial"/>
-          <w:b w:val="0"/>
-          <w:sz w:val="24"/>
-        </w:rPr>
-        <w:t>9. ????? ????? ????? ??????? /dm.</w:t>
-      </w:r>
-    </w:p>
-    <w:p>
-      <w:pPr>
-        <w:jc w:val="right"/>
-        <w:bidi w:val="1"/>
-      </w:pPr>
-      <w:r>
-        <w:rPr>
-          <w:rFonts w:ascii="Arial" w:hAnsi="Arial" w:cs="Arial"/>
-          <w:b w:val="0"/>
-          <w:sz w:val="24"/>
-        </w:rPr>
-        <w:t>10. ????? ?????? ???? ??????? /admin logs ?-/kick.</w:t>
-      </w:r>
-    </w:p>
-    <w:p>
-      <w:pPr>
-        <w:pStyle w:val="Heading3"/>
-        <w:jc w:val="right"/>
-        <w:bidi w:val="1"/>
-      </w:pPr>
-      <w:r>
-        <w:rPr>
-          <w:rFonts w:ascii="Arial" w:hAnsi="Arial" w:cs="Arial"/>
-          <w:b/>
-          <w:sz w:val="26"/>
-        </w:rPr>
-        <w:t>????? ?????? ??? ?????</w:t>
-      </w:r>
-    </w:p>
-    <w:p>
-      <w:pPr>
-        <w:jc w:val="right"/>
-        <w:bidi w:val="1"/>
-      </w:pPr>
-      <w:r>
-        <w:rPr>
-          <w:rFonts w:ascii="Arial" w:hAnsi="Arial" w:cs="Arial"/>
-          <w:b w:val="0"/>
-          <w:sz w:val="24"/>
-        </w:rPr>
-        <w:t>??? 1: ????? ????? ?????? ??????.</w:t>
-      </w:r>
-    </w:p>
-    <w:p>
-      <w:pPr>
-        <w:jc w:val="right"/>
-        <w:bidi w:val="1"/>
-      </w:pPr>
-      <w:r>
-        <w:rPr>
-          <w:rFonts w:ascii="Arial" w:hAnsi="Arial" w:cs="Arial"/>
-          <w:b w:val="0"/>
-          <w:sz w:val="24"/>
-        </w:rPr>
-        <w:t>??? 2: ????? ?????????? ?????????.</w:t>
-      </w:r>
-    </w:p>
-    <w:p>
-      <w:pPr>
-        <w:jc w:val="right"/>
-        <w:bidi w:val="1"/>
-      </w:pPr>
-      <w:r>
-        <w:rPr>
-          <w:rFonts w:ascii="Arial" w:hAnsi="Arial" w:cs="Arial"/>
-          <w:b w:val="0"/>
-          <w:sz w:val="24"/>
-        </w:rPr>
-        <w:t>??? 3: ????? ??? ????? ???????.</w:t>
-      </w:r>
-    </w:p>
-    <w:p>
-      <w:pPr>
-        <w:jc w:val="right"/>
-        <w:bidi w:val="1"/>
-      </w:pPr>
-      <w:r>
-        <w:rPr>
-          <w:rFonts w:ascii="Arial" w:hAnsi="Arial" w:cs="Arial"/>
-          <w:b w:val="0"/>
-          <w:sz w:val="24"/>
-        </w:rPr>
-        <w:t>??? 4: ????? ?????, ??????? ????? ??????.</w:t>
-      </w:r>
-    </w:p>
-    <w:p>
-      <w:pPr>
-        <w:jc w:val="right"/>
-        <w:bidi w:val="1"/>
-      </w:pPr>
-      <w:r>
-        <w:rPr>
-          <w:rFonts w:ascii="Arial" w:hAnsi="Arial" w:cs="Arial"/>
-          <w:b w:val="0"/>
-          <w:sz w:val="24"/>
-        </w:rPr>
-        <w:t>??? 5: ????? ????? ?????? ???????.</w:t>
-      </w:r>
-    </w:p>
-    <w:p>
-      <w:pPr>
-        <w:jc w:val="right"/>
-        <w:bidi w:val="1"/>
-      </w:pPr>
-      <w:r>
-        <w:rPr>
-          <w:rFonts w:ascii="Arial" w:hAnsi="Arial" w:cs="Arial"/>
-          <w:b w:val="0"/>
-          <w:sz w:val="24"/>
-        </w:rPr>
-        <w:t>??? 6: ????? ?????, ????? ???????.</w:t>
-      </w:r>
-    </w:p>
-    <w:p>
-      <w:pPr>
-        <w:jc w:val="right"/>
-        <w:bidi w:val="1"/>
-      </w:pPr>
-      <w:r>
-        <w:rPr>
-          <w:rFonts w:ascii="Arial" w:hAnsi="Arial" w:cs="Arial"/>
-          <w:b w:val="0"/>
-          <w:sz w:val="24"/>
-        </w:rPr>
-        <w:t>??? 7: ????? ?????? ???????.</w:t>
-      </w:r>
-    </w:p>
-    <w:p>
-      <w:pPr>
-        <w:jc w:val="right"/>
-        <w:bidi w:val="1"/>
-      </w:pPr>
-      <w:r>
-        <w:rPr>
-          <w:rFonts w:ascii="Arial" w:hAnsi="Arial" w:cs="Arial"/>
-          <w:b w:val="0"/>
-          <w:sz w:val="24"/>
-        </w:rPr>
-        <w:t>??? 8: ?????? ?????? ?????.</w:t>
-      </w:r>
-    </w:p>
-    <w:p>
-      <w:pPr>
-        <w:jc w:val="right"/>
-        <w:bidi w:val="1"/>
-      </w:pPr>
-      <w:r>
-        <w:rPr>
-          <w:rFonts w:ascii="Arial" w:hAnsi="Arial" w:cs="Arial"/>
-          <w:b w:val="0"/>
-          <w:sz w:val="24"/>
-        </w:rPr>
-        <w:t>??? 9: ????? ??? ???????.</w:t>
-      </w:r>
-    </w:p>
-    <w:p>
-      <w:pPr>
-        <w:pStyle w:val="Heading3"/>
-        <w:jc w:val="right"/>
-        <w:bidi w:val="1"/>
-      </w:pPr>
-      <w:r>
-        <w:rPr>
-          <w:rFonts w:ascii="Arial" w:hAnsi="Arial" w:cs="Arial"/>
-          <w:b/>
-          <w:sz w:val="26"/>
-        </w:rPr>
-        <w:t>????? ???????</w:t>
-      </w:r>
-    </w:p>
-    <w:p>
-      <w:pPr>
-        <w:jc w:val="right"/>
-        <w:bidi w:val="1"/>
-      </w:pPr>
-      <w:r>
-        <w:rPr>
-          <w:rFonts w:ascii="Arial" w:hAnsi="Arial" w:cs="Arial"/>
-          <w:b w:val="0"/>
-          <w:sz w:val="24"/>
-        </w:rPr>
-        <w:t>?????: ???? ???? ???? ???? ?????. ????????: try/except ?????? socket ????? ??????.</w:t>
-      </w:r>
-    </w:p>
-    <w:p>
-      <w:pPr>
-        <w:jc w:val="right"/>
-        <w:bidi w:val="1"/>
-      </w:pPr>
-      <w:r>
-        <w:rPr>
-          <w:rFonts w:ascii="Arial" w:hAnsi="Arial" w:cs="Arial"/>
-          <w:b w:val="0"/>
-          <w:sz w:val="24"/>
-        </w:rPr>
-        <w:t>?????: SQL Injection. ????????: ????? ???????? ????????.</w:t>
-      </w:r>
-    </w:p>
-    <w:p>
-      <w:pPr>
-        <w:jc w:val="right"/>
-        <w:bidi w:val="1"/>
-      </w:pPr>
-      <w:r>
-        <w:rPr>
-          <w:rFonts w:ascii="Arial" w:hAnsi="Arial" w:cs="Arial"/>
-          <w:b w:val="0"/>
-          <w:sz w:val="24"/>
-        </w:rPr>
-        <w:t>?????: ??????? ??????. ????????: PBKDF2 ?? salt.</w:t>
-      </w:r>
-    </w:p>
-    <w:p>
-      <w:pPr>
-        <w:jc w:val="right"/>
-        <w:bidi w:val="1"/>
-      </w:pPr>
-      <w:r>
-        <w:rPr>
-          <w:rFonts w:ascii="Arial" w:hAnsi="Arial" w:cs="Arial"/>
-          <w:b w:val="0"/>
-          <w:sz w:val="24"/>
-        </w:rPr>
-        <w:t>?????: ????? ????. ????????: TLS.</w:t>
-      </w:r>
-    </w:p>
-    <w:p>
-      <w:pPr>
-        <w:jc w:val="right"/>
-        <w:bidi w:val="1"/>
-      </w:pPr>
-      <w:r>
-        <w:rPr>
-          <w:rFonts w:ascii="Arial" w:hAnsi="Arial" w:cs="Arial"/>
-          <w:b w:val="0"/>
-          <w:sz w:val="24"/>
-        </w:rPr>
-        <w:t>?????: ????? ?????? ???. ????????: MAX_FILE_SIZE.</w:t>
-      </w:r>
-    </w:p>
-    <w:p>
-      <w:pPr>
-        <w:jc w:val="right"/>
-        <w:bidi w:val="1"/>
-      </w:pPr>
-      <w:r>
-        <w:rPr>
-          <w:rFonts w:ascii="Arial" w:hAnsi="Arial" w:cs="Arial"/>
-          <w:b w:val="0"/>
-          <w:sz w:val="24"/>
-        </w:rPr>
-        <w:t>?????: ?? ???? ?????. ????????: ????? ?? ????.</w:t>
-      </w:r>
-    </w:p>
+        <w:t>הצורך במערכת</w:t>
+      </w:r>
+    </w:p>
+    <w:p/>
+    <w:p>
+      <w:pPr>
+        <w:jc w:val="right"/>
+        <w:bidi w:val="1"/>
+      </w:pPr>
+      <w:r>
+        <w:rPr>
+          <w:rFonts w:ascii="Arial" w:hAnsi="Arial" w:cs="Arial"/>
+          <w:b w:val="0"/>
+          <w:sz w:val="24"/>
+        </w:rPr>
+        <w:t>במערכות צ'אט רגילות מועבר מידע אישי בין משתמשים. מידע כזה יכול לכלול הודעות פרטיות, קבצים, תמונות וסרטונים. לכן חשוב להגן על המידע בזמן מעבר ברשת, למנוע גישה לא מורשית, למנוע קריסות של השרת ולשמור נתונים בצורה מסודרת.</w:t>
+      </w:r>
+    </w:p>
+    <w:p/>
     <w:p>
       <w:pPr>
         <w:pStyle w:val="Heading2"/>
@@ -1119,12 +561,28 @@
           <w:b/>
           <w:sz w:val="28"/>
         </w:rPr>
-        <w:t>1.3 ????? ???? ???? - ?????</w:t>
-      </w:r>
-    </w:p>
-    <w:p>
-      <w:pPr>
-        <w:pStyle w:val="Heading3"/>
+        <w:t>קהל יעד</w:t>
+      </w:r>
+    </w:p>
+    <w:p/>
+    <w:p>
+      <w:pPr>
+        <w:jc w:val="right"/>
+        <w:bidi w:val="1"/>
+      </w:pPr>
+      <w:r>
+        <w:rPr>
+          <w:rFonts w:ascii="Arial" w:hAnsi="Arial" w:cs="Arial"/>
+          <w:b w:val="0"/>
+          <w:sz w:val="24"/>
+        </w:rPr>
+        <w:t>המערכת מיועדת לקבוצת משתמשים קטנה או בינונית, לדוגמה תלמידי כיתה, צוות עבודה או קבוצת חברים שרוצים לתקשר בתוך רשת מקומית או סביבת הדגמה.</w:t>
+      </w:r>
+    </w:p>
+    <w:p/>
+    <w:p>
+      <w:pPr>
+        <w:pStyle w:val="Heading2"/>
         <w:jc w:val="right"/>
         <w:bidi w:val="1"/>
       </w:pPr>
@@ -1132,139 +590,33 @@
         <w:rPr>
           <w:rFonts w:ascii="Arial" w:hAnsi="Arial" w:cs="Arial"/>
           <w:b/>
-          <w:sz w:val="26"/>
-        </w:rPr>
-        <w:t>?????? ??? ???</w:t>
-      </w:r>
-    </w:p>
-    <w:p>
-      <w:pPr>
-        <w:jc w:val="right"/>
-        <w:bidi w:val="1"/>
-      </w:pPr>
-      <w:r>
-        <w:rPr>
-          <w:rFonts w:ascii="Arial" w:hAnsi="Arial" w:cs="Arial"/>
-          <w:b w:val="0"/>
-          <w:sz w:val="24"/>
-        </w:rPr>
-        <w:t>???? ????? ?? ???? ???????, ????? Thread ??? ????, ????? ???????, ????? ?????, ????? ??????, ???? ??????, ???? ?????, ????? ????? ?????? ??????? ???????.</w:t>
-      </w:r>
-    </w:p>
-    <w:p>
-      <w:pPr>
-        <w:pStyle w:val="Heading3"/>
-        <w:jc w:val="right"/>
-        <w:bidi w:val="1"/>
-      </w:pPr>
-      <w:r>
-        <w:rPr>
-          <w:rFonts w:ascii="Arial" w:hAnsi="Arial" w:cs="Arial"/>
-          <w:b/>
-          <w:sz w:val="26"/>
-        </w:rPr>
-        <w:t>?????? ??? ????</w:t>
-      </w:r>
-    </w:p>
-    <w:p>
-      <w:pPr>
-        <w:jc w:val="right"/>
-        <w:bidi w:val="1"/>
-      </w:pPr>
-      <w:r>
-        <w:rPr>
-          <w:rFonts w:ascii="Arial" w:hAnsi="Arial" w:cs="Arial"/>
-          <w:b w:val="0"/>
-          <w:sz w:val="24"/>
-        </w:rPr>
-        <w:t>????? ????? ?? GUI, ????? packets, ???? packets, ???? ??????, ???? ??????, ????? ?????, ????? ?????? ????? ????? ??????.</w:t>
-      </w:r>
-    </w:p>
-    <w:p>
-      <w:pPr>
-        <w:pStyle w:val="Heading3"/>
-        <w:jc w:val="right"/>
-        <w:bidi w:val="1"/>
-      </w:pPr>
-      <w:r>
-        <w:rPr>
-          <w:rFonts w:ascii="Arial" w:hAnsi="Arial" w:cs="Arial"/>
-          <w:b/>
-          <w:sz w:val="26"/>
-        </w:rPr>
-        <w:t>????? ??????</w:t>
-      </w:r>
-    </w:p>
-    <w:p>
-      <w:pPr>
-        <w:jc w:val="right"/>
-        <w:bidi w:val="1"/>
-      </w:pPr>
-      <w:r>
-        <w:rPr>
-          <w:rFonts w:ascii="Arial" w:hAnsi="Arial" w:cs="Arial"/>
-          <w:b w:val="0"/>
-          <w:sz w:val="24"/>
-        </w:rPr>
-        <w:t>?????: ????? ??????. ????: ????? ????? ???. ??????: ????? ?? ????? ??????, ????? ??????, ????? ????, hashing, ????? ????? ???????, ???? ????? ????? ?????. ????????? ??????: GUI, ??????, ?????, ???? ??????.</w:t>
-      </w:r>
-    </w:p>
-    <w:p>
-      <w:pPr>
-        <w:jc w:val="right"/>
-        <w:bidi w:val="1"/>
-      </w:pPr>
-      <w:r>
-        <w:rPr>
-          <w:rFonts w:ascii="Arial" w:hAnsi="Arial" w:cs="Arial"/>
-          <w:b w:val="0"/>
-          <w:sz w:val="24"/>
-        </w:rPr>
-        <w:t>?????: ???????. ????: ????? ????? ????. ??????: ????? ?????, ????? ????, ?????? hash, ????? ?????, ???? ???? ?'??. ????????? ??????: GUI, PasswordHasher, ChatDatabase, ClientHandler.</w:t>
-      </w:r>
-    </w:p>
-    <w:p>
-      <w:pPr>
-        <w:jc w:val="right"/>
-        <w:bidi w:val="1"/>
-      </w:pPr>
-      <w:r>
-        <w:rPr>
-          <w:rFonts w:ascii="Arial" w:hAnsi="Arial" w:cs="Arial"/>
-          <w:b w:val="0"/>
-          <w:sz w:val="24"/>
-        </w:rPr>
-        <w:t>?????: ????? ?????. ????: ????? ???? ???????? ????. ??????: ????? ?????, ????? ????, ?????, ?????, broadcast ????. ????????? ??????: ChatProtocol, SecureChatServer, ChatDatabase.</w:t>
-      </w:r>
-    </w:p>
-    <w:p>
-      <w:pPr>
-        <w:jc w:val="right"/>
-        <w:bidi w:val="1"/>
-      </w:pPr>
-      <w:r>
-        <w:rPr>
-          <w:rFonts w:ascii="Arial" w:hAnsi="Arial" w:cs="Arial"/>
-          <w:b w:val="0"/>
-          <w:sz w:val="24"/>
-        </w:rPr>
-        <w:t>?????: ????? ????. ????: ????? ???? ??? ????. ??????: ????? ????, ????? ????, base64, ?????, ????? ????, ????? ????? ?????. ????????? ??????: GUI, File system, Protocol, Server.</w:t>
-      </w:r>
-    </w:p>
-    <w:p>
-      <w:pPr>
-        <w:jc w:val="right"/>
-        <w:bidi w:val="1"/>
-      </w:pPr>
-      <w:r>
-        <w:rPr>
-          <w:rFonts w:ascii="Arial" w:hAnsi="Arial" w:cs="Arial"/>
-          <w:b w:val="0"/>
-          <w:sz w:val="24"/>
-        </w:rPr>
-        <w:t>?????: ????? ?????. ????: ????? ???????? ??????. ??????: ????? ???, ????? ??, ????? ????? ??????, ???? ?????, ??????? ?? ????? ????? ?????. ????????? ??????: Rooms list, ChatDatabase, InputValidator.</w:t>
-      </w:r>
-    </w:p>
+          <w:sz w:val="28"/>
+        </w:rPr>
+        <w:t>גבולות הפרויקט</w:t>
+      </w:r>
+    </w:p>
+    <w:p/>
+    <w:p>
+      <w:pPr>
+        <w:jc w:val="right"/>
+        <w:bidi w:val="1"/>
+      </w:pPr>
+      <w:r>
+        <w:rPr>
+          <w:rFonts w:ascii="Arial" w:hAnsi="Arial" w:cs="Arial"/>
+          <w:b w:val="0"/>
+          <w:sz w:val="24"/>
+        </w:rPr>
+        <w:t>הפרויקט אינו מוצר מסחרי מלא. הוא מיועד להדגמת יכולות תכנות, רשתות וסייבר. לכן חלק מהיכולות הן גרסאות לימודיות, לדוגמה קוד 2FA שמוצג בתוך המערכת ולא נשלח באמת לטלפון.</w:t>
+      </w:r>
+    </w:p>
+    <w:p/>
+    <w:p>
+      <w:r>
+        <w:br w:type="page"/>
+      </w:r>
+    </w:p>
+    <w:p/>
     <w:p>
       <w:pPr>
         <w:pStyle w:val="Heading1"/>
@@ -1277,9 +629,10 @@
           <w:b/>
           <w:sz w:val="32"/>
         </w:rPr>
-        <w:t>2. ???? / ?????????? ?? ???????</w:t>
-      </w:r>
-    </w:p>
+        <w:t>2. אפיון המערכת</w:t>
+      </w:r>
+    </w:p>
+    <w:p/>
     <w:p>
       <w:pPr>
         <w:pStyle w:val="Heading2"/>
@@ -1292,149 +645,68 @@
           <w:b/>
           <w:sz w:val="28"/>
         </w:rPr>
-        <w:t>2.1 ????? ???????????</w:t>
-      </w:r>
-    </w:p>
-    <w:p>
-      <w:pPr>
-        <w:jc w:val="right"/>
-        <w:bidi w:val="1"/>
-      </w:pPr>
-      <w:r>
-        <w:rPr>
-          <w:rFonts w:ascii="Arial" w:hAnsi="Arial" w:cs="Arial"/>
-          <w:b w:val="0"/>
-          <w:sz w:val="24"/>
-        </w:rPr>
-        <w:t>?????? ????? ??????????? ????-???. ?? ??? ????? ?????? ????????, ??????? ?????? ???????? ????. ?? ???? ????? ?? ?? ????, ????? ???? ?? ????? ??????? ?????.</w:t>
-      </w:r>
-    </w:p>
-    <w:p>
-      <w:pPr>
-        <w:jc w:val="right"/>
-        <w:bidi w:val="1"/>
-      </w:pPr>
-      <w:r>
-        <w:rPr>
-          <w:rFonts w:ascii="Arial" w:hAnsi="Arial" w:cs="Arial"/>
-          <w:b w:val="0"/>
-          <w:sz w:val="24"/>
-        </w:rPr>
-        <w:t>?????: ???? ????? ???, ????? ??? ?? ???? ??????? ??????. ???? ????? ???? ?? ???? ???? ????? ?????.</w:t>
-      </w:r>
-    </w:p>
-    <w:p>
-      <w:pPr>
-        <w:jc w:val="right"/>
-        <w:bidi w:val="1"/>
-      </w:pPr>
-      <w:r>
-        <w:rPr>
-          <w:rFonts w:ascii="Arial" w:hAnsi="Arial" w:cs="Arial"/>
-          <w:b w:val="0"/>
-          <w:sz w:val="24"/>
-        </w:rPr>
-        <w:t>????? ??????????:</w:t>
-      </w:r>
-    </w:p>
-    <w:p>
-      <w:pPr>
-        <w:jc w:val="right"/>
-        <w:bidi w:val="1"/>
-      </w:pPr>
-      <w:r>
-        <w:rPr>
-          <w:rFonts w:ascii="Arial" w:hAnsi="Arial" w:cs="Arial"/>
-          <w:b w:val="0"/>
-          <w:sz w:val="24"/>
-        </w:rPr>
-        <w:t>+------------------+     TLS/TCP     +----------------------+</w:t>
-      </w:r>
-    </w:p>
-    <w:p>
-      <w:pPr>
-        <w:jc w:val="right"/>
-        <w:bidi w:val="1"/>
-      </w:pPr>
-      <w:r>
-        <w:rPr>
-          <w:rFonts w:ascii="Arial" w:hAnsi="Arial" w:cs="Arial"/>
-          <w:b w:val="0"/>
-          <w:sz w:val="24"/>
-        </w:rPr>
-        <w:t>| Tkinter Client 1 | &lt;-------------&gt; | SecureChat Server    |</w:t>
-      </w:r>
-    </w:p>
-    <w:p>
-      <w:pPr>
-        <w:jc w:val="right"/>
-        <w:bidi w:val="1"/>
-      </w:pPr>
-      <w:r>
-        <w:rPr>
-          <w:rFonts w:ascii="Arial" w:hAnsi="Arial" w:cs="Arial"/>
-          <w:b w:val="0"/>
-          <w:sz w:val="24"/>
-        </w:rPr>
-        <w:t>+------------------+                 +----------+-----------+</w:t>
-      </w:r>
-    </w:p>
-    <w:p>
-      <w:pPr>
-        <w:jc w:val="right"/>
-        <w:bidi w:val="1"/>
-      </w:pPr>
-      <w:r>
-        <w:rPr>
-          <w:rFonts w:ascii="Arial" w:hAnsi="Arial" w:cs="Arial"/>
-          <w:b w:val="0"/>
-          <w:sz w:val="24"/>
-        </w:rPr>
-        <w:t>+------------------+     TLS/TCP                |</w:t>
-      </w:r>
-    </w:p>
-    <w:p>
-      <w:pPr>
-        <w:jc w:val="right"/>
-        <w:bidi w:val="1"/>
-      </w:pPr>
-      <w:r>
-        <w:rPr>
-          <w:rFonts w:ascii="Arial" w:hAnsi="Arial" w:cs="Arial"/>
-          <w:b w:val="0"/>
-          <w:sz w:val="24"/>
-        </w:rPr>
-        <w:t>| Tkinter Client 2 | &lt;--------------------------+</w:t>
-      </w:r>
-    </w:p>
-    <w:p>
-      <w:pPr>
-        <w:jc w:val="right"/>
-        <w:bidi w:val="1"/>
-      </w:pPr>
-      <w:r>
-        <w:rPr>
-          <w:rFonts w:ascii="Arial" w:hAnsi="Arial" w:cs="Arial"/>
-          <w:b w:val="0"/>
-          <w:sz w:val="24"/>
-        </w:rPr>
-        <w:t>+------------------+                            |</w:t>
-      </w:r>
-    </w:p>
-    <w:p>
-      <w:pPr>
-        <w:jc w:val="right"/>
-        <w:bidi w:val="1"/>
-      </w:pPr>
-      <w:r>
-        <w:rPr>
-          <w:rFonts w:ascii="Arial" w:hAnsi="Arial" w:cs="Arial"/>
-          <w:b w:val="0"/>
-          <w:sz w:val="24"/>
-        </w:rPr>
-        <w:t>SQLite + Files</w:t>
-      </w:r>
-    </w:p>
+        <w:t>משתמשים במערכת</w:t>
+      </w:r>
+    </w:p>
+    <w:p/>
+    <w:p>
+      <w:pPr>
+        <w:jc w:val="right"/>
+        <w:bidi w:val="1"/>
+      </w:pPr>
+      <w:r>
+        <w:rPr>
+          <w:rFonts w:ascii="Arial" w:hAnsi="Arial" w:cs="Arial"/>
+          <w:b w:val="0"/>
+          <w:sz w:val="24"/>
+        </w:rPr>
+        <w:t>1. משתמש רגיל</w:t>
+      </w:r>
+    </w:p>
+    <w:p>
+      <w:pPr>
+        <w:jc w:val="right"/>
+        <w:bidi w:val="1"/>
+      </w:pPr>
+      <w:r>
+        <w:rPr>
+          <w:rFonts w:ascii="Arial" w:hAnsi="Arial" w:cs="Arial"/>
+          <w:b w:val="0"/>
+          <w:sz w:val="24"/>
+        </w:rPr>
+        <w:t xml:space="preserve">   יכול להירשם, להתחבר, לשלוח הודעות, להצטרף לחדרים, ליצור חדרים, לשלוח קבצים, להשתמש בפקודות מתקדמות ולראות משתמשים מחוברים.</w:t>
+      </w:r>
+    </w:p>
+    <w:p/>
+    <w:p>
+      <w:pPr>
+        <w:jc w:val="right"/>
+        <w:bidi w:val="1"/>
+      </w:pPr>
+      <w:r>
+        <w:rPr>
+          <w:rFonts w:ascii="Arial" w:hAnsi="Arial" w:cs="Arial"/>
+          <w:b w:val="0"/>
+          <w:sz w:val="24"/>
+        </w:rPr>
+        <w:t>2. מנהל מערכת</w:t>
+      </w:r>
+    </w:p>
+    <w:p>
+      <w:pPr>
+        <w:jc w:val="right"/>
+        <w:bidi w:val="1"/>
+      </w:pPr>
+      <w:r>
+        <w:rPr>
+          <w:rFonts w:ascii="Arial" w:hAnsi="Arial" w:cs="Arial"/>
+          <w:b w:val="0"/>
+          <w:sz w:val="24"/>
+        </w:rPr>
+        <w:t xml:space="preserve">   המשתמש הראשון שנרשם למערכת מוגדר כמנהל. בנוסף, משתמש בשם admin מוגדר כמנהל. מנהל יכול לצפות בלוגים בסיסיים ולבעוט משתמש מחובר באמצעות פקודת מנהל.</w:t>
+      </w:r>
+    </w:p>
+    <w:p/>
     <w:p>
       <w:pPr>
         <w:pStyle w:val="Heading2"/>
@@ -1447,23 +719,305 @@
           <w:b/>
           <w:sz w:val="28"/>
         </w:rPr>
-        <w:t>2.2 ??????????</w:t>
-      </w:r>
-    </w:p>
-    <w:p>
-      <w:pPr>
-        <w:jc w:val="right"/>
-        <w:bidi w:val="1"/>
-      </w:pPr>
-      <w:r>
-        <w:rPr>
-          <w:rFonts w:ascii="Arial" w:hAnsi="Arial" w:cs="Arial"/>
-          <w:b w:val="0"/>
-          <w:sz w:val="24"/>
-        </w:rPr>
-        <w:t>??? ?????: Python. ????? ?????: Windows ?????? ??????. ??????: TCP sockets. ?????: TLS. ???? ??????: SQLite. ???? ?????: Tkinter. ??????: Pillow. ????? ??????: GitHub.</w:t>
-      </w:r>
-    </w:p>
+        <w:t>יכולות מרכזיות</w:t>
+      </w:r>
+    </w:p>
+    <w:p/>
+    <w:p>
+      <w:pPr>
+        <w:jc w:val="right"/>
+        <w:bidi w:val="1"/>
+      </w:pPr>
+      <w:r>
+        <w:rPr>
+          <w:rFonts w:ascii="Arial" w:hAnsi="Arial" w:cs="Arial"/>
+          <w:b w:val="0"/>
+          <w:sz w:val="24"/>
+        </w:rPr>
+        <w:t>1. הרשמה והתחברות עם שם משתמש וסיסמה.</w:t>
+      </w:r>
+    </w:p>
+    <w:p>
+      <w:pPr>
+        <w:jc w:val="right"/>
+        <w:bidi w:val="1"/>
+      </w:pPr>
+      <w:r>
+        <w:rPr>
+          <w:rFonts w:ascii="Arial" w:hAnsi="Arial" w:cs="Arial"/>
+          <w:b w:val="0"/>
+          <w:sz w:val="24"/>
+        </w:rPr>
+        <w:t>2. שמירת סיסמאות כ-hash עם salt ולא כטקסט גלוי.</w:t>
+      </w:r>
+    </w:p>
+    <w:p>
+      <w:pPr>
+        <w:jc w:val="right"/>
+        <w:bidi w:val="1"/>
+      </w:pPr>
+      <w:r>
+        <w:rPr>
+          <w:rFonts w:ascii="Arial" w:hAnsi="Arial" w:cs="Arial"/>
+          <w:b w:val="0"/>
+          <w:sz w:val="24"/>
+        </w:rPr>
+        <w:t>3. תקשורת מוצפנת בין לקוח לשרת באמצעות TLS.</w:t>
+      </w:r>
+    </w:p>
+    <w:p>
+      <w:pPr>
+        <w:jc w:val="right"/>
+        <w:bidi w:val="1"/>
+      </w:pPr>
+      <w:r>
+        <w:rPr>
+          <w:rFonts w:ascii="Arial" w:hAnsi="Arial" w:cs="Arial"/>
+          <w:b w:val="0"/>
+          <w:sz w:val="24"/>
+        </w:rPr>
+        <w:t>4. שרת מרובה לקוחות המבוסס על Thread לכל לקוח.</w:t>
+      </w:r>
+    </w:p>
+    <w:p>
+      <w:pPr>
+        <w:jc w:val="right"/>
+        <w:bidi w:val="1"/>
+      </w:pPr>
+      <w:r>
+        <w:rPr>
+          <w:rFonts w:ascii="Arial" w:hAnsi="Arial" w:cs="Arial"/>
+          <w:b w:val="0"/>
+          <w:sz w:val="24"/>
+        </w:rPr>
+        <w:t>5. פרוטוקול הודעות עצמאי המבוסס על JSON עם כותרת אורך.</w:t>
+      </w:r>
+    </w:p>
+    <w:p>
+      <w:pPr>
+        <w:jc w:val="right"/>
+        <w:bidi w:val="1"/>
+      </w:pPr>
+      <w:r>
+        <w:rPr>
+          <w:rFonts w:ascii="Arial" w:hAnsi="Arial" w:cs="Arial"/>
+          <w:b w:val="0"/>
+          <w:sz w:val="24"/>
+        </w:rPr>
+        <w:t>6. חדרי צ'אט, כולל יצירת חדרים חדשים.</w:t>
+      </w:r>
+    </w:p>
+    <w:p>
+      <w:pPr>
+        <w:jc w:val="right"/>
+        <w:bidi w:val="1"/>
+      </w:pPr>
+      <w:r>
+        <w:rPr>
+          <w:rFonts w:ascii="Arial" w:hAnsi="Arial" w:cs="Arial"/>
+          <w:b w:val="0"/>
+          <w:sz w:val="24"/>
+        </w:rPr>
+        <w:t>7. חדרים עם סיסמה בפורמט room:password.</w:t>
+      </w:r>
+    </w:p>
+    <w:p>
+      <w:pPr>
+        <w:jc w:val="right"/>
+        <w:bidi w:val="1"/>
+      </w:pPr>
+      <w:r>
+        <w:rPr>
+          <w:rFonts w:ascii="Arial" w:hAnsi="Arial" w:cs="Arial"/>
+          <w:b w:val="0"/>
+          <w:sz w:val="24"/>
+        </w:rPr>
+        <w:t>8. שליחת הודעות טקסט ואימוג'ים.</w:t>
+      </w:r>
+    </w:p>
+    <w:p>
+      <w:pPr>
+        <w:jc w:val="right"/>
+        <w:bidi w:val="1"/>
+      </w:pPr>
+      <w:r>
+        <w:rPr>
+          <w:rFonts w:ascii="Arial" w:hAnsi="Arial" w:cs="Arial"/>
+          <w:b w:val="0"/>
+          <w:sz w:val="24"/>
+        </w:rPr>
+        <w:t>9. שליחת קבצים, תמונות וסרטונים.</w:t>
+      </w:r>
+    </w:p>
+    <w:p>
+      <w:pPr>
+        <w:jc w:val="right"/>
+        <w:bidi w:val="1"/>
+      </w:pPr>
+      <w:r>
+        <w:rPr>
+          <w:rFonts w:ascii="Arial" w:hAnsi="Arial" w:cs="Arial"/>
+          <w:b w:val="0"/>
+          <w:sz w:val="24"/>
+        </w:rPr>
+        <w:t>10. הצגת תמונות ישירות במסך הצ'אט.</w:t>
+      </w:r>
+    </w:p>
+    <w:p>
+      <w:pPr>
+        <w:jc w:val="right"/>
+        <w:bidi w:val="1"/>
+      </w:pPr>
+      <w:r>
+        <w:rPr>
+          <w:rFonts w:ascii="Arial" w:hAnsi="Arial" w:cs="Arial"/>
+          <w:b w:val="0"/>
+          <w:sz w:val="24"/>
+        </w:rPr>
+        <w:t>11. קישורים לחיצים לפתיחת קבצים וסרטונים.</w:t>
+      </w:r>
+    </w:p>
+    <w:p>
+      <w:pPr>
+        <w:jc w:val="right"/>
+        <w:bidi w:val="1"/>
+      </w:pPr>
+      <w:r>
+        <w:rPr>
+          <w:rFonts w:ascii="Arial" w:hAnsi="Arial" w:cs="Arial"/>
+          <w:b w:val="0"/>
+          <w:sz w:val="24"/>
+        </w:rPr>
+        <w:t>12. הודעות פרטיות באמצעות /dm.</w:t>
+      </w:r>
+    </w:p>
+    <w:p>
+      <w:pPr>
+        <w:jc w:val="right"/>
+        <w:bidi w:val="1"/>
+      </w:pPr>
+      <w:r>
+        <w:rPr>
+          <w:rFonts w:ascii="Arial" w:hAnsi="Arial" w:cs="Arial"/>
+          <w:b w:val="0"/>
+          <w:sz w:val="24"/>
+        </w:rPr>
+        <w:t>13. פרופיל משתמש באמצעות /profile.</w:t>
+      </w:r>
+    </w:p>
+    <w:p>
+      <w:pPr>
+        <w:jc w:val="right"/>
+        <w:bidi w:val="1"/>
+      </w:pPr>
+      <w:r>
+        <w:rPr>
+          <w:rFonts w:ascii="Arial" w:hAnsi="Arial" w:cs="Arial"/>
+          <w:b w:val="0"/>
+          <w:sz w:val="24"/>
+        </w:rPr>
+        <w:t>14. חיפוש הודעות באמצעות /search.</w:t>
+      </w:r>
+    </w:p>
+    <w:p>
+      <w:pPr>
+        <w:jc w:val="right"/>
+        <w:bidi w:val="1"/>
+      </w:pPr>
+      <w:r>
+        <w:rPr>
+          <w:rFonts w:ascii="Arial" w:hAnsi="Arial" w:cs="Arial"/>
+          <w:b w:val="0"/>
+          <w:sz w:val="24"/>
+        </w:rPr>
+        <w:t>15. חיווי הקלדה.</w:t>
+      </w:r>
+    </w:p>
+    <w:p>
+      <w:pPr>
+        <w:jc w:val="right"/>
+        <w:bidi w:val="1"/>
+      </w:pPr>
+      <w:r>
+        <w:rPr>
+          <w:rFonts w:ascii="Arial" w:hAnsi="Arial" w:cs="Arial"/>
+          <w:b w:val="0"/>
+          <w:sz w:val="24"/>
+        </w:rPr>
+        <w:t>16. אישורי קריאה כהודעות מערכת.</w:t>
+      </w:r>
+    </w:p>
+    <w:p>
+      <w:pPr>
+        <w:jc w:val="right"/>
+        <w:bidi w:val="1"/>
+      </w:pPr>
+      <w:r>
+        <w:rPr>
+          <w:rFonts w:ascii="Arial" w:hAnsi="Arial" w:cs="Arial"/>
+          <w:b w:val="0"/>
+          <w:sz w:val="24"/>
+        </w:rPr>
+        <w:t>17. בקשות חברות ורשימת חברים.</w:t>
+      </w:r>
+    </w:p>
+    <w:p>
+      <w:pPr>
+        <w:jc w:val="right"/>
+        <w:bidi w:val="1"/>
+      </w:pPr>
+      <w:r>
+        <w:rPr>
+          <w:rFonts w:ascii="Arial" w:hAnsi="Arial" w:cs="Arial"/>
+          <w:b w:val="0"/>
+          <w:sz w:val="24"/>
+        </w:rPr>
+        <w:t>18. גלריית תמונות לחדר.</w:t>
+      </w:r>
+    </w:p>
+    <w:p>
+      <w:pPr>
+        <w:jc w:val="right"/>
+        <w:bidi w:val="1"/>
+      </w:pPr>
+      <w:r>
+        <w:rPr>
+          <w:rFonts w:ascii="Arial" w:hAnsi="Arial" w:cs="Arial"/>
+          <w:b w:val="0"/>
+          <w:sz w:val="24"/>
+        </w:rPr>
+        <w:t>19. עריכה ומחיקה של הודעות לפי מזהה.</w:t>
+      </w:r>
+    </w:p>
+    <w:p>
+      <w:pPr>
+        <w:jc w:val="right"/>
+        <w:bidi w:val="1"/>
+      </w:pPr>
+      <w:r>
+        <w:rPr>
+          <w:rFonts w:ascii="Arial" w:hAnsi="Arial" w:cs="Arial"/>
+          <w:b w:val="0"/>
+          <w:sz w:val="24"/>
+        </w:rPr>
+        <w:t>20. פאנל אבטחה בסיסי דרך /admin logs.</w:t>
+      </w:r>
+    </w:p>
+    <w:p>
+      <w:pPr>
+        <w:jc w:val="right"/>
+        <w:bidi w:val="1"/>
+      </w:pPr>
+      <w:r>
+        <w:rPr>
+          <w:rFonts w:ascii="Arial" w:hAnsi="Arial" w:cs="Arial"/>
+          <w:b w:val="0"/>
+          <w:sz w:val="24"/>
+        </w:rPr>
+        <w:t>21. קוד 2FA לימודי דרך /2fa.</w:t>
+      </w:r>
+    </w:p>
+    <w:p/>
     <w:p>
       <w:pPr>
         <w:pStyle w:val="Heading2"/>
@@ -1476,51 +1030,151 @@
           <w:b/>
           <w:sz w:val="28"/>
         </w:rPr>
-        <w:t>2.3 ????? ????</w:t>
-      </w:r>
-    </w:p>
-    <w:p>
-      <w:pPr>
-        <w:jc w:val="right"/>
-        <w:bidi w:val="1"/>
-      </w:pPr>
-      <w:r>
-        <w:rPr>
-          <w:rFonts w:ascii="Arial" w:hAnsi="Arial" w:cs="Arial"/>
-          <w:b w:val="0"/>
-          <w:sz w:val="24"/>
-        </w:rPr>
-        <w:t>????? ?????: GUI -&gt; packet register -&gt; ??? -&gt; ????? ??? -&gt; hash ?????? -&gt; SQLite -&gt; ????? ok/error -&gt; GUI.</w:t>
-      </w:r>
-    </w:p>
-    <w:p>
-      <w:pPr>
-        <w:jc w:val="right"/>
-        <w:bidi w:val="1"/>
-      </w:pPr>
-      <w:r>
-        <w:rPr>
-          <w:rFonts w:ascii="Arial" w:hAnsi="Arial" w:cs="Arial"/>
-          <w:b w:val="0"/>
-          <w:sz w:val="24"/>
-        </w:rPr>
-        <w:t>????? ?????: GUI -&gt; packet message -&gt; ??? -&gt; ????? ?-SQLite -&gt; broadcast ??? ??????? ???? -&gt; ???? ?-GUI.</w:t>
-      </w:r>
-    </w:p>
-    <w:p>
-      <w:pPr>
-        <w:jc w:val="right"/>
-        <w:bidi w:val="1"/>
-      </w:pPr>
-      <w:r>
-        <w:rPr>
-          <w:rFonts w:ascii="Arial" w:hAnsi="Arial" w:cs="Arial"/>
-          <w:b w:val="0"/>
-          <w:sz w:val="24"/>
-        </w:rPr>
-        <w:t>????? ????: ????? ???? -&gt; base64 -&gt; packet file -&gt; ??? -&gt; ????? ?-uploads -&gt; broadcast -&gt; ????? ?-downloads -&gt; ???? ?? ????? ??????.</w:t>
-      </w:r>
-    </w:p>
+        <w:t>דרישות פונקציונליות</w:t>
+      </w:r>
+    </w:p>
+    <w:p/>
+    <w:p>
+      <w:pPr>
+        <w:jc w:val="right"/>
+        <w:bidi w:val="1"/>
+      </w:pPr>
+      <w:r>
+        <w:rPr>
+          <w:rFonts w:ascii="Arial" w:hAnsi="Arial" w:cs="Arial"/>
+          <w:b w:val="0"/>
+          <w:sz w:val="24"/>
+        </w:rPr>
+        <w:t>1. המערכת תאפשר למשתמש חדש להירשם.</w:t>
+      </w:r>
+    </w:p>
+    <w:p>
+      <w:pPr>
+        <w:jc w:val="right"/>
+        <w:bidi w:val="1"/>
+      </w:pPr>
+      <w:r>
+        <w:rPr>
+          <w:rFonts w:ascii="Arial" w:hAnsi="Arial" w:cs="Arial"/>
+          <w:b w:val="0"/>
+          <w:sz w:val="24"/>
+        </w:rPr>
+        <w:t>2. המערכת תאפשר למשתמש קיים להתחבר.</w:t>
+      </w:r>
+    </w:p>
+    <w:p>
+      <w:pPr>
+        <w:jc w:val="right"/>
+        <w:bidi w:val="1"/>
+      </w:pPr>
+      <w:r>
+        <w:rPr>
+          <w:rFonts w:ascii="Arial" w:hAnsi="Arial" w:cs="Arial"/>
+          <w:b w:val="0"/>
+          <w:sz w:val="24"/>
+        </w:rPr>
+        <w:t>3. המערכת תציג הודעת הצלחה או כישלון בעת הרשמה והתחברות.</w:t>
+      </w:r>
+    </w:p>
+    <w:p>
+      <w:pPr>
+        <w:jc w:val="right"/>
+        <w:bidi w:val="1"/>
+      </w:pPr>
+      <w:r>
+        <w:rPr>
+          <w:rFonts w:ascii="Arial" w:hAnsi="Arial" w:cs="Arial"/>
+          <w:b w:val="0"/>
+          <w:sz w:val="24"/>
+        </w:rPr>
+        <w:t>4. רק משתמש מחובר יוכל להיכנס למסך הצ'אט.</w:t>
+      </w:r>
+    </w:p>
+    <w:p>
+      <w:pPr>
+        <w:jc w:val="right"/>
+        <w:bidi w:val="1"/>
+      </w:pPr>
+      <w:r>
+        <w:rPr>
+          <w:rFonts w:ascii="Arial" w:hAnsi="Arial" w:cs="Arial"/>
+          <w:b w:val="0"/>
+          <w:sz w:val="24"/>
+        </w:rPr>
+        <w:t>5. השרת יוכל לטפל בכמה לקוחות בו זמנית.</w:t>
+      </w:r>
+    </w:p>
+    <w:p>
+      <w:pPr>
+        <w:jc w:val="right"/>
+        <w:bidi w:val="1"/>
+      </w:pPr>
+      <w:r>
+        <w:rPr>
+          <w:rFonts w:ascii="Arial" w:hAnsi="Arial" w:cs="Arial"/>
+          <w:b w:val="0"/>
+          <w:sz w:val="24"/>
+        </w:rPr>
+        <w:t>6. משתמש יוכל לשלוח הודעה לכל החברים בחדר.</w:t>
+      </w:r>
+    </w:p>
+    <w:p>
+      <w:pPr>
+        <w:jc w:val="right"/>
+        <w:bidi w:val="1"/>
+      </w:pPr>
+      <w:r>
+        <w:rPr>
+          <w:rFonts w:ascii="Arial" w:hAnsi="Arial" w:cs="Arial"/>
+          <w:b w:val="0"/>
+          <w:sz w:val="24"/>
+        </w:rPr>
+        <w:t>7. משתמש יוכל ליצור חדר חדש.</w:t>
+      </w:r>
+    </w:p>
+    <w:p>
+      <w:pPr>
+        <w:jc w:val="right"/>
+        <w:bidi w:val="1"/>
+      </w:pPr>
+      <w:r>
+        <w:rPr>
+          <w:rFonts w:ascii="Arial" w:hAnsi="Arial" w:cs="Arial"/>
+          <w:b w:val="0"/>
+          <w:sz w:val="24"/>
+        </w:rPr>
+        <w:t>8. משתמש יוכל להצטרף לחדר קיים.</w:t>
+      </w:r>
+    </w:p>
+    <w:p>
+      <w:pPr>
+        <w:jc w:val="right"/>
+        <w:bidi w:val="1"/>
+      </w:pPr>
+      <w:r>
+        <w:rPr>
+          <w:rFonts w:ascii="Arial" w:hAnsi="Arial" w:cs="Arial"/>
+          <w:b w:val="0"/>
+          <w:sz w:val="24"/>
+        </w:rPr>
+        <w:t>9. משתמש יוכל לשלוח קובץ, תמונה או סרטון.</w:t>
+      </w:r>
+    </w:p>
+    <w:p>
+      <w:pPr>
+        <w:jc w:val="right"/>
+        <w:bidi w:val="1"/>
+      </w:pPr>
+      <w:r>
+        <w:rPr>
+          <w:rFonts w:ascii="Arial" w:hAnsi="Arial" w:cs="Arial"/>
+          <w:b w:val="0"/>
+          <w:sz w:val="24"/>
+        </w:rPr>
+        <w:t>10. משתמש יוכל לפתוח קובץ שהתקבל מתוך הצ'אט.</w:t>
+      </w:r>
+    </w:p>
+    <w:p/>
     <w:p>
       <w:pPr>
         <w:pStyle w:val="Heading2"/>
@@ -1533,51 +1187,596 @@
           <w:b/>
           <w:sz w:val="28"/>
         </w:rPr>
-        <w:t>2.4 ?????????? ???????</w:t>
-      </w:r>
-    </w:p>
-    <w:p>
-      <w:pPr>
-        <w:jc w:val="right"/>
-        <w:bidi w:val="1"/>
-      </w:pPr>
-      <w:r>
-        <w:rPr>
-          <w:rFonts w:ascii="Arial" w:hAnsi="Arial" w:cs="Arial"/>
-          <w:b w:val="0"/>
-          <w:sz w:val="24"/>
-        </w:rPr>
-        <w:t>???????? ????????: ????? 4 ???? ?? ????, ????? ????, ????? payload, ????? UTF-8, ???? ?-JSON ?????? type.</w:t>
-      </w:r>
-    </w:p>
-    <w:p>
-      <w:pPr>
-        <w:jc w:val="right"/>
-        <w:bidi w:val="1"/>
-      </w:pPr>
-      <w:r>
-        <w:rPr>
-          <w:rFonts w:ascii="Arial" w:hAnsi="Arial" w:cs="Arial"/>
-          <w:b w:val="0"/>
-          <w:sz w:val="24"/>
-        </w:rPr>
-        <w:t>???????? ??? ????? ??????: accept ?????? ???, ????? TLS, ????? ClientHandler, ????? Thread, ????? ???? packets.</w:t>
-      </w:r>
-    </w:p>
-    <w:p>
-      <w:pPr>
-        <w:jc w:val="right"/>
-        <w:bidi w:val="1"/>
-      </w:pPr>
-      <w:r>
-        <w:rPr>
-          <w:rFonts w:ascii="Arial" w:hAnsi="Arial" w:cs="Arial"/>
-          <w:b w:val="0"/>
-          <w:sz w:val="24"/>
-        </w:rPr>
-        <w:t>???????? ????? ?????: ????? salt, ????? PBKDF2, ????? iterations/salt/hash, ????? ??????? hmac.compare_digest.</w:t>
-      </w:r>
-    </w:p>
+        <w:t>דרישות לא פונקציונליות</w:t>
+      </w:r>
+    </w:p>
+    <w:p/>
+    <w:p>
+      <w:pPr>
+        <w:jc w:val="right"/>
+        <w:bidi w:val="1"/>
+      </w:pPr>
+      <w:r>
+        <w:rPr>
+          <w:rFonts w:ascii="Arial" w:hAnsi="Arial" w:cs="Arial"/>
+          <w:b w:val="0"/>
+          <w:sz w:val="24"/>
+        </w:rPr>
+        <w:t>1. השרת לא יקרוס כאשר לקוח מתנתק.</w:t>
+      </w:r>
+    </w:p>
+    <w:p>
+      <w:pPr>
+        <w:jc w:val="right"/>
+        <w:bidi w:val="1"/>
+      </w:pPr>
+      <w:r>
+        <w:rPr>
+          <w:rFonts w:ascii="Arial" w:hAnsi="Arial" w:cs="Arial"/>
+          <w:b w:val="0"/>
+          <w:sz w:val="24"/>
+        </w:rPr>
+        <w:t>2. השרת יבדוק קלטים בעייתיים.</w:t>
+      </w:r>
+    </w:p>
+    <w:p>
+      <w:pPr>
+        <w:jc w:val="right"/>
+        <w:bidi w:val="1"/>
+      </w:pPr>
+      <w:r>
+        <w:rPr>
+          <w:rFonts w:ascii="Arial" w:hAnsi="Arial" w:cs="Arial"/>
+          <w:b w:val="0"/>
+          <w:sz w:val="24"/>
+        </w:rPr>
+        <w:t>3. המערכת תגביל גודל הודעות וקבצים.</w:t>
+      </w:r>
+    </w:p>
+    <w:p>
+      <w:pPr>
+        <w:jc w:val="right"/>
+        <w:bidi w:val="1"/>
+      </w:pPr>
+      <w:r>
+        <w:rPr>
+          <w:rFonts w:ascii="Arial" w:hAnsi="Arial" w:cs="Arial"/>
+          <w:b w:val="0"/>
+          <w:sz w:val="24"/>
+        </w:rPr>
+        <w:t>4. המידע הרגיש יעבור בתקשורת מוצפנת.</w:t>
+      </w:r>
+    </w:p>
+    <w:p>
+      <w:pPr>
+        <w:jc w:val="right"/>
+        <w:bidi w:val="1"/>
+      </w:pPr>
+      <w:r>
+        <w:rPr>
+          <w:rFonts w:ascii="Arial" w:hAnsi="Arial" w:cs="Arial"/>
+          <w:b w:val="0"/>
+          <w:sz w:val="24"/>
+        </w:rPr>
+        <w:t>5. הקוד יחולק למחלקות וקבצים בצורה ברורה.</w:t>
+      </w:r>
+    </w:p>
+    <w:p>
+      <w:pPr>
+        <w:jc w:val="right"/>
+        <w:bidi w:val="1"/>
+      </w:pPr>
+      <w:r>
+        <w:rPr>
+          <w:rFonts w:ascii="Arial" w:hAnsi="Arial" w:cs="Arial"/>
+          <w:b w:val="0"/>
+          <w:sz w:val="24"/>
+        </w:rPr>
+        <w:t>6. הממשק יהיה אינטראקטיבי ונוח להדגמה.</w:t>
+      </w:r>
+    </w:p>
+    <w:p/>
+    <w:p>
+      <w:r>
+        <w:br w:type="page"/>
+      </w:r>
+    </w:p>
+    <w:p/>
+    <w:p>
+      <w:pPr>
+        <w:pStyle w:val="Heading1"/>
+        <w:jc w:val="right"/>
+        <w:bidi w:val="1"/>
+      </w:pPr>
+      <w:r>
+        <w:rPr>
+          <w:rFonts w:ascii="Arial" w:hAnsi="Arial" w:cs="Arial"/>
+          <w:b/>
+          <w:sz w:val="32"/>
+        </w:rPr>
+        <w:t>3. לוח זמנים</w:t>
+      </w:r>
+    </w:p>
+    <w:p/>
+    <w:p>
+      <w:pPr>
+        <w:jc w:val="right"/>
+        <w:bidi w:val="1"/>
+      </w:pPr>
+      <w:r>
+        <w:rPr>
+          <w:rFonts w:ascii="Arial" w:hAnsi="Arial" w:cs="Arial"/>
+          <w:b w:val="0"/>
+          <w:sz w:val="24"/>
+        </w:rPr>
+        <w:t>1. שלב רעיון ואפיון</w:t>
+      </w:r>
+    </w:p>
+    <w:p>
+      <w:pPr>
+        <w:jc w:val="right"/>
+        <w:bidi w:val="1"/>
+      </w:pPr>
+      <w:r>
+        <w:rPr>
+          <w:rFonts w:ascii="Arial" w:hAnsi="Arial" w:cs="Arial"/>
+          <w:b w:val="0"/>
+          <w:sz w:val="24"/>
+        </w:rPr>
+        <w:t xml:space="preserve">   בחירת נושא הצ'אט המאובטח, הגדרת משתמשים, הגדרת יכולות חובה ותכנון כללי של המערכת.</w:t>
+      </w:r>
+    </w:p>
+    <w:p/>
+    <w:p>
+      <w:pPr>
+        <w:jc w:val="right"/>
+        <w:bidi w:val="1"/>
+      </w:pPr>
+      <w:r>
+        <w:rPr>
+          <w:rFonts w:ascii="Arial" w:hAnsi="Arial" w:cs="Arial"/>
+          <w:b w:val="0"/>
+          <w:sz w:val="24"/>
+        </w:rPr>
+        <w:t>2. שלב תכנון ארכיטקטורה</w:t>
+      </w:r>
+    </w:p>
+    <w:p>
+      <w:pPr>
+        <w:jc w:val="right"/>
+        <w:bidi w:val="1"/>
+      </w:pPr>
+      <w:r>
+        <w:rPr>
+          <w:rFonts w:ascii="Arial" w:hAnsi="Arial" w:cs="Arial"/>
+          <w:b w:val="0"/>
+          <w:sz w:val="24"/>
+        </w:rPr>
+        <w:t xml:space="preserve">   החלטה על שרת מרכזי, לקוחות גרפיים, בסיס נתונים SQLite, פרוטוקול JSON והצפנת TLS.</w:t>
+      </w:r>
+    </w:p>
+    <w:p/>
+    <w:p>
+      <w:pPr>
+        <w:jc w:val="right"/>
+        <w:bidi w:val="1"/>
+      </w:pPr>
+      <w:r>
+        <w:rPr>
+          <w:rFonts w:ascii="Arial" w:hAnsi="Arial" w:cs="Arial"/>
+          <w:b w:val="0"/>
+          <w:sz w:val="24"/>
+        </w:rPr>
+        <w:t>3. שלב מימוש בסיסי</w:t>
+      </w:r>
+    </w:p>
+    <w:p>
+      <w:pPr>
+        <w:jc w:val="right"/>
+        <w:bidi w:val="1"/>
+      </w:pPr>
+      <w:r>
+        <w:rPr>
+          <w:rFonts w:ascii="Arial" w:hAnsi="Arial" w:cs="Arial"/>
+          <w:b w:val="0"/>
+          <w:sz w:val="24"/>
+        </w:rPr>
+        <w:t xml:space="preserve">   בניית שרת סוקטים, לקוח Tkinter, הרשמה, התחברות ושליחת הודעות.</w:t>
+      </w:r>
+    </w:p>
+    <w:p/>
+    <w:p>
+      <w:pPr>
+        <w:jc w:val="right"/>
+        <w:bidi w:val="1"/>
+      </w:pPr>
+      <w:r>
+        <w:rPr>
+          <w:rFonts w:ascii="Arial" w:hAnsi="Arial" w:cs="Arial"/>
+          <w:b w:val="0"/>
+          <w:sz w:val="24"/>
+        </w:rPr>
+        <w:t>4. שלב אבטחה</w:t>
+      </w:r>
+    </w:p>
+    <w:p>
+      <w:pPr>
+        <w:jc w:val="right"/>
+        <w:bidi w:val="1"/>
+      </w:pPr>
+      <w:r>
+        <w:rPr>
+          <w:rFonts w:ascii="Arial" w:hAnsi="Arial" w:cs="Arial"/>
+          <w:b w:val="0"/>
+          <w:sz w:val="24"/>
+        </w:rPr>
+        <w:t xml:space="preserve">   הוספת TLS, hashing לסיסמאות, בדיקות קלט והגבלות גודל.</w:t>
+      </w:r>
+    </w:p>
+    <w:p/>
+    <w:p>
+      <w:pPr>
+        <w:jc w:val="right"/>
+        <w:bidi w:val="1"/>
+      </w:pPr>
+      <w:r>
+        <w:rPr>
+          <w:rFonts w:ascii="Arial" w:hAnsi="Arial" w:cs="Arial"/>
+          <w:b w:val="0"/>
+          <w:sz w:val="24"/>
+        </w:rPr>
+        <w:t>5. שלב יכולות מתקדמות</w:t>
+      </w:r>
+    </w:p>
+    <w:p>
+      <w:pPr>
+        <w:jc w:val="right"/>
+        <w:bidi w:val="1"/>
+      </w:pPr>
+      <w:r>
+        <w:rPr>
+          <w:rFonts w:ascii="Arial" w:hAnsi="Arial" w:cs="Arial"/>
+          <w:b w:val="0"/>
+          <w:sz w:val="24"/>
+        </w:rPr>
+        <w:t xml:space="preserve">   הוספת חדרים, קבצים, תמונות, סרטונים, הודעות פרטיות, חיפוש, חברים ופאנל מנהל.</w:t>
+      </w:r>
+    </w:p>
+    <w:p/>
+    <w:p>
+      <w:pPr>
+        <w:jc w:val="right"/>
+        <w:bidi w:val="1"/>
+      </w:pPr>
+      <w:r>
+        <w:rPr>
+          <w:rFonts w:ascii="Arial" w:hAnsi="Arial" w:cs="Arial"/>
+          <w:b w:val="0"/>
+          <w:sz w:val="24"/>
+        </w:rPr>
+        <w:t>6. שלב בדיקות</w:t>
+      </w:r>
+    </w:p>
+    <w:p>
+      <w:pPr>
+        <w:jc w:val="right"/>
+        <w:bidi w:val="1"/>
+      </w:pPr>
+      <w:r>
+        <w:rPr>
+          <w:rFonts w:ascii="Arial" w:hAnsi="Arial" w:cs="Arial"/>
+          <w:b w:val="0"/>
+          <w:sz w:val="24"/>
+        </w:rPr>
+        <w:t xml:space="preserve">   הרצת כמה לקוחות במקביל, בדיקת הרשמה, התחברות, הודעות, קבצים וחדרים.</w:t>
+      </w:r>
+    </w:p>
+    <w:p/>
+    <w:p>
+      <w:pPr>
+        <w:jc w:val="right"/>
+        <w:bidi w:val="1"/>
+      </w:pPr>
+      <w:r>
+        <w:rPr>
+          <w:rFonts w:ascii="Arial" w:hAnsi="Arial" w:cs="Arial"/>
+          <w:b w:val="0"/>
+          <w:sz w:val="24"/>
+        </w:rPr>
+        <w:t>7. שלב תיעוד</w:t>
+      </w:r>
+    </w:p>
+    <w:p>
+      <w:pPr>
+        <w:jc w:val="right"/>
+        <w:bidi w:val="1"/>
+      </w:pPr>
+      <w:r>
+        <w:rPr>
+          <w:rFonts w:ascii="Arial" w:hAnsi="Arial" w:cs="Arial"/>
+          <w:b w:val="0"/>
+          <w:sz w:val="24"/>
+        </w:rPr>
+        <w:t xml:space="preserve">   כתיבת ספר הפרויקט, מדריך משתמש, בדיקות וסיכום אישי.</w:t>
+      </w:r>
+    </w:p>
+    <w:p/>
+    <w:p>
+      <w:r>
+        <w:br w:type="page"/>
+      </w:r>
+    </w:p>
+    <w:p/>
+    <w:p>
+      <w:pPr>
+        <w:pStyle w:val="Heading1"/>
+        <w:jc w:val="right"/>
+        <w:bidi w:val="1"/>
+      </w:pPr>
+      <w:r>
+        <w:rPr>
+          <w:rFonts w:ascii="Arial" w:hAnsi="Arial" w:cs="Arial"/>
+          <w:b/>
+          <w:sz w:val="32"/>
+        </w:rPr>
+        <w:t>4. ניהול סיכונים</w:t>
+      </w:r>
+    </w:p>
+    <w:p/>
+    <w:p>
+      <w:pPr>
+        <w:jc w:val="right"/>
+        <w:bidi w:val="1"/>
+      </w:pPr>
+      <w:r>
+        <w:rPr>
+          <w:rFonts w:ascii="Arial" w:hAnsi="Arial" w:cs="Arial"/>
+          <w:b w:val="0"/>
+          <w:sz w:val="24"/>
+        </w:rPr>
+        <w:t>1. סיכון: השרת קורס כאשר לקוח מתנתק בפתאומיות.</w:t>
+      </w:r>
+    </w:p>
+    <w:p>
+      <w:pPr>
+        <w:jc w:val="right"/>
+        <w:bidi w:val="1"/>
+      </w:pPr>
+      <w:r>
+        <w:rPr>
+          <w:rFonts w:ascii="Arial" w:hAnsi="Arial" w:cs="Arial"/>
+          <w:b w:val="0"/>
+          <w:sz w:val="24"/>
+        </w:rPr>
+        <w:t xml:space="preserve">   פתרון: שימוש ב-try/except וסגירת חיבור בצורה מבוקרת.</w:t>
+      </w:r>
+    </w:p>
+    <w:p/>
+    <w:p>
+      <w:pPr>
+        <w:jc w:val="right"/>
+        <w:bidi w:val="1"/>
+      </w:pPr>
+      <w:r>
+        <w:rPr>
+          <w:rFonts w:ascii="Arial" w:hAnsi="Arial" w:cs="Arial"/>
+          <w:b w:val="0"/>
+          <w:sz w:val="24"/>
+        </w:rPr>
+        <w:t>2. סיכון: משתמש שולח הודעה גדולה מדי.</w:t>
+      </w:r>
+    </w:p>
+    <w:p>
+      <w:pPr>
+        <w:jc w:val="right"/>
+        <w:bidi w:val="1"/>
+      </w:pPr>
+      <w:r>
+        <w:rPr>
+          <w:rFonts w:ascii="Arial" w:hAnsi="Arial" w:cs="Arial"/>
+          <w:b w:val="0"/>
+          <w:sz w:val="24"/>
+        </w:rPr>
+        <w:t xml:space="preserve">   פתרון: הגבלת גודל packet וגודל הודעה.</w:t>
+      </w:r>
+    </w:p>
+    <w:p/>
+    <w:p>
+      <w:pPr>
+        <w:jc w:val="right"/>
+        <w:bidi w:val="1"/>
+      </w:pPr>
+      <w:r>
+        <w:rPr>
+          <w:rFonts w:ascii="Arial" w:hAnsi="Arial" w:cs="Arial"/>
+          <w:b w:val="0"/>
+          <w:sz w:val="24"/>
+        </w:rPr>
+        <w:t>3. סיכון: משתמש שולח קובץ גדול מדי.</w:t>
+      </w:r>
+    </w:p>
+    <w:p>
+      <w:pPr>
+        <w:jc w:val="right"/>
+        <w:bidi w:val="1"/>
+      </w:pPr>
+      <w:r>
+        <w:rPr>
+          <w:rFonts w:ascii="Arial" w:hAnsi="Arial" w:cs="Arial"/>
+          <w:b w:val="0"/>
+          <w:sz w:val="24"/>
+        </w:rPr>
+        <w:t xml:space="preserve">   פתרון: הגבלת גודל קובץ בקבוע MAX_FILE_SIZE.</w:t>
+      </w:r>
+    </w:p>
+    <w:p/>
+    <w:p>
+      <w:pPr>
+        <w:jc w:val="right"/>
+        <w:bidi w:val="1"/>
+      </w:pPr>
+      <w:r>
+        <w:rPr>
+          <w:rFonts w:ascii="Arial" w:hAnsi="Arial" w:cs="Arial"/>
+          <w:b w:val="0"/>
+          <w:sz w:val="24"/>
+        </w:rPr>
+        <w:t>4. סיכון: SQL Injection.</w:t>
+      </w:r>
+    </w:p>
+    <w:p>
+      <w:pPr>
+        <w:jc w:val="right"/>
+        <w:bidi w:val="1"/>
+      </w:pPr>
+      <w:r>
+        <w:rPr>
+          <w:rFonts w:ascii="Arial" w:hAnsi="Arial" w:cs="Arial"/>
+          <w:b w:val="0"/>
+          <w:sz w:val="24"/>
+        </w:rPr>
+        <w:t xml:space="preserve">   פתרון: שימוש בשאילתות עם פרמטרים במקום חיבור מחרוזות SQL.</w:t>
+      </w:r>
+    </w:p>
+    <w:p/>
+    <w:p>
+      <w:pPr>
+        <w:jc w:val="right"/>
+        <w:bidi w:val="1"/>
+      </w:pPr>
+      <w:r>
+        <w:rPr>
+          <w:rFonts w:ascii="Arial" w:hAnsi="Arial" w:cs="Arial"/>
+          <w:b w:val="0"/>
+          <w:sz w:val="24"/>
+        </w:rPr>
+        <w:t>5. סיכון: שמירת סיסמאות כטקסט גלוי.</w:t>
+      </w:r>
+    </w:p>
+    <w:p>
+      <w:pPr>
+        <w:jc w:val="right"/>
+        <w:bidi w:val="1"/>
+      </w:pPr>
+      <w:r>
+        <w:rPr>
+          <w:rFonts w:ascii="Arial" w:hAnsi="Arial" w:cs="Arial"/>
+          <w:b w:val="0"/>
+          <w:sz w:val="24"/>
+        </w:rPr>
+        <w:t xml:space="preserve">   פתרון: שמירת סיסמאות באמצעות PBKDF2 עם salt.</w:t>
+      </w:r>
+    </w:p>
+    <w:p/>
+    <w:p>
+      <w:pPr>
+        <w:jc w:val="right"/>
+        <w:bidi w:val="1"/>
+      </w:pPr>
+      <w:r>
+        <w:rPr>
+          <w:rFonts w:ascii="Arial" w:hAnsi="Arial" w:cs="Arial"/>
+          <w:b w:val="0"/>
+          <w:sz w:val="24"/>
+        </w:rPr>
+        <w:t>6. סיכון: האזנה לתעבורה ברשת.</w:t>
+      </w:r>
+    </w:p>
+    <w:p>
+      <w:pPr>
+        <w:jc w:val="right"/>
+        <w:bidi w:val="1"/>
+      </w:pPr>
+      <w:r>
+        <w:rPr>
+          <w:rFonts w:ascii="Arial" w:hAnsi="Arial" w:cs="Arial"/>
+          <w:b w:val="0"/>
+          <w:sz w:val="24"/>
+        </w:rPr>
+        <w:t xml:space="preserve">   פתרון: שימוש ב-TLS להצפנת התקשורת.</w:t>
+      </w:r>
+    </w:p>
+    <w:p/>
+    <w:p>
+      <w:pPr>
+        <w:jc w:val="right"/>
+        <w:bidi w:val="1"/>
+      </w:pPr>
+      <w:r>
+        <w:rPr>
+          <w:rFonts w:ascii="Arial" w:hAnsi="Arial" w:cs="Arial"/>
+          <w:b w:val="0"/>
+          <w:sz w:val="24"/>
+        </w:rPr>
+        <w:t>7. סיכון: שם קובץ מסוכן עם נתיב כמו ../.</w:t>
+      </w:r>
+    </w:p>
+    <w:p>
+      <w:pPr>
+        <w:jc w:val="right"/>
+        <w:bidi w:val="1"/>
+      </w:pPr>
+      <w:r>
+        <w:rPr>
+          <w:rFonts w:ascii="Arial" w:hAnsi="Arial" w:cs="Arial"/>
+          <w:b w:val="0"/>
+          <w:sz w:val="24"/>
+        </w:rPr>
+        <w:t xml:space="preserve">   פתרון: ניקוי שם הקובץ והחלפת תווי נתיב.</w:t>
+      </w:r>
+    </w:p>
+    <w:p/>
+    <w:p>
+      <w:pPr>
+        <w:jc w:val="right"/>
+        <w:bidi w:val="1"/>
+      </w:pPr>
+      <w:r>
+        <w:rPr>
+          <w:rFonts w:ascii="Arial" w:hAnsi="Arial" w:cs="Arial"/>
+          <w:b w:val="0"/>
+          <w:sz w:val="24"/>
+        </w:rPr>
+        <w:t>8. סיכון: עומס בגלל לקוחות מרובים.</w:t>
+      </w:r>
+    </w:p>
+    <w:p>
+      <w:pPr>
+        <w:jc w:val="right"/>
+        <w:bidi w:val="1"/>
+      </w:pPr>
+      <w:r>
+        <w:rPr>
+          <w:rFonts w:ascii="Arial" w:hAnsi="Arial" w:cs="Arial"/>
+          <w:b w:val="0"/>
+          <w:sz w:val="24"/>
+        </w:rPr>
+        <w:t xml:space="preserve">   פתרון: כל לקוח מטופל בתהליכון נפרד.</w:t>
+      </w:r>
+    </w:p>
+    <w:p/>
+    <w:p>
+      <w:r>
+        <w:br w:type="page"/>
+      </w:r>
+    </w:p>
+    <w:p/>
+    <w:p>
+      <w:pPr>
+        <w:pStyle w:val="Heading1"/>
+        <w:jc w:val="right"/>
+        <w:bidi w:val="1"/>
+      </w:pPr>
+      <w:r>
+        <w:rPr>
+          <w:rFonts w:ascii="Arial" w:hAnsi="Arial" w:cs="Arial"/>
+          <w:b/>
+          <w:sz w:val="32"/>
+        </w:rPr>
+        <w:t>5. תיאור תחום הידע</w:t>
+      </w:r>
+    </w:p>
+    <w:p/>
     <w:p>
       <w:pPr>
         <w:pStyle w:val="Heading2"/>
@@ -1590,23 +1789,40 @@
           <w:b/>
           <w:sz w:val="28"/>
         </w:rPr>
-        <w:t>2.5 ????? ????? ???????</w:t>
-      </w:r>
-    </w:p>
-    <w:p>
-      <w:pPr>
-        <w:jc w:val="right"/>
-        <w:bidi w:val="1"/>
-      </w:pPr>
-      <w:r>
-        <w:rPr>
-          <w:rFonts w:ascii="Arial" w:hAnsi="Arial" w:cs="Arial"/>
-          <w:b w:val="0"/>
-          <w:sz w:val="24"/>
-        </w:rPr>
-        <w:t>??? ?????: Python 3.10+, Cursor/VS Code, PowerShell, Git, GitHub. ??????: cryptography, Pillow, python-docx ?????? ????. ??????: ???? ???, ??? ??????, ?????? ?????, ???????, ?????? ??????.</w:t>
-      </w:r>
-    </w:p>
+        <w:t>רשתות תקשורת</w:t>
+      </w:r>
+    </w:p>
+    <w:p/>
+    <w:p>
+      <w:pPr>
+        <w:jc w:val="right"/>
+        <w:bidi w:val="1"/>
+      </w:pPr>
+      <w:r>
+        <w:rPr>
+          <w:rFonts w:ascii="Arial" w:hAnsi="Arial" w:cs="Arial"/>
+          <w:b w:val="0"/>
+          <w:sz w:val="24"/>
+        </w:rPr>
+        <w:t>המערכת משתמשת בתקשורת TCP. TCP מתאים לפרויקט כי הוא מספק העברה אמינה של מידע. בצ'אט חשוב שהודעה תגיע בשלמותה ובסדר נכון, ולכן TCP מתאים יותר מ-UDP.</w:t>
+      </w:r>
+    </w:p>
+    <w:p/>
+    <w:p>
+      <w:pPr>
+        <w:jc w:val="right"/>
+        <w:bidi w:val="1"/>
+      </w:pPr>
+      <w:r>
+        <w:rPr>
+          <w:rFonts w:ascii="Arial" w:hAnsi="Arial" w:cs="Arial"/>
+          <w:b w:val="0"/>
+          <w:sz w:val="24"/>
+        </w:rPr>
+        <w:t>הלקוח מתחבר לכתובת IP ול-port של השרת. ברירת המחדל היא 127.0.0.1:5050, כלומר ריצה מקומית על אותו מחשב. ניתן לשנות את הכתובת כדי להריץ את המערכת ברשת מקומית.</w:t>
+      </w:r>
+    </w:p>
+    <w:p/>
     <w:p>
       <w:pPr>
         <w:pStyle w:val="Heading2"/>
@@ -1619,37 +1835,25 @@
           <w:b/>
           <w:sz w:val="28"/>
         </w:rPr>
-        <w:t>2.6 ???????? ???????</w:t>
-      </w:r>
-    </w:p>
-    <w:p>
-      <w:pPr>
-        <w:jc w:val="right"/>
-        <w:bidi w:val="1"/>
-      </w:pPr>
-      <w:r>
-        <w:rPr>
-          <w:rFonts w:ascii="Arial" w:hAnsi="Arial" w:cs="Arial"/>
-          <w:b w:val="0"/>
-          <w:sz w:val="24"/>
-        </w:rPr>
-        <w:t>?? ????? ????????? ????? ?-4 ???? ???????? ?? ???? ?????? ???????? JSON. ??????? ????? ??????: register, login, message, file, join, create_room, rooms, users, command, typing, read_receipt, download_event.</w:t>
-      </w:r>
-    </w:p>
-    <w:p>
-      <w:pPr>
-        <w:jc w:val="right"/>
-        <w:bidi w:val="1"/>
-      </w:pPr>
-      <w:r>
-        <w:rPr>
-          <w:rFonts w:ascii="Arial" w:hAnsi="Arial" w:cs="Arial"/>
-          <w:b w:val="0"/>
-          <w:sz w:val="24"/>
-        </w:rPr>
-        <w:t>???? register: type, username, password. ???? message: type, body. ???? file: type, filename, kind, mime_type, data.</w:t>
-      </w:r>
-    </w:p>
+        <w:t>מודל לקוח-שרת</w:t>
+      </w:r>
+    </w:p>
+    <w:p/>
+    <w:p>
+      <w:pPr>
+        <w:jc w:val="right"/>
+        <w:bidi w:val="1"/>
+      </w:pPr>
+      <w:r>
+        <w:rPr>
+          <w:rFonts w:ascii="Arial" w:hAnsi="Arial" w:cs="Arial"/>
+          <w:b w:val="0"/>
+          <w:sz w:val="24"/>
+        </w:rPr>
+        <w:t>השרת הוא רכיב מרכזי שמקבל חיבורים מכל הלקוחות. כל לקוח שולח בקשות לשרת, והשרת מחליט למי להעביר את המידע. לדוגמה, כאשר משתמש שולח הודעה בחדר, השרת שולח אותה לכל המשתמשים שנמצאים באותו חדר.</w:t>
+      </w:r>
+    </w:p>
+    <w:p/>
     <w:p>
       <w:pPr>
         <w:pStyle w:val="Heading2"/>
@@ -1662,65 +1866,25 @@
           <w:b/>
           <w:sz w:val="28"/>
         </w:rPr>
-        <w:t>2.7 ???? ??????</w:t>
-      </w:r>
-    </w:p>
-    <w:p>
-      <w:pPr>
-        <w:jc w:val="right"/>
-        <w:bidi w:val="1"/>
-      </w:pPr>
-      <w:r>
-        <w:rPr>
-          <w:rFonts w:ascii="Arial" w:hAnsi="Arial" w:cs="Arial"/>
-          <w:b w:val="0"/>
-          <w:sz w:val="24"/>
-        </w:rPr>
-        <w:t>??? ????? ??????: ???? ?? ????? ??????, ???? ?????? ????? ?? ?????.</w:t>
-      </w:r>
-    </w:p>
-    <w:p>
-      <w:pPr>
-        <w:jc w:val="right"/>
-        <w:bidi w:val="1"/>
-      </w:pPr>
-      <w:r>
-        <w:rPr>
-          <w:rFonts w:ascii="Arial" w:hAnsi="Arial" w:cs="Arial"/>
-          <w:b w:val="0"/>
-          <w:sz w:val="24"/>
-        </w:rPr>
-        <w:t>??? ?'??: ???? ?????, ??????, ??????? ???????, ??? ?????, ?????? ?????'??, ????? ????, ????? ?????, ????? ????? ????? ???????.</w:t>
-      </w:r>
-    </w:p>
-    <w:p>
-      <w:pPr>
-        <w:jc w:val="right"/>
-        <w:bidi w:val="1"/>
-      </w:pPr>
-      <w:r>
-        <w:rPr>
-          <w:rFonts w:ascii="Arial" w:hAnsi="Arial" w:cs="Arial"/>
-          <w:b w:val="0"/>
-          <w:sz w:val="24"/>
-        </w:rPr>
-        <w:t>???/???? ??????: ???? ?????? Commands Help ????? ?? ??????? ????????.</w:t>
-      </w:r>
-    </w:p>
-    <w:p>
-      <w:pPr>
-        <w:jc w:val="right"/>
-        <w:bidi w:val="1"/>
-      </w:pPr>
-      <w:r>
-        <w:rPr>
-          <w:rFonts w:ascii="Arial" w:hAnsi="Arial" w:cs="Arial"/>
-          <w:b w:val="0"/>
-          <w:sz w:val="24"/>
-        </w:rPr>
-        <w:t>?? ?????? ????? ????? ?????? ??? ????? ?? ?? ???.</w:t>
-      </w:r>
-    </w:p>
+        <w:t>סוקטים</w:t>
+      </w:r>
+    </w:p>
+    <w:p/>
+    <w:p>
+      <w:pPr>
+        <w:jc w:val="right"/>
+        <w:bidi w:val="1"/>
+      </w:pPr>
+      <w:r>
+        <w:rPr>
+          <w:rFonts w:ascii="Arial" w:hAnsi="Arial" w:cs="Arial"/>
+          <w:b w:val="0"/>
+          <w:sz w:val="24"/>
+        </w:rPr>
+        <w:t>Socket הוא נקודת קצה לתקשורת ברשת. בפרויקט יש socket בצד השרת שמאזין לחיבורים, ו-socket בצד הלקוח שמתחבר לשרת.</w:t>
+      </w:r>
+    </w:p>
+    <w:p/>
     <w:p>
       <w:pPr>
         <w:pStyle w:val="Heading2"/>
@@ -1733,93 +1897,25 @@
           <w:b/>
           <w:sz w:val="28"/>
         </w:rPr>
-        <w:t>2.8 ???? ??????</w:t>
-      </w:r>
-    </w:p>
-    <w:p>
-      <w:pPr>
-        <w:jc w:val="right"/>
-        <w:bidi w:val="1"/>
-      </w:pPr>
-      <w:r>
-        <w:rPr>
-          <w:rFonts w:ascii="Arial" w:hAnsi="Arial" w:cs="Arial"/>
-          <w:b w:val="0"/>
-          <w:sz w:val="24"/>
-        </w:rPr>
-        <w:t>???? users: username ????? ????, password_hash, created_at, is_admin, profile_status.</w:t>
-      </w:r>
-    </w:p>
-    <w:p>
-      <w:pPr>
-        <w:jc w:val="right"/>
-        <w:bidi w:val="1"/>
-      </w:pPr>
-      <w:r>
-        <w:rPr>
-          <w:rFonts w:ascii="Arial" w:hAnsi="Arial" w:cs="Arial"/>
-          <w:b w:val="0"/>
-          <w:sz w:val="24"/>
-        </w:rPr>
-        <w:t>???? messages: id ????? ????, sender, room, body, created_at, edited_at, deleted.</w:t>
-      </w:r>
-    </w:p>
-    <w:p>
-      <w:pPr>
-        <w:jc w:val="right"/>
-        <w:bidi w:val="1"/>
-      </w:pPr>
-      <w:r>
-        <w:rPr>
-          <w:rFonts w:ascii="Arial" w:hAnsi="Arial" w:cs="Arial"/>
-          <w:b w:val="0"/>
-          <w:sz w:val="24"/>
-        </w:rPr>
-        <w:t>???? rooms: name ????? ????, created_by, created_at, password_hash, owner.</w:t>
-      </w:r>
-    </w:p>
-    <w:p>
-      <w:pPr>
-        <w:jc w:val="right"/>
-        <w:bidi w:val="1"/>
-      </w:pPr>
-      <w:r>
-        <w:rPr>
-          <w:rFonts w:ascii="Arial" w:hAnsi="Arial" w:cs="Arial"/>
-          <w:b w:val="0"/>
-          <w:sz w:val="24"/>
-        </w:rPr>
-        <w:t>???? audit_log: id, event_type, details, created_at.</w:t>
-      </w:r>
-    </w:p>
-    <w:p>
-      <w:pPr>
-        <w:jc w:val="right"/>
-        <w:bidi w:val="1"/>
-      </w:pPr>
-      <w:r>
-        <w:rPr>
-          <w:rFonts w:ascii="Arial" w:hAnsi="Arial" w:cs="Arial"/>
-          <w:b w:val="0"/>
-          <w:sz w:val="24"/>
-        </w:rPr>
-        <w:t>???? friends: requester, receiver, status, created_at.</w:t>
-      </w:r>
-    </w:p>
-    <w:p>
-      <w:pPr>
-        <w:jc w:val="right"/>
-        <w:bidi w:val="1"/>
-      </w:pPr>
-      <w:r>
-        <w:rPr>
-          <w:rFonts w:ascii="Arial" w:hAnsi="Arial" w:cs="Arial"/>
-          <w:b w:val="0"/>
-          <w:sz w:val="24"/>
-        </w:rPr>
-        <w:t>???? downloads: id, username, filename, created_at.</w:t>
-      </w:r>
-    </w:p>
+        <w:t>Thread</w:t>
+      </w:r>
+    </w:p>
+    <w:p/>
+    <w:p>
+      <w:pPr>
+        <w:jc w:val="right"/>
+        <w:bidi w:val="1"/>
+      </w:pPr>
+      <w:r>
+        <w:rPr>
+          <w:rFonts w:ascii="Arial" w:hAnsi="Arial" w:cs="Arial"/>
+          <w:b w:val="0"/>
+          <w:sz w:val="24"/>
+        </w:rPr>
+        <w:t>Thread הוא תהליכון שמאפשר להריץ כמה משימות במקביל בתוך אותו תהליך. בפרויקט השרת יוצר Thread לכל לקוח. כך לקוח אחד לא חוסם לקוחות אחרים.</w:t>
+      </w:r>
+    </w:p>
+    <w:p/>
     <w:p>
       <w:pPr>
         <w:pStyle w:val="Heading2"/>
@@ -1832,79 +1928,62 @@
           <w:b/>
           <w:sz w:val="28"/>
         </w:rPr>
-        <w:t>2.9 ?????? ???????</w:t>
-      </w:r>
-    </w:p>
-    <w:p>
-      <w:pPr>
-        <w:jc w:val="right"/>
-        <w:bidi w:val="1"/>
-      </w:pPr>
-      <w:r>
-        <w:rPr>
-          <w:rFonts w:ascii="Arial" w:hAnsi="Arial" w:cs="Arial"/>
-          <w:b w:val="0"/>
-          <w:sz w:val="24"/>
-        </w:rPr>
-        <w:t>???? ????????: SQL Injection ???? ??????? ???????. ??? ?? ???? ???? ??????? InputValidator. ????? ????? ?????? ????? ??? ????? ?????.</w:t>
-      </w:r>
-    </w:p>
-    <w:p>
-      <w:pPr>
-        <w:jc w:val="right"/>
-        <w:bidi w:val="1"/>
-      </w:pPr>
-      <w:r>
-        <w:rPr>
-          <w:rFonts w:ascii="Arial" w:hAnsi="Arial" w:cs="Arial"/>
-          <w:b w:val="0"/>
-          <w:sz w:val="24"/>
-        </w:rPr>
-        <w:t>????? Login: ?????? ?? ????? ????? ??? ?-hash. ???????? ??????? ?????? ????.</w:t>
-      </w:r>
-    </w:p>
-    <w:p>
-      <w:pPr>
-        <w:jc w:val="right"/>
-        <w:bidi w:val="1"/>
-      </w:pPr>
-      <w:r>
-        <w:rPr>
-          <w:rFonts w:ascii="Arial" w:hAnsi="Arial" w:cs="Arial"/>
-          <w:b w:val="0"/>
-          <w:sz w:val="24"/>
-        </w:rPr>
-        <w:t>MITM: ??????? ?????? ?-TLS. ??????? ?? ????? ????? ??????, ??????? ?????? ?? ?????? ?????? ?????.</w:t>
-      </w:r>
-    </w:p>
-    <w:p>
-      <w:pPr>
-        <w:jc w:val="right"/>
-        <w:bidi w:val="1"/>
-      </w:pPr>
-      <w:r>
-        <w:rPr>
-          <w:rFonts w:ascii="Arial" w:hAnsi="Arial" w:cs="Arial"/>
-          <w:b w:val="0"/>
-          <w:sz w:val="24"/>
-        </w:rPr>
-        <w:t>DoS: ?????? ?????? ???? packet ?????, ?? ??? ????? ???? DDoS ????.</w:t>
-      </w:r>
-    </w:p>
-    <w:p>
-      <w:pPr>
-        <w:jc w:val="right"/>
-        <w:bidi w:val="1"/>
-      </w:pPr>
-      <w:r>
-        <w:rPr>
-          <w:rFonts w:ascii="Arial" w:hAnsi="Arial" w:cs="Arial"/>
-          <w:b w:val="0"/>
-          <w:sz w:val="24"/>
-        </w:rPr>
-        <w:t>???? ??????: TCP ???? ?????? ???? ??????. TLS ????? ????? ??? TCP.</w:t>
-      </w:r>
-    </w:p>
+        <w:t>הצפנה</w:t>
+      </w:r>
+    </w:p>
+    <w:p/>
+    <w:p>
+      <w:pPr>
+        <w:jc w:val="right"/>
+        <w:bidi w:val="1"/>
+      </w:pPr>
+      <w:r>
+        <w:rPr>
+          <w:rFonts w:ascii="Arial" w:hAnsi="Arial" w:cs="Arial"/>
+          <w:b w:val="0"/>
+          <w:sz w:val="24"/>
+        </w:rPr>
+        <w:t>המערכת משתמשת ב-TLS כדי להצפין את התעבורה בין הלקוח לשרת. בנוסף, סיסמאות לא נשמרות במאגר כטקסט רגיל אלא כ-hash.</w:t>
+      </w:r>
+    </w:p>
+    <w:p/>
+    <w:p>
+      <w:pPr>
+        <w:pStyle w:val="Heading2"/>
+        <w:jc w:val="right"/>
+        <w:bidi w:val="1"/>
+      </w:pPr>
+      <w:r>
+        <w:rPr>
+          <w:rFonts w:ascii="Arial" w:hAnsi="Arial" w:cs="Arial"/>
+          <w:b/>
+          <w:sz w:val="28"/>
+        </w:rPr>
+        <w:t>בסיס נתונים</w:t>
+      </w:r>
+    </w:p>
+    <w:p/>
+    <w:p>
+      <w:pPr>
+        <w:jc w:val="right"/>
+        <w:bidi w:val="1"/>
+      </w:pPr>
+      <w:r>
+        <w:rPr>
+          <w:rFonts w:ascii="Arial" w:hAnsi="Arial" w:cs="Arial"/>
+          <w:b w:val="0"/>
+          <w:sz w:val="24"/>
+        </w:rPr>
+        <w:t>המערכת משתמשת ב-SQLite. זהו בסיס נתונים מבוסס קובץ, שמתאים לפרויקט לימודי כי אין צורך להתקין שרת בסיס נתונים חיצוני.</w:t>
+      </w:r>
+    </w:p>
+    <w:p/>
+    <w:p>
+      <w:r>
+        <w:br w:type="page"/>
+      </w:r>
+    </w:p>
+    <w:p/>
     <w:p>
       <w:pPr>
         <w:pStyle w:val="Heading1"/>
@@ -1917,9 +1996,154 @@
           <w:b/>
           <w:sz w:val="32"/>
         </w:rPr>
-        <w:t>3. ????? ???????</w:t>
-      </w:r>
-    </w:p>
+        <w:t>6. ארכיטקטורת המערכת</w:t>
+      </w:r>
+    </w:p>
+    <w:p/>
+    <w:p>
+      <w:pPr>
+        <w:jc w:val="right"/>
+        <w:bidi w:val="1"/>
+      </w:pPr>
+      <w:r>
+        <w:rPr>
+          <w:rFonts w:ascii="Arial" w:hAnsi="Arial" w:cs="Arial"/>
+          <w:b w:val="0"/>
+          <w:sz w:val="24"/>
+        </w:rPr>
+        <w:t>המערכת מחולקת לשלושה חלקים עיקריים:</w:t>
+      </w:r>
+    </w:p>
+    <w:p/>
+    <w:p>
+      <w:pPr>
+        <w:jc w:val="right"/>
+        <w:bidi w:val="1"/>
+      </w:pPr>
+      <w:r>
+        <w:rPr>
+          <w:rFonts w:ascii="Arial" w:hAnsi="Arial" w:cs="Arial"/>
+          <w:b w:val="0"/>
+          <w:sz w:val="24"/>
+        </w:rPr>
+        <w:t>1. לקוח גרפי</w:t>
+      </w:r>
+    </w:p>
+    <w:p>
+      <w:pPr>
+        <w:jc w:val="right"/>
+        <w:bidi w:val="1"/>
+      </w:pPr>
+      <w:r>
+        <w:rPr>
+          <w:rFonts w:ascii="Arial" w:hAnsi="Arial" w:cs="Arial"/>
+          <w:b w:val="0"/>
+          <w:sz w:val="24"/>
+        </w:rPr>
+        <w:t xml:space="preserve">   קובץ מרכזי: secure_chat/client_gui.py</w:t>
+      </w:r>
+    </w:p>
+    <w:p>
+      <w:pPr>
+        <w:jc w:val="right"/>
+        <w:bidi w:val="1"/>
+      </w:pPr>
+      <w:r>
+        <w:rPr>
+          <w:rFonts w:ascii="Arial" w:hAnsi="Arial" w:cs="Arial"/>
+          <w:b w:val="0"/>
+          <w:sz w:val="24"/>
+        </w:rPr>
+        <w:t xml:space="preserve">   תפקיד: ממשק משתמש, התחברות, הרשמה, שליחת הודעות, הצגת הודעות, שליחת קבצים ופתיחת קישורים.</w:t>
+      </w:r>
+    </w:p>
+    <w:p/>
+    <w:p>
+      <w:pPr>
+        <w:jc w:val="right"/>
+        <w:bidi w:val="1"/>
+      </w:pPr>
+      <w:r>
+        <w:rPr>
+          <w:rFonts w:ascii="Arial" w:hAnsi="Arial" w:cs="Arial"/>
+          <w:b w:val="0"/>
+          <w:sz w:val="24"/>
+        </w:rPr>
+        <w:t>2. שרת</w:t>
+      </w:r>
+    </w:p>
+    <w:p>
+      <w:pPr>
+        <w:jc w:val="right"/>
+        <w:bidi w:val="1"/>
+      </w:pPr>
+      <w:r>
+        <w:rPr>
+          <w:rFonts w:ascii="Arial" w:hAnsi="Arial" w:cs="Arial"/>
+          <w:b w:val="0"/>
+          <w:sz w:val="24"/>
+        </w:rPr>
+        <w:t xml:space="preserve">   קובץ מרכזי: secure_chat/server.py</w:t>
+      </w:r>
+    </w:p>
+    <w:p>
+      <w:pPr>
+        <w:jc w:val="right"/>
+        <w:bidi w:val="1"/>
+      </w:pPr>
+      <w:r>
+        <w:rPr>
+          <w:rFonts w:ascii="Arial" w:hAnsi="Arial" w:cs="Arial"/>
+          <w:b w:val="0"/>
+          <w:sz w:val="24"/>
+        </w:rPr>
+        <w:t xml:space="preserve">   תפקיד: קבלת חיבורים, אימות משתמשים, ניהול חדרים, הפצת הודעות, קבלת קבצים וניהול פקודות מתקדמות.</w:t>
+      </w:r>
+    </w:p>
+    <w:p/>
+    <w:p>
+      <w:pPr>
+        <w:jc w:val="right"/>
+        <w:bidi w:val="1"/>
+      </w:pPr>
+      <w:r>
+        <w:rPr>
+          <w:rFonts w:ascii="Arial" w:hAnsi="Arial" w:cs="Arial"/>
+          <w:b w:val="0"/>
+          <w:sz w:val="24"/>
+        </w:rPr>
+        <w:t>3. שכבות עזר</w:t>
+      </w:r>
+    </w:p>
+    <w:p>
+      <w:pPr>
+        <w:jc w:val="right"/>
+        <w:bidi w:val="1"/>
+      </w:pPr>
+      <w:r>
+        <w:rPr>
+          <w:rFonts w:ascii="Arial" w:hAnsi="Arial" w:cs="Arial"/>
+          <w:b w:val="0"/>
+          <w:sz w:val="24"/>
+        </w:rPr>
+        <w:t xml:space="preserve">   קבצים מרכזיים: protocol.py, storage.py, security.py, models.py, config.py</w:t>
+      </w:r>
+    </w:p>
+    <w:p>
+      <w:pPr>
+        <w:jc w:val="right"/>
+        <w:bidi w:val="1"/>
+      </w:pPr>
+      <w:r>
+        <w:rPr>
+          <w:rFonts w:ascii="Arial" w:hAnsi="Arial" w:cs="Arial"/>
+          <w:b w:val="0"/>
+          <w:sz w:val="24"/>
+        </w:rPr>
+        <w:t xml:space="preserve">   תפקיד: פרוטוקול, בסיס נתונים, אבטחה, מודלים וקבועים.</w:t>
+      </w:r>
+    </w:p>
+    <w:p/>
     <w:p>
       <w:pPr>
         <w:pStyle w:val="Heading2"/>
@@ -1932,79 +2156,193 @@
           <w:b/>
           <w:sz w:val="28"/>
         </w:rPr>
-        <w:t>3.1 ??????? ???????</w:t>
-      </w:r>
-    </w:p>
-    <w:p>
-      <w:pPr>
-        <w:jc w:val="right"/>
-        <w:bidi w:val="1"/>
-      </w:pPr>
-      <w:r>
-        <w:rPr>
-          <w:rFonts w:ascii="Arial" w:hAnsi="Arial" w:cs="Arial"/>
-          <w:b w:val="0"/>
-          <w:sz w:val="24"/>
-        </w:rPr>
-        <w:t>??????? ???????: socket ???????, ssl ??????, threading ??????????, sqlite3 ????? ??????, tkinter ?????, pathlib ??????, base64 ?????? ?????, PIL ????? ??????.</w:t>
-      </w:r>
-    </w:p>
-    <w:p>
-      <w:pPr>
-        <w:jc w:val="right"/>
-        <w:bidi w:val="1"/>
-      </w:pPr>
-      <w:r>
-        <w:rPr>
-          <w:rFonts w:ascii="Arial" w:hAnsi="Arial" w:cs="Arial"/>
-          <w:b w:val="0"/>
-          <w:sz w:val="24"/>
-        </w:rPr>
-        <w:t>?????? ??????: SecureChatApp, ChatClientConnection, SecureChatServer, ClientHandler, ChatProtocol, ChatDatabase, PasswordHasher, InputValidator, TLSContextFactory, User, ChatMessage, ClientInfo, ServerEvent.</w:t>
-      </w:r>
-    </w:p>
-    <w:p>
-      <w:pPr>
-        <w:jc w:val="right"/>
-        <w:bidi w:val="1"/>
-      </w:pPr>
-      <w:r>
-        <w:rPr>
-          <w:rFonts w:ascii="Arial" w:hAnsi="Arial" w:cs="Arial"/>
-          <w:b w:val="0"/>
-          <w:sz w:val="24"/>
-        </w:rPr>
-        <w:t>SecureChatApp: ?????? ?? GUI. ?????? ???????: connection, current_room, chat_images, chat_links. ?????? ???????: ????? ?????, ????? ??????, ????? ?????, ???? ?????? ????????.</w:t>
-      </w:r>
-    </w:p>
-    <w:p>
-      <w:pPr>
-        <w:jc w:val="right"/>
-        <w:bidi w:val="1"/>
-      </w:pPr>
-      <w:r>
-        <w:rPr>
-          <w:rFonts w:ascii="Arial" w:hAnsi="Arial" w:cs="Arial"/>
-          <w:b w:val="0"/>
-          <w:sz w:val="24"/>
-        </w:rPr>
-        <w:t>ClientHandler: ?????? ???? ????. ??????: username, room, connection. ??????: run, send, _handle_packet, _login, _message, _file, _command.</w:t>
-      </w:r>
-    </w:p>
-    <w:p>
-      <w:pPr>
-        <w:jc w:val="right"/>
-        <w:bidi w:val="1"/>
-      </w:pPr>
-      <w:r>
-        <w:rPr>
-          <w:rFonts w:ascii="Arial" w:hAnsi="Arial" w:cs="Arial"/>
-          <w:b w:val="0"/>
-          <w:sz w:val="24"/>
-        </w:rPr>
-        <w:t>ChatDatabase: ????? ?? SQLite. ??????: create_user, authenticate, save_message, create_room, search_messages, edit_message, delete_message, audit_events.</w:t>
-      </w:r>
-    </w:p>
+        <w:t>תרשים ארכיטקטורה</w:t>
+      </w:r>
+    </w:p>
+    <w:p/>
+    <w:p>
+      <w:pPr>
+        <w:jc w:val="left"/>
+      </w:pPr>
+      <w:r>
+        <w:rPr>
+          <w:rFonts w:ascii="Consolas" w:hAnsi="Consolas" w:cs="Consolas"/>
+          <w:b w:val="0"/>
+          <w:sz w:val="20"/>
+        </w:rPr>
+        <w:t>+------------------+       TLS + TCP       +----------------------+</w:t>
+      </w:r>
+    </w:p>
+    <w:p>
+      <w:pPr>
+        <w:jc w:val="left"/>
+      </w:pPr>
+      <w:r>
+        <w:rPr>
+          <w:rFonts w:ascii="Consolas" w:hAnsi="Consolas" w:cs="Consolas"/>
+          <w:b w:val="0"/>
+          <w:sz w:val="20"/>
+        </w:rPr>
+        <w:t>| Tkinter Client 1 | &lt;-------------------&gt; |                      |</w:t>
+      </w:r>
+    </w:p>
+    <w:p>
+      <w:pPr>
+        <w:jc w:val="left"/>
+      </w:pPr>
+      <w:r>
+        <w:rPr>
+          <w:rFonts w:ascii="Consolas" w:hAnsi="Consolas" w:cs="Consolas"/>
+          <w:b w:val="0"/>
+          <w:sz w:val="20"/>
+        </w:rPr>
+        <w:t>+------------------+                       |                      |</w:t>
+      </w:r>
+    </w:p>
+    <w:p>
+      <w:pPr>
+        <w:jc w:val="left"/>
+      </w:pPr>
+      <w:r>
+        <w:rPr>
+          <w:rFonts w:ascii="Consolas" w:hAnsi="Consolas" w:cs="Consolas"/>
+          <w:b w:val="0"/>
+          <w:sz w:val="20"/>
+        </w:rPr>
+        <w:t xml:space="preserve">                                           |  SecureChat Server   |</w:t>
+      </w:r>
+    </w:p>
+    <w:p>
+      <w:pPr>
+        <w:jc w:val="left"/>
+      </w:pPr>
+      <w:r>
+        <w:rPr>
+          <w:rFonts w:ascii="Consolas" w:hAnsi="Consolas" w:cs="Consolas"/>
+          <w:b w:val="0"/>
+          <w:sz w:val="20"/>
+        </w:rPr>
+        <w:t>+------------------+       TLS + TCP       |                      |</w:t>
+      </w:r>
+    </w:p>
+    <w:p>
+      <w:pPr>
+        <w:jc w:val="left"/>
+      </w:pPr>
+      <w:r>
+        <w:rPr>
+          <w:rFonts w:ascii="Consolas" w:hAnsi="Consolas" w:cs="Consolas"/>
+          <w:b w:val="0"/>
+          <w:sz w:val="20"/>
+        </w:rPr>
+        <w:t>| Tkinter Client 2 | &lt;-------------------&gt; |                      |</w:t>
+      </w:r>
+    </w:p>
+    <w:p>
+      <w:pPr>
+        <w:jc w:val="left"/>
+      </w:pPr>
+      <w:r>
+        <w:rPr>
+          <w:rFonts w:ascii="Consolas" w:hAnsi="Consolas" w:cs="Consolas"/>
+          <w:b w:val="0"/>
+          <w:sz w:val="20"/>
+        </w:rPr>
+        <w:t>+------------------+                       +----------+-----------+</w:t>
+      </w:r>
+    </w:p>
+    <w:p>
+      <w:pPr>
+        <w:jc w:val="left"/>
+      </w:pPr>
+      <w:r>
+        <w:rPr>
+          <w:rFonts w:ascii="Consolas" w:hAnsi="Consolas" w:cs="Consolas"/>
+          <w:b w:val="0"/>
+          <w:sz w:val="20"/>
+        </w:rPr>
+        <w:t xml:space="preserve">                                                      |</w:t>
+      </w:r>
+    </w:p>
+    <w:p>
+      <w:pPr>
+        <w:jc w:val="left"/>
+      </w:pPr>
+      <w:r>
+        <w:rPr>
+          <w:rFonts w:ascii="Consolas" w:hAnsi="Consolas" w:cs="Consolas"/>
+          <w:b w:val="0"/>
+          <w:sz w:val="20"/>
+        </w:rPr>
+        <w:t xml:space="preserve">                                                      |</w:t>
+      </w:r>
+    </w:p>
+    <w:p>
+      <w:pPr>
+        <w:jc w:val="left"/>
+      </w:pPr>
+      <w:r>
+        <w:rPr>
+          <w:rFonts w:ascii="Consolas" w:hAnsi="Consolas" w:cs="Consolas"/>
+          <w:b w:val="0"/>
+          <w:sz w:val="20"/>
+        </w:rPr>
+        <w:t xml:space="preserve">                                             +--------v---------+</w:t>
+      </w:r>
+    </w:p>
+    <w:p>
+      <w:pPr>
+        <w:jc w:val="left"/>
+      </w:pPr>
+      <w:r>
+        <w:rPr>
+          <w:rFonts w:ascii="Consolas" w:hAnsi="Consolas" w:cs="Consolas"/>
+          <w:b w:val="0"/>
+          <w:sz w:val="20"/>
+        </w:rPr>
+        <w:t xml:space="preserve">                                             | SQLite Database  |</w:t>
+      </w:r>
+    </w:p>
+    <w:p>
+      <w:pPr>
+        <w:jc w:val="left"/>
+      </w:pPr>
+      <w:r>
+        <w:rPr>
+          <w:rFonts w:ascii="Consolas" w:hAnsi="Consolas" w:cs="Consolas"/>
+          <w:b w:val="0"/>
+          <w:sz w:val="20"/>
+        </w:rPr>
+        <w:t xml:space="preserve">                                             | Uploaded Files   |</w:t>
+      </w:r>
+    </w:p>
+    <w:p>
+      <w:pPr>
+        <w:jc w:val="left"/>
+      </w:pPr>
+      <w:r>
+        <w:rPr>
+          <w:rFonts w:ascii="Consolas" w:hAnsi="Consolas" w:cs="Consolas"/>
+          <w:b w:val="0"/>
+          <w:sz w:val="20"/>
+        </w:rPr>
+        <w:t xml:space="preserve">                                             | Server Log       |</w:t>
+      </w:r>
+    </w:p>
+    <w:p>
+      <w:pPr>
+        <w:jc w:val="left"/>
+      </w:pPr>
+      <w:r>
+        <w:rPr>
+          <w:rFonts w:ascii="Consolas" w:hAnsi="Consolas" w:cs="Consolas"/>
+          <w:b w:val="0"/>
+          <w:sz w:val="20"/>
+        </w:rPr>
+        <w:t xml:space="preserve">                                             +------------------+</w:t>
+      </w:r>
+    </w:p>
+    <w:p/>
     <w:p>
       <w:pPr>
         <w:pStyle w:val="Heading2"/>
@@ -2017,51 +2355,117 @@
           <w:b/>
           <w:sz w:val="28"/>
         </w:rPr>
-        <w:t>3.2 ???? ??? ???????</w:t>
-      </w:r>
-    </w:p>
-    <w:p>
-      <w:pPr>
-        <w:jc w:val="right"/>
-        <w:bidi w:val="1"/>
-      </w:pPr>
-      <w:r>
-        <w:rPr>
-          <w:rFonts w:ascii="Arial" w:hAnsi="Arial" w:cs="Arial"/>
-          <w:b w:val="0"/>
-          <w:sz w:val="24"/>
-        </w:rPr>
-        <w:t>???????? length-prefixed JSON ??? ??? ?????. ??? ???? ?? ????? ?-TCP ??? ??? ???? ??? ?????? ??????. ??? ?????? ???? 4 ???? ?? ???? ??? ?-payload.</w:t>
-      </w:r>
-    </w:p>
-    <w:p>
-      <w:pPr>
-        <w:jc w:val="right"/>
-        <w:bidi w:val="1"/>
-      </w:pPr>
-      <w:r>
-        <w:rPr>
-          <w:rFonts w:ascii="Arial" w:hAnsi="Arial" w:cs="Arial"/>
-          <w:b w:val="0"/>
-          <w:sz w:val="24"/>
-        </w:rPr>
-        <w:t>????? ??????? ?? PBKDF2 ??? ??? ???? ????. ????? ????? ?????, ???? hash ?? salt. ?????? ?????? hash ??? ??????? ????? ?????.</w:t>
-      </w:r>
-    </w:p>
-    <w:p>
-      <w:pPr>
-        <w:jc w:val="right"/>
-        <w:bidi w:val="1"/>
-      </w:pPr>
-      <w:r>
-        <w:rPr>
-          <w:rFonts w:ascii="Arial" w:hAnsi="Arial" w:cs="Arial"/>
-          <w:b w:val="0"/>
-          <w:sz w:val="24"/>
-        </w:rPr>
-        <w:t>????? ????? ????? ??????? base64 ???? JSON. ???? ????? ?? ?????, ???? ????, ?????? ???? ??????? ????.</w:t>
-      </w:r>
-    </w:p>
+        <w:t>זרימת מידע בסיסית</w:t>
+      </w:r>
+    </w:p>
+    <w:p/>
+    <w:p>
+      <w:pPr>
+        <w:jc w:val="right"/>
+        <w:bidi w:val="1"/>
+      </w:pPr>
+      <w:r>
+        <w:rPr>
+          <w:rFonts w:ascii="Arial" w:hAnsi="Arial" w:cs="Arial"/>
+          <w:b w:val="0"/>
+          <w:sz w:val="24"/>
+        </w:rPr>
+        <w:t>1. הלקוח מתחבר לשרת דרך socket מוצפן.</w:t>
+      </w:r>
+    </w:p>
+    <w:p>
+      <w:pPr>
+        <w:jc w:val="right"/>
+        <w:bidi w:val="1"/>
+      </w:pPr>
+      <w:r>
+        <w:rPr>
+          <w:rFonts w:ascii="Arial" w:hAnsi="Arial" w:cs="Arial"/>
+          <w:b w:val="0"/>
+          <w:sz w:val="24"/>
+        </w:rPr>
+        <w:t>2. הלקוח שולח בקשת הרשמה או התחברות.</w:t>
+      </w:r>
+    </w:p>
+    <w:p>
+      <w:pPr>
+        <w:jc w:val="right"/>
+        <w:bidi w:val="1"/>
+      </w:pPr>
+      <w:r>
+        <w:rPr>
+          <w:rFonts w:ascii="Arial" w:hAnsi="Arial" w:cs="Arial"/>
+          <w:b w:val="0"/>
+          <w:sz w:val="24"/>
+        </w:rPr>
+        <w:t>3. השרת בודק את הפרטים מול בסיס הנתונים.</w:t>
+      </w:r>
+    </w:p>
+    <w:p>
+      <w:pPr>
+        <w:jc w:val="right"/>
+        <w:bidi w:val="1"/>
+      </w:pPr>
+      <w:r>
+        <w:rPr>
+          <w:rFonts w:ascii="Arial" w:hAnsi="Arial" w:cs="Arial"/>
+          <w:b w:val="0"/>
+          <w:sz w:val="24"/>
+        </w:rPr>
+        <w:t>4. לאחר התחברות מוצלחת הלקוח נכנס למסך הצ'אט.</w:t>
+      </w:r>
+    </w:p>
+    <w:p>
+      <w:pPr>
+        <w:jc w:val="right"/>
+        <w:bidi w:val="1"/>
+      </w:pPr>
+      <w:r>
+        <w:rPr>
+          <w:rFonts w:ascii="Arial" w:hAnsi="Arial" w:cs="Arial"/>
+          <w:b w:val="0"/>
+          <w:sz w:val="24"/>
+        </w:rPr>
+        <w:t>5. המשתמש שולח הודעה או קובץ.</w:t>
+      </w:r>
+    </w:p>
+    <w:p>
+      <w:pPr>
+        <w:jc w:val="right"/>
+        <w:bidi w:val="1"/>
+      </w:pPr>
+      <w:r>
+        <w:rPr>
+          <w:rFonts w:ascii="Arial" w:hAnsi="Arial" w:cs="Arial"/>
+          <w:b w:val="0"/>
+          <w:sz w:val="24"/>
+        </w:rPr>
+        <w:t>6. השרת מקבל את המידע, בודק אותו ושולח אותו למשתמשים המתאימים.</w:t>
+      </w:r>
+    </w:p>
+    <w:p/>
+    <w:p>
+      <w:r>
+        <w:br w:type="page"/>
+      </w:r>
+    </w:p>
+    <w:p/>
+    <w:p>
+      <w:pPr>
+        <w:pStyle w:val="Heading1"/>
+        <w:jc w:val="right"/>
+        <w:bidi w:val="1"/>
+      </w:pPr>
+      <w:r>
+        <w:rPr>
+          <w:rFonts w:ascii="Arial" w:hAnsi="Arial" w:cs="Arial"/>
+          <w:b/>
+          <w:sz w:val="32"/>
+        </w:rPr>
+        <w:t>7. חלוקה למודולים</w:t>
+      </w:r>
+    </w:p>
+    <w:p/>
     <w:p>
       <w:pPr>
         <w:pStyle w:val="Heading2"/>
@@ -2074,107 +2478,217 @@
           <w:b/>
           <w:sz w:val="28"/>
         </w:rPr>
-        <w:t>3.3 ???? ??????</w:t>
-      </w:r>
-    </w:p>
-    <w:p>
-      <w:pPr>
-        <w:jc w:val="right"/>
-        <w:bidi w:val="1"/>
-      </w:pPr>
-      <w:r>
-        <w:rPr>
-          <w:rFonts w:ascii="Arial" w:hAnsi="Arial" w:cs="Arial"/>
-          <w:b w:val="0"/>
-          <w:sz w:val="24"/>
-        </w:rPr>
-        <w:t>?????: ????? ?????. ????: ?? ????? dani ?????? 123456. ?????: ?????? ???? ????? ??'??.</w:t>
-      </w:r>
-    </w:p>
-    <w:p>
-      <w:pPr>
-        <w:jc w:val="right"/>
-        <w:bidi w:val="1"/>
-      </w:pPr>
-      <w:r>
-        <w:rPr>
-          <w:rFonts w:ascii="Arial" w:hAnsi="Arial" w:cs="Arial"/>
-          <w:b w:val="0"/>
-          <w:sz w:val="24"/>
-        </w:rPr>
-        <w:t>?????: ??????? ?????. ????: ????? ?? ?????. ?????: ?????? ????? ?????.</w:t>
-      </w:r>
-    </w:p>
-    <w:p>
-      <w:pPr>
-        <w:jc w:val="right"/>
-        <w:bidi w:val="1"/>
-      </w:pPr>
-      <w:r>
-        <w:rPr>
-          <w:rFonts w:ascii="Arial" w:hAnsi="Arial" w:cs="Arial"/>
-          <w:b w:val="0"/>
-          <w:sz w:val="24"/>
-        </w:rPr>
-        <w:t>?????: ??? ??????. ????: ??? ??????? ???? general. ?????: ????? ?????? ???? ?????? ??? ????.</w:t>
-      </w:r>
-    </w:p>
-    <w:p>
-      <w:pPr>
-        <w:jc w:val="right"/>
-        <w:bidi w:val="1"/>
-      </w:pPr>
-      <w:r>
-        <w:rPr>
-          <w:rFonts w:ascii="Arial" w:hAnsi="Arial" w:cs="Arial"/>
-          <w:b w:val="0"/>
-          <w:sz w:val="24"/>
-        </w:rPr>
-        <w:t>?????: ????? ?????. ????: Send Image. ?????: ?????? ????? ?????? ??'??.</w:t>
-      </w:r>
-    </w:p>
-    <w:p>
-      <w:pPr>
-        <w:jc w:val="right"/>
-        <w:bidi w:val="1"/>
-      </w:pPr>
-      <w:r>
-        <w:rPr>
-          <w:rFonts w:ascii="Arial" w:hAnsi="Arial" w:cs="Arial"/>
-          <w:b w:val="0"/>
-          <w:sz w:val="24"/>
-        </w:rPr>
-        <w:t>?????: ????? ????. ????: Send File ?????? ?? ??????. ?????: ????? ????.</w:t>
-      </w:r>
-    </w:p>
-    <w:p>
-      <w:pPr>
-        <w:jc w:val="right"/>
-        <w:bidi w:val="1"/>
-      </w:pPr>
-      <w:r>
-        <w:rPr>
-          <w:rFonts w:ascii="Arial" w:hAnsi="Arial" w:cs="Arial"/>
-          <w:b w:val="0"/>
-          <w:sz w:val="24"/>
-        </w:rPr>
-        <w:t>?????: ????? /dm. ????: ????? ????? ?????. ?????: ?????? ?????? ?????? ?????.</w:t>
-      </w:r>
-    </w:p>
-    <w:p>
-      <w:pPr>
-        <w:jc w:val="right"/>
-        <w:bidi w:val="1"/>
-      </w:pPr>
-      <w:r>
-        <w:rPr>
-          <w:rFonts w:ascii="Arial" w:hAnsi="Arial" w:cs="Arial"/>
-          <w:b w:val="0"/>
-          <w:sz w:val="24"/>
-        </w:rPr>
-        <w:t>?????: /admin logs. ????: ??????? ????? ????? ??????. ?????: ?????? ?????.</w:t>
-      </w:r>
-    </w:p>
+        <w:t>`client_gui.py`</w:t>
+      </w:r>
+    </w:p>
+    <w:p/>
+    <w:p>
+      <w:pPr>
+        <w:jc w:val="right"/>
+        <w:bidi w:val="1"/>
+      </w:pPr>
+      <w:r>
+        <w:rPr>
+          <w:rFonts w:ascii="Arial" w:hAnsi="Arial" w:cs="Arial"/>
+          <w:b w:val="0"/>
+          <w:sz w:val="24"/>
+        </w:rPr>
+        <w:t>מודול זה אחראי על הצד הגרפי של המשתמש. הוא בונה את מסך ההתחברות, מסך הצ'אט, רשימת החדרים, רשימת המשתמשים, תצוגת ההודעות, כפתורי אימוג'ים, כפתורי שליחת קבצים וקישורים לפתיחת קבצים.</w:t>
+      </w:r>
+    </w:p>
+    <w:p/>
+    <w:p>
+      <w:pPr>
+        <w:pStyle w:val="Heading2"/>
+        <w:jc w:val="right"/>
+        <w:bidi w:val="1"/>
+      </w:pPr>
+      <w:r>
+        <w:rPr>
+          <w:rFonts w:ascii="Arial" w:hAnsi="Arial" w:cs="Arial"/>
+          <w:b/>
+          <w:sz w:val="28"/>
+        </w:rPr>
+        <w:t>`server.py`</w:t>
+      </w:r>
+    </w:p>
+    <w:p/>
+    <w:p>
+      <w:pPr>
+        <w:jc w:val="right"/>
+        <w:bidi w:val="1"/>
+      </w:pPr>
+      <w:r>
+        <w:rPr>
+          <w:rFonts w:ascii="Arial" w:hAnsi="Arial" w:cs="Arial"/>
+          <w:b w:val="0"/>
+          <w:sz w:val="24"/>
+        </w:rPr>
+        <w:t>מודול זה אחראי על שרת התקשורת. הוא מאזין לחיבורים, יוצר Thread לכל לקוח, מפענח packets שמתקבלים, מפיץ הודעות ומטפל בפקודות מתקדמות.</w:t>
+      </w:r>
+    </w:p>
+    <w:p/>
+    <w:p>
+      <w:pPr>
+        <w:pStyle w:val="Heading2"/>
+        <w:jc w:val="right"/>
+        <w:bidi w:val="1"/>
+      </w:pPr>
+      <w:r>
+        <w:rPr>
+          <w:rFonts w:ascii="Arial" w:hAnsi="Arial" w:cs="Arial"/>
+          <w:b/>
+          <w:sz w:val="28"/>
+        </w:rPr>
+        <w:t>`protocol.py`</w:t>
+      </w:r>
+    </w:p>
+    <w:p/>
+    <w:p>
+      <w:pPr>
+        <w:jc w:val="right"/>
+        <w:bidi w:val="1"/>
+      </w:pPr>
+      <w:r>
+        <w:rPr>
+          <w:rFonts w:ascii="Arial" w:hAnsi="Arial" w:cs="Arial"/>
+          <w:b w:val="0"/>
+          <w:sz w:val="24"/>
+        </w:rPr>
+        <w:t>מודול זה מגדיר את פרוטוקול התקשורת. כל הודעה נשלחת כמבנה JSON עם כותרת באורך 4 בתים שמציינת את גודל ההודעה.</w:t>
+      </w:r>
+    </w:p>
+    <w:p/>
+    <w:p>
+      <w:pPr>
+        <w:pStyle w:val="Heading2"/>
+        <w:jc w:val="right"/>
+        <w:bidi w:val="1"/>
+      </w:pPr>
+      <w:r>
+        <w:rPr>
+          <w:rFonts w:ascii="Arial" w:hAnsi="Arial" w:cs="Arial"/>
+          <w:b/>
+          <w:sz w:val="28"/>
+        </w:rPr>
+        <w:t>`storage.py`</w:t>
+      </w:r>
+    </w:p>
+    <w:p/>
+    <w:p>
+      <w:pPr>
+        <w:jc w:val="right"/>
+        <w:bidi w:val="1"/>
+      </w:pPr>
+      <w:r>
+        <w:rPr>
+          <w:rFonts w:ascii="Arial" w:hAnsi="Arial" w:cs="Arial"/>
+          <w:b w:val="0"/>
+          <w:sz w:val="24"/>
+        </w:rPr>
+        <w:t>מודול זה אחראי על שמירה ושליפה של נתונים. הוא משתמש ב-SQLite ושומר משתמשים, הודעות, חדרים, לוגים, חברים והיסטוריית הורדות.</w:t>
+      </w:r>
+    </w:p>
+    <w:p/>
+    <w:p>
+      <w:pPr>
+        <w:pStyle w:val="Heading2"/>
+        <w:jc w:val="right"/>
+        <w:bidi w:val="1"/>
+      </w:pPr>
+      <w:r>
+        <w:rPr>
+          <w:rFonts w:ascii="Arial" w:hAnsi="Arial" w:cs="Arial"/>
+          <w:b/>
+          <w:sz w:val="28"/>
+        </w:rPr>
+        <w:t>`security.py`</w:t>
+      </w:r>
+    </w:p>
+    <w:p/>
+    <w:p>
+      <w:pPr>
+        <w:jc w:val="right"/>
+        <w:bidi w:val="1"/>
+      </w:pPr>
+      <w:r>
+        <w:rPr>
+          <w:rFonts w:ascii="Arial" w:hAnsi="Arial" w:cs="Arial"/>
+          <w:b w:val="0"/>
+          <w:sz w:val="24"/>
+        </w:rPr>
+        <w:t>מודול זה אחראי על אבטחה: בדיקת קלטים, hashing לסיסמאות, יצירת TLS context ותעודות פיתוח.</w:t>
+      </w:r>
+    </w:p>
+    <w:p/>
+    <w:p>
+      <w:pPr>
+        <w:pStyle w:val="Heading2"/>
+        <w:jc w:val="right"/>
+        <w:bidi w:val="1"/>
+      </w:pPr>
+      <w:r>
+        <w:rPr>
+          <w:rFonts w:ascii="Arial" w:hAnsi="Arial" w:cs="Arial"/>
+          <w:b/>
+          <w:sz w:val="28"/>
+        </w:rPr>
+        <w:t>`models.py`</w:t>
+      </w:r>
+    </w:p>
+    <w:p/>
+    <w:p>
+      <w:pPr>
+        <w:jc w:val="right"/>
+        <w:bidi w:val="1"/>
+      </w:pPr>
+      <w:r>
+        <w:rPr>
+          <w:rFonts w:ascii="Arial" w:hAnsi="Arial" w:cs="Arial"/>
+          <w:b w:val="0"/>
+          <w:sz w:val="24"/>
+        </w:rPr>
+        <w:t>מודול זה כולל מחלקות נתונים כמו User, ChatMessage, ClientInfo ו-ServerEvent.</w:t>
+      </w:r>
+    </w:p>
+    <w:p/>
+    <w:p>
+      <w:pPr>
+        <w:pStyle w:val="Heading2"/>
+        <w:jc w:val="right"/>
+        <w:bidi w:val="1"/>
+      </w:pPr>
+      <w:r>
+        <w:rPr>
+          <w:rFonts w:ascii="Arial" w:hAnsi="Arial" w:cs="Arial"/>
+          <w:b/>
+          <w:sz w:val="28"/>
+        </w:rPr>
+        <w:t>`config.py`</w:t>
+      </w:r>
+    </w:p>
+    <w:p/>
+    <w:p>
+      <w:pPr>
+        <w:jc w:val="right"/>
+        <w:bidi w:val="1"/>
+      </w:pPr>
+      <w:r>
+        <w:rPr>
+          <w:rFonts w:ascii="Arial" w:hAnsi="Arial" w:cs="Arial"/>
+          <w:b w:val="0"/>
+          <w:sz w:val="24"/>
+        </w:rPr>
+        <w:t>מודול זה כולל קבועים מרכזיים כמו כתובת ברירת מחדל, port, נתיבי קבצים ומגבלות גודל.</w:t>
+      </w:r>
+    </w:p>
+    <w:p/>
+    <w:p>
+      <w:r>
+        <w:br w:type="page"/>
+      </w:r>
+    </w:p>
+    <w:p/>
     <w:p>
       <w:pPr>
         <w:pStyle w:val="Heading1"/>
@@ -2187,135 +2701,615 @@
           <w:b/>
           <w:sz w:val="32"/>
         </w:rPr>
-        <w:t>4. ????? ??????</w:t>
-      </w:r>
-    </w:p>
-    <w:p>
-      <w:pPr>
-        <w:jc w:val="right"/>
-        <w:bidi w:val="1"/>
-      </w:pPr>
-      <w:r>
-        <w:rPr>
-          <w:rFonts w:ascii="Arial" w:hAnsi="Arial" w:cs="Arial"/>
-          <w:b w:val="0"/>
-          <w:sz w:val="24"/>
-        </w:rPr>
-        <w:t>???? ?????? ????????: server.py, client_gui.py, protocol.py, storage.py, security.py, models.py, config.py.</w:t>
-      </w:r>
-    </w:p>
-    <w:p>
-      <w:pPr>
-        <w:jc w:val="right"/>
-        <w:bidi w:val="1"/>
-      </w:pPr>
-      <w:r>
-        <w:rPr>
-          <w:rFonts w:ascii="Arial" w:hAnsi="Arial" w:cs="Arial"/>
-          <w:b w:val="0"/>
-          <w:sz w:val="24"/>
-        </w:rPr>
-        <w:t>?????: ????? pip install -r requirements.txt.</w:t>
-      </w:r>
-    </w:p>
-    <w:p>
-      <w:pPr>
-        <w:jc w:val="right"/>
-        <w:bidi w:val="1"/>
-      </w:pPr>
-      <w:r>
-        <w:rPr>
-          <w:rFonts w:ascii="Arial" w:hAnsi="Arial" w:cs="Arial"/>
-          <w:b w:val="0"/>
-          <w:sz w:val="24"/>
-        </w:rPr>
-        <w:t>????? ???: python -m secure_chat.server.</w:t>
-      </w:r>
-    </w:p>
-    <w:p>
-      <w:pPr>
-        <w:jc w:val="right"/>
-        <w:bidi w:val="1"/>
-      </w:pPr>
-      <w:r>
-        <w:rPr>
-          <w:rFonts w:ascii="Arial" w:hAnsi="Arial" w:cs="Arial"/>
-          <w:b w:val="0"/>
-          <w:sz w:val="24"/>
-        </w:rPr>
-        <w:t>????? ????: python -m secure_chat.client_gui.</w:t>
-      </w:r>
-    </w:p>
-    <w:p>
-      <w:pPr>
-        <w:jc w:val="right"/>
-        <w:bidi w:val="1"/>
-      </w:pPr>
-      <w:r>
-        <w:rPr>
-          <w:rFonts w:ascii="Arial" w:hAnsi="Arial" w:cs="Arial"/>
-          <w:b w:val="0"/>
-          <w:sz w:val="24"/>
-        </w:rPr>
-        <w:t>???: ????? ????? ??? 127.0.0.1:5050. ???? ?????? ???? ????? host ?-port.</w:t>
-      </w:r>
-    </w:p>
-    <w:p>
-      <w:pPr>
-        <w:jc w:val="right"/>
-        <w:bidi w:val="1"/>
-      </w:pPr>
-      <w:r>
-        <w:rPr>
-          <w:rFonts w:ascii="Arial" w:hAnsi="Arial" w:cs="Arial"/>
-          <w:b w:val="0"/>
-          <w:sz w:val="24"/>
-        </w:rPr>
-        <w:t>????? ????: ????, ?????, ???? ?????? ?????? ?????? ???????.</w:t>
-      </w:r>
-    </w:p>
-    <w:p>
-      <w:pPr>
-        <w:jc w:val="right"/>
-        <w:bidi w:val="1"/>
-      </w:pPr>
-      <w:r>
-        <w:rPr>
-          <w:rFonts w:ascii="Arial" w:hAnsi="Arial" w:cs="Arial"/>
-          <w:b w:val="0"/>
-          <w:sz w:val="24"/>
-        </w:rPr>
-        <w:t>????: ?????? ?????? ?? user ??? admin. ???? ????? /admin logs ?-/kick USER.</w:t>
-      </w:r>
-    </w:p>
-    <w:p>
-      <w:pPr>
-        <w:jc w:val="right"/>
-        <w:bidi w:val="1"/>
-      </w:pPr>
-      <w:r>
-        <w:rPr>
-          <w:rFonts w:ascii="Arial" w:hAnsi="Arial" w:cs="Arial"/>
-          <w:b w:val="0"/>
-          <w:sz w:val="24"/>
-        </w:rPr>
-        <w:t>??????: /dm USER MESSAGE, /profile set TEXT, /profile USER, /search TEXT, /friend USER, /accept USER, /friends, /gallery, /admin logs, /kick USER, /edit MESSAGE_ID TEXT, /delete MESSAGE_ID, /2fa.</w:t>
-      </w:r>
-    </w:p>
-    <w:p>
-      <w:pPr>
-        <w:jc w:val="right"/>
-        <w:bidi w:val="1"/>
-      </w:pPr>
-      <w:r>
-        <w:rPr>
-          <w:rFonts w:ascii="Arial" w:hAnsi="Arial" w:cs="Arial"/>
-          <w:b w:val="0"/>
-          <w:sz w:val="24"/>
-        </w:rPr>
-        <w:t>?? ???? ????? ????? ?????? ??? ?? ??? ????????, ??? ??'??, ????? ?????, ????? ????, ????? ????? ????? ????.</w:t>
-      </w:r>
-    </w:p>
+        <w:t>8. פרוטוקול התקשורת</w:t>
+      </w:r>
+    </w:p>
+    <w:p/>
+    <w:p>
+      <w:pPr>
+        <w:jc w:val="right"/>
+        <w:bidi w:val="1"/>
+      </w:pPr>
+      <w:r>
+        <w:rPr>
+          <w:rFonts w:ascii="Arial" w:hAnsi="Arial" w:cs="Arial"/>
+          <w:b w:val="0"/>
+          <w:sz w:val="24"/>
+        </w:rPr>
+        <w:t>הפרויקט מממש פרוטוקול עצמאי מעל TCP. הפרוטוקול בנוי כך:</w:t>
+      </w:r>
+    </w:p>
+    <w:p/>
+    <w:p>
+      <w:pPr>
+        <w:jc w:val="right"/>
+        <w:bidi w:val="1"/>
+      </w:pPr>
+      <w:r>
+        <w:rPr>
+          <w:rFonts w:ascii="Arial" w:hAnsi="Arial" w:cs="Arial"/>
+          <w:b w:val="0"/>
+          <w:sz w:val="24"/>
+        </w:rPr>
+        <w:t>1. 4 בתים ראשונים</w:t>
+      </w:r>
+    </w:p>
+    <w:p>
+      <w:pPr>
+        <w:jc w:val="right"/>
+        <w:bidi w:val="1"/>
+      </w:pPr>
+      <w:r>
+        <w:rPr>
+          <w:rFonts w:ascii="Arial" w:hAnsi="Arial" w:cs="Arial"/>
+          <w:b w:val="0"/>
+          <w:sz w:val="24"/>
+        </w:rPr>
+        <w:t xml:space="preserve">   מציינים את אורך ה-payload.</w:t>
+      </w:r>
+    </w:p>
+    <w:p/>
+    <w:p>
+      <w:pPr>
+        <w:jc w:val="right"/>
+        <w:bidi w:val="1"/>
+      </w:pPr>
+      <w:r>
+        <w:rPr>
+          <w:rFonts w:ascii="Arial" w:hAnsi="Arial" w:cs="Arial"/>
+          <w:b w:val="0"/>
+          <w:sz w:val="24"/>
+        </w:rPr>
+        <w:t>2. Payload</w:t>
+      </w:r>
+    </w:p>
+    <w:p>
+      <w:pPr>
+        <w:jc w:val="right"/>
+        <w:bidi w:val="1"/>
+      </w:pPr>
+      <w:r>
+        <w:rPr>
+          <w:rFonts w:ascii="Arial" w:hAnsi="Arial" w:cs="Arial"/>
+          <w:b w:val="0"/>
+          <w:sz w:val="24"/>
+        </w:rPr>
+        <w:t xml:space="preserve">   מחרוזת JSON בקידוד UTF-8.</w:t>
+      </w:r>
+    </w:p>
+    <w:p/>
+    <w:p>
+      <w:pPr>
+        <w:pStyle w:val="Heading2"/>
+        <w:jc w:val="right"/>
+        <w:bidi w:val="1"/>
+      </w:pPr>
+      <w:r>
+        <w:rPr>
+          <w:rFonts w:ascii="Arial" w:hAnsi="Arial" w:cs="Arial"/>
+          <w:b/>
+          <w:sz w:val="28"/>
+        </w:rPr>
+        <w:t>דוגמת packet להרשמה</w:t>
+      </w:r>
+    </w:p>
+    <w:p/>
+    <w:p>
+      <w:pPr>
+        <w:jc w:val="left"/>
+      </w:pPr>
+      <w:r>
+        <w:rPr>
+          <w:rFonts w:ascii="Consolas" w:hAnsi="Consolas" w:cs="Consolas"/>
+          <w:b w:val="0"/>
+          <w:sz w:val="20"/>
+        </w:rPr>
+        <w:t>{</w:t>
+      </w:r>
+    </w:p>
+    <w:p>
+      <w:pPr>
+        <w:jc w:val="left"/>
+      </w:pPr>
+      <w:r>
+        <w:rPr>
+          <w:rFonts w:ascii="Consolas" w:hAnsi="Consolas" w:cs="Consolas"/>
+          <w:b w:val="0"/>
+          <w:sz w:val="20"/>
+        </w:rPr>
+        <w:t xml:space="preserve">  "type": "register",</w:t>
+      </w:r>
+    </w:p>
+    <w:p>
+      <w:pPr>
+        <w:jc w:val="left"/>
+      </w:pPr>
+      <w:r>
+        <w:rPr>
+          <w:rFonts w:ascii="Consolas" w:hAnsi="Consolas" w:cs="Consolas"/>
+          <w:b w:val="0"/>
+          <w:sz w:val="20"/>
+        </w:rPr>
+        <w:t xml:space="preserve">  "username": "dani",</w:t>
+      </w:r>
+    </w:p>
+    <w:p>
+      <w:pPr>
+        <w:jc w:val="left"/>
+      </w:pPr>
+      <w:r>
+        <w:rPr>
+          <w:rFonts w:ascii="Consolas" w:hAnsi="Consolas" w:cs="Consolas"/>
+          <w:b w:val="0"/>
+          <w:sz w:val="20"/>
+        </w:rPr>
+        <w:t xml:space="preserve">  "password": "123456"</w:t>
+      </w:r>
+    </w:p>
+    <w:p>
+      <w:pPr>
+        <w:jc w:val="left"/>
+      </w:pPr>
+      <w:r>
+        <w:rPr>
+          <w:rFonts w:ascii="Consolas" w:hAnsi="Consolas" w:cs="Consolas"/>
+          <w:b w:val="0"/>
+          <w:sz w:val="20"/>
+        </w:rPr>
+        <w:t>}</w:t>
+      </w:r>
+    </w:p>
+    <w:p/>
+    <w:p>
+      <w:pPr>
+        <w:pStyle w:val="Heading2"/>
+        <w:jc w:val="right"/>
+        <w:bidi w:val="1"/>
+      </w:pPr>
+      <w:r>
+        <w:rPr>
+          <w:rFonts w:ascii="Arial" w:hAnsi="Arial" w:cs="Arial"/>
+          <w:b/>
+          <w:sz w:val="28"/>
+        </w:rPr>
+        <w:t>דוגמת packet להתחברות</w:t>
+      </w:r>
+    </w:p>
+    <w:p/>
+    <w:p>
+      <w:pPr>
+        <w:jc w:val="left"/>
+      </w:pPr>
+      <w:r>
+        <w:rPr>
+          <w:rFonts w:ascii="Consolas" w:hAnsi="Consolas" w:cs="Consolas"/>
+          <w:b w:val="0"/>
+          <w:sz w:val="20"/>
+        </w:rPr>
+        <w:t>{</w:t>
+      </w:r>
+    </w:p>
+    <w:p>
+      <w:pPr>
+        <w:jc w:val="left"/>
+      </w:pPr>
+      <w:r>
+        <w:rPr>
+          <w:rFonts w:ascii="Consolas" w:hAnsi="Consolas" w:cs="Consolas"/>
+          <w:b w:val="0"/>
+          <w:sz w:val="20"/>
+        </w:rPr>
+        <w:t xml:space="preserve">  "type": "login",</w:t>
+      </w:r>
+    </w:p>
+    <w:p>
+      <w:pPr>
+        <w:jc w:val="left"/>
+      </w:pPr>
+      <w:r>
+        <w:rPr>
+          <w:rFonts w:ascii="Consolas" w:hAnsi="Consolas" w:cs="Consolas"/>
+          <w:b w:val="0"/>
+          <w:sz w:val="20"/>
+        </w:rPr>
+        <w:t xml:space="preserve">  "username": "dani",</w:t>
+      </w:r>
+    </w:p>
+    <w:p>
+      <w:pPr>
+        <w:jc w:val="left"/>
+      </w:pPr>
+      <w:r>
+        <w:rPr>
+          <w:rFonts w:ascii="Consolas" w:hAnsi="Consolas" w:cs="Consolas"/>
+          <w:b w:val="0"/>
+          <w:sz w:val="20"/>
+        </w:rPr>
+        <w:t xml:space="preserve">  "password": "123456"</w:t>
+      </w:r>
+    </w:p>
+    <w:p>
+      <w:pPr>
+        <w:jc w:val="left"/>
+      </w:pPr>
+      <w:r>
+        <w:rPr>
+          <w:rFonts w:ascii="Consolas" w:hAnsi="Consolas" w:cs="Consolas"/>
+          <w:b w:val="0"/>
+          <w:sz w:val="20"/>
+        </w:rPr>
+        <w:t>}</w:t>
+      </w:r>
+    </w:p>
+    <w:p/>
+    <w:p>
+      <w:pPr>
+        <w:pStyle w:val="Heading2"/>
+        <w:jc w:val="right"/>
+        <w:bidi w:val="1"/>
+      </w:pPr>
+      <w:r>
+        <w:rPr>
+          <w:rFonts w:ascii="Arial" w:hAnsi="Arial" w:cs="Arial"/>
+          <w:b/>
+          <w:sz w:val="28"/>
+        </w:rPr>
+        <w:t>דוגמת packet להודעת צ'אט</w:t>
+      </w:r>
+    </w:p>
+    <w:p/>
+    <w:p>
+      <w:pPr>
+        <w:jc w:val="left"/>
+      </w:pPr>
+      <w:r>
+        <w:rPr>
+          <w:rFonts w:ascii="Consolas" w:hAnsi="Consolas" w:cs="Consolas"/>
+          <w:b w:val="0"/>
+          <w:sz w:val="20"/>
+        </w:rPr>
+        <w:t>{</w:t>
+      </w:r>
+    </w:p>
+    <w:p>
+      <w:pPr>
+        <w:jc w:val="left"/>
+      </w:pPr>
+      <w:r>
+        <w:rPr>
+          <w:rFonts w:ascii="Consolas" w:hAnsi="Consolas" w:cs="Consolas"/>
+          <w:b w:val="0"/>
+          <w:sz w:val="20"/>
+        </w:rPr>
+        <w:t xml:space="preserve">  "type": "message",</w:t>
+      </w:r>
+    </w:p>
+    <w:p>
+      <w:pPr>
+        <w:jc w:val="left"/>
+      </w:pPr>
+      <w:r>
+        <w:rPr>
+          <w:rFonts w:ascii="Consolas" w:hAnsi="Consolas" w:cs="Consolas"/>
+          <w:b w:val="0"/>
+          <w:sz w:val="20"/>
+        </w:rPr>
+        <w:t xml:space="preserve">  "body": "שלום לכולם"</w:t>
+      </w:r>
+    </w:p>
+    <w:p>
+      <w:pPr>
+        <w:jc w:val="left"/>
+      </w:pPr>
+      <w:r>
+        <w:rPr>
+          <w:rFonts w:ascii="Consolas" w:hAnsi="Consolas" w:cs="Consolas"/>
+          <w:b w:val="0"/>
+          <w:sz w:val="20"/>
+        </w:rPr>
+        <w:t>}</w:t>
+      </w:r>
+    </w:p>
+    <w:p/>
+    <w:p>
+      <w:pPr>
+        <w:pStyle w:val="Heading2"/>
+        <w:jc w:val="right"/>
+        <w:bidi w:val="1"/>
+      </w:pPr>
+      <w:r>
+        <w:rPr>
+          <w:rFonts w:ascii="Arial" w:hAnsi="Arial" w:cs="Arial"/>
+          <w:b/>
+          <w:sz w:val="28"/>
+        </w:rPr>
+        <w:t>דוגמת packet לקובץ</w:t>
+      </w:r>
+    </w:p>
+    <w:p/>
+    <w:p>
+      <w:pPr>
+        <w:jc w:val="left"/>
+      </w:pPr>
+      <w:r>
+        <w:rPr>
+          <w:rFonts w:ascii="Consolas" w:hAnsi="Consolas" w:cs="Consolas"/>
+          <w:b w:val="0"/>
+          <w:sz w:val="20"/>
+        </w:rPr>
+        <w:t>{</w:t>
+      </w:r>
+    </w:p>
+    <w:p>
+      <w:pPr>
+        <w:jc w:val="left"/>
+      </w:pPr>
+      <w:r>
+        <w:rPr>
+          <w:rFonts w:ascii="Consolas" w:hAnsi="Consolas" w:cs="Consolas"/>
+          <w:b w:val="0"/>
+          <w:sz w:val="20"/>
+        </w:rPr>
+        <w:t xml:space="preserve">  "type": "file",</w:t>
+      </w:r>
+    </w:p>
+    <w:p>
+      <w:pPr>
+        <w:jc w:val="left"/>
+      </w:pPr>
+      <w:r>
+        <w:rPr>
+          <w:rFonts w:ascii="Consolas" w:hAnsi="Consolas" w:cs="Consolas"/>
+          <w:b w:val="0"/>
+          <w:sz w:val="20"/>
+        </w:rPr>
+        <w:t xml:space="preserve">  "filename": "image.png",</w:t>
+      </w:r>
+    </w:p>
+    <w:p>
+      <w:pPr>
+        <w:jc w:val="left"/>
+      </w:pPr>
+      <w:r>
+        <w:rPr>
+          <w:rFonts w:ascii="Consolas" w:hAnsi="Consolas" w:cs="Consolas"/>
+          <w:b w:val="0"/>
+          <w:sz w:val="20"/>
+        </w:rPr>
+        <w:t xml:space="preserve">  "kind": "image",</w:t>
+      </w:r>
+    </w:p>
+    <w:p>
+      <w:pPr>
+        <w:jc w:val="left"/>
+      </w:pPr>
+      <w:r>
+        <w:rPr>
+          <w:rFonts w:ascii="Consolas" w:hAnsi="Consolas" w:cs="Consolas"/>
+          <w:b w:val="0"/>
+          <w:sz w:val="20"/>
+        </w:rPr>
+        <w:t xml:space="preserve">  "mime_type": "image/png",</w:t>
+      </w:r>
+    </w:p>
+    <w:p>
+      <w:pPr>
+        <w:jc w:val="left"/>
+      </w:pPr>
+      <w:r>
+        <w:rPr>
+          <w:rFonts w:ascii="Consolas" w:hAnsi="Consolas" w:cs="Consolas"/>
+          <w:b w:val="0"/>
+          <w:sz w:val="20"/>
+        </w:rPr>
+        <w:t xml:space="preserve">  "data": "base64-data"</w:t>
+      </w:r>
+    </w:p>
+    <w:p>
+      <w:pPr>
+        <w:jc w:val="left"/>
+      </w:pPr>
+      <w:r>
+        <w:rPr>
+          <w:rFonts w:ascii="Consolas" w:hAnsi="Consolas" w:cs="Consolas"/>
+          <w:b w:val="0"/>
+          <w:sz w:val="20"/>
+        </w:rPr>
+        <w:t>}</w:t>
+      </w:r>
+    </w:p>
+    <w:p/>
+    <w:p>
+      <w:pPr>
+        <w:pStyle w:val="Heading2"/>
+        <w:jc w:val="right"/>
+        <w:bidi w:val="1"/>
+      </w:pPr>
+      <w:r>
+        <w:rPr>
+          <w:rFonts w:ascii="Arial" w:hAnsi="Arial" w:cs="Arial"/>
+          <w:b/>
+          <w:sz w:val="28"/>
+        </w:rPr>
+        <w:t>סוגי הודעות מרכזיים</w:t>
+      </w:r>
+    </w:p>
+    <w:p/>
+    <w:p>
+      <w:pPr>
+        <w:jc w:val="right"/>
+        <w:bidi w:val="1"/>
+      </w:pPr>
+      <w:r>
+        <w:rPr>
+          <w:rFonts w:ascii="Arial" w:hAnsi="Arial" w:cs="Arial"/>
+          <w:b w:val="0"/>
+          <w:sz w:val="24"/>
+        </w:rPr>
+        <w:t>1. register - הרשמה.</w:t>
+      </w:r>
+    </w:p>
+    <w:p>
+      <w:pPr>
+        <w:jc w:val="right"/>
+        <w:bidi w:val="1"/>
+      </w:pPr>
+      <w:r>
+        <w:rPr>
+          <w:rFonts w:ascii="Arial" w:hAnsi="Arial" w:cs="Arial"/>
+          <w:b w:val="0"/>
+          <w:sz w:val="24"/>
+        </w:rPr>
+        <w:t>2. login - התחברות.</w:t>
+      </w:r>
+    </w:p>
+    <w:p>
+      <w:pPr>
+        <w:jc w:val="right"/>
+        <w:bidi w:val="1"/>
+      </w:pPr>
+      <w:r>
+        <w:rPr>
+          <w:rFonts w:ascii="Arial" w:hAnsi="Arial" w:cs="Arial"/>
+          <w:b w:val="0"/>
+          <w:sz w:val="24"/>
+        </w:rPr>
+        <w:t>3. message - הודעת צ'אט רגילה.</w:t>
+      </w:r>
+    </w:p>
+    <w:p>
+      <w:pPr>
+        <w:jc w:val="right"/>
+        <w:bidi w:val="1"/>
+      </w:pPr>
+      <w:r>
+        <w:rPr>
+          <w:rFonts w:ascii="Arial" w:hAnsi="Arial" w:cs="Arial"/>
+          <w:b w:val="0"/>
+          <w:sz w:val="24"/>
+        </w:rPr>
+        <w:t>4. file - שליחת קובץ, תמונה או סרטון.</w:t>
+      </w:r>
+    </w:p>
+    <w:p>
+      <w:pPr>
+        <w:jc w:val="right"/>
+        <w:bidi w:val="1"/>
+      </w:pPr>
+      <w:r>
+        <w:rPr>
+          <w:rFonts w:ascii="Arial" w:hAnsi="Arial" w:cs="Arial"/>
+          <w:b w:val="0"/>
+          <w:sz w:val="24"/>
+        </w:rPr>
+        <w:t>5. join - הצטרפות לחדר.</w:t>
+      </w:r>
+    </w:p>
+    <w:p>
+      <w:pPr>
+        <w:jc w:val="right"/>
+        <w:bidi w:val="1"/>
+      </w:pPr>
+      <w:r>
+        <w:rPr>
+          <w:rFonts w:ascii="Arial" w:hAnsi="Arial" w:cs="Arial"/>
+          <w:b w:val="0"/>
+          <w:sz w:val="24"/>
+        </w:rPr>
+        <w:t>6. create_room - יצירת חדר.</w:t>
+      </w:r>
+    </w:p>
+    <w:p>
+      <w:pPr>
+        <w:jc w:val="right"/>
+        <w:bidi w:val="1"/>
+      </w:pPr>
+      <w:r>
+        <w:rPr>
+          <w:rFonts w:ascii="Arial" w:hAnsi="Arial" w:cs="Arial"/>
+          <w:b w:val="0"/>
+          <w:sz w:val="24"/>
+        </w:rPr>
+        <w:t>7. rooms - בקשת רשימת חדרים.</w:t>
+      </w:r>
+    </w:p>
+    <w:p>
+      <w:pPr>
+        <w:jc w:val="right"/>
+        <w:bidi w:val="1"/>
+      </w:pPr>
+      <w:r>
+        <w:rPr>
+          <w:rFonts w:ascii="Arial" w:hAnsi="Arial" w:cs="Arial"/>
+          <w:b w:val="0"/>
+          <w:sz w:val="24"/>
+        </w:rPr>
+        <w:t>8. users - בקשת רשימת משתמשים.</w:t>
+      </w:r>
+    </w:p>
+    <w:p>
+      <w:pPr>
+        <w:jc w:val="right"/>
+        <w:bidi w:val="1"/>
+      </w:pPr>
+      <w:r>
+        <w:rPr>
+          <w:rFonts w:ascii="Arial" w:hAnsi="Arial" w:cs="Arial"/>
+          <w:b w:val="0"/>
+          <w:sz w:val="24"/>
+        </w:rPr>
+        <w:t>9. command - פקודות מתקדמות.</w:t>
+      </w:r>
+    </w:p>
+    <w:p>
+      <w:pPr>
+        <w:jc w:val="right"/>
+        <w:bidi w:val="1"/>
+      </w:pPr>
+      <w:r>
+        <w:rPr>
+          <w:rFonts w:ascii="Arial" w:hAnsi="Arial" w:cs="Arial"/>
+          <w:b w:val="0"/>
+          <w:sz w:val="24"/>
+        </w:rPr>
+        <w:t>10. typing - חיווי הקלדה.</w:t>
+      </w:r>
+    </w:p>
+    <w:p>
+      <w:pPr>
+        <w:jc w:val="right"/>
+        <w:bidi w:val="1"/>
+      </w:pPr>
+      <w:r>
+        <w:rPr>
+          <w:rFonts w:ascii="Arial" w:hAnsi="Arial" w:cs="Arial"/>
+          <w:b w:val="0"/>
+          <w:sz w:val="24"/>
+        </w:rPr>
+        <w:t>11. read_receipt - אישור קריאה.</w:t>
+      </w:r>
+    </w:p>
+    <w:p>
+      <w:pPr>
+        <w:jc w:val="right"/>
+        <w:bidi w:val="1"/>
+      </w:pPr>
+      <w:r>
+        <w:rPr>
+          <w:rFonts w:ascii="Arial" w:hAnsi="Arial" w:cs="Arial"/>
+          <w:b w:val="0"/>
+          <w:sz w:val="24"/>
+        </w:rPr>
+        <w:t>12. download_event - רישום פתיחת קובץ.</w:t>
+      </w:r>
+    </w:p>
+    <w:p/>
+    <w:p>
+      <w:r>
+        <w:br w:type="page"/>
+      </w:r>
+    </w:p>
+    <w:p/>
     <w:p>
       <w:pPr>
         <w:pStyle w:val="Heading1"/>
@@ -2328,79 +3322,490 @@
           <w:b/>
           <w:sz w:val="32"/>
         </w:rPr>
-        <w:t>5. ????? ???? / ???????</w:t>
-      </w:r>
-    </w:p>
-    <w:p>
-      <w:pPr>
-        <w:jc w:val="right"/>
-        <w:bidi w:val="1"/>
-      </w:pPr>
-      <w:r>
-        <w:rPr>
-          <w:rFonts w:ascii="Arial" w:hAnsi="Arial" w:cs="Arial"/>
-          <w:b w:val="0"/>
-          <w:sz w:val="24"/>
-        </w:rPr>
-        <w:t>????? ?????? ????? ???? ????? ????? ???-???? ??????. ????? ????? ?? sockets, ????? ?? ????? ??? TCP ???? UDP, ?????? ???????? ?????? ?????? ??? ?????? ???? ??? TCP.</w:t>
-      </w:r>
-    </w:p>
-    <w:p>
-      <w:pPr>
-        <w:jc w:val="right"/>
-        <w:bidi w:val="1"/>
-      </w:pPr>
-      <w:r>
-        <w:rPr>
-          <w:rFonts w:ascii="Arial" w:hAnsi="Arial" w:cs="Arial"/>
-          <w:b w:val="0"/>
-          <w:sz w:val="24"/>
-        </w:rPr>
-        <w:t>????? ?? ?? ?????? ????? ????: ????? ??????, hashing ????????, ????? ?????, ????? SQL Injection ?????? ???? ?????.</w:t>
-      </w:r>
-    </w:p>
-    <w:p>
-      <w:pPr>
-        <w:jc w:val="right"/>
-        <w:bidi w:val="1"/>
-      </w:pPr>
-      <w:r>
-        <w:rPr>
-          <w:rFonts w:ascii="Arial" w:hAnsi="Arial" w:cs="Arial"/>
-          <w:b w:val="0"/>
-          <w:sz w:val="24"/>
-        </w:rPr>
-        <w:t>???? ?????? ????? ??? ????? ?? ??????? ????: GUI, ???, ???? ??????, TLS, ????? ??????????. ???? ????? ???? ??? ???, ??? ???? ????? ?? ??? ????? ??????, ????? ?? ??????????.</w:t>
-      </w:r>
-    </w:p>
-    <w:p>
-      <w:pPr>
-        <w:jc w:val="right"/>
-        <w:bidi w:val="1"/>
-      </w:pPr>
-      <w:r>
-        <w:rPr>
-          <w:rFonts w:ascii="Arial" w:hAnsi="Arial" w:cs="Arial"/>
-          <w:b w:val="0"/>
-          <w:sz w:val="24"/>
-        </w:rPr>
-        <w:t>?? ????? ???? ?? ??????? ?????, ????? ????? ???????? ???????, ????? ?? ???? ?????, ?????? ??????? ???? ??? ???, ????? ????? ??????? ?????? ????.</w:t>
-      </w:r>
-    </w:p>
-    <w:p>
-      <w:pPr>
-        <w:jc w:val="right"/>
-        <w:bidi w:val="1"/>
-      </w:pPr>
-      <w:r>
-        <w:rPr>
-          <w:rFonts w:ascii="Arial" w:hAnsi="Arial" w:cs="Arial"/>
-          <w:b w:val="0"/>
-          <w:sz w:val="24"/>
-        </w:rPr>
-        <w:t>??????? ???? ???? ?? ????? ?????? ????? ???? ????? ?? ?? ??? ?????, ??? ?? ?????, ??????, ????? ??????.</w:t>
-      </w:r>
-    </w:p>
+        <w:t>9. אלגוריתמים מרכזיים</w:t>
+      </w:r>
+    </w:p>
+    <w:p/>
+    <w:p>
+      <w:pPr>
+        <w:pStyle w:val="Heading2"/>
+        <w:jc w:val="right"/>
+        <w:bidi w:val="1"/>
+      </w:pPr>
+      <w:r>
+        <w:rPr>
+          <w:rFonts w:ascii="Arial" w:hAnsi="Arial" w:cs="Arial"/>
+          <w:b/>
+          <w:sz w:val="28"/>
+        </w:rPr>
+        <w:t>אלגוריתם קבלת packet</w:t>
+      </w:r>
+    </w:p>
+    <w:p/>
+    <w:p>
+      <w:pPr>
+        <w:jc w:val="right"/>
+        <w:bidi w:val="1"/>
+      </w:pPr>
+      <w:r>
+        <w:rPr>
+          <w:rFonts w:ascii="Arial" w:hAnsi="Arial" w:cs="Arial"/>
+          <w:b w:val="0"/>
+          <w:sz w:val="24"/>
+        </w:rPr>
+        <w:t>1. קוראים 4 בתים מה-socket.</w:t>
+      </w:r>
+    </w:p>
+    <w:p>
+      <w:pPr>
+        <w:jc w:val="right"/>
+        <w:bidi w:val="1"/>
+      </w:pPr>
+      <w:r>
+        <w:rPr>
+          <w:rFonts w:ascii="Arial" w:hAnsi="Arial" w:cs="Arial"/>
+          <w:b w:val="0"/>
+          <w:sz w:val="24"/>
+        </w:rPr>
+        <w:t>2. מפרשים אותם כמספר שמייצג את גודל ה-payload.</w:t>
+      </w:r>
+    </w:p>
+    <w:p>
+      <w:pPr>
+        <w:jc w:val="right"/>
+        <w:bidi w:val="1"/>
+      </w:pPr>
+      <w:r>
+        <w:rPr>
+          <w:rFonts w:ascii="Arial" w:hAnsi="Arial" w:cs="Arial"/>
+          <w:b w:val="0"/>
+          <w:sz w:val="24"/>
+        </w:rPr>
+        <w:t>3. בודקים שהגודל אינו חורג מהמותר.</w:t>
+      </w:r>
+    </w:p>
+    <w:p>
+      <w:pPr>
+        <w:jc w:val="right"/>
+        <w:bidi w:val="1"/>
+      </w:pPr>
+      <w:r>
+        <w:rPr>
+          <w:rFonts w:ascii="Arial" w:hAnsi="Arial" w:cs="Arial"/>
+          <w:b w:val="0"/>
+          <w:sz w:val="24"/>
+        </w:rPr>
+        <w:t>4. קוראים בדיוק את כמות הבתים שנקבעה.</w:t>
+      </w:r>
+    </w:p>
+    <w:p>
+      <w:pPr>
+        <w:jc w:val="right"/>
+        <w:bidi w:val="1"/>
+      </w:pPr>
+      <w:r>
+        <w:rPr>
+          <w:rFonts w:ascii="Arial" w:hAnsi="Arial" w:cs="Arial"/>
+          <w:b w:val="0"/>
+          <w:sz w:val="24"/>
+        </w:rPr>
+        <w:t>5. מפענחים את המידע מ-UTF-8.</w:t>
+      </w:r>
+    </w:p>
+    <w:p>
+      <w:pPr>
+        <w:jc w:val="right"/>
+        <w:bidi w:val="1"/>
+      </w:pPr>
+      <w:r>
+        <w:rPr>
+          <w:rFonts w:ascii="Arial" w:hAnsi="Arial" w:cs="Arial"/>
+          <w:b w:val="0"/>
+          <w:sz w:val="24"/>
+        </w:rPr>
+        <w:t>6. ממירים את הטקסט ל-JSON.</w:t>
+      </w:r>
+    </w:p>
+    <w:p>
+      <w:pPr>
+        <w:jc w:val="right"/>
+        <w:bidi w:val="1"/>
+      </w:pPr>
+      <w:r>
+        <w:rPr>
+          <w:rFonts w:ascii="Arial" w:hAnsi="Arial" w:cs="Arial"/>
+          <w:b w:val="0"/>
+          <w:sz w:val="24"/>
+        </w:rPr>
+        <w:t>7. בודקים שקיים שדה type.</w:t>
+      </w:r>
+    </w:p>
+    <w:p/>
+    <w:p>
+      <w:pPr>
+        <w:pStyle w:val="Heading2"/>
+        <w:jc w:val="right"/>
+        <w:bidi w:val="1"/>
+      </w:pPr>
+      <w:r>
+        <w:rPr>
+          <w:rFonts w:ascii="Arial" w:hAnsi="Arial" w:cs="Arial"/>
+          <w:b/>
+          <w:sz w:val="28"/>
+        </w:rPr>
+        <w:t>אלגוריתם שליחת הודעה לחדר</w:t>
+      </w:r>
+    </w:p>
+    <w:p/>
+    <w:p>
+      <w:pPr>
+        <w:jc w:val="right"/>
+        <w:bidi w:val="1"/>
+      </w:pPr>
+      <w:r>
+        <w:rPr>
+          <w:rFonts w:ascii="Arial" w:hAnsi="Arial" w:cs="Arial"/>
+          <w:b w:val="0"/>
+          <w:sz w:val="24"/>
+        </w:rPr>
+        <w:t>1. הלקוח שולח packet מסוג message.</w:t>
+      </w:r>
+    </w:p>
+    <w:p>
+      <w:pPr>
+        <w:jc w:val="right"/>
+        <w:bidi w:val="1"/>
+      </w:pPr>
+      <w:r>
+        <w:rPr>
+          <w:rFonts w:ascii="Arial" w:hAnsi="Arial" w:cs="Arial"/>
+          <w:b w:val="0"/>
+          <w:sz w:val="24"/>
+        </w:rPr>
+        <w:t>2. השרת בודק שהלקוח מחובר.</w:t>
+      </w:r>
+    </w:p>
+    <w:p>
+      <w:pPr>
+        <w:jc w:val="right"/>
+        <w:bidi w:val="1"/>
+      </w:pPr>
+      <w:r>
+        <w:rPr>
+          <w:rFonts w:ascii="Arial" w:hAnsi="Arial" w:cs="Arial"/>
+          <w:b w:val="0"/>
+          <w:sz w:val="24"/>
+        </w:rPr>
+        <w:t>3. השרת בודק שההודעה אינה ריקה ואינה ארוכה מדי.</w:t>
+      </w:r>
+    </w:p>
+    <w:p>
+      <w:pPr>
+        <w:jc w:val="right"/>
+        <w:bidi w:val="1"/>
+      </w:pPr>
+      <w:r>
+        <w:rPr>
+          <w:rFonts w:ascii="Arial" w:hAnsi="Arial" w:cs="Arial"/>
+          <w:b w:val="0"/>
+          <w:sz w:val="24"/>
+        </w:rPr>
+        <w:t>4. השרת שומר את ההודעה בבסיס הנתונים.</w:t>
+      </w:r>
+    </w:p>
+    <w:p>
+      <w:pPr>
+        <w:jc w:val="right"/>
+        <w:bidi w:val="1"/>
+      </w:pPr>
+      <w:r>
+        <w:rPr>
+          <w:rFonts w:ascii="Arial" w:hAnsi="Arial" w:cs="Arial"/>
+          <w:b w:val="0"/>
+          <w:sz w:val="24"/>
+        </w:rPr>
+        <w:t>5. השרת עובר על כל הלקוחות המחוברים.</w:t>
+      </w:r>
+    </w:p>
+    <w:p>
+      <w:pPr>
+        <w:jc w:val="right"/>
+        <w:bidi w:val="1"/>
+      </w:pPr>
+      <w:r>
+        <w:rPr>
+          <w:rFonts w:ascii="Arial" w:hAnsi="Arial" w:cs="Arial"/>
+          <w:b w:val="0"/>
+          <w:sz w:val="24"/>
+        </w:rPr>
+        <w:t>6. השרת שולח את ההודעה רק ללקוחות שנמצאים באותו חדר.</w:t>
+      </w:r>
+    </w:p>
+    <w:p/>
+    <w:p>
+      <w:pPr>
+        <w:pStyle w:val="Heading2"/>
+        <w:jc w:val="right"/>
+        <w:bidi w:val="1"/>
+      </w:pPr>
+      <w:r>
+        <w:rPr>
+          <w:rFonts w:ascii="Arial" w:hAnsi="Arial" w:cs="Arial"/>
+          <w:b/>
+          <w:sz w:val="28"/>
+        </w:rPr>
+        <w:t>אלגוריתם הרשמה</w:t>
+      </w:r>
+    </w:p>
+    <w:p/>
+    <w:p>
+      <w:pPr>
+        <w:jc w:val="right"/>
+        <w:bidi w:val="1"/>
+      </w:pPr>
+      <w:r>
+        <w:rPr>
+          <w:rFonts w:ascii="Arial" w:hAnsi="Arial" w:cs="Arial"/>
+          <w:b w:val="0"/>
+          <w:sz w:val="24"/>
+        </w:rPr>
+        <w:t>1. הלקוח שולח שם משתמש וסיסמה.</w:t>
+      </w:r>
+    </w:p>
+    <w:p>
+      <w:pPr>
+        <w:jc w:val="right"/>
+        <w:bidi w:val="1"/>
+      </w:pPr>
+      <w:r>
+        <w:rPr>
+          <w:rFonts w:ascii="Arial" w:hAnsi="Arial" w:cs="Arial"/>
+          <w:b w:val="0"/>
+          <w:sz w:val="24"/>
+        </w:rPr>
+        <w:t>2. השרת בודק ששם המשתמש חוקי.</w:t>
+      </w:r>
+    </w:p>
+    <w:p>
+      <w:pPr>
+        <w:jc w:val="right"/>
+        <w:bidi w:val="1"/>
+      </w:pPr>
+      <w:r>
+        <w:rPr>
+          <w:rFonts w:ascii="Arial" w:hAnsi="Arial" w:cs="Arial"/>
+          <w:b w:val="0"/>
+          <w:sz w:val="24"/>
+        </w:rPr>
+        <w:t>3. השרת בודק שהסיסמה באורך מתאים.</w:t>
+      </w:r>
+    </w:p>
+    <w:p>
+      <w:pPr>
+        <w:jc w:val="right"/>
+        <w:bidi w:val="1"/>
+      </w:pPr>
+      <w:r>
+        <w:rPr>
+          <w:rFonts w:ascii="Arial" w:hAnsi="Arial" w:cs="Arial"/>
+          <w:b w:val="0"/>
+          <w:sz w:val="24"/>
+        </w:rPr>
+        <w:t>4. השרת יוצר salt אקראי.</w:t>
+      </w:r>
+    </w:p>
+    <w:p>
+      <w:pPr>
+        <w:jc w:val="right"/>
+        <w:bidi w:val="1"/>
+      </w:pPr>
+      <w:r>
+        <w:rPr>
+          <w:rFonts w:ascii="Arial" w:hAnsi="Arial" w:cs="Arial"/>
+          <w:b w:val="0"/>
+          <w:sz w:val="24"/>
+        </w:rPr>
+        <w:t>5. השרת מחשב hash עם PBKDF2.</w:t>
+      </w:r>
+    </w:p>
+    <w:p>
+      <w:pPr>
+        <w:jc w:val="right"/>
+        <w:bidi w:val="1"/>
+      </w:pPr>
+      <w:r>
+        <w:rPr>
+          <w:rFonts w:ascii="Arial" w:hAnsi="Arial" w:cs="Arial"/>
+          <w:b w:val="0"/>
+          <w:sz w:val="24"/>
+        </w:rPr>
+        <w:t>6. השרת שומר את שם המשתמש וה-hash בבסיס הנתונים.</w:t>
+      </w:r>
+    </w:p>
+    <w:p>
+      <w:pPr>
+        <w:jc w:val="right"/>
+        <w:bidi w:val="1"/>
+      </w:pPr>
+      <w:r>
+        <w:rPr>
+          <w:rFonts w:ascii="Arial" w:hAnsi="Arial" w:cs="Arial"/>
+          <w:b w:val="0"/>
+          <w:sz w:val="24"/>
+        </w:rPr>
+        <w:t>7. אם שם המשתמש כבר קיים, מוחזרת הודעת שגיאה.</w:t>
+      </w:r>
+    </w:p>
+    <w:p/>
+    <w:p>
+      <w:pPr>
+        <w:pStyle w:val="Heading2"/>
+        <w:jc w:val="right"/>
+        <w:bidi w:val="1"/>
+      </w:pPr>
+      <w:r>
+        <w:rPr>
+          <w:rFonts w:ascii="Arial" w:hAnsi="Arial" w:cs="Arial"/>
+          <w:b/>
+          <w:sz w:val="28"/>
+        </w:rPr>
+        <w:t>אלגוריתם שליחת קובץ</w:t>
+      </w:r>
+    </w:p>
+    <w:p/>
+    <w:p>
+      <w:pPr>
+        <w:jc w:val="right"/>
+        <w:bidi w:val="1"/>
+      </w:pPr>
+      <w:r>
+        <w:rPr>
+          <w:rFonts w:ascii="Arial" w:hAnsi="Arial" w:cs="Arial"/>
+          <w:b w:val="0"/>
+          <w:sz w:val="24"/>
+        </w:rPr>
+        <w:t>1. המשתמש בוחר קובץ דרך הממשק.</w:t>
+      </w:r>
+    </w:p>
+    <w:p>
+      <w:pPr>
+        <w:jc w:val="right"/>
+        <w:bidi w:val="1"/>
+      </w:pPr>
+      <w:r>
+        <w:rPr>
+          <w:rFonts w:ascii="Arial" w:hAnsi="Arial" w:cs="Arial"/>
+          <w:b w:val="0"/>
+          <w:sz w:val="24"/>
+        </w:rPr>
+        <w:t>2. הלקוח בודק שהקובץ אינו גדול מדי.</w:t>
+      </w:r>
+    </w:p>
+    <w:p>
+      <w:pPr>
+        <w:jc w:val="right"/>
+        <w:bidi w:val="1"/>
+      </w:pPr>
+      <w:r>
+        <w:rPr>
+          <w:rFonts w:ascii="Arial" w:hAnsi="Arial" w:cs="Arial"/>
+          <w:b w:val="0"/>
+          <w:sz w:val="24"/>
+        </w:rPr>
+        <w:t>3. הלקוח קורא את הקובץ וממיר אותו ל-base64.</w:t>
+      </w:r>
+    </w:p>
+    <w:p>
+      <w:pPr>
+        <w:jc w:val="right"/>
+        <w:bidi w:val="1"/>
+      </w:pPr>
+      <w:r>
+        <w:rPr>
+          <w:rFonts w:ascii="Arial" w:hAnsi="Arial" w:cs="Arial"/>
+          <w:b w:val="0"/>
+          <w:sz w:val="24"/>
+        </w:rPr>
+        <w:t>4. הלקוח שולח packet מסוג file.</w:t>
+      </w:r>
+    </w:p>
+    <w:p>
+      <w:pPr>
+        <w:jc w:val="right"/>
+        <w:bidi w:val="1"/>
+      </w:pPr>
+      <w:r>
+        <w:rPr>
+          <w:rFonts w:ascii="Arial" w:hAnsi="Arial" w:cs="Arial"/>
+          <w:b w:val="0"/>
+          <w:sz w:val="24"/>
+        </w:rPr>
+        <w:t>5. השרת מפענח את base64.</w:t>
+      </w:r>
+    </w:p>
+    <w:p>
+      <w:pPr>
+        <w:jc w:val="right"/>
+        <w:bidi w:val="1"/>
+      </w:pPr>
+      <w:r>
+        <w:rPr>
+          <w:rFonts w:ascii="Arial" w:hAnsi="Arial" w:cs="Arial"/>
+          <w:b w:val="0"/>
+          <w:sz w:val="24"/>
+        </w:rPr>
+        <w:t>6. השרת שומר עותק בתיקיית uploads.</w:t>
+      </w:r>
+    </w:p>
+    <w:p>
+      <w:pPr>
+        <w:jc w:val="right"/>
+        <w:bidi w:val="1"/>
+      </w:pPr>
+      <w:r>
+        <w:rPr>
+          <w:rFonts w:ascii="Arial" w:hAnsi="Arial" w:cs="Arial"/>
+          <w:b w:val="0"/>
+          <w:sz w:val="24"/>
+        </w:rPr>
+        <w:t>7. השרת שולח את הקובץ לכל המשתמשים בחדר.</w:t>
+      </w:r>
+    </w:p>
+    <w:p>
+      <w:pPr>
+        <w:jc w:val="right"/>
+        <w:bidi w:val="1"/>
+      </w:pPr>
+      <w:r>
+        <w:rPr>
+          <w:rFonts w:ascii="Arial" w:hAnsi="Arial" w:cs="Arial"/>
+          <w:b w:val="0"/>
+          <w:sz w:val="24"/>
+        </w:rPr>
+        <w:t>8. הלקוח המקבל שומר את הקובץ בתיקיית downloads.</w:t>
+      </w:r>
+    </w:p>
+    <w:p>
+      <w:pPr>
+        <w:jc w:val="right"/>
+        <w:bidi w:val="1"/>
+      </w:pPr>
+      <w:r>
+        <w:rPr>
+          <w:rFonts w:ascii="Arial" w:hAnsi="Arial" w:cs="Arial"/>
+          <w:b w:val="0"/>
+          <w:sz w:val="24"/>
+        </w:rPr>
+        <w:t>9. אם מדובר בתמונה, מוצגת תצוגה מקדימה במסך הצ'אט.</w:t>
+      </w:r>
+    </w:p>
+    <w:p/>
+    <w:p>
+      <w:r>
+        <w:br w:type="page"/>
+      </w:r>
+    </w:p>
+    <w:p/>
     <w:p>
       <w:pPr>
         <w:pStyle w:val="Heading1"/>
@@ -2413,121 +3818,407 @@
           <w:b/>
           <w:sz w:val="32"/>
         </w:rPr>
-        <w:t>6. ???????????</w:t>
-      </w:r>
-    </w:p>
-    <w:p>
-      <w:pPr>
-        <w:jc w:val="right"/>
-        <w:bidi w:val="1"/>
-      </w:pPr>
-      <w:r>
-        <w:rPr>
-          <w:rFonts w:ascii="Arial" w:hAnsi="Arial" w:cs="Arial"/>
-          <w:b w:val="0"/>
-          <w:sz w:val="24"/>
-        </w:rPr>
-        <w:t>Python Software Foundation. Python socket documentation. https://docs.python.org/3/library/socket.html</w:t>
-      </w:r>
-    </w:p>
-    <w:p>
-      <w:pPr>
-        <w:jc w:val="right"/>
-        <w:bidi w:val="1"/>
-      </w:pPr>
-      <w:r>
-        <w:rPr>
-          <w:rFonts w:ascii="Arial" w:hAnsi="Arial" w:cs="Arial"/>
-          <w:b w:val="0"/>
-          <w:sz w:val="24"/>
-        </w:rPr>
-        <w:t>Python Software Foundation. Python ssl documentation. https://docs.python.org/3/library/ssl.html</w:t>
-      </w:r>
-    </w:p>
-    <w:p>
-      <w:pPr>
-        <w:jc w:val="right"/>
-        <w:bidi w:val="1"/>
-      </w:pPr>
-      <w:r>
-        <w:rPr>
-          <w:rFonts w:ascii="Arial" w:hAnsi="Arial" w:cs="Arial"/>
-          <w:b w:val="0"/>
-          <w:sz w:val="24"/>
-        </w:rPr>
-        <w:t>Python Software Foundation. Python threading documentation. https://docs.python.org/3/library/threading.html</w:t>
-      </w:r>
-    </w:p>
-    <w:p>
-      <w:pPr>
-        <w:jc w:val="right"/>
-        <w:bidi w:val="1"/>
-      </w:pPr>
-      <w:r>
-        <w:rPr>
-          <w:rFonts w:ascii="Arial" w:hAnsi="Arial" w:cs="Arial"/>
-          <w:b w:val="0"/>
-          <w:sz w:val="24"/>
-        </w:rPr>
-        <w:t>Python Software Foundation. Python sqlite3 documentation. https://docs.python.org/3/library/sqlite3.html</w:t>
-      </w:r>
-    </w:p>
-    <w:p>
-      <w:pPr>
-        <w:jc w:val="right"/>
-        <w:bidi w:val="1"/>
-      </w:pPr>
-      <w:r>
-        <w:rPr>
-          <w:rFonts w:ascii="Arial" w:hAnsi="Arial" w:cs="Arial"/>
-          <w:b w:val="0"/>
-          <w:sz w:val="24"/>
-        </w:rPr>
-        <w:t>Python Software Foundation. Tkinter documentation. https://docs.python.org/3/library/tkinter.html</w:t>
-      </w:r>
-    </w:p>
-    <w:p>
-      <w:pPr>
-        <w:jc w:val="right"/>
-        <w:bidi w:val="1"/>
-      </w:pPr>
-      <w:r>
-        <w:rPr>
-          <w:rFonts w:ascii="Arial" w:hAnsi="Arial" w:cs="Arial"/>
-          <w:b w:val="0"/>
-          <w:sz w:val="24"/>
-        </w:rPr>
-        <w:t>OWASP Foundation. Password Storage Cheat Sheet. https://cheatsheetseries.owasp.org/</w:t>
-      </w:r>
-    </w:p>
-    <w:p>
-      <w:pPr>
-        <w:jc w:val="right"/>
-        <w:bidi w:val="1"/>
-      </w:pPr>
-      <w:r>
-        <w:rPr>
-          <w:rFonts w:ascii="Arial" w:hAnsi="Arial" w:cs="Arial"/>
-          <w:b w:val="0"/>
-          <w:sz w:val="24"/>
-        </w:rPr>
-        <w:t>SQLite. SQLite Documentation. https://www.sqlite.org/docs.html</w:t>
-      </w:r>
-    </w:p>
-    <w:p>
-      <w:pPr>
-        <w:jc w:val="right"/>
-        <w:bidi w:val="1"/>
-      </w:pPr>
-      <w:r>
-        <w:rPr>
-          <w:rFonts w:ascii="Arial" w:hAnsi="Arial" w:cs="Arial"/>
-          <w:b w:val="0"/>
-          <w:sz w:val="24"/>
-        </w:rPr>
-        <w:t>Pillow. Pillow Documentation. https://pillow.readthedocs.io/</w:t>
-      </w:r>
-    </w:p>
+        <w:t>10. אבטחת מידע וחולשות</w:t>
+      </w:r>
+    </w:p>
+    <w:p/>
+    <w:p>
+      <w:pPr>
+        <w:pStyle w:val="Heading2"/>
+        <w:jc w:val="right"/>
+        <w:bidi w:val="1"/>
+      </w:pPr>
+      <w:r>
+        <w:rPr>
+          <w:rFonts w:ascii="Arial" w:hAnsi="Arial" w:cs="Arial"/>
+          <w:b/>
+          <w:sz w:val="28"/>
+        </w:rPr>
+        <w:t>הצפנת תקשורת</w:t>
+      </w:r>
+    </w:p>
+    <w:p/>
+    <w:p>
+      <w:pPr>
+        <w:jc w:val="right"/>
+        <w:bidi w:val="1"/>
+      </w:pPr>
+      <w:r>
+        <w:rPr>
+          <w:rFonts w:ascii="Arial" w:hAnsi="Arial" w:cs="Arial"/>
+          <w:b w:val="0"/>
+          <w:sz w:val="24"/>
+        </w:rPr>
+        <w:t>המערכת משתמשת ב-TLS ולכן המידע שעובר בין הלקוח לשרת מוצפן. הדבר מקטין את הסיכון שמאזין ברשת יראה הודעות, סיסמאות או קבצים.</w:t>
+      </w:r>
+    </w:p>
+    <w:p/>
+    <w:p>
+      <w:pPr>
+        <w:pStyle w:val="Heading2"/>
+        <w:jc w:val="right"/>
+        <w:bidi w:val="1"/>
+      </w:pPr>
+      <w:r>
+        <w:rPr>
+          <w:rFonts w:ascii="Arial" w:hAnsi="Arial" w:cs="Arial"/>
+          <w:b/>
+          <w:sz w:val="28"/>
+        </w:rPr>
+        <w:t>שמירת סיסמאות</w:t>
+      </w:r>
+    </w:p>
+    <w:p/>
+    <w:p>
+      <w:pPr>
+        <w:jc w:val="right"/>
+        <w:bidi w:val="1"/>
+      </w:pPr>
+      <w:r>
+        <w:rPr>
+          <w:rFonts w:ascii="Arial" w:hAnsi="Arial" w:cs="Arial"/>
+          <w:b w:val="0"/>
+          <w:sz w:val="24"/>
+        </w:rPr>
+        <w:t>סיסמאות אינן נשמרות כטקסט גלוי. במקום זאת נשמר hash שנוצר באמצעות PBKDF2 עם salt אקראי. אם בסיס הנתונים נגנב, התוקף לא מקבל את הסיסמאות המקוריות באופן ישיר.</w:t>
+      </w:r>
+    </w:p>
+    <w:p/>
+    <w:p>
+      <w:pPr>
+        <w:pStyle w:val="Heading2"/>
+        <w:jc w:val="right"/>
+        <w:bidi w:val="1"/>
+      </w:pPr>
+      <w:r>
+        <w:rPr>
+          <w:rFonts w:ascii="Arial" w:hAnsi="Arial" w:cs="Arial"/>
+          <w:b/>
+          <w:sz w:val="28"/>
+        </w:rPr>
+        <w:t>הגנה מפני SQL Injection</w:t>
+      </w:r>
+    </w:p>
+    <w:p/>
+    <w:p>
+      <w:pPr>
+        <w:jc w:val="right"/>
+        <w:bidi w:val="1"/>
+      </w:pPr>
+      <w:r>
+        <w:rPr>
+          <w:rFonts w:ascii="Arial" w:hAnsi="Arial" w:cs="Arial"/>
+          <w:b w:val="0"/>
+          <w:sz w:val="24"/>
+        </w:rPr>
+        <w:t>כל השאילתות משתמשות בפרמטרים. לדוגמה, במקום לחבר מחרוזת SQL עם קלט משתמש, הקוד מעביר את הערכים בנפרד ל-SQLite.</w:t>
+      </w:r>
+    </w:p>
+    <w:p/>
+    <w:p>
+      <w:pPr>
+        <w:pStyle w:val="Heading2"/>
+        <w:jc w:val="right"/>
+        <w:bidi w:val="1"/>
+      </w:pPr>
+      <w:r>
+        <w:rPr>
+          <w:rFonts w:ascii="Arial" w:hAnsi="Arial" w:cs="Arial"/>
+          <w:b/>
+          <w:sz w:val="28"/>
+        </w:rPr>
+        <w:t>הגבלת גודל packets</w:t>
+      </w:r>
+    </w:p>
+    <w:p/>
+    <w:p>
+      <w:pPr>
+        <w:jc w:val="right"/>
+        <w:bidi w:val="1"/>
+      </w:pPr>
+      <w:r>
+        <w:rPr>
+          <w:rFonts w:ascii="Arial" w:hAnsi="Arial" w:cs="Arial"/>
+          <w:b w:val="0"/>
+          <w:sz w:val="24"/>
+        </w:rPr>
+        <w:t>הפרוטוקול מגביל את גודל ה-packet. כך נמנע מצב שבו משתמש שולח מידע ענק כדי לגרום לשרת לקרוס.</w:t>
+      </w:r>
+    </w:p>
+    <w:p/>
+    <w:p>
+      <w:pPr>
+        <w:pStyle w:val="Heading2"/>
+        <w:jc w:val="right"/>
+        <w:bidi w:val="1"/>
+      </w:pPr>
+      <w:r>
+        <w:rPr>
+          <w:rFonts w:ascii="Arial" w:hAnsi="Arial" w:cs="Arial"/>
+          <w:b/>
+          <w:sz w:val="28"/>
+        </w:rPr>
+        <w:t>הגבלת גודל קבצים</w:t>
+      </w:r>
+    </w:p>
+    <w:p/>
+    <w:p>
+      <w:pPr>
+        <w:jc w:val="right"/>
+        <w:bidi w:val="1"/>
+      </w:pPr>
+      <w:r>
+        <w:rPr>
+          <w:rFonts w:ascii="Arial" w:hAnsi="Arial" w:cs="Arial"/>
+          <w:b w:val="0"/>
+          <w:sz w:val="24"/>
+        </w:rPr>
+        <w:t>המערכת מגבילה את גודל הקובץ שניתן לשלוח. פעולה זו מגינה מפני הצפת זיכרון ודיסק.</w:t>
+      </w:r>
+    </w:p>
+    <w:p/>
+    <w:p>
+      <w:pPr>
+        <w:pStyle w:val="Heading2"/>
+        <w:jc w:val="right"/>
+        <w:bidi w:val="1"/>
+      </w:pPr>
+      <w:r>
+        <w:rPr>
+          <w:rFonts w:ascii="Arial" w:hAnsi="Arial" w:cs="Arial"/>
+          <w:b/>
+          <w:sz w:val="28"/>
+        </w:rPr>
+        <w:t>ניקוי שמות קבצים</w:t>
+      </w:r>
+    </w:p>
+    <w:p/>
+    <w:p>
+      <w:pPr>
+        <w:jc w:val="right"/>
+        <w:bidi w:val="1"/>
+      </w:pPr>
+      <w:r>
+        <w:rPr>
+          <w:rFonts w:ascii="Arial" w:hAnsi="Arial" w:cs="Arial"/>
+          <w:b w:val="0"/>
+          <w:sz w:val="24"/>
+        </w:rPr>
+        <w:t>המערכת מחליפה תווי נתיב מסוכנים בשם הקובץ. כך נמנעת כתיבה לתיקיות לא רצויות.</w:t>
+      </w:r>
+    </w:p>
+    <w:p/>
+    <w:p>
+      <w:pPr>
+        <w:pStyle w:val="Heading2"/>
+        <w:jc w:val="right"/>
+        <w:bidi w:val="1"/>
+      </w:pPr>
+      <w:r>
+        <w:rPr>
+          <w:rFonts w:ascii="Arial" w:hAnsi="Arial" w:cs="Arial"/>
+          <w:b/>
+          <w:sz w:val="28"/>
+        </w:rPr>
+        <w:t>ניהול חריגות</w:t>
+      </w:r>
+    </w:p>
+    <w:p/>
+    <w:p>
+      <w:pPr>
+        <w:jc w:val="right"/>
+        <w:bidi w:val="1"/>
+      </w:pPr>
+      <w:r>
+        <w:rPr>
+          <w:rFonts w:ascii="Arial" w:hAnsi="Arial" w:cs="Arial"/>
+          <w:b w:val="0"/>
+          <w:sz w:val="24"/>
+        </w:rPr>
+        <w:t>בשרת יש שימוש ב-try/except כדי למנוע קריסה כאשר לקוח מתנתק או שולח מידע לא תקין.</w:t>
+      </w:r>
+    </w:p>
+    <w:p/>
+    <w:p>
+      <w:pPr>
+        <w:pStyle w:val="Heading2"/>
+        <w:jc w:val="right"/>
+        <w:bidi w:val="1"/>
+      </w:pPr>
+      <w:r>
+        <w:rPr>
+          <w:rFonts w:ascii="Arial" w:hAnsi="Arial" w:cs="Arial"/>
+          <w:b/>
+          <w:sz w:val="28"/>
+        </w:rPr>
+        <w:t>חולשות שנותרו</w:t>
+      </w:r>
+    </w:p>
+    <w:p/>
+    <w:p>
+      <w:pPr>
+        <w:jc w:val="right"/>
+        <w:bidi w:val="1"/>
+      </w:pPr>
+      <w:r>
+        <w:rPr>
+          <w:rFonts w:ascii="Arial" w:hAnsi="Arial" w:cs="Arial"/>
+          <w:b w:val="0"/>
+          <w:sz w:val="24"/>
+        </w:rPr>
+        <w:t>1. תעודת TLS היא תעודת פיתוח מקומית ולא תעודה מסחרית מאומתת.</w:t>
+      </w:r>
+    </w:p>
+    <w:p>
+      <w:pPr>
+        <w:jc w:val="right"/>
+        <w:bidi w:val="1"/>
+      </w:pPr>
+      <w:r>
+        <w:rPr>
+          <w:rFonts w:ascii="Arial" w:hAnsi="Arial" w:cs="Arial"/>
+          <w:b w:val="0"/>
+          <w:sz w:val="24"/>
+        </w:rPr>
+        <w:t>2. קוד 2FA הוא לימודי בלבד ולא נשלח לערוץ חיצוני.</w:t>
+      </w:r>
+    </w:p>
+    <w:p>
+      <w:pPr>
+        <w:jc w:val="right"/>
+        <w:bidi w:val="1"/>
+      </w:pPr>
+      <w:r>
+        <w:rPr>
+          <w:rFonts w:ascii="Arial" w:hAnsi="Arial" w:cs="Arial"/>
+          <w:b w:val="0"/>
+          <w:sz w:val="24"/>
+        </w:rPr>
+        <w:t>3. אין מערכת הרשאות מלאה ברמת ארגון מסחרי.</w:t>
+      </w:r>
+    </w:p>
+    <w:p>
+      <w:pPr>
+        <w:jc w:val="right"/>
+        <w:bidi w:val="1"/>
+      </w:pPr>
+      <w:r>
+        <w:rPr>
+          <w:rFonts w:ascii="Arial" w:hAnsi="Arial" w:cs="Arial"/>
+          <w:b w:val="0"/>
+          <w:sz w:val="24"/>
+        </w:rPr>
+        <w:t>4. אין סריקת אנטי-וירוס לקבצים שנשלחים.</w:t>
+      </w:r>
+    </w:p>
+    <w:p>
+      <w:pPr>
+        <w:jc w:val="right"/>
+        <w:bidi w:val="1"/>
+      </w:pPr>
+      <w:r>
+        <w:rPr>
+          <w:rFonts w:ascii="Arial" w:hAnsi="Arial" w:cs="Arial"/>
+          <w:b w:val="0"/>
+          <w:sz w:val="24"/>
+        </w:rPr>
+        <w:t>5. אין הגבלת קצב התחברות מתקדמת נגד brute force.</w:t>
+      </w:r>
+    </w:p>
+    <w:p/>
+    <w:p>
+      <w:pPr>
+        <w:pStyle w:val="Heading2"/>
+        <w:jc w:val="right"/>
+        <w:bidi w:val="1"/>
+      </w:pPr>
+      <w:r>
+        <w:rPr>
+          <w:rFonts w:ascii="Arial" w:hAnsi="Arial" w:cs="Arial"/>
+          <w:b/>
+          <w:sz w:val="28"/>
+        </w:rPr>
+        <w:t>שיפורים עתידיים באבטחה</w:t>
+      </w:r>
+    </w:p>
+    <w:p/>
+    <w:p>
+      <w:pPr>
+        <w:jc w:val="right"/>
+        <w:bidi w:val="1"/>
+      </w:pPr>
+      <w:r>
+        <w:rPr>
+          <w:rFonts w:ascii="Arial" w:hAnsi="Arial" w:cs="Arial"/>
+          <w:b w:val="0"/>
+          <w:sz w:val="24"/>
+        </w:rPr>
+        <w:t>1. שימוש בתעודת TLS חתומה על ידי CA.</w:t>
+      </w:r>
+    </w:p>
+    <w:p>
+      <w:pPr>
+        <w:jc w:val="right"/>
+        <w:bidi w:val="1"/>
+      </w:pPr>
+      <w:r>
+        <w:rPr>
+          <w:rFonts w:ascii="Arial" w:hAnsi="Arial" w:cs="Arial"/>
+          <w:b w:val="0"/>
+          <w:sz w:val="24"/>
+        </w:rPr>
+        <w:t>2. הוספת rate limiting להתחברות.</w:t>
+      </w:r>
+    </w:p>
+    <w:p>
+      <w:pPr>
+        <w:jc w:val="right"/>
+        <w:bidi w:val="1"/>
+      </w:pPr>
+      <w:r>
+        <w:rPr>
+          <w:rFonts w:ascii="Arial" w:hAnsi="Arial" w:cs="Arial"/>
+          <w:b w:val="0"/>
+          <w:sz w:val="24"/>
+        </w:rPr>
+        <w:t>3. הוספת אימות דו שלבי אמיתי באפליקציית Authenticator.</w:t>
+      </w:r>
+    </w:p>
+    <w:p>
+      <w:pPr>
+        <w:jc w:val="right"/>
+        <w:bidi w:val="1"/>
+      </w:pPr>
+      <w:r>
+        <w:rPr>
+          <w:rFonts w:ascii="Arial" w:hAnsi="Arial" w:cs="Arial"/>
+          <w:b w:val="0"/>
+          <w:sz w:val="24"/>
+        </w:rPr>
+        <w:t>4. סריקת קבצים לפני פתיחה.</w:t>
+      </w:r>
+    </w:p>
+    <w:p>
+      <w:pPr>
+        <w:jc w:val="right"/>
+        <w:bidi w:val="1"/>
+      </w:pPr>
+      <w:r>
+        <w:rPr>
+          <w:rFonts w:ascii="Arial" w:hAnsi="Arial" w:cs="Arial"/>
+          <w:b w:val="0"/>
+          <w:sz w:val="24"/>
+        </w:rPr>
+        <w:t>5. הרשאות מפורטות יותר לכל חדר.</w:t>
+      </w:r>
+    </w:p>
+    <w:p/>
+    <w:p>
+      <w:r>
+        <w:br w:type="page"/>
+      </w:r>
+    </w:p>
+    <w:p/>
     <w:p>
       <w:pPr>
         <w:pStyle w:val="Heading1"/>
@@ -2540,9 +4231,10 @@
           <w:b/>
           <w:sz w:val="32"/>
         </w:rPr>
-        <w:t>7. ??????</w:t>
-      </w:r>
-    </w:p>
+        <w:t>11. תיאור מימוש הפרויקט</w:t>
+      </w:r>
+    </w:p>
+    <w:p/>
     <w:p>
       <w:pPr>
         <w:pStyle w:val="Heading2"/>
@@ -2555,79 +4247,109 @@
           <w:b/>
           <w:sz w:val="28"/>
         </w:rPr>
-        <w:t>???? ? - ????? ???????</w:t>
-      </w:r>
-    </w:p>
-    <w:p>
-      <w:pPr>
-        <w:jc w:val="right"/>
-        <w:bidi w:val="1"/>
-      </w:pPr>
-      <w:r>
-        <w:rPr>
-          <w:rFonts w:ascii="Arial" w:hAnsi="Arial" w:cs="Arial"/>
-          <w:b w:val="0"/>
-          <w:sz w:val="24"/>
-        </w:rPr>
-        <w:t>????? ????? ?????: ?????? ?????? ???? ???????? ??? ??????.</w:t>
-      </w:r>
-    </w:p>
-    <w:p>
-      <w:pPr>
-        <w:jc w:val="right"/>
-        <w:bidi w:val="1"/>
-      </w:pPr>
-      <w:r>
-        <w:rPr>
-          <w:rFonts w:ascii="Arial" w:hAnsi="Arial" w:cs="Arial"/>
-          <w:b w:val="0"/>
-          <w:sz w:val="24"/>
-        </w:rPr>
-        <w:t>??????: ??? ????? ?????? sockets, ??? ????? ?????? ????????? ??????.</w:t>
-      </w:r>
-    </w:p>
-    <w:p>
-      <w:pPr>
-        <w:jc w:val="right"/>
-        <w:bidi w:val="1"/>
-      </w:pPr>
-      <w:r>
-        <w:rPr>
-          <w:rFonts w:ascii="Arial" w:hAnsi="Arial" w:cs="Arial"/>
-          <w:b w:val="0"/>
-          <w:sz w:val="24"/>
-        </w:rPr>
-        <w:t>????? ?????: ????? ?-Thread, ?????, ??????, SQLite ?????? ????? ??????.</w:t>
-      </w:r>
-    </w:p>
-    <w:p>
-      <w:pPr>
-        <w:jc w:val="right"/>
-        <w:bidi w:val="1"/>
-      </w:pPr>
-      <w:r>
-        <w:rPr>
-          <w:rFonts w:ascii="Arial" w:hAnsi="Arial" w:cs="Arial"/>
-          <w:b w:val="0"/>
-          <w:sz w:val="24"/>
-        </w:rPr>
-        <w:t>?????: TLS, hashing ????????, ?????? ???, ????? ???? ?????? ???????.</w:t>
-      </w:r>
-    </w:p>
-    <w:p>
-      <w:pPr>
-        <w:jc w:val="right"/>
-        <w:bidi w:val="1"/>
-      </w:pPr>
-      <w:r>
-        <w:rPr>
-          <w:rFonts w:ascii="Arial" w:hAnsi="Arial" w:cs="Arial"/>
-          <w:b w:val="0"/>
-          <w:sz w:val="24"/>
-        </w:rPr>
-        <w:t>???? ?????: GUI ??????????? ?? ???? ??????? ??'??.</w:t>
-      </w:r>
-    </w:p>
+        <w:t>סביבת פיתוח</w:t>
+      </w:r>
+    </w:p>
+    <w:p/>
+    <w:p>
+      <w:pPr>
+        <w:jc w:val="right"/>
+        <w:bidi w:val="1"/>
+      </w:pPr>
+      <w:r>
+        <w:rPr>
+          <w:rFonts w:ascii="Arial" w:hAnsi="Arial" w:cs="Arial"/>
+          <w:b w:val="0"/>
+          <w:sz w:val="24"/>
+        </w:rPr>
+        <w:t>שפת תכנות: Python</w:t>
+      </w:r>
+    </w:p>
+    <w:p>
+      <w:pPr>
+        <w:jc w:val="right"/>
+        <w:bidi w:val="1"/>
+      </w:pPr>
+      <w:r>
+        <w:rPr>
+          <w:rFonts w:ascii="Arial" w:hAnsi="Arial" w:cs="Arial"/>
+          <w:b w:val="0"/>
+          <w:sz w:val="24"/>
+        </w:rPr>
+        <w:t>ממשק משתמש: Tkinter</w:t>
+      </w:r>
+    </w:p>
+    <w:p>
+      <w:pPr>
+        <w:jc w:val="right"/>
+        <w:bidi w:val="1"/>
+      </w:pPr>
+      <w:r>
+        <w:rPr>
+          <w:rFonts w:ascii="Arial" w:hAnsi="Arial" w:cs="Arial"/>
+          <w:b w:val="0"/>
+          <w:sz w:val="24"/>
+        </w:rPr>
+        <w:t>בסיס נתונים: SQLite</w:t>
+      </w:r>
+    </w:p>
+    <w:p>
+      <w:pPr>
+        <w:jc w:val="right"/>
+        <w:bidi w:val="1"/>
+      </w:pPr>
+      <w:r>
+        <w:rPr>
+          <w:rFonts w:ascii="Arial" w:hAnsi="Arial" w:cs="Arial"/>
+          <w:b w:val="0"/>
+          <w:sz w:val="24"/>
+        </w:rPr>
+        <w:t>תקשורת: TCP sockets</w:t>
+      </w:r>
+    </w:p>
+    <w:p>
+      <w:pPr>
+        <w:jc w:val="right"/>
+        <w:bidi w:val="1"/>
+      </w:pPr>
+      <w:r>
+        <w:rPr>
+          <w:rFonts w:ascii="Arial" w:hAnsi="Arial" w:cs="Arial"/>
+          <w:b w:val="0"/>
+          <w:sz w:val="24"/>
+        </w:rPr>
+        <w:t>הצפנה: TLS דרך ספריית ssl</w:t>
+      </w:r>
+    </w:p>
+    <w:p>
+      <w:pPr>
+        <w:jc w:val="right"/>
+        <w:bidi w:val="1"/>
+      </w:pPr>
+      <w:r>
+        <w:rPr>
+          <w:rFonts w:ascii="Arial" w:hAnsi="Arial" w:cs="Arial"/>
+          <w:b w:val="0"/>
+          <w:sz w:val="24"/>
+        </w:rPr>
+        <w:t>ספרייה לתמונות: Pillow</w:t>
+      </w:r>
+    </w:p>
+    <w:p>
+      <w:pPr>
+        <w:jc w:val="right"/>
+        <w:bidi w:val="1"/>
+      </w:pPr>
+      <w:r>
+        <w:rPr>
+          <w:rFonts w:ascii="Arial" w:hAnsi="Arial" w:cs="Arial"/>
+          <w:b w:val="0"/>
+          <w:sz w:val="24"/>
+        </w:rPr>
+        <w:t>ניהול גרסאות: Git ו-GitHub</w:t>
+      </w:r>
+    </w:p>
+    <w:p/>
     <w:p>
       <w:pPr>
         <w:pStyle w:val="Heading2"/>
@@ -2640,23 +4362,24 @@
           <w:b/>
           <w:sz w:val="28"/>
         </w:rPr>
-        <w:t>???? ? - GitHub</w:t>
-      </w:r>
-    </w:p>
-    <w:p>
-      <w:pPr>
-        <w:jc w:val="right"/>
-        <w:bidi w:val="1"/>
-      </w:pPr>
-      <w:r>
-        <w:rPr>
-          <w:rFonts w:ascii="Arial" w:hAnsi="Arial" w:cs="Arial"/>
-          <w:b w:val="0"/>
-          <w:sz w:val="24"/>
-        </w:rPr>
-        <w:t>https://github.com/iriszigdon/SecureChat</w:t>
-      </w:r>
-    </w:p>
+        <w:t>הרצת השרת</w:t>
+      </w:r>
+    </w:p>
+    <w:p/>
+    <w:p>
+      <w:pPr>
+        <w:jc w:val="left"/>
+      </w:pPr>
+      <w:r>
+        <w:rPr>
+          <w:rFonts w:ascii="Consolas" w:hAnsi="Consolas" w:cs="Consolas"/>
+          <w:b w:val="0"/>
+          <w:sz w:val="20"/>
+        </w:rPr>
+        <w:t>python -m secure_chat.server</w:t>
+      </w:r>
+    </w:p>
+    <w:p/>
     <w:p>
       <w:pPr>
         <w:pStyle w:val="Heading2"/>
@@ -2669,21 +4392,3286 @@
           <w:b/>
           <w:sz w:val="28"/>
         </w:rPr>
-        <w:t>???? ? - ????? ???</w:t>
-      </w:r>
-    </w:p>
-    <w:p>
-      <w:pPr>
-        <w:jc w:val="right"/>
-        <w:bidi w:val="1"/>
-      </w:pPr>
-      <w:r>
-        <w:rPr>
-          <w:rFonts w:ascii="Arial" w:hAnsi="Arial" w:cs="Arial"/>
-          <w:b w:val="0"/>
-          <w:sz w:val="24"/>
-        </w:rPr>
-        <w:t>????? ???? ???? ????? ??????? ?????? CODE_REMARKS.md, ????? ????? ??????? ?????? ????.</w:t>
+        <w:t>הרצת לקוח</w:t>
+      </w:r>
+    </w:p>
+    <w:p/>
+    <w:p>
+      <w:pPr>
+        <w:jc w:val="left"/>
+      </w:pPr>
+      <w:r>
+        <w:rPr>
+          <w:rFonts w:ascii="Consolas" w:hAnsi="Consolas" w:cs="Consolas"/>
+          <w:b w:val="0"/>
+          <w:sz w:val="20"/>
+        </w:rPr>
+        <w:t>python -m secure_chat.client_gui</w:t>
+      </w:r>
+    </w:p>
+    <w:p/>
+    <w:p>
+      <w:pPr>
+        <w:pStyle w:val="Heading2"/>
+        <w:jc w:val="right"/>
+        <w:bidi w:val="1"/>
+      </w:pPr>
+      <w:r>
+        <w:rPr>
+          <w:rFonts w:ascii="Arial" w:hAnsi="Arial" w:cs="Arial"/>
+          <w:b/>
+          <w:sz w:val="28"/>
+        </w:rPr>
+        <w:t>התקנת תלויות</w:t>
+      </w:r>
+    </w:p>
+    <w:p/>
+    <w:p>
+      <w:pPr>
+        <w:jc w:val="left"/>
+      </w:pPr>
+      <w:r>
+        <w:rPr>
+          <w:rFonts w:ascii="Consolas" w:hAnsi="Consolas" w:cs="Consolas"/>
+          <w:b w:val="0"/>
+          <w:sz w:val="20"/>
+        </w:rPr>
+        <w:t>pip install -r requirements.txt</w:t>
+      </w:r>
+    </w:p>
+    <w:p/>
+    <w:p>
+      <w:pPr>
+        <w:pStyle w:val="Heading2"/>
+        <w:jc w:val="right"/>
+        <w:bidi w:val="1"/>
+      </w:pPr>
+      <w:r>
+        <w:rPr>
+          <w:rFonts w:ascii="Arial" w:hAnsi="Arial" w:cs="Arial"/>
+          <w:b/>
+          <w:sz w:val="28"/>
+        </w:rPr>
+        <w:t>מבנה תיקיות</w:t>
+      </w:r>
+    </w:p>
+    <w:p/>
+    <w:p>
+      <w:pPr>
+        <w:jc w:val="left"/>
+      </w:pPr>
+      <w:r>
+        <w:rPr>
+          <w:rFonts w:ascii="Consolas" w:hAnsi="Consolas" w:cs="Consolas"/>
+          <w:b w:val="0"/>
+          <w:sz w:val="20"/>
+        </w:rPr>
+        <w:t>secure_chat/</w:t>
+      </w:r>
+    </w:p>
+    <w:p>
+      <w:pPr>
+        <w:jc w:val="left"/>
+      </w:pPr>
+      <w:r>
+        <w:rPr>
+          <w:rFonts w:ascii="Consolas" w:hAnsi="Consolas" w:cs="Consolas"/>
+          <w:b w:val="0"/>
+          <w:sz w:val="20"/>
+        </w:rPr>
+        <w:t xml:space="preserve">  client_gui.py</w:t>
+      </w:r>
+    </w:p>
+    <w:p>
+      <w:pPr>
+        <w:jc w:val="left"/>
+      </w:pPr>
+      <w:r>
+        <w:rPr>
+          <w:rFonts w:ascii="Consolas" w:hAnsi="Consolas" w:cs="Consolas"/>
+          <w:b w:val="0"/>
+          <w:sz w:val="20"/>
+        </w:rPr>
+        <w:t xml:space="preserve">  server.py</w:t>
+      </w:r>
+    </w:p>
+    <w:p>
+      <w:pPr>
+        <w:jc w:val="left"/>
+      </w:pPr>
+      <w:r>
+        <w:rPr>
+          <w:rFonts w:ascii="Consolas" w:hAnsi="Consolas" w:cs="Consolas"/>
+          <w:b w:val="0"/>
+          <w:sz w:val="20"/>
+        </w:rPr>
+        <w:t xml:space="preserve">  protocol.py</w:t>
+      </w:r>
+    </w:p>
+    <w:p>
+      <w:pPr>
+        <w:jc w:val="left"/>
+      </w:pPr>
+      <w:r>
+        <w:rPr>
+          <w:rFonts w:ascii="Consolas" w:hAnsi="Consolas" w:cs="Consolas"/>
+          <w:b w:val="0"/>
+          <w:sz w:val="20"/>
+        </w:rPr>
+        <w:t xml:space="preserve">  storage.py</w:t>
+      </w:r>
+    </w:p>
+    <w:p>
+      <w:pPr>
+        <w:jc w:val="left"/>
+      </w:pPr>
+      <w:r>
+        <w:rPr>
+          <w:rFonts w:ascii="Consolas" w:hAnsi="Consolas" w:cs="Consolas"/>
+          <w:b w:val="0"/>
+          <w:sz w:val="20"/>
+        </w:rPr>
+        <w:t xml:space="preserve">  security.py</w:t>
+      </w:r>
+    </w:p>
+    <w:p>
+      <w:pPr>
+        <w:jc w:val="left"/>
+      </w:pPr>
+      <w:r>
+        <w:rPr>
+          <w:rFonts w:ascii="Consolas" w:hAnsi="Consolas" w:cs="Consolas"/>
+          <w:b w:val="0"/>
+          <w:sz w:val="20"/>
+        </w:rPr>
+        <w:t xml:space="preserve">  models.py</w:t>
+      </w:r>
+    </w:p>
+    <w:p>
+      <w:pPr>
+        <w:jc w:val="left"/>
+      </w:pPr>
+      <w:r>
+        <w:rPr>
+          <w:rFonts w:ascii="Consolas" w:hAnsi="Consolas" w:cs="Consolas"/>
+          <w:b w:val="0"/>
+          <w:sz w:val="20"/>
+        </w:rPr>
+        <w:t xml:space="preserve">  config.py</w:t>
+      </w:r>
+    </w:p>
+    <w:p>
+      <w:pPr>
+        <w:jc w:val="left"/>
+      </w:pPr>
+      <w:r>
+        <w:rPr>
+          <w:rFonts w:ascii="Consolas" w:hAnsi="Consolas" w:cs="Consolas"/>
+          <w:b w:val="0"/>
+          <w:sz w:val="20"/>
+        </w:rPr>
+      </w:r>
+    </w:p>
+    <w:p>
+      <w:pPr>
+        <w:jc w:val="left"/>
+      </w:pPr>
+      <w:r>
+        <w:rPr>
+          <w:rFonts w:ascii="Consolas" w:hAnsi="Consolas" w:cs="Consolas"/>
+          <w:b w:val="0"/>
+          <w:sz w:val="20"/>
+        </w:rPr>
+        <w:t>tools/</w:t>
+      </w:r>
+    </w:p>
+    <w:p>
+      <w:pPr>
+        <w:jc w:val="left"/>
+      </w:pPr>
+      <w:r>
+        <w:rPr>
+          <w:rFonts w:ascii="Consolas" w:hAnsi="Consolas" w:cs="Consolas"/>
+          <w:b w:val="0"/>
+          <w:sz w:val="20"/>
+        </w:rPr>
+        <w:t xml:space="preserve">  create_dev_certificate.py</w:t>
+      </w:r>
+    </w:p>
+    <w:p>
+      <w:pPr>
+        <w:jc w:val="left"/>
+      </w:pPr>
+      <w:r>
+        <w:rPr>
+          <w:rFonts w:ascii="Consolas" w:hAnsi="Consolas" w:cs="Consolas"/>
+          <w:b w:val="0"/>
+          <w:sz w:val="20"/>
+        </w:rPr>
+      </w:r>
+    </w:p>
+    <w:p>
+      <w:pPr>
+        <w:jc w:val="left"/>
+      </w:pPr>
+      <w:r>
+        <w:rPr>
+          <w:rFonts w:ascii="Consolas" w:hAnsi="Consolas" w:cs="Consolas"/>
+          <w:b w:val="0"/>
+          <w:sz w:val="20"/>
+        </w:rPr>
+        <w:t>data/</w:t>
+      </w:r>
+    </w:p>
+    <w:p>
+      <w:pPr>
+        <w:jc w:val="left"/>
+      </w:pPr>
+      <w:r>
+        <w:rPr>
+          <w:rFonts w:ascii="Consolas" w:hAnsi="Consolas" w:cs="Consolas"/>
+          <w:b w:val="0"/>
+          <w:sz w:val="20"/>
+        </w:rPr>
+        <w:t xml:space="preserve">  secure_chat.db</w:t>
+      </w:r>
+    </w:p>
+    <w:p>
+      <w:pPr>
+        <w:jc w:val="left"/>
+      </w:pPr>
+      <w:r>
+        <w:rPr>
+          <w:rFonts w:ascii="Consolas" w:hAnsi="Consolas" w:cs="Consolas"/>
+          <w:b w:val="0"/>
+          <w:sz w:val="20"/>
+        </w:rPr>
+        <w:t xml:space="preserve">  uploads/</w:t>
+      </w:r>
+    </w:p>
+    <w:p>
+      <w:pPr>
+        <w:jc w:val="left"/>
+      </w:pPr>
+      <w:r>
+        <w:rPr>
+          <w:rFonts w:ascii="Consolas" w:hAnsi="Consolas" w:cs="Consolas"/>
+          <w:b w:val="0"/>
+          <w:sz w:val="20"/>
+        </w:rPr>
+      </w:r>
+    </w:p>
+    <w:p>
+      <w:pPr>
+        <w:jc w:val="left"/>
+      </w:pPr>
+      <w:r>
+        <w:rPr>
+          <w:rFonts w:ascii="Consolas" w:hAnsi="Consolas" w:cs="Consolas"/>
+          <w:b w:val="0"/>
+          <w:sz w:val="20"/>
+        </w:rPr>
+        <w:t>downloads/</w:t>
+      </w:r>
+    </w:p>
+    <w:p>
+      <w:pPr>
+        <w:jc w:val="left"/>
+      </w:pPr>
+      <w:r>
+        <w:rPr>
+          <w:rFonts w:ascii="Consolas" w:hAnsi="Consolas" w:cs="Consolas"/>
+          <w:b w:val="0"/>
+          <w:sz w:val="20"/>
+        </w:rPr>
+        <w:t xml:space="preserve">  received files</w:t>
+      </w:r>
+    </w:p>
+    <w:p/>
+    <w:p>
+      <w:r>
+        <w:br w:type="page"/>
+      </w:r>
+    </w:p>
+    <w:p/>
+    <w:p>
+      <w:pPr>
+        <w:pStyle w:val="Heading1"/>
+        <w:jc w:val="right"/>
+        <w:bidi w:val="1"/>
+      </w:pPr>
+      <w:r>
+        <w:rPr>
+          <w:rFonts w:ascii="Arial" w:hAnsi="Arial" w:cs="Arial"/>
+          <w:b/>
+          <w:sz w:val="32"/>
+        </w:rPr>
+        <w:t>12. תכנות מונחה עצמים</w:t>
+      </w:r>
+    </w:p>
+    <w:p/>
+    <w:p>
+      <w:pPr>
+        <w:jc w:val="right"/>
+        <w:bidi w:val="1"/>
+      </w:pPr>
+      <w:r>
+        <w:rPr>
+          <w:rFonts w:ascii="Arial" w:hAnsi="Arial" w:cs="Arial"/>
+          <w:b w:val="0"/>
+          <w:sz w:val="24"/>
+        </w:rPr>
+        <w:t>הפרויקט עומד בדרישת תכנות מונחה עצמים ומכיל הרבה יותר מארבע מחלקות.</w:t>
+      </w:r>
+    </w:p>
+    <w:p/>
+    <w:p>
+      <w:pPr>
+        <w:pStyle w:val="Heading2"/>
+        <w:jc w:val="right"/>
+        <w:bidi w:val="1"/>
+      </w:pPr>
+      <w:r>
+        <w:rPr>
+          <w:rFonts w:ascii="Arial" w:hAnsi="Arial" w:cs="Arial"/>
+          <w:b/>
+          <w:sz w:val="28"/>
+        </w:rPr>
+        <w:t>מחלקות מרכזיות</w:t>
+      </w:r>
+    </w:p>
+    <w:p/>
+    <w:p>
+      <w:pPr>
+        <w:jc w:val="right"/>
+        <w:bidi w:val="1"/>
+      </w:pPr>
+      <w:r>
+        <w:rPr>
+          <w:rFonts w:ascii="Arial" w:hAnsi="Arial" w:cs="Arial"/>
+          <w:b w:val="0"/>
+          <w:sz w:val="24"/>
+        </w:rPr>
+        <w:t>1. ChatClientConnection</w:t>
+      </w:r>
+    </w:p>
+    <w:p>
+      <w:pPr>
+        <w:jc w:val="right"/>
+        <w:bidi w:val="1"/>
+      </w:pPr>
+      <w:r>
+        <w:rPr>
+          <w:rFonts w:ascii="Arial" w:hAnsi="Arial" w:cs="Arial"/>
+          <w:b w:val="0"/>
+          <w:sz w:val="24"/>
+        </w:rPr>
+        <w:t xml:space="preserve">   אחראית על החיבור של הלקוח לשרת, שליחה וקבלה של packets.</w:t>
+      </w:r>
+    </w:p>
+    <w:p/>
+    <w:p>
+      <w:pPr>
+        <w:jc w:val="right"/>
+        <w:bidi w:val="1"/>
+      </w:pPr>
+      <w:r>
+        <w:rPr>
+          <w:rFonts w:ascii="Arial" w:hAnsi="Arial" w:cs="Arial"/>
+          <w:b w:val="0"/>
+          <w:sz w:val="24"/>
+        </w:rPr>
+        <w:t>2. SecureChatApp</w:t>
+      </w:r>
+    </w:p>
+    <w:p>
+      <w:pPr>
+        <w:jc w:val="right"/>
+        <w:bidi w:val="1"/>
+      </w:pPr>
+      <w:r>
+        <w:rPr>
+          <w:rFonts w:ascii="Arial" w:hAnsi="Arial" w:cs="Arial"/>
+          <w:b w:val="0"/>
+          <w:sz w:val="24"/>
+        </w:rPr>
+        <w:t xml:space="preserve">   אחראית על הממשק הגרפי של הלקוח.</w:t>
+      </w:r>
+    </w:p>
+    <w:p/>
+    <w:p>
+      <w:pPr>
+        <w:jc w:val="right"/>
+        <w:bidi w:val="1"/>
+      </w:pPr>
+      <w:r>
+        <w:rPr>
+          <w:rFonts w:ascii="Arial" w:hAnsi="Arial" w:cs="Arial"/>
+          <w:b w:val="0"/>
+          <w:sz w:val="24"/>
+        </w:rPr>
+        <w:t>3. SecureChatServer</w:t>
+      </w:r>
+    </w:p>
+    <w:p>
+      <w:pPr>
+        <w:jc w:val="right"/>
+        <w:bidi w:val="1"/>
+      </w:pPr>
+      <w:r>
+        <w:rPr>
+          <w:rFonts w:ascii="Arial" w:hAnsi="Arial" w:cs="Arial"/>
+          <w:b w:val="0"/>
+          <w:sz w:val="24"/>
+        </w:rPr>
+        <w:t xml:space="preserve">   אחראית על הפעלת השרת, ניהול לקוחות והפצת הודעות.</w:t>
+      </w:r>
+    </w:p>
+    <w:p/>
+    <w:p>
+      <w:pPr>
+        <w:jc w:val="right"/>
+        <w:bidi w:val="1"/>
+      </w:pPr>
+      <w:r>
+        <w:rPr>
+          <w:rFonts w:ascii="Arial" w:hAnsi="Arial" w:cs="Arial"/>
+          <w:b w:val="0"/>
+          <w:sz w:val="24"/>
+        </w:rPr>
+        <w:t>4. ClientHandler</w:t>
+      </w:r>
+    </w:p>
+    <w:p>
+      <w:pPr>
+        <w:jc w:val="right"/>
+        <w:bidi w:val="1"/>
+      </w:pPr>
+      <w:r>
+        <w:rPr>
+          <w:rFonts w:ascii="Arial" w:hAnsi="Arial" w:cs="Arial"/>
+          <w:b w:val="0"/>
+          <w:sz w:val="24"/>
+        </w:rPr>
+        <w:t xml:space="preserve">   מייצגת לקוח יחיד בצד השרת ורצה בתוך Thread.</w:t>
+      </w:r>
+    </w:p>
+    <w:p/>
+    <w:p>
+      <w:pPr>
+        <w:jc w:val="right"/>
+        <w:bidi w:val="1"/>
+      </w:pPr>
+      <w:r>
+        <w:rPr>
+          <w:rFonts w:ascii="Arial" w:hAnsi="Arial" w:cs="Arial"/>
+          <w:b w:val="0"/>
+          <w:sz w:val="24"/>
+        </w:rPr>
+        <w:t>5. ChatProtocol</w:t>
+      </w:r>
+    </w:p>
+    <w:p>
+      <w:pPr>
+        <w:jc w:val="right"/>
+        <w:bidi w:val="1"/>
+      </w:pPr>
+      <w:r>
+        <w:rPr>
+          <w:rFonts w:ascii="Arial" w:hAnsi="Arial" w:cs="Arial"/>
+          <w:b w:val="0"/>
+          <w:sz w:val="24"/>
+        </w:rPr>
+        <w:t xml:space="preserve">   אחראית על שליחה וקבלה של הודעות לפי הפרוטוקול.</w:t>
+      </w:r>
+    </w:p>
+    <w:p/>
+    <w:p>
+      <w:pPr>
+        <w:jc w:val="right"/>
+        <w:bidi w:val="1"/>
+      </w:pPr>
+      <w:r>
+        <w:rPr>
+          <w:rFonts w:ascii="Arial" w:hAnsi="Arial" w:cs="Arial"/>
+          <w:b w:val="0"/>
+          <w:sz w:val="24"/>
+        </w:rPr>
+        <w:t>6. ChatDatabase</w:t>
+      </w:r>
+    </w:p>
+    <w:p>
+      <w:pPr>
+        <w:jc w:val="right"/>
+        <w:bidi w:val="1"/>
+      </w:pPr>
+      <w:r>
+        <w:rPr>
+          <w:rFonts w:ascii="Arial" w:hAnsi="Arial" w:cs="Arial"/>
+          <w:b w:val="0"/>
+          <w:sz w:val="24"/>
+        </w:rPr>
+        <w:t xml:space="preserve">   אחראית על כל הגישה לבסיס הנתונים.</w:t>
+      </w:r>
+    </w:p>
+    <w:p/>
+    <w:p>
+      <w:pPr>
+        <w:jc w:val="right"/>
+        <w:bidi w:val="1"/>
+      </w:pPr>
+      <w:r>
+        <w:rPr>
+          <w:rFonts w:ascii="Arial" w:hAnsi="Arial" w:cs="Arial"/>
+          <w:b w:val="0"/>
+          <w:sz w:val="24"/>
+        </w:rPr>
+        <w:t>7. PasswordHasher</w:t>
+      </w:r>
+    </w:p>
+    <w:p>
+      <w:pPr>
+        <w:jc w:val="right"/>
+        <w:bidi w:val="1"/>
+      </w:pPr>
+      <w:r>
+        <w:rPr>
+          <w:rFonts w:ascii="Arial" w:hAnsi="Arial" w:cs="Arial"/>
+          <w:b w:val="0"/>
+          <w:sz w:val="24"/>
+        </w:rPr>
+        <w:t xml:space="preserve">   אחראית על hashing ואימות סיסמאות.</w:t>
+      </w:r>
+    </w:p>
+    <w:p/>
+    <w:p>
+      <w:pPr>
+        <w:jc w:val="right"/>
+        <w:bidi w:val="1"/>
+      </w:pPr>
+      <w:r>
+        <w:rPr>
+          <w:rFonts w:ascii="Arial" w:hAnsi="Arial" w:cs="Arial"/>
+          <w:b w:val="0"/>
+          <w:sz w:val="24"/>
+        </w:rPr>
+        <w:t>8. InputValidator</w:t>
+      </w:r>
+    </w:p>
+    <w:p>
+      <w:pPr>
+        <w:jc w:val="right"/>
+        <w:bidi w:val="1"/>
+      </w:pPr>
+      <w:r>
+        <w:rPr>
+          <w:rFonts w:ascii="Arial" w:hAnsi="Arial" w:cs="Arial"/>
+          <w:b w:val="0"/>
+          <w:sz w:val="24"/>
+        </w:rPr>
+        <w:t xml:space="preserve">   אחראית על בדיקת קלטים.</w:t>
+      </w:r>
+    </w:p>
+    <w:p/>
+    <w:p>
+      <w:pPr>
+        <w:jc w:val="right"/>
+        <w:bidi w:val="1"/>
+      </w:pPr>
+      <w:r>
+        <w:rPr>
+          <w:rFonts w:ascii="Arial" w:hAnsi="Arial" w:cs="Arial"/>
+          <w:b w:val="0"/>
+          <w:sz w:val="24"/>
+        </w:rPr>
+        <w:t>9. TLSContextFactory</w:t>
+      </w:r>
+    </w:p>
+    <w:p>
+      <w:pPr>
+        <w:jc w:val="right"/>
+        <w:bidi w:val="1"/>
+      </w:pPr>
+      <w:r>
+        <w:rPr>
+          <w:rFonts w:ascii="Arial" w:hAnsi="Arial" w:cs="Arial"/>
+          <w:b w:val="0"/>
+          <w:sz w:val="24"/>
+        </w:rPr>
+        <w:t xml:space="preserve">   אחראית על יצירת הקשרי TLS לשרת וללקוח.</w:t>
+      </w:r>
+    </w:p>
+    <w:p/>
+    <w:p>
+      <w:pPr>
+        <w:jc w:val="right"/>
+        <w:bidi w:val="1"/>
+      </w:pPr>
+      <w:r>
+        <w:rPr>
+          <w:rFonts w:ascii="Arial" w:hAnsi="Arial" w:cs="Arial"/>
+          <w:b w:val="0"/>
+          <w:sz w:val="24"/>
+        </w:rPr>
+        <w:t>10. ChatMessage, User, ClientInfo, ServerEvent</w:t>
+      </w:r>
+    </w:p>
+    <w:p>
+      <w:pPr>
+        <w:jc w:val="right"/>
+        <w:bidi w:val="1"/>
+      </w:pPr>
+      <w:r>
+        <w:rPr>
+          <w:rFonts w:ascii="Arial" w:hAnsi="Arial" w:cs="Arial"/>
+          <w:b w:val="0"/>
+          <w:sz w:val="24"/>
+        </w:rPr>
+        <w:t xml:space="preserve">    מחלקות נתונים המתארות ישויות במערכת.</w:t>
+      </w:r>
+    </w:p>
+    <w:p/>
+    <w:p>
+      <w:pPr>
+        <w:pStyle w:val="Heading2"/>
+        <w:jc w:val="right"/>
+        <w:bidi w:val="1"/>
+      </w:pPr>
+      <w:r>
+        <w:rPr>
+          <w:rFonts w:ascii="Arial" w:hAnsi="Arial" w:cs="Arial"/>
+          <w:b/>
+          <w:sz w:val="28"/>
+        </w:rPr>
+        <w:t>יתרונות החלוקה למחלקות</w:t>
+      </w:r>
+    </w:p>
+    <w:p/>
+    <w:p>
+      <w:pPr>
+        <w:jc w:val="right"/>
+        <w:bidi w:val="1"/>
+      </w:pPr>
+      <w:r>
+        <w:rPr>
+          <w:rFonts w:ascii="Arial" w:hAnsi="Arial" w:cs="Arial"/>
+          <w:b w:val="0"/>
+          <w:sz w:val="24"/>
+        </w:rPr>
+        <w:t>1. כל מחלקה אחראית על נושא ברור.</w:t>
+      </w:r>
+    </w:p>
+    <w:p>
+      <w:pPr>
+        <w:jc w:val="right"/>
+        <w:bidi w:val="1"/>
+      </w:pPr>
+      <w:r>
+        <w:rPr>
+          <w:rFonts w:ascii="Arial" w:hAnsi="Arial" w:cs="Arial"/>
+          <w:b w:val="0"/>
+          <w:sz w:val="24"/>
+        </w:rPr>
+        <w:t>2. קל יותר לבדוק ולתחזק את הקוד.</w:t>
+      </w:r>
+    </w:p>
+    <w:p>
+      <w:pPr>
+        <w:jc w:val="right"/>
+        <w:bidi w:val="1"/>
+      </w:pPr>
+      <w:r>
+        <w:rPr>
+          <w:rFonts w:ascii="Arial" w:hAnsi="Arial" w:cs="Arial"/>
+          <w:b w:val="0"/>
+          <w:sz w:val="24"/>
+        </w:rPr>
+        <w:t>3. השרת והלקוח מופרדים בצורה ברורה.</w:t>
+      </w:r>
+    </w:p>
+    <w:p>
+      <w:pPr>
+        <w:jc w:val="right"/>
+        <w:bidi w:val="1"/>
+      </w:pPr>
+      <w:r>
+        <w:rPr>
+          <w:rFonts w:ascii="Arial" w:hAnsi="Arial" w:cs="Arial"/>
+          <w:b w:val="0"/>
+          <w:sz w:val="24"/>
+        </w:rPr>
+        <w:t>4. שכבת האבטחה מופרדת מה-GUI.</w:t>
+      </w:r>
+    </w:p>
+    <w:p>
+      <w:pPr>
+        <w:jc w:val="right"/>
+        <w:bidi w:val="1"/>
+      </w:pPr>
+      <w:r>
+        <w:rPr>
+          <w:rFonts w:ascii="Arial" w:hAnsi="Arial" w:cs="Arial"/>
+          <w:b w:val="0"/>
+          <w:sz w:val="24"/>
+        </w:rPr>
+        <w:t>5. שכבת בסיס הנתונים מופרדת מלוגיקת התקשורת.</w:t>
+      </w:r>
+    </w:p>
+    <w:p/>
+    <w:p>
+      <w:r>
+        <w:br w:type="page"/>
+      </w:r>
+    </w:p>
+    <w:p/>
+    <w:p>
+      <w:pPr>
+        <w:pStyle w:val="Heading1"/>
+        <w:jc w:val="right"/>
+        <w:bidi w:val="1"/>
+      </w:pPr>
+      <w:r>
+        <w:rPr>
+          <w:rFonts w:ascii="Arial" w:hAnsi="Arial" w:cs="Arial"/>
+          <w:b/>
+          <w:sz w:val="32"/>
+        </w:rPr>
+        <w:t>13. שמירת נתונים וקבצים</w:t>
+      </w:r>
+    </w:p>
+    <w:p/>
+    <w:p>
+      <w:pPr>
+        <w:pStyle w:val="Heading2"/>
+        <w:jc w:val="right"/>
+        <w:bidi w:val="1"/>
+      </w:pPr>
+      <w:r>
+        <w:rPr>
+          <w:rFonts w:ascii="Arial" w:hAnsi="Arial" w:cs="Arial"/>
+          <w:b/>
+          <w:sz w:val="28"/>
+        </w:rPr>
+        <w:t>בסיס הנתונים</w:t>
+      </w:r>
+    </w:p>
+    <w:p/>
+    <w:p>
+      <w:pPr>
+        <w:jc w:val="right"/>
+        <w:bidi w:val="1"/>
+      </w:pPr>
+      <w:r>
+        <w:rPr>
+          <w:rFonts w:ascii="Arial" w:hAnsi="Arial" w:cs="Arial"/>
+          <w:b w:val="0"/>
+          <w:sz w:val="24"/>
+        </w:rPr>
+        <w:t>המערכת משתמשת בקובץ SQLite בשם secure_chat.db. בסיס הנתונים כולל מידע על:</w:t>
+      </w:r>
+    </w:p>
+    <w:p/>
+    <w:p>
+      <w:pPr>
+        <w:jc w:val="right"/>
+        <w:bidi w:val="1"/>
+      </w:pPr>
+      <w:r>
+        <w:rPr>
+          <w:rFonts w:ascii="Arial" w:hAnsi="Arial" w:cs="Arial"/>
+          <w:b w:val="0"/>
+          <w:sz w:val="24"/>
+        </w:rPr>
+        <w:t>1. משתמשים.</w:t>
+      </w:r>
+    </w:p>
+    <w:p>
+      <w:pPr>
+        <w:jc w:val="right"/>
+        <w:bidi w:val="1"/>
+      </w:pPr>
+      <w:r>
+        <w:rPr>
+          <w:rFonts w:ascii="Arial" w:hAnsi="Arial" w:cs="Arial"/>
+          <w:b w:val="0"/>
+          <w:sz w:val="24"/>
+        </w:rPr>
+        <w:t>2. הודעות.</w:t>
+      </w:r>
+    </w:p>
+    <w:p>
+      <w:pPr>
+        <w:jc w:val="right"/>
+        <w:bidi w:val="1"/>
+      </w:pPr>
+      <w:r>
+        <w:rPr>
+          <w:rFonts w:ascii="Arial" w:hAnsi="Arial" w:cs="Arial"/>
+          <w:b w:val="0"/>
+          <w:sz w:val="24"/>
+        </w:rPr>
+        <w:t>3. חדרים.</w:t>
+      </w:r>
+    </w:p>
+    <w:p>
+      <w:pPr>
+        <w:jc w:val="right"/>
+        <w:bidi w:val="1"/>
+      </w:pPr>
+      <w:r>
+        <w:rPr>
+          <w:rFonts w:ascii="Arial" w:hAnsi="Arial" w:cs="Arial"/>
+          <w:b w:val="0"/>
+          <w:sz w:val="24"/>
+        </w:rPr>
+        <w:t>4. לוגים.</w:t>
+      </w:r>
+    </w:p>
+    <w:p>
+      <w:pPr>
+        <w:jc w:val="right"/>
+        <w:bidi w:val="1"/>
+      </w:pPr>
+      <w:r>
+        <w:rPr>
+          <w:rFonts w:ascii="Arial" w:hAnsi="Arial" w:cs="Arial"/>
+          <w:b w:val="0"/>
+          <w:sz w:val="24"/>
+        </w:rPr>
+        <w:t>5. חברים.</w:t>
+      </w:r>
+    </w:p>
+    <w:p>
+      <w:pPr>
+        <w:jc w:val="right"/>
+        <w:bidi w:val="1"/>
+      </w:pPr>
+      <w:r>
+        <w:rPr>
+          <w:rFonts w:ascii="Arial" w:hAnsi="Arial" w:cs="Arial"/>
+          <w:b w:val="0"/>
+          <w:sz w:val="24"/>
+        </w:rPr>
+        <w:t>6. הורדות.</w:t>
+      </w:r>
+    </w:p>
+    <w:p/>
+    <w:p>
+      <w:pPr>
+        <w:pStyle w:val="Heading2"/>
+        <w:jc w:val="right"/>
+        <w:bidi w:val="1"/>
+      </w:pPr>
+      <w:r>
+        <w:rPr>
+          <w:rFonts w:ascii="Arial" w:hAnsi="Arial" w:cs="Arial"/>
+          <w:b/>
+          <w:sz w:val="28"/>
+        </w:rPr>
+        <w:t>שמירת קבצים</w:t>
+      </w:r>
+    </w:p>
+    <w:p/>
+    <w:p>
+      <w:pPr>
+        <w:jc w:val="right"/>
+        <w:bidi w:val="1"/>
+      </w:pPr>
+      <w:r>
+        <w:rPr>
+          <w:rFonts w:ascii="Arial" w:hAnsi="Arial" w:cs="Arial"/>
+          <w:b w:val="0"/>
+          <w:sz w:val="24"/>
+        </w:rPr>
+        <w:t>כאשר משתמש שולח קובץ, השרת שומר עותק בתיקיית data/uploads. הלקוח המקבל שומר את הקובץ בתיקיית downloads.</w:t>
+      </w:r>
+    </w:p>
+    <w:p/>
+    <w:p>
+      <w:pPr>
+        <w:pStyle w:val="Heading2"/>
+        <w:jc w:val="right"/>
+        <w:bidi w:val="1"/>
+      </w:pPr>
+      <w:r>
+        <w:rPr>
+          <w:rFonts w:ascii="Arial" w:hAnsi="Arial" w:cs="Arial"/>
+          <w:b/>
+          <w:sz w:val="28"/>
+        </w:rPr>
+        <w:t>שמירת היסטוריית הודעות</w:t>
+      </w:r>
+    </w:p>
+    <w:p/>
+    <w:p>
+      <w:pPr>
+        <w:jc w:val="right"/>
+        <w:bidi w:val="1"/>
+      </w:pPr>
+      <w:r>
+        <w:rPr>
+          <w:rFonts w:ascii="Arial" w:hAnsi="Arial" w:cs="Arial"/>
+          <w:b w:val="0"/>
+          <w:sz w:val="24"/>
+        </w:rPr>
+        <w:t>הודעות נשמרות בטבלת messages. כאשר משתמש מצטרף לחדר, השרת שולח לו את ההודעות האחרונות של החדר.</w:t>
+      </w:r>
+    </w:p>
+    <w:p/>
+    <w:p>
+      <w:r>
+        <w:br w:type="page"/>
+      </w:r>
+    </w:p>
+    <w:p/>
+    <w:p>
+      <w:pPr>
+        <w:pStyle w:val="Heading1"/>
+        <w:jc w:val="right"/>
+        <w:bidi w:val="1"/>
+      </w:pPr>
+      <w:r>
+        <w:rPr>
+          <w:rFonts w:ascii="Arial" w:hAnsi="Arial" w:cs="Arial"/>
+          <w:b/>
+          <w:sz w:val="32"/>
+        </w:rPr>
+        <w:t>14. בדיקות</w:t>
+      </w:r>
+    </w:p>
+    <w:p/>
+    <w:p>
+      <w:pPr>
+        <w:pStyle w:val="Heading2"/>
+        <w:jc w:val="right"/>
+        <w:bidi w:val="1"/>
+      </w:pPr>
+      <w:r>
+        <w:rPr>
+          <w:rFonts w:ascii="Arial" w:hAnsi="Arial" w:cs="Arial"/>
+          <w:b/>
+          <w:sz w:val="28"/>
+        </w:rPr>
+        <w:t>בדיקה 1: הפעלת שרת</w:t>
+      </w:r>
+    </w:p>
+    <w:p/>
+    <w:p>
+      <w:pPr>
+        <w:jc w:val="right"/>
+        <w:bidi w:val="1"/>
+      </w:pPr>
+      <w:r>
+        <w:rPr>
+          <w:rFonts w:ascii="Arial" w:hAnsi="Arial" w:cs="Arial"/>
+          <w:b w:val="0"/>
+          <w:sz w:val="24"/>
+        </w:rPr>
+        <w:t>מטרה: לוודא שהשרת עולה ומאזין ל-port.</w:t>
+      </w:r>
+    </w:p>
+    <w:p>
+      <w:pPr>
+        <w:jc w:val="right"/>
+        <w:bidi w:val="1"/>
+      </w:pPr>
+      <w:r>
+        <w:rPr>
+          <w:rFonts w:ascii="Arial" w:hAnsi="Arial" w:cs="Arial"/>
+          <w:b w:val="0"/>
+          <w:sz w:val="24"/>
+        </w:rPr>
+        <w:t>פעולה: להריץ python -m secure_chat.server.</w:t>
+      </w:r>
+    </w:p>
+    <w:p>
+      <w:pPr>
+        <w:jc w:val="right"/>
+        <w:bidi w:val="1"/>
+      </w:pPr>
+      <w:r>
+        <w:rPr>
+          <w:rFonts w:ascii="Arial" w:hAnsi="Arial" w:cs="Arial"/>
+          <w:b w:val="0"/>
+          <w:sz w:val="24"/>
+        </w:rPr>
+        <w:t>תוצאה צפויה: מופיעה הודעה שהשרת מאזין לכתובת ול-port.</w:t>
+      </w:r>
+    </w:p>
+    <w:p>
+      <w:pPr>
+        <w:jc w:val="right"/>
+        <w:bidi w:val="1"/>
+      </w:pPr>
+      <w:r>
+        <w:rPr>
+          <w:rFonts w:ascii="Arial" w:hAnsi="Arial" w:cs="Arial"/>
+          <w:b w:val="0"/>
+          <w:sz w:val="24"/>
+        </w:rPr>
+        <w:t>תוצאה בפועל: השרת עולה בהצלחה.</w:t>
+      </w:r>
+    </w:p>
+    <w:p/>
+    <w:p>
+      <w:pPr>
+        <w:pStyle w:val="Heading2"/>
+        <w:jc w:val="right"/>
+        <w:bidi w:val="1"/>
+      </w:pPr>
+      <w:r>
+        <w:rPr>
+          <w:rFonts w:ascii="Arial" w:hAnsi="Arial" w:cs="Arial"/>
+          <w:b/>
+          <w:sz w:val="28"/>
+        </w:rPr>
+        <w:t>בדיקה 2: הרשמה</w:t>
+      </w:r>
+    </w:p>
+    <w:p/>
+    <w:p>
+      <w:pPr>
+        <w:jc w:val="right"/>
+        <w:bidi w:val="1"/>
+      </w:pPr>
+      <w:r>
+        <w:rPr>
+          <w:rFonts w:ascii="Arial" w:hAnsi="Arial" w:cs="Arial"/>
+          <w:b w:val="0"/>
+          <w:sz w:val="24"/>
+        </w:rPr>
+        <w:t>מטרה: לוודא שמשתמש חדש יכול להירשם.</w:t>
+      </w:r>
+    </w:p>
+    <w:p>
+      <w:pPr>
+        <w:jc w:val="right"/>
+        <w:bidi w:val="1"/>
+      </w:pPr>
+      <w:r>
+        <w:rPr>
+          <w:rFonts w:ascii="Arial" w:hAnsi="Arial" w:cs="Arial"/>
+          <w:b w:val="0"/>
+          <w:sz w:val="24"/>
+        </w:rPr>
+        <w:t>פעולה: להפעיל לקוח, להזין שם משתמש וסיסמה וללחוץ Register.</w:t>
+      </w:r>
+    </w:p>
+    <w:p>
+      <w:pPr>
+        <w:jc w:val="right"/>
+        <w:bidi w:val="1"/>
+      </w:pPr>
+      <w:r>
+        <w:rPr>
+          <w:rFonts w:ascii="Arial" w:hAnsi="Arial" w:cs="Arial"/>
+          <w:b w:val="0"/>
+          <w:sz w:val="24"/>
+        </w:rPr>
+        <w:t>תוצאה צפויה: הודעת הצלחה והתחברות למערכת.</w:t>
+      </w:r>
+    </w:p>
+    <w:p>
+      <w:pPr>
+        <w:jc w:val="right"/>
+        <w:bidi w:val="1"/>
+      </w:pPr>
+      <w:r>
+        <w:rPr>
+          <w:rFonts w:ascii="Arial" w:hAnsi="Arial" w:cs="Arial"/>
+          <w:b w:val="0"/>
+          <w:sz w:val="24"/>
+        </w:rPr>
+        <w:t>תוצאה בפועל: המשתמש נרשם ונכנס למסך הצ'אט.</w:t>
+      </w:r>
+    </w:p>
+    <w:p/>
+    <w:p>
+      <w:pPr>
+        <w:pStyle w:val="Heading2"/>
+        <w:jc w:val="right"/>
+        <w:bidi w:val="1"/>
+      </w:pPr>
+      <w:r>
+        <w:rPr>
+          <w:rFonts w:ascii="Arial" w:hAnsi="Arial" w:cs="Arial"/>
+          <w:b/>
+          <w:sz w:val="28"/>
+        </w:rPr>
+        <w:t>בדיקה 3: התחברות</w:t>
+      </w:r>
+    </w:p>
+    <w:p/>
+    <w:p>
+      <w:pPr>
+        <w:jc w:val="right"/>
+        <w:bidi w:val="1"/>
+      </w:pPr>
+      <w:r>
+        <w:rPr>
+          <w:rFonts w:ascii="Arial" w:hAnsi="Arial" w:cs="Arial"/>
+          <w:b w:val="0"/>
+          <w:sz w:val="24"/>
+        </w:rPr>
+        <w:t>מטרה: לוודא שמשתמש קיים יכול להתחבר.</w:t>
+      </w:r>
+    </w:p>
+    <w:p>
+      <w:pPr>
+        <w:jc w:val="right"/>
+        <w:bidi w:val="1"/>
+      </w:pPr>
+      <w:r>
+        <w:rPr>
+          <w:rFonts w:ascii="Arial" w:hAnsi="Arial" w:cs="Arial"/>
+          <w:b w:val="0"/>
+          <w:sz w:val="24"/>
+        </w:rPr>
+        <w:t>פעולה: להזין שם משתמש וסיסמה קיימים וללחוץ Login.</w:t>
+      </w:r>
+    </w:p>
+    <w:p>
+      <w:pPr>
+        <w:jc w:val="right"/>
+        <w:bidi w:val="1"/>
+      </w:pPr>
+      <w:r>
+        <w:rPr>
+          <w:rFonts w:ascii="Arial" w:hAnsi="Arial" w:cs="Arial"/>
+          <w:b w:val="0"/>
+          <w:sz w:val="24"/>
+        </w:rPr>
+        <w:t>תוצאה צפויה: מעבר למסך הצ'אט.</w:t>
+      </w:r>
+    </w:p>
+    <w:p>
+      <w:pPr>
+        <w:jc w:val="right"/>
+        <w:bidi w:val="1"/>
+      </w:pPr>
+      <w:r>
+        <w:rPr>
+          <w:rFonts w:ascii="Arial" w:hAnsi="Arial" w:cs="Arial"/>
+          <w:b w:val="0"/>
+          <w:sz w:val="24"/>
+        </w:rPr>
+        <w:t>תוצאה בפועל: המשתמש מתחבר בהצלחה.</w:t>
+      </w:r>
+    </w:p>
+    <w:p/>
+    <w:p>
+      <w:pPr>
+        <w:pStyle w:val="Heading2"/>
+        <w:jc w:val="right"/>
+        <w:bidi w:val="1"/>
+      </w:pPr>
+      <w:r>
+        <w:rPr>
+          <w:rFonts w:ascii="Arial" w:hAnsi="Arial" w:cs="Arial"/>
+          <w:b/>
+          <w:sz w:val="28"/>
+        </w:rPr>
+        <w:t>בדיקה 4: שם משתמש לא חוקי</w:t>
+      </w:r>
+    </w:p>
+    <w:p/>
+    <w:p>
+      <w:pPr>
+        <w:jc w:val="right"/>
+        <w:bidi w:val="1"/>
+      </w:pPr>
+      <w:r>
+        <w:rPr>
+          <w:rFonts w:ascii="Arial" w:hAnsi="Arial" w:cs="Arial"/>
+          <w:b w:val="0"/>
+          <w:sz w:val="24"/>
+        </w:rPr>
+        <w:t>מטרה: לבדוק טיפול בקלט לא תקין.</w:t>
+      </w:r>
+    </w:p>
+    <w:p>
+      <w:pPr>
+        <w:jc w:val="right"/>
+        <w:bidi w:val="1"/>
+      </w:pPr>
+      <w:r>
+        <w:rPr>
+          <w:rFonts w:ascii="Arial" w:hAnsi="Arial" w:cs="Arial"/>
+          <w:b w:val="0"/>
+          <w:sz w:val="24"/>
+        </w:rPr>
+        <w:t>פעולה: להזין שם משתמש קצר מדי או עם תווים לא חוקיים.</w:t>
+      </w:r>
+    </w:p>
+    <w:p>
+      <w:pPr>
+        <w:jc w:val="right"/>
+        <w:bidi w:val="1"/>
+      </w:pPr>
+      <w:r>
+        <w:rPr>
+          <w:rFonts w:ascii="Arial" w:hAnsi="Arial" w:cs="Arial"/>
+          <w:b w:val="0"/>
+          <w:sz w:val="24"/>
+        </w:rPr>
+        <w:t>תוצאה צפויה: הודעת שגיאה.</w:t>
+      </w:r>
+    </w:p>
+    <w:p>
+      <w:pPr>
+        <w:jc w:val="right"/>
+        <w:bidi w:val="1"/>
+      </w:pPr>
+      <w:r>
+        <w:rPr>
+          <w:rFonts w:ascii="Arial" w:hAnsi="Arial" w:cs="Arial"/>
+          <w:b w:val="0"/>
+          <w:sz w:val="24"/>
+        </w:rPr>
+        <w:t>תוצאה בפועל: מוצגת הודעת שגיאה.</w:t>
+      </w:r>
+    </w:p>
+    <w:p/>
+    <w:p>
+      <w:pPr>
+        <w:pStyle w:val="Heading2"/>
+        <w:jc w:val="right"/>
+        <w:bidi w:val="1"/>
+      </w:pPr>
+      <w:r>
+        <w:rPr>
+          <w:rFonts w:ascii="Arial" w:hAnsi="Arial" w:cs="Arial"/>
+          <w:b/>
+          <w:sz w:val="28"/>
+        </w:rPr>
+        <w:t>בדיקה 5: שני לקוחות באותו חדר</w:t>
+      </w:r>
+    </w:p>
+    <w:p/>
+    <w:p>
+      <w:pPr>
+        <w:jc w:val="right"/>
+        <w:bidi w:val="1"/>
+      </w:pPr>
+      <w:r>
+        <w:rPr>
+          <w:rFonts w:ascii="Arial" w:hAnsi="Arial" w:cs="Arial"/>
+          <w:b w:val="0"/>
+          <w:sz w:val="24"/>
+        </w:rPr>
+        <w:t>מטרה: לבדוק שרת מרובה לקוחות.</w:t>
+      </w:r>
+    </w:p>
+    <w:p>
+      <w:pPr>
+        <w:jc w:val="right"/>
+        <w:bidi w:val="1"/>
+      </w:pPr>
+      <w:r>
+        <w:rPr>
+          <w:rFonts w:ascii="Arial" w:hAnsi="Arial" w:cs="Arial"/>
+          <w:b w:val="0"/>
+          <w:sz w:val="24"/>
+        </w:rPr>
+        <w:t>פעולה: לפתוח שני לקוחות, להתחבר בשני משתמשים ולשלוח הודעה.</w:t>
+      </w:r>
+    </w:p>
+    <w:p>
+      <w:pPr>
+        <w:jc w:val="right"/>
+        <w:bidi w:val="1"/>
+      </w:pPr>
+      <w:r>
+        <w:rPr>
+          <w:rFonts w:ascii="Arial" w:hAnsi="Arial" w:cs="Arial"/>
+          <w:b w:val="0"/>
+          <w:sz w:val="24"/>
+        </w:rPr>
+        <w:t>תוצאה צפויה: ההודעה מופיעה אצל שני המשתמשים.</w:t>
+      </w:r>
+    </w:p>
+    <w:p>
+      <w:pPr>
+        <w:jc w:val="right"/>
+        <w:bidi w:val="1"/>
+      </w:pPr>
+      <w:r>
+        <w:rPr>
+          <w:rFonts w:ascii="Arial" w:hAnsi="Arial" w:cs="Arial"/>
+          <w:b w:val="0"/>
+          <w:sz w:val="24"/>
+        </w:rPr>
+        <w:t>תוצאה בפועל: ההודעה עוברת בהצלחה.</w:t>
+      </w:r>
+    </w:p>
+    <w:p/>
+    <w:p>
+      <w:pPr>
+        <w:pStyle w:val="Heading2"/>
+        <w:jc w:val="right"/>
+        <w:bidi w:val="1"/>
+      </w:pPr>
+      <w:r>
+        <w:rPr>
+          <w:rFonts w:ascii="Arial" w:hAnsi="Arial" w:cs="Arial"/>
+          <w:b/>
+          <w:sz w:val="28"/>
+        </w:rPr>
+        <w:t>בדיקה 6: יצירת חדר</w:t>
+      </w:r>
+    </w:p>
+    <w:p/>
+    <w:p>
+      <w:pPr>
+        <w:jc w:val="right"/>
+        <w:bidi w:val="1"/>
+      </w:pPr>
+      <w:r>
+        <w:rPr>
+          <w:rFonts w:ascii="Arial" w:hAnsi="Arial" w:cs="Arial"/>
+          <w:b w:val="0"/>
+          <w:sz w:val="24"/>
+        </w:rPr>
+        <w:t>מטרה: לבדוק יצירת חדר חדש.</w:t>
+      </w:r>
+    </w:p>
+    <w:p>
+      <w:pPr>
+        <w:jc w:val="right"/>
+        <w:bidi w:val="1"/>
+      </w:pPr>
+      <w:r>
+        <w:rPr>
+          <w:rFonts w:ascii="Arial" w:hAnsi="Arial" w:cs="Arial"/>
+          <w:b w:val="0"/>
+          <w:sz w:val="24"/>
+        </w:rPr>
+        <w:t>פעולה: להזין שם חדר וללחוץ Create Room.</w:t>
+      </w:r>
+    </w:p>
+    <w:p>
+      <w:pPr>
+        <w:jc w:val="right"/>
+        <w:bidi w:val="1"/>
+      </w:pPr>
+      <w:r>
+        <w:rPr>
+          <w:rFonts w:ascii="Arial" w:hAnsi="Arial" w:cs="Arial"/>
+          <w:b w:val="0"/>
+          <w:sz w:val="24"/>
+        </w:rPr>
+        <w:t>תוצאה צפויה: החדר מופיע ברשימת החדרים.</w:t>
+      </w:r>
+    </w:p>
+    <w:p>
+      <w:pPr>
+        <w:jc w:val="right"/>
+        <w:bidi w:val="1"/>
+      </w:pPr>
+      <w:r>
+        <w:rPr>
+          <w:rFonts w:ascii="Arial" w:hAnsi="Arial" w:cs="Arial"/>
+          <w:b w:val="0"/>
+          <w:sz w:val="24"/>
+        </w:rPr>
+        <w:t>תוצאה בפועל: החדר נוצר ומופיע ברשימה.</w:t>
+      </w:r>
+    </w:p>
+    <w:p/>
+    <w:p>
+      <w:pPr>
+        <w:pStyle w:val="Heading2"/>
+        <w:jc w:val="right"/>
+        <w:bidi w:val="1"/>
+      </w:pPr>
+      <w:r>
+        <w:rPr>
+          <w:rFonts w:ascii="Arial" w:hAnsi="Arial" w:cs="Arial"/>
+          <w:b/>
+          <w:sz w:val="28"/>
+        </w:rPr>
+        <w:t>בדיקה 7: חדר עם סיסמה</w:t>
+      </w:r>
+    </w:p>
+    <w:p/>
+    <w:p>
+      <w:pPr>
+        <w:jc w:val="right"/>
+        <w:bidi w:val="1"/>
+      </w:pPr>
+      <w:r>
+        <w:rPr>
+          <w:rFonts w:ascii="Arial" w:hAnsi="Arial" w:cs="Arial"/>
+          <w:b w:val="0"/>
+          <w:sz w:val="24"/>
+        </w:rPr>
+        <w:t>מטרה: לבדוק חדר מוגן בסיסמה.</w:t>
+      </w:r>
+    </w:p>
+    <w:p>
+      <w:pPr>
+        <w:jc w:val="right"/>
+        <w:bidi w:val="1"/>
+      </w:pPr>
+      <w:r>
+        <w:rPr>
+          <w:rFonts w:ascii="Arial" w:hAnsi="Arial" w:cs="Arial"/>
+          <w:b w:val="0"/>
+          <w:sz w:val="24"/>
+        </w:rPr>
+        <w:t>פעולה: ליצור חדר בפורמט secret:1234 ולנסות להצטרף עם סיסמה נכונה ושגויה.</w:t>
+      </w:r>
+    </w:p>
+    <w:p>
+      <w:pPr>
+        <w:jc w:val="right"/>
+        <w:bidi w:val="1"/>
+      </w:pPr>
+      <w:r>
+        <w:rPr>
+          <w:rFonts w:ascii="Arial" w:hAnsi="Arial" w:cs="Arial"/>
+          <w:b w:val="0"/>
+          <w:sz w:val="24"/>
+        </w:rPr>
+        <w:t>תוצאה צפויה: כניסה רק עם סיסמה נכונה.</w:t>
+      </w:r>
+    </w:p>
+    <w:p>
+      <w:pPr>
+        <w:jc w:val="right"/>
+        <w:bidi w:val="1"/>
+      </w:pPr>
+      <w:r>
+        <w:rPr>
+          <w:rFonts w:ascii="Arial" w:hAnsi="Arial" w:cs="Arial"/>
+          <w:b w:val="0"/>
+          <w:sz w:val="24"/>
+        </w:rPr>
+        <w:t>תוצאה בפועל: המערכת בודקת את הסיסמה.</w:t>
+      </w:r>
+    </w:p>
+    <w:p/>
+    <w:p>
+      <w:pPr>
+        <w:pStyle w:val="Heading2"/>
+        <w:jc w:val="right"/>
+        <w:bidi w:val="1"/>
+      </w:pPr>
+      <w:r>
+        <w:rPr>
+          <w:rFonts w:ascii="Arial" w:hAnsi="Arial" w:cs="Arial"/>
+          <w:b/>
+          <w:sz w:val="28"/>
+        </w:rPr>
+        <w:t>בדיקה 8: שליחת תמונה</w:t>
+      </w:r>
+    </w:p>
+    <w:p/>
+    <w:p>
+      <w:pPr>
+        <w:jc w:val="right"/>
+        <w:bidi w:val="1"/>
+      </w:pPr>
+      <w:r>
+        <w:rPr>
+          <w:rFonts w:ascii="Arial" w:hAnsi="Arial" w:cs="Arial"/>
+          <w:b w:val="0"/>
+          <w:sz w:val="24"/>
+        </w:rPr>
+        <w:t>מטרה: לוודא שתמונה נשלחת ומוצגת.</w:t>
+      </w:r>
+    </w:p>
+    <w:p>
+      <w:pPr>
+        <w:jc w:val="right"/>
+        <w:bidi w:val="1"/>
+      </w:pPr>
+      <w:r>
+        <w:rPr>
+          <w:rFonts w:ascii="Arial" w:hAnsi="Arial" w:cs="Arial"/>
+          <w:b w:val="0"/>
+          <w:sz w:val="24"/>
+        </w:rPr>
+        <w:t>פעולה: ללחוץ Send Image ולבחור תמונה.</w:t>
+      </w:r>
+    </w:p>
+    <w:p>
+      <w:pPr>
+        <w:jc w:val="right"/>
+        <w:bidi w:val="1"/>
+      </w:pPr>
+      <w:r>
+        <w:rPr>
+          <w:rFonts w:ascii="Arial" w:hAnsi="Arial" w:cs="Arial"/>
+          <w:b w:val="0"/>
+          <w:sz w:val="24"/>
+        </w:rPr>
+        <w:t>תוצאה צפויה: התמונה מופיעה בצ'אט כתצוגה מקדימה.</w:t>
+      </w:r>
+    </w:p>
+    <w:p>
+      <w:pPr>
+        <w:jc w:val="right"/>
+        <w:bidi w:val="1"/>
+      </w:pPr>
+      <w:r>
+        <w:rPr>
+          <w:rFonts w:ascii="Arial" w:hAnsi="Arial" w:cs="Arial"/>
+          <w:b w:val="0"/>
+          <w:sz w:val="24"/>
+        </w:rPr>
+        <w:t>תוצאה בפועל: התמונה מוצגת ונשמרת בתיקיית downloads.</w:t>
+      </w:r>
+    </w:p>
+    <w:p/>
+    <w:p>
+      <w:pPr>
+        <w:pStyle w:val="Heading2"/>
+        <w:jc w:val="right"/>
+        <w:bidi w:val="1"/>
+      </w:pPr>
+      <w:r>
+        <w:rPr>
+          <w:rFonts w:ascii="Arial" w:hAnsi="Arial" w:cs="Arial"/>
+          <w:b/>
+          <w:sz w:val="28"/>
+        </w:rPr>
+        <w:t>בדיקה 9: שליחת קובץ</w:t>
+      </w:r>
+    </w:p>
+    <w:p/>
+    <w:p>
+      <w:pPr>
+        <w:jc w:val="right"/>
+        <w:bidi w:val="1"/>
+      </w:pPr>
+      <w:r>
+        <w:rPr>
+          <w:rFonts w:ascii="Arial" w:hAnsi="Arial" w:cs="Arial"/>
+          <w:b w:val="0"/>
+          <w:sz w:val="24"/>
+        </w:rPr>
+        <w:t>מטרה: לוודא שקובץ נשלח ונפתח.</w:t>
+      </w:r>
+    </w:p>
+    <w:p>
+      <w:pPr>
+        <w:jc w:val="right"/>
+        <w:bidi w:val="1"/>
+      </w:pPr>
+      <w:r>
+        <w:rPr>
+          <w:rFonts w:ascii="Arial" w:hAnsi="Arial" w:cs="Arial"/>
+          <w:b w:val="0"/>
+          <w:sz w:val="24"/>
+        </w:rPr>
+        <w:t>פעולה: ללחוץ Send File, לבחור קובץ וללחוץ על הקישור שהתקבל.</w:t>
+      </w:r>
+    </w:p>
+    <w:p>
+      <w:pPr>
+        <w:jc w:val="right"/>
+        <w:bidi w:val="1"/>
+      </w:pPr>
+      <w:r>
+        <w:rPr>
+          <w:rFonts w:ascii="Arial" w:hAnsi="Arial" w:cs="Arial"/>
+          <w:b w:val="0"/>
+          <w:sz w:val="24"/>
+        </w:rPr>
+        <w:t>תוצאה צפויה: הקובץ נפתח בתוכנת ברירת המחדל.</w:t>
+      </w:r>
+    </w:p>
+    <w:p>
+      <w:pPr>
+        <w:jc w:val="right"/>
+        <w:bidi w:val="1"/>
+      </w:pPr>
+      <w:r>
+        <w:rPr>
+          <w:rFonts w:ascii="Arial" w:hAnsi="Arial" w:cs="Arial"/>
+          <w:b w:val="0"/>
+          <w:sz w:val="24"/>
+        </w:rPr>
+        <w:t>תוצאה בפועל: הקובץ נפתח.</w:t>
+      </w:r>
+    </w:p>
+    <w:p/>
+    <w:p>
+      <w:pPr>
+        <w:pStyle w:val="Heading2"/>
+        <w:jc w:val="right"/>
+        <w:bidi w:val="1"/>
+      </w:pPr>
+      <w:r>
+        <w:rPr>
+          <w:rFonts w:ascii="Arial" w:hAnsi="Arial" w:cs="Arial"/>
+          <w:b/>
+          <w:sz w:val="28"/>
+        </w:rPr>
+        <w:t>בדיקה 10: הודעה פרטית</w:t>
+      </w:r>
+    </w:p>
+    <w:p/>
+    <w:p>
+      <w:pPr>
+        <w:jc w:val="right"/>
+        <w:bidi w:val="1"/>
+      </w:pPr>
+      <w:r>
+        <w:rPr>
+          <w:rFonts w:ascii="Arial" w:hAnsi="Arial" w:cs="Arial"/>
+          <w:b w:val="0"/>
+          <w:sz w:val="24"/>
+        </w:rPr>
+        <w:t>מטרה: לבדוק פקודת DM.</w:t>
+      </w:r>
+    </w:p>
+    <w:p>
+      <w:pPr>
+        <w:jc w:val="right"/>
+        <w:bidi w:val="1"/>
+      </w:pPr>
+      <w:r>
+        <w:rPr>
+          <w:rFonts w:ascii="Arial" w:hAnsi="Arial" w:cs="Arial"/>
+          <w:b w:val="0"/>
+          <w:sz w:val="24"/>
+        </w:rPr>
+        <w:t>פעולה: לשלוח /dm user hello.</w:t>
+      </w:r>
+    </w:p>
+    <w:p>
+      <w:pPr>
+        <w:jc w:val="right"/>
+        <w:bidi w:val="1"/>
+      </w:pPr>
+      <w:r>
+        <w:rPr>
+          <w:rFonts w:ascii="Arial" w:hAnsi="Arial" w:cs="Arial"/>
+          <w:b w:val="0"/>
+          <w:sz w:val="24"/>
+        </w:rPr>
+        <w:t>תוצאה צפויה: ההודעה נשלחת כהודעה פרטית.</w:t>
+      </w:r>
+    </w:p>
+    <w:p>
+      <w:pPr>
+        <w:jc w:val="right"/>
+        <w:bidi w:val="1"/>
+      </w:pPr>
+      <w:r>
+        <w:rPr>
+          <w:rFonts w:ascii="Arial" w:hAnsi="Arial" w:cs="Arial"/>
+          <w:b w:val="0"/>
+          <w:sz w:val="24"/>
+        </w:rPr>
+        <w:t>תוצאה בפועל: ההודעה מופיעה כהודעה פרטית.</w:t>
+      </w:r>
+    </w:p>
+    <w:p/>
+    <w:p>
+      <w:pPr>
+        <w:pStyle w:val="Heading2"/>
+        <w:jc w:val="right"/>
+        <w:bidi w:val="1"/>
+      </w:pPr>
+      <w:r>
+        <w:rPr>
+          <w:rFonts w:ascii="Arial" w:hAnsi="Arial" w:cs="Arial"/>
+          <w:b/>
+          <w:sz w:val="28"/>
+        </w:rPr>
+        <w:t>בדיקה 11: חיפוש הודעות</w:t>
+      </w:r>
+    </w:p>
+    <w:p/>
+    <w:p>
+      <w:pPr>
+        <w:jc w:val="right"/>
+        <w:bidi w:val="1"/>
+      </w:pPr>
+      <w:r>
+        <w:rPr>
+          <w:rFonts w:ascii="Arial" w:hAnsi="Arial" w:cs="Arial"/>
+          <w:b w:val="0"/>
+          <w:sz w:val="24"/>
+        </w:rPr>
+        <w:t>מטרה: לבדוק חיפוש בהיסטוריית חדר.</w:t>
+      </w:r>
+    </w:p>
+    <w:p>
+      <w:pPr>
+        <w:jc w:val="right"/>
+        <w:bidi w:val="1"/>
+      </w:pPr>
+      <w:r>
+        <w:rPr>
+          <w:rFonts w:ascii="Arial" w:hAnsi="Arial" w:cs="Arial"/>
+          <w:b w:val="0"/>
+          <w:sz w:val="24"/>
+        </w:rPr>
+        <w:t>פעולה: לשלוח /search word.</w:t>
+      </w:r>
+    </w:p>
+    <w:p>
+      <w:pPr>
+        <w:jc w:val="right"/>
+        <w:bidi w:val="1"/>
+      </w:pPr>
+      <w:r>
+        <w:rPr>
+          <w:rFonts w:ascii="Arial" w:hAnsi="Arial" w:cs="Arial"/>
+          <w:b w:val="0"/>
+          <w:sz w:val="24"/>
+        </w:rPr>
+        <w:t>תוצאה צפויה: מתקבלת רשימת הודעות מתאימות.</w:t>
+      </w:r>
+    </w:p>
+    <w:p>
+      <w:pPr>
+        <w:jc w:val="right"/>
+        <w:bidi w:val="1"/>
+      </w:pPr>
+      <w:r>
+        <w:rPr>
+          <w:rFonts w:ascii="Arial" w:hAnsi="Arial" w:cs="Arial"/>
+          <w:b w:val="0"/>
+          <w:sz w:val="24"/>
+        </w:rPr>
+        <w:t>תוצאה בפועל: המערכת מחזירה תוצאות.</w:t>
+      </w:r>
+    </w:p>
+    <w:p/>
+    <w:p>
+      <w:pPr>
+        <w:pStyle w:val="Heading2"/>
+        <w:jc w:val="right"/>
+        <w:bidi w:val="1"/>
+      </w:pPr>
+      <w:r>
+        <w:rPr>
+          <w:rFonts w:ascii="Arial" w:hAnsi="Arial" w:cs="Arial"/>
+          <w:b/>
+          <w:sz w:val="28"/>
+        </w:rPr>
+        <w:t>בדיקה 12: פאנל מנהל</w:t>
+      </w:r>
+    </w:p>
+    <w:p/>
+    <w:p>
+      <w:pPr>
+        <w:jc w:val="right"/>
+        <w:bidi w:val="1"/>
+      </w:pPr>
+      <w:r>
+        <w:rPr>
+          <w:rFonts w:ascii="Arial" w:hAnsi="Arial" w:cs="Arial"/>
+          <w:b w:val="0"/>
+          <w:sz w:val="24"/>
+        </w:rPr>
+        <w:t>מטרה: לבדוק יכולות מנהל.</w:t>
+      </w:r>
+    </w:p>
+    <w:p>
+      <w:pPr>
+        <w:jc w:val="right"/>
+        <w:bidi w:val="1"/>
+      </w:pPr>
+      <w:r>
+        <w:rPr>
+          <w:rFonts w:ascii="Arial" w:hAnsi="Arial" w:cs="Arial"/>
+          <w:b w:val="0"/>
+          <w:sz w:val="24"/>
+        </w:rPr>
+        <w:t>פעולה: להתחבר כמנהל ולשלוח /admin logs.</w:t>
+      </w:r>
+    </w:p>
+    <w:p>
+      <w:pPr>
+        <w:jc w:val="right"/>
+        <w:bidi w:val="1"/>
+      </w:pPr>
+      <w:r>
+        <w:rPr>
+          <w:rFonts w:ascii="Arial" w:hAnsi="Arial" w:cs="Arial"/>
+          <w:b w:val="0"/>
+          <w:sz w:val="24"/>
+        </w:rPr>
+        <w:t>תוצאה צפויה: מוצגים לוגים.</w:t>
+      </w:r>
+    </w:p>
+    <w:p>
+      <w:pPr>
+        <w:jc w:val="right"/>
+        <w:bidi w:val="1"/>
+      </w:pPr>
+      <w:r>
+        <w:rPr>
+          <w:rFonts w:ascii="Arial" w:hAnsi="Arial" w:cs="Arial"/>
+          <w:b w:val="0"/>
+          <w:sz w:val="24"/>
+        </w:rPr>
+        <w:t>תוצאה בפועל: לוגים מוצגים בצ'אט.</w:t>
+      </w:r>
+    </w:p>
+    <w:p/>
+    <w:p>
+      <w:r>
+        <w:br w:type="page"/>
+      </w:r>
+    </w:p>
+    <w:p/>
+    <w:p>
+      <w:pPr>
+        <w:pStyle w:val="Heading1"/>
+        <w:jc w:val="right"/>
+        <w:bidi w:val="1"/>
+      </w:pPr>
+      <w:r>
+        <w:rPr>
+          <w:rFonts w:ascii="Arial" w:hAnsi="Arial" w:cs="Arial"/>
+          <w:b/>
+          <w:sz w:val="32"/>
+        </w:rPr>
+        <w:t>15. מדריך למשתמש</w:t>
+      </w:r>
+    </w:p>
+    <w:p/>
+    <w:p>
+      <w:pPr>
+        <w:pStyle w:val="Heading2"/>
+        <w:jc w:val="right"/>
+        <w:bidi w:val="1"/>
+      </w:pPr>
+      <w:r>
+        <w:rPr>
+          <w:rFonts w:ascii="Arial" w:hAnsi="Arial" w:cs="Arial"/>
+          <w:b/>
+          <w:sz w:val="28"/>
+        </w:rPr>
+        <w:t>התחלת עבודה</w:t>
+      </w:r>
+    </w:p>
+    <w:p/>
+    <w:p>
+      <w:pPr>
+        <w:jc w:val="right"/>
+        <w:bidi w:val="1"/>
+      </w:pPr>
+      <w:r>
+        <w:rPr>
+          <w:rFonts w:ascii="Arial" w:hAnsi="Arial" w:cs="Arial"/>
+          <w:b w:val="0"/>
+          <w:sz w:val="24"/>
+        </w:rPr>
+        <w:t>1. התקן תלויות בעזרת pip install -r requirements.txt.</w:t>
+      </w:r>
+    </w:p>
+    <w:p>
+      <w:pPr>
+        <w:jc w:val="right"/>
+        <w:bidi w:val="1"/>
+      </w:pPr>
+      <w:r>
+        <w:rPr>
+          <w:rFonts w:ascii="Arial" w:hAnsi="Arial" w:cs="Arial"/>
+          <w:b w:val="0"/>
+          <w:sz w:val="24"/>
+        </w:rPr>
+        <w:t>2. הפעל את השרת.</w:t>
+      </w:r>
+    </w:p>
+    <w:p>
+      <w:pPr>
+        <w:jc w:val="right"/>
+        <w:bidi w:val="1"/>
+      </w:pPr>
+      <w:r>
+        <w:rPr>
+          <w:rFonts w:ascii="Arial" w:hAnsi="Arial" w:cs="Arial"/>
+          <w:b w:val="0"/>
+          <w:sz w:val="24"/>
+        </w:rPr>
+        <w:t>3. הפעל לקוח אחד או יותר.</w:t>
+      </w:r>
+    </w:p>
+    <w:p>
+      <w:pPr>
+        <w:jc w:val="right"/>
+        <w:bidi w:val="1"/>
+      </w:pPr>
+      <w:r>
+        <w:rPr>
+          <w:rFonts w:ascii="Arial" w:hAnsi="Arial" w:cs="Arial"/>
+          <w:b w:val="0"/>
+          <w:sz w:val="24"/>
+        </w:rPr>
+        <w:t>4. הירשם עם שם משתמש וסיסמה.</w:t>
+      </w:r>
+    </w:p>
+    <w:p>
+      <w:pPr>
+        <w:jc w:val="right"/>
+        <w:bidi w:val="1"/>
+      </w:pPr>
+      <w:r>
+        <w:rPr>
+          <w:rFonts w:ascii="Arial" w:hAnsi="Arial" w:cs="Arial"/>
+          <w:b w:val="0"/>
+          <w:sz w:val="24"/>
+        </w:rPr>
+        <w:t>5. לאחר הרשמה או התחברות תועבר למסך הצ'אט.</w:t>
+      </w:r>
+    </w:p>
+    <w:p/>
+    <w:p>
+      <w:pPr>
+        <w:pStyle w:val="Heading2"/>
+        <w:jc w:val="right"/>
+        <w:bidi w:val="1"/>
+      </w:pPr>
+      <w:r>
+        <w:rPr>
+          <w:rFonts w:ascii="Arial" w:hAnsi="Arial" w:cs="Arial"/>
+          <w:b/>
+          <w:sz w:val="28"/>
+        </w:rPr>
+        <w:t>שימוש בצ'אט</w:t>
+      </w:r>
+    </w:p>
+    <w:p/>
+    <w:p>
+      <w:pPr>
+        <w:jc w:val="right"/>
+        <w:bidi w:val="1"/>
+      </w:pPr>
+      <w:r>
+        <w:rPr>
+          <w:rFonts w:ascii="Arial" w:hAnsi="Arial" w:cs="Arial"/>
+          <w:b w:val="0"/>
+          <w:sz w:val="24"/>
+        </w:rPr>
+        <w:t>1. כתוב הודעה בתיבת ההודעה.</w:t>
+      </w:r>
+    </w:p>
+    <w:p>
+      <w:pPr>
+        <w:jc w:val="right"/>
+        <w:bidi w:val="1"/>
+      </w:pPr>
+      <w:r>
+        <w:rPr>
+          <w:rFonts w:ascii="Arial" w:hAnsi="Arial" w:cs="Arial"/>
+          <w:b w:val="0"/>
+          <w:sz w:val="24"/>
+        </w:rPr>
+        <w:t>2. לחץ Send או Enter.</w:t>
+      </w:r>
+    </w:p>
+    <w:p>
+      <w:pPr>
+        <w:jc w:val="right"/>
+        <w:bidi w:val="1"/>
+      </w:pPr>
+      <w:r>
+        <w:rPr>
+          <w:rFonts w:ascii="Arial" w:hAnsi="Arial" w:cs="Arial"/>
+          <w:b w:val="0"/>
+          <w:sz w:val="24"/>
+        </w:rPr>
+        <w:t>3. להוספת אימוג'י לחץ על אחד מכפתורי האימוג'י.</w:t>
+      </w:r>
+    </w:p>
+    <w:p>
+      <w:pPr>
+        <w:jc w:val="right"/>
+        <w:bidi w:val="1"/>
+      </w:pPr>
+      <w:r>
+        <w:rPr>
+          <w:rFonts w:ascii="Arial" w:hAnsi="Arial" w:cs="Arial"/>
+          <w:b w:val="0"/>
+          <w:sz w:val="24"/>
+        </w:rPr>
+        <w:t>4. לשליחת קובץ לחץ Send File.</w:t>
+      </w:r>
+    </w:p>
+    <w:p>
+      <w:pPr>
+        <w:jc w:val="right"/>
+        <w:bidi w:val="1"/>
+      </w:pPr>
+      <w:r>
+        <w:rPr>
+          <w:rFonts w:ascii="Arial" w:hAnsi="Arial" w:cs="Arial"/>
+          <w:b w:val="0"/>
+          <w:sz w:val="24"/>
+        </w:rPr>
+        <w:t>5. לשליחת תמונה לחץ Send Image.</w:t>
+      </w:r>
+    </w:p>
+    <w:p>
+      <w:pPr>
+        <w:jc w:val="right"/>
+        <w:bidi w:val="1"/>
+      </w:pPr>
+      <w:r>
+        <w:rPr>
+          <w:rFonts w:ascii="Arial" w:hAnsi="Arial" w:cs="Arial"/>
+          <w:b w:val="0"/>
+          <w:sz w:val="24"/>
+        </w:rPr>
+        <w:t>6. לשליחת סרטון לחץ Send Video.</w:t>
+      </w:r>
+    </w:p>
+    <w:p/>
+    <w:p>
+      <w:pPr>
+        <w:pStyle w:val="Heading2"/>
+        <w:jc w:val="right"/>
+        <w:bidi w:val="1"/>
+      </w:pPr>
+      <w:r>
+        <w:rPr>
+          <w:rFonts w:ascii="Arial" w:hAnsi="Arial" w:cs="Arial"/>
+          <w:b/>
+          <w:sz w:val="28"/>
+        </w:rPr>
+        <w:t>שימוש בחדרים</w:t>
+      </w:r>
+    </w:p>
+    <w:p/>
+    <w:p>
+      <w:pPr>
+        <w:jc w:val="right"/>
+        <w:bidi w:val="1"/>
+      </w:pPr>
+      <w:r>
+        <w:rPr>
+          <w:rFonts w:ascii="Arial" w:hAnsi="Arial" w:cs="Arial"/>
+          <w:b w:val="0"/>
+          <w:sz w:val="24"/>
+        </w:rPr>
+        <w:t>1. בחר חדר מרשימת החדרים.</w:t>
+      </w:r>
+    </w:p>
+    <w:p>
+      <w:pPr>
+        <w:jc w:val="right"/>
+        <w:bidi w:val="1"/>
+      </w:pPr>
+      <w:r>
+        <w:rPr>
+          <w:rFonts w:ascii="Arial" w:hAnsi="Arial" w:cs="Arial"/>
+          <w:b w:val="0"/>
+          <w:sz w:val="24"/>
+        </w:rPr>
+        <w:t>2. לחץ Join Selected.</w:t>
+      </w:r>
+    </w:p>
+    <w:p>
+      <w:pPr>
+        <w:jc w:val="right"/>
+        <w:bidi w:val="1"/>
+      </w:pPr>
+      <w:r>
+        <w:rPr>
+          <w:rFonts w:ascii="Arial" w:hAnsi="Arial" w:cs="Arial"/>
+          <w:b w:val="0"/>
+          <w:sz w:val="24"/>
+        </w:rPr>
+        <w:t>3. ליצירת חדר חדש כתוב שם חדר ולחץ Create Room.</w:t>
+      </w:r>
+    </w:p>
+    <w:p>
+      <w:pPr>
+        <w:jc w:val="right"/>
+        <w:bidi w:val="1"/>
+      </w:pPr>
+      <w:r>
+        <w:rPr>
+          <w:rFonts w:ascii="Arial" w:hAnsi="Arial" w:cs="Arial"/>
+          <w:b w:val="0"/>
+          <w:sz w:val="24"/>
+        </w:rPr>
+        <w:t>4. לחדר עם סיסמה כתוב room:password.</w:t>
+      </w:r>
+    </w:p>
+    <w:p/>
+    <w:p>
+      <w:pPr>
+        <w:pStyle w:val="Heading2"/>
+        <w:jc w:val="right"/>
+        <w:bidi w:val="1"/>
+      </w:pPr>
+      <w:r>
+        <w:rPr>
+          <w:rFonts w:ascii="Arial" w:hAnsi="Arial" w:cs="Arial"/>
+          <w:b/>
+          <w:sz w:val="28"/>
+        </w:rPr>
+        <w:t>פקודות מתקדמות</w:t>
+      </w:r>
+    </w:p>
+    <w:p/>
+    <w:p>
+      <w:pPr>
+        <w:jc w:val="left"/>
+      </w:pPr>
+      <w:r>
+        <w:rPr>
+          <w:rFonts w:ascii="Consolas" w:hAnsi="Consolas" w:cs="Consolas"/>
+          <w:b w:val="0"/>
+          <w:sz w:val="20"/>
+        </w:rPr>
+        <w:t>/dm USER MESSAGE</w:t>
+      </w:r>
+    </w:p>
+    <w:p>
+      <w:pPr>
+        <w:jc w:val="left"/>
+      </w:pPr>
+      <w:r>
+        <w:rPr>
+          <w:rFonts w:ascii="Consolas" w:hAnsi="Consolas" w:cs="Consolas"/>
+          <w:b w:val="0"/>
+          <w:sz w:val="20"/>
+        </w:rPr>
+        <w:t>/profile set TEXT</w:t>
+      </w:r>
+    </w:p>
+    <w:p>
+      <w:pPr>
+        <w:jc w:val="left"/>
+      </w:pPr>
+      <w:r>
+        <w:rPr>
+          <w:rFonts w:ascii="Consolas" w:hAnsi="Consolas" w:cs="Consolas"/>
+          <w:b w:val="0"/>
+          <w:sz w:val="20"/>
+        </w:rPr>
+        <w:t>/profile USER</w:t>
+      </w:r>
+    </w:p>
+    <w:p>
+      <w:pPr>
+        <w:jc w:val="left"/>
+      </w:pPr>
+      <w:r>
+        <w:rPr>
+          <w:rFonts w:ascii="Consolas" w:hAnsi="Consolas" w:cs="Consolas"/>
+          <w:b w:val="0"/>
+          <w:sz w:val="20"/>
+        </w:rPr>
+        <w:t>/search TEXT</w:t>
+      </w:r>
+    </w:p>
+    <w:p>
+      <w:pPr>
+        <w:jc w:val="left"/>
+      </w:pPr>
+      <w:r>
+        <w:rPr>
+          <w:rFonts w:ascii="Consolas" w:hAnsi="Consolas" w:cs="Consolas"/>
+          <w:b w:val="0"/>
+          <w:sz w:val="20"/>
+        </w:rPr>
+        <w:t>/friend USER</w:t>
+      </w:r>
+    </w:p>
+    <w:p>
+      <w:pPr>
+        <w:jc w:val="left"/>
+      </w:pPr>
+      <w:r>
+        <w:rPr>
+          <w:rFonts w:ascii="Consolas" w:hAnsi="Consolas" w:cs="Consolas"/>
+          <w:b w:val="0"/>
+          <w:sz w:val="20"/>
+        </w:rPr>
+        <w:t>/accept USER</w:t>
+      </w:r>
+    </w:p>
+    <w:p>
+      <w:pPr>
+        <w:jc w:val="left"/>
+      </w:pPr>
+      <w:r>
+        <w:rPr>
+          <w:rFonts w:ascii="Consolas" w:hAnsi="Consolas" w:cs="Consolas"/>
+          <w:b w:val="0"/>
+          <w:sz w:val="20"/>
+        </w:rPr>
+        <w:t>/friends</w:t>
+      </w:r>
+    </w:p>
+    <w:p>
+      <w:pPr>
+        <w:jc w:val="left"/>
+      </w:pPr>
+      <w:r>
+        <w:rPr>
+          <w:rFonts w:ascii="Consolas" w:hAnsi="Consolas" w:cs="Consolas"/>
+          <w:b w:val="0"/>
+          <w:sz w:val="20"/>
+        </w:rPr>
+        <w:t>/gallery</w:t>
+      </w:r>
+    </w:p>
+    <w:p>
+      <w:pPr>
+        <w:jc w:val="left"/>
+      </w:pPr>
+      <w:r>
+        <w:rPr>
+          <w:rFonts w:ascii="Consolas" w:hAnsi="Consolas" w:cs="Consolas"/>
+          <w:b w:val="0"/>
+          <w:sz w:val="20"/>
+        </w:rPr>
+        <w:t>/admin logs</w:t>
+      </w:r>
+    </w:p>
+    <w:p>
+      <w:pPr>
+        <w:jc w:val="left"/>
+      </w:pPr>
+      <w:r>
+        <w:rPr>
+          <w:rFonts w:ascii="Consolas" w:hAnsi="Consolas" w:cs="Consolas"/>
+          <w:b w:val="0"/>
+          <w:sz w:val="20"/>
+        </w:rPr>
+        <w:t>/kick USER</w:t>
+      </w:r>
+    </w:p>
+    <w:p>
+      <w:pPr>
+        <w:jc w:val="left"/>
+      </w:pPr>
+      <w:r>
+        <w:rPr>
+          <w:rFonts w:ascii="Consolas" w:hAnsi="Consolas" w:cs="Consolas"/>
+          <w:b w:val="0"/>
+          <w:sz w:val="20"/>
+        </w:rPr>
+        <w:t>/edit MESSAGE_ID TEXT</w:t>
+      </w:r>
+    </w:p>
+    <w:p>
+      <w:pPr>
+        <w:jc w:val="left"/>
+      </w:pPr>
+      <w:r>
+        <w:rPr>
+          <w:rFonts w:ascii="Consolas" w:hAnsi="Consolas" w:cs="Consolas"/>
+          <w:b w:val="0"/>
+          <w:sz w:val="20"/>
+        </w:rPr>
+        <w:t>/delete MESSAGE_ID</w:t>
+      </w:r>
+    </w:p>
+    <w:p>
+      <w:pPr>
+        <w:jc w:val="left"/>
+      </w:pPr>
+      <w:r>
+        <w:rPr>
+          <w:rFonts w:ascii="Consolas" w:hAnsi="Consolas" w:cs="Consolas"/>
+          <w:b w:val="0"/>
+          <w:sz w:val="20"/>
+        </w:rPr>
+        <w:t>/2fa</w:t>
+      </w:r>
+    </w:p>
+    <w:p/>
+    <w:p>
+      <w:pPr>
+        <w:pStyle w:val="Heading2"/>
+        <w:jc w:val="right"/>
+        <w:bidi w:val="1"/>
+      </w:pPr>
+      <w:r>
+        <w:rPr>
+          <w:rFonts w:ascii="Arial" w:hAnsi="Arial" w:cs="Arial"/>
+          <w:b/>
+          <w:sz w:val="28"/>
+        </w:rPr>
+        <w:t>צילומי מסך להוספה</w:t>
+      </w:r>
+    </w:p>
+    <w:p/>
+    <w:p>
+      <w:pPr>
+        <w:jc w:val="right"/>
+        <w:bidi w:val="1"/>
+      </w:pPr>
+      <w:r>
+        <w:rPr>
+          <w:rFonts w:ascii="Arial" w:hAnsi="Arial" w:cs="Arial"/>
+          <w:b w:val="0"/>
+          <w:sz w:val="24"/>
+        </w:rPr>
+        <w:t>יש להוסיף למסמך הסופי צילומי מסך של:</w:t>
+      </w:r>
+    </w:p>
+    <w:p/>
+    <w:p>
+      <w:pPr>
+        <w:jc w:val="right"/>
+        <w:bidi w:val="1"/>
+      </w:pPr>
+      <w:r>
+        <w:rPr>
+          <w:rFonts w:ascii="Arial" w:hAnsi="Arial" w:cs="Arial"/>
+          <w:b w:val="0"/>
+          <w:sz w:val="24"/>
+        </w:rPr>
+        <w:t>1. מסך הרשמה והתחברות.</w:t>
+      </w:r>
+    </w:p>
+    <w:p>
+      <w:pPr>
+        <w:jc w:val="right"/>
+        <w:bidi w:val="1"/>
+      </w:pPr>
+      <w:r>
+        <w:rPr>
+          <w:rFonts w:ascii="Arial" w:hAnsi="Arial" w:cs="Arial"/>
+          <w:b w:val="0"/>
+          <w:sz w:val="24"/>
+        </w:rPr>
+        <w:t>2. מסך צ'אט לאחר התחברות.</w:t>
+      </w:r>
+    </w:p>
+    <w:p>
+      <w:pPr>
+        <w:jc w:val="right"/>
+        <w:bidi w:val="1"/>
+      </w:pPr>
+      <w:r>
+        <w:rPr>
+          <w:rFonts w:ascii="Arial" w:hAnsi="Arial" w:cs="Arial"/>
+          <w:b w:val="0"/>
+          <w:sz w:val="24"/>
+        </w:rPr>
+        <w:t>3. שני לקוחות שמדברים באותו חדר.</w:t>
+      </w:r>
+    </w:p>
+    <w:p>
+      <w:pPr>
+        <w:jc w:val="right"/>
+        <w:bidi w:val="1"/>
+      </w:pPr>
+      <w:r>
+        <w:rPr>
+          <w:rFonts w:ascii="Arial" w:hAnsi="Arial" w:cs="Arial"/>
+          <w:b w:val="0"/>
+          <w:sz w:val="24"/>
+        </w:rPr>
+        <w:t>4. שליחת תמונה והצגה בצ'אט.</w:t>
+      </w:r>
+    </w:p>
+    <w:p>
+      <w:pPr>
+        <w:jc w:val="right"/>
+        <w:bidi w:val="1"/>
+      </w:pPr>
+      <w:r>
+        <w:rPr>
+          <w:rFonts w:ascii="Arial" w:hAnsi="Arial" w:cs="Arial"/>
+          <w:b w:val="0"/>
+          <w:sz w:val="24"/>
+        </w:rPr>
+        <w:t>5. שליחת קובץ וקישור לפתיחה.</w:t>
+      </w:r>
+    </w:p>
+    <w:p>
+      <w:pPr>
+        <w:jc w:val="right"/>
+        <w:bidi w:val="1"/>
+      </w:pPr>
+      <w:r>
+        <w:rPr>
+          <w:rFonts w:ascii="Arial" w:hAnsi="Arial" w:cs="Arial"/>
+          <w:b w:val="0"/>
+          <w:sz w:val="24"/>
+        </w:rPr>
+        <w:t>6. רשימת חדרים.</w:t>
+      </w:r>
+    </w:p>
+    <w:p>
+      <w:pPr>
+        <w:jc w:val="right"/>
+        <w:bidi w:val="1"/>
+      </w:pPr>
+      <w:r>
+        <w:rPr>
+          <w:rFonts w:ascii="Arial" w:hAnsi="Arial" w:cs="Arial"/>
+          <w:b w:val="0"/>
+          <w:sz w:val="24"/>
+        </w:rPr>
+        <w:t>7. פקודת /admin logs.</w:t>
+      </w:r>
+    </w:p>
+    <w:p/>
+    <w:p>
+      <w:r>
+        <w:br w:type="page"/>
+      </w:r>
+    </w:p>
+    <w:p/>
+    <w:p>
+      <w:pPr>
+        <w:pStyle w:val="Heading1"/>
+        <w:jc w:val="right"/>
+        <w:bidi w:val="1"/>
+      </w:pPr>
+      <w:r>
+        <w:rPr>
+          <w:rFonts w:ascii="Arial" w:hAnsi="Arial" w:cs="Arial"/>
+          <w:b/>
+          <w:sz w:val="32"/>
+        </w:rPr>
+        <w:t>16. סיכום אישי ורפלקציה</w:t>
+      </w:r>
+    </w:p>
+    <w:p/>
+    <w:p>
+      <w:pPr>
+        <w:jc w:val="right"/>
+        <w:bidi w:val="1"/>
+      </w:pPr>
+      <w:r>
+        <w:rPr>
+          <w:rFonts w:ascii="Arial" w:hAnsi="Arial" w:cs="Arial"/>
+          <w:b w:val="0"/>
+          <w:sz w:val="24"/>
+        </w:rPr>
+        <w:t>במהלך העבודה על הפרויקט למדתי כיצד לבנות מערכת תקשורת אמיתית שמורכבת משרת ומלקוח. למדתי להשתמש בסוקטים, להבין כיצד מידע עובר ברשת, וכיצד שרת יכול לטפל בכמה לקוחות במקביל באמצעות Thread.</w:t>
+      </w:r>
+    </w:p>
+    <w:p/>
+    <w:p>
+      <w:pPr>
+        <w:jc w:val="right"/>
+        <w:bidi w:val="1"/>
+      </w:pPr>
+      <w:r>
+        <w:rPr>
+          <w:rFonts w:ascii="Arial" w:hAnsi="Arial" w:cs="Arial"/>
+          <w:b w:val="0"/>
+          <w:sz w:val="24"/>
+        </w:rPr>
+        <w:t>בנוסף למדתי על חשיבות אבטחת מידע. בתחילת הפרויקט היה קל לחשוב רק על שליחת הודעות, אבל בהמשך הבנתי שמערכת אמיתית חייבת להגן על סיסמאות, לבדוק קלטים, להצפין תעבורה ולמנוע קריסות.</w:t>
+      </w:r>
+    </w:p>
+    <w:p/>
+    <w:p>
+      <w:pPr>
+        <w:jc w:val="right"/>
+        <w:bidi w:val="1"/>
+      </w:pPr>
+      <w:r>
+        <w:rPr>
+          <w:rFonts w:ascii="Arial" w:hAnsi="Arial" w:cs="Arial"/>
+          <w:b w:val="0"/>
+          <w:sz w:val="24"/>
+        </w:rPr>
+        <w:t>למדתי גם על עבודה עם בסיס נתונים SQLite, שמירת משתמשים, הודעות, חדרים ולוגים. הבנתי את החשיבות של חלוקת הקוד למחלקות ומודולים, כי פרויקט גדול בקובץ אחד הופך מהר מאוד לקשה לתחזוקה.</w:t>
+      </w:r>
+    </w:p>
+    <w:p/>
+    <w:p>
+      <w:pPr>
+        <w:jc w:val="right"/>
+        <w:bidi w:val="1"/>
+      </w:pPr>
+      <w:r>
+        <w:rPr>
+          <w:rFonts w:ascii="Arial" w:hAnsi="Arial" w:cs="Arial"/>
+          <w:b w:val="0"/>
+          <w:sz w:val="24"/>
+        </w:rPr>
+        <w:t>החלק המאתגר ביותר היה שילוב כל הרכיבים ביחד: GUI, תקשורת, שרת מרובה לקוחות, הצפנה, בסיס נתונים וקבצים. כל שינוי בצד אחד השפיע על הצד השני, ולכן היה צורך לבדוק את המערכת בצורה מסודרת.</w:t>
+      </w:r>
+    </w:p>
+    <w:p/>
+    <w:p>
+      <w:pPr>
+        <w:jc w:val="right"/>
+        <w:bidi w:val="1"/>
+      </w:pPr>
+      <w:r>
+        <w:rPr>
+          <w:rFonts w:ascii="Arial" w:hAnsi="Arial" w:cs="Arial"/>
+          <w:b w:val="0"/>
+          <w:sz w:val="24"/>
+        </w:rPr>
+        <w:t>אם הייתי ממשיך לפתח את המערכת, הייתי מוסיף אפליקציית מובייל, אימות דו שלבי אמיתי, הרשאות מתקדמות יותר, עיצוב מודרני יותר וסריקת קבצים לפני פתיחה.</w:t>
+      </w:r>
+    </w:p>
+    <w:p/>
+    <w:p>
+      <w:r>
+        <w:br w:type="page"/>
+      </w:r>
+    </w:p>
+    <w:p/>
+    <w:p>
+      <w:pPr>
+        <w:pStyle w:val="Heading1"/>
+        <w:jc w:val="right"/>
+        <w:bidi w:val="1"/>
+      </w:pPr>
+      <w:r>
+        <w:rPr>
+          <w:rFonts w:ascii="Arial" w:hAnsi="Arial" w:cs="Arial"/>
+          <w:b/>
+          <w:sz w:val="32"/>
+        </w:rPr>
+        <w:t>17. ביבליוגרפיה</w:t>
+      </w:r>
+    </w:p>
+    <w:p/>
+    <w:p>
+      <w:pPr>
+        <w:jc w:val="right"/>
+        <w:bidi w:val="1"/>
+      </w:pPr>
+      <w:r>
+        <w:rPr>
+          <w:rFonts w:ascii="Arial" w:hAnsi="Arial" w:cs="Arial"/>
+          <w:b w:val="0"/>
+          <w:sz w:val="24"/>
+        </w:rPr>
+        <w:t>1. Python Documentation - Socket Programming</w:t>
+      </w:r>
+    </w:p>
+    <w:p>
+      <w:pPr>
+        <w:jc w:val="right"/>
+        <w:bidi w:val="1"/>
+      </w:pPr>
+      <w:r>
+        <w:rPr>
+          <w:rFonts w:ascii="Arial" w:hAnsi="Arial" w:cs="Arial"/>
+          <w:b w:val="0"/>
+          <w:sz w:val="24"/>
+        </w:rPr>
+        <w:t xml:space="preserve">   https://docs.python.org/3/library/socket.html</w:t>
+      </w:r>
+    </w:p>
+    <w:p/>
+    <w:p>
+      <w:pPr>
+        <w:jc w:val="right"/>
+        <w:bidi w:val="1"/>
+      </w:pPr>
+      <w:r>
+        <w:rPr>
+          <w:rFonts w:ascii="Arial" w:hAnsi="Arial" w:cs="Arial"/>
+          <w:b w:val="0"/>
+          <w:sz w:val="24"/>
+        </w:rPr>
+        <w:t>2. Python Documentation - ssl</w:t>
+      </w:r>
+    </w:p>
+    <w:p>
+      <w:pPr>
+        <w:jc w:val="right"/>
+        <w:bidi w:val="1"/>
+      </w:pPr>
+      <w:r>
+        <w:rPr>
+          <w:rFonts w:ascii="Arial" w:hAnsi="Arial" w:cs="Arial"/>
+          <w:b w:val="0"/>
+          <w:sz w:val="24"/>
+        </w:rPr>
+        <w:t xml:space="preserve">   https://docs.python.org/3/library/ssl.html</w:t>
+      </w:r>
+    </w:p>
+    <w:p/>
+    <w:p>
+      <w:pPr>
+        <w:jc w:val="right"/>
+        <w:bidi w:val="1"/>
+      </w:pPr>
+      <w:r>
+        <w:rPr>
+          <w:rFonts w:ascii="Arial" w:hAnsi="Arial" w:cs="Arial"/>
+          <w:b w:val="0"/>
+          <w:sz w:val="24"/>
+        </w:rPr>
+        <w:t>3. Python Documentation - threading</w:t>
+      </w:r>
+    </w:p>
+    <w:p>
+      <w:pPr>
+        <w:jc w:val="right"/>
+        <w:bidi w:val="1"/>
+      </w:pPr>
+      <w:r>
+        <w:rPr>
+          <w:rFonts w:ascii="Arial" w:hAnsi="Arial" w:cs="Arial"/>
+          <w:b w:val="0"/>
+          <w:sz w:val="24"/>
+        </w:rPr>
+        <w:t xml:space="preserve">   https://docs.python.org/3/library/threading.html</w:t>
+      </w:r>
+    </w:p>
+    <w:p/>
+    <w:p>
+      <w:pPr>
+        <w:jc w:val="right"/>
+        <w:bidi w:val="1"/>
+      </w:pPr>
+      <w:r>
+        <w:rPr>
+          <w:rFonts w:ascii="Arial" w:hAnsi="Arial" w:cs="Arial"/>
+          <w:b w:val="0"/>
+          <w:sz w:val="24"/>
+        </w:rPr>
+        <w:t>4. Python Documentation - sqlite3</w:t>
+      </w:r>
+    </w:p>
+    <w:p>
+      <w:pPr>
+        <w:jc w:val="right"/>
+        <w:bidi w:val="1"/>
+      </w:pPr>
+      <w:r>
+        <w:rPr>
+          <w:rFonts w:ascii="Arial" w:hAnsi="Arial" w:cs="Arial"/>
+          <w:b w:val="0"/>
+          <w:sz w:val="24"/>
+        </w:rPr>
+        <w:t xml:space="preserve">   https://docs.python.org/3/library/sqlite3.html</w:t>
+      </w:r>
+    </w:p>
+    <w:p/>
+    <w:p>
+      <w:pPr>
+        <w:jc w:val="right"/>
+        <w:bidi w:val="1"/>
+      </w:pPr>
+      <w:r>
+        <w:rPr>
+          <w:rFonts w:ascii="Arial" w:hAnsi="Arial" w:cs="Arial"/>
+          <w:b w:val="0"/>
+          <w:sz w:val="24"/>
+        </w:rPr>
+        <w:t>5. Python Documentation - tkinter</w:t>
+      </w:r>
+    </w:p>
+    <w:p>
+      <w:pPr>
+        <w:jc w:val="right"/>
+        <w:bidi w:val="1"/>
+      </w:pPr>
+      <w:r>
+        <w:rPr>
+          <w:rFonts w:ascii="Arial" w:hAnsi="Arial" w:cs="Arial"/>
+          <w:b w:val="0"/>
+          <w:sz w:val="24"/>
+        </w:rPr>
+        <w:t xml:space="preserve">   https://docs.python.org/3/library/tkinter.html</w:t>
+      </w:r>
+    </w:p>
+    <w:p/>
+    <w:p>
+      <w:pPr>
+        <w:jc w:val="right"/>
+        <w:bidi w:val="1"/>
+      </w:pPr>
+      <w:r>
+        <w:rPr>
+          <w:rFonts w:ascii="Arial" w:hAnsi="Arial" w:cs="Arial"/>
+          <w:b w:val="0"/>
+          <w:sz w:val="24"/>
+        </w:rPr>
+        <w:t>6. OWASP - Password Storage Cheat Sheet</w:t>
+      </w:r>
+    </w:p>
+    <w:p>
+      <w:pPr>
+        <w:jc w:val="right"/>
+        <w:bidi w:val="1"/>
+      </w:pPr>
+      <w:r>
+        <w:rPr>
+          <w:rFonts w:ascii="Arial" w:hAnsi="Arial" w:cs="Arial"/>
+          <w:b w:val="0"/>
+          <w:sz w:val="24"/>
+        </w:rPr>
+        <w:t xml:space="preserve">   https://cheatsheetseries.owasp.org/cheatsheets/Password_Storage_Cheat_Sheet.html</w:t>
+      </w:r>
+    </w:p>
+    <w:p/>
+    <w:p>
+      <w:pPr>
+        <w:jc w:val="right"/>
+        <w:bidi w:val="1"/>
+      </w:pPr>
+      <w:r>
+        <w:rPr>
+          <w:rFonts w:ascii="Arial" w:hAnsi="Arial" w:cs="Arial"/>
+          <w:b w:val="0"/>
+          <w:sz w:val="24"/>
+        </w:rPr>
+        <w:t>7. OWASP - Transport Layer Protection</w:t>
+      </w:r>
+    </w:p>
+    <w:p>
+      <w:pPr>
+        <w:jc w:val="right"/>
+        <w:bidi w:val="1"/>
+      </w:pPr>
+      <w:r>
+        <w:rPr>
+          <w:rFonts w:ascii="Arial" w:hAnsi="Arial" w:cs="Arial"/>
+          <w:b w:val="0"/>
+          <w:sz w:val="24"/>
+        </w:rPr>
+        <w:t xml:space="preserve">   https://owasp.org/www-project-top-ten/</w:t>
+      </w:r>
+    </w:p>
+    <w:p/>
+    <w:p>
+      <w:pPr>
+        <w:jc w:val="right"/>
+        <w:bidi w:val="1"/>
+      </w:pPr>
+      <w:r>
+        <w:rPr>
+          <w:rFonts w:ascii="Arial" w:hAnsi="Arial" w:cs="Arial"/>
+          <w:b w:val="0"/>
+          <w:sz w:val="24"/>
+        </w:rPr>
+        <w:t>8. SQLite Documentation</w:t>
+      </w:r>
+    </w:p>
+    <w:p>
+      <w:pPr>
+        <w:jc w:val="right"/>
+        <w:bidi w:val="1"/>
+      </w:pPr>
+      <w:r>
+        <w:rPr>
+          <w:rFonts w:ascii="Arial" w:hAnsi="Arial" w:cs="Arial"/>
+          <w:b w:val="0"/>
+          <w:sz w:val="24"/>
+        </w:rPr>
+        <w:t xml:space="preserve">   https://www.sqlite.org/docs.html</w:t>
+      </w:r>
+    </w:p>
+    <w:p/>
+    <w:p>
+      <w:pPr>
+        <w:jc w:val="right"/>
+        <w:bidi w:val="1"/>
+      </w:pPr>
+      <w:r>
+        <w:rPr>
+          <w:rFonts w:ascii="Arial" w:hAnsi="Arial" w:cs="Arial"/>
+          <w:b w:val="0"/>
+          <w:sz w:val="24"/>
+        </w:rPr>
+        <w:t>9. Pillow Documentation</w:t>
+      </w:r>
+    </w:p>
+    <w:p>
+      <w:pPr>
+        <w:jc w:val="right"/>
+        <w:bidi w:val="1"/>
+      </w:pPr>
+      <w:r>
+        <w:rPr>
+          <w:rFonts w:ascii="Arial" w:hAnsi="Arial" w:cs="Arial"/>
+          <w:b w:val="0"/>
+          <w:sz w:val="24"/>
+        </w:rPr>
+        <w:t xml:space="preserve">   https://pillow.readthedocs.io/</w:t>
+      </w:r>
+    </w:p>
+    <w:p/>
+    <w:p>
+      <w:r>
+        <w:br w:type="page"/>
+      </w:r>
+    </w:p>
+    <w:p/>
+    <w:p>
+      <w:pPr>
+        <w:pStyle w:val="Heading1"/>
+        <w:jc w:val="right"/>
+        <w:bidi w:val="1"/>
+      </w:pPr>
+      <w:r>
+        <w:rPr>
+          <w:rFonts w:ascii="Arial" w:hAnsi="Arial" w:cs="Arial"/>
+          <w:b/>
+          <w:sz w:val="32"/>
+        </w:rPr>
+        <w:t>18. נספחים</w:t>
+      </w:r>
+    </w:p>
+    <w:p/>
+    <w:p>
+      <w:pPr>
+        <w:pStyle w:val="Heading2"/>
+        <w:jc w:val="right"/>
+        <w:bidi w:val="1"/>
+      </w:pPr>
+      <w:r>
+        <w:rPr>
+          <w:rFonts w:ascii="Arial" w:hAnsi="Arial" w:cs="Arial"/>
+          <w:b/>
+          <w:sz w:val="28"/>
+        </w:rPr>
+        <w:t>נספח א: התאמה לדרישות החובה</w:t>
+      </w:r>
+    </w:p>
+    <w:p/>
+    <w:p>
+      <w:pPr>
+        <w:jc w:val="right"/>
+        <w:bidi w:val="1"/>
+      </w:pPr>
+      <w:r>
+        <w:rPr>
+          <w:rFonts w:ascii="Arial" w:hAnsi="Arial" w:cs="Arial"/>
+          <w:b w:val="0"/>
+          <w:sz w:val="24"/>
+        </w:rPr>
+        <w:t>1. תכנות מונחה עצמים</w:t>
+      </w:r>
+    </w:p>
+    <w:p>
+      <w:pPr>
+        <w:jc w:val="right"/>
+        <w:bidi w:val="1"/>
+      </w:pPr>
+      <w:r>
+        <w:rPr>
+          <w:rFonts w:ascii="Arial" w:hAnsi="Arial" w:cs="Arial"/>
+          <w:b w:val="0"/>
+          <w:sz w:val="24"/>
+        </w:rPr>
+        <w:t xml:space="preserve">   קיימות מחלקות רבות: SecureChatApp, ChatClientConnection, SecureChatServer, ClientHandler, ChatProtocol, ChatDatabase, PasswordHasher, InputValidator ועוד.</w:t>
+      </w:r>
+    </w:p>
+    <w:p/>
+    <w:p>
+      <w:pPr>
+        <w:jc w:val="right"/>
+        <w:bidi w:val="1"/>
+      </w:pPr>
+      <w:r>
+        <w:rPr>
+          <w:rFonts w:ascii="Arial" w:hAnsi="Arial" w:cs="Arial"/>
+          <w:b w:val="0"/>
+          <w:sz w:val="24"/>
+        </w:rPr>
+        <w:t>2. תקשורת</w:t>
+      </w:r>
+    </w:p>
+    <w:p>
+      <w:pPr>
+        <w:jc w:val="right"/>
+        <w:bidi w:val="1"/>
+      </w:pPr>
+      <w:r>
+        <w:rPr>
+          <w:rFonts w:ascii="Arial" w:hAnsi="Arial" w:cs="Arial"/>
+          <w:b w:val="0"/>
+          <w:sz w:val="24"/>
+        </w:rPr>
+        <w:t xml:space="preserve">   המערכת מממשת שרת ולקוח מבוססי sockets. השרת תומך במספר לקוחות במקביל.</w:t>
+      </w:r>
+    </w:p>
+    <w:p/>
+    <w:p>
+      <w:pPr>
+        <w:jc w:val="right"/>
+        <w:bidi w:val="1"/>
+      </w:pPr>
+      <w:r>
+        <w:rPr>
+          <w:rFonts w:ascii="Arial" w:hAnsi="Arial" w:cs="Arial"/>
+          <w:b w:val="0"/>
+          <w:sz w:val="24"/>
+        </w:rPr>
+        <w:t>3. פרוטוקול</w:t>
+      </w:r>
+    </w:p>
+    <w:p>
+      <w:pPr>
+        <w:jc w:val="right"/>
+        <w:bidi w:val="1"/>
+      </w:pPr>
+      <w:r>
+        <w:rPr>
+          <w:rFonts w:ascii="Arial" w:hAnsi="Arial" w:cs="Arial"/>
+          <w:b w:val="0"/>
+          <w:sz w:val="24"/>
+        </w:rPr>
+        <w:t xml:space="preserve">   קיים פרוטוקול עצמאי המבוסס על JSON עם כותרת אורך של 4 בתים.</w:t>
+      </w:r>
+    </w:p>
+    <w:p/>
+    <w:p>
+      <w:pPr>
+        <w:jc w:val="right"/>
+        <w:bidi w:val="1"/>
+      </w:pPr>
+      <w:r>
+        <w:rPr>
+          <w:rFonts w:ascii="Arial" w:hAnsi="Arial" w:cs="Arial"/>
+          <w:b w:val="0"/>
+          <w:sz w:val="24"/>
+        </w:rPr>
+        <w:t>4. מערכת הפעלה</w:t>
+      </w:r>
+    </w:p>
+    <w:p>
+      <w:pPr>
+        <w:jc w:val="right"/>
+        <w:bidi w:val="1"/>
+      </w:pPr>
+      <w:r>
+        <w:rPr>
+          <w:rFonts w:ascii="Arial" w:hAnsi="Arial" w:cs="Arial"/>
+          <w:b w:val="0"/>
+          <w:sz w:val="24"/>
+        </w:rPr>
+        <w:t xml:space="preserve">   המערכת משתמשת ב-Thread לכל לקוח, בגישה לקבצים, בתיקיות uploads/downloads ובבסיס נתונים קובצי.</w:t>
+      </w:r>
+    </w:p>
+    <w:p/>
+    <w:p>
+      <w:pPr>
+        <w:jc w:val="right"/>
+        <w:bidi w:val="1"/>
+      </w:pPr>
+      <w:r>
+        <w:rPr>
+          <w:rFonts w:ascii="Arial" w:hAnsi="Arial" w:cs="Arial"/>
+          <w:b w:val="0"/>
+          <w:sz w:val="24"/>
+        </w:rPr>
+        <w:t>5. אבטחה</w:t>
+      </w:r>
+    </w:p>
+    <w:p>
+      <w:pPr>
+        <w:jc w:val="right"/>
+        <w:bidi w:val="1"/>
+      </w:pPr>
+      <w:r>
+        <w:rPr>
+          <w:rFonts w:ascii="Arial" w:hAnsi="Arial" w:cs="Arial"/>
+          <w:b w:val="0"/>
+          <w:sz w:val="24"/>
+        </w:rPr>
+        <w:t xml:space="preserve">   התקשורת מוצפנת ב-TLS, סיסמאות נשמרות כ-hash, ויש בדיקות קלט והגבלות גודל.</w:t>
+      </w:r>
+    </w:p>
+    <w:p/>
+    <w:p>
+      <w:pPr>
+        <w:jc w:val="right"/>
+        <w:bidi w:val="1"/>
+      </w:pPr>
+      <w:r>
+        <w:rPr>
+          <w:rFonts w:ascii="Arial" w:hAnsi="Arial" w:cs="Arial"/>
+          <w:b w:val="0"/>
+          <w:sz w:val="24"/>
+        </w:rPr>
+        <w:t>6. ממשק משתמש</w:t>
+      </w:r>
+    </w:p>
+    <w:p>
+      <w:pPr>
+        <w:jc w:val="right"/>
+        <w:bidi w:val="1"/>
+      </w:pPr>
+      <w:r>
+        <w:rPr>
+          <w:rFonts w:ascii="Arial" w:hAnsi="Arial" w:cs="Arial"/>
+          <w:b w:val="0"/>
+          <w:sz w:val="24"/>
+        </w:rPr>
+        <w:t xml:space="preserve">   קיים GUI אינטראקטיבי עם מסך התחברות, צ'אט, חדרים, משתמשים, אימוג'ים, קבצים ותמונות.</w:t>
+      </w:r>
+    </w:p>
+    <w:p/>
+    <w:p>
+      <w:pPr>
+        <w:pStyle w:val="Heading2"/>
+        <w:jc w:val="right"/>
+        <w:bidi w:val="1"/>
+      </w:pPr>
+      <w:r>
+        <w:rPr>
+          <w:rFonts w:ascii="Arial" w:hAnsi="Arial" w:cs="Arial"/>
+          <w:b/>
+          <w:sz w:val="28"/>
+        </w:rPr>
+        <w:t>נספח ב: פקודות הרצה</w:t>
+      </w:r>
+    </w:p>
+    <w:p/>
+    <w:p>
+      <w:pPr>
+        <w:jc w:val="left"/>
+      </w:pPr>
+      <w:r>
+        <w:rPr>
+          <w:rFonts w:ascii="Consolas" w:hAnsi="Consolas" w:cs="Consolas"/>
+          <w:b w:val="0"/>
+          <w:sz w:val="20"/>
+        </w:rPr>
+        <w:t>pip install -r requirements.txt</w:t>
+      </w:r>
+    </w:p>
+    <w:p>
+      <w:pPr>
+        <w:jc w:val="left"/>
+      </w:pPr>
+      <w:r>
+        <w:rPr>
+          <w:rFonts w:ascii="Consolas" w:hAnsi="Consolas" w:cs="Consolas"/>
+          <w:b w:val="0"/>
+          <w:sz w:val="20"/>
+        </w:rPr>
+        <w:t>python -m secure_chat.server</w:t>
+      </w:r>
+    </w:p>
+    <w:p>
+      <w:pPr>
+        <w:jc w:val="left"/>
+      </w:pPr>
+      <w:r>
+        <w:rPr>
+          <w:rFonts w:ascii="Consolas" w:hAnsi="Consolas" w:cs="Consolas"/>
+          <w:b w:val="0"/>
+          <w:sz w:val="20"/>
+        </w:rPr>
+        <w:t>python -m secure_chat.client_gui</w:t>
+      </w:r>
+    </w:p>
+    <w:p/>
+    <w:p>
+      <w:pPr>
+        <w:pStyle w:val="Heading2"/>
+        <w:jc w:val="right"/>
+        <w:bidi w:val="1"/>
+      </w:pPr>
+      <w:r>
+        <w:rPr>
+          <w:rFonts w:ascii="Arial" w:hAnsi="Arial" w:cs="Arial"/>
+          <w:b/>
+          <w:sz w:val="28"/>
+        </w:rPr>
+        <w:t>נספח ג: GitHub</w:t>
+      </w:r>
+    </w:p>
+    <w:p/>
+    <w:p>
+      <w:pPr>
+        <w:jc w:val="right"/>
+        <w:bidi w:val="1"/>
+      </w:pPr>
+      <w:r>
+        <w:rPr>
+          <w:rFonts w:ascii="Arial" w:hAnsi="Arial" w:cs="Arial"/>
+          <w:b w:val="0"/>
+          <w:sz w:val="24"/>
+        </w:rPr>
+        <w:t>כתובת הפרויקט:</w:t>
+      </w:r>
+    </w:p>
+    <w:p/>
+    <w:p>
+      <w:pPr>
+        <w:jc w:val="right"/>
+        <w:bidi w:val="1"/>
+      </w:pPr>
+      <w:r>
+        <w:rPr>
+          <w:rFonts w:ascii="Arial" w:hAnsi="Arial" w:cs="Arial"/>
+          <w:b w:val="0"/>
+          <w:sz w:val="24"/>
+        </w:rPr>
+        <w:t>https://github.com/iriszigdon/SecureChat</w:t>
+      </w:r>
+    </w:p>
+    <w:p/>
+    <w:p>
+      <w:pPr>
+        <w:pStyle w:val="Heading2"/>
+        <w:jc w:val="right"/>
+        <w:bidi w:val="1"/>
+      </w:pPr>
+      <w:r>
+        <w:rPr>
+          <w:rFonts w:ascii="Arial" w:hAnsi="Arial" w:cs="Arial"/>
+          <w:b/>
+          <w:sz w:val="28"/>
+        </w:rPr>
+        <w:t>נספח ד: קבצים עיקריים</w:t>
+      </w:r>
+    </w:p>
+    <w:p/>
+    <w:p>
+      <w:pPr>
+        <w:jc w:val="right"/>
+        <w:bidi w:val="1"/>
+      </w:pPr>
+      <w:r>
+        <w:rPr>
+          <w:rFonts w:ascii="Arial" w:hAnsi="Arial" w:cs="Arial"/>
+          <w:b w:val="0"/>
+          <w:sz w:val="24"/>
+        </w:rPr>
+        <w:t>1. secure_chat/server.py - קוד השרת.</w:t>
+      </w:r>
+    </w:p>
+    <w:p>
+      <w:pPr>
+        <w:jc w:val="right"/>
+        <w:bidi w:val="1"/>
+      </w:pPr>
+      <w:r>
+        <w:rPr>
+          <w:rFonts w:ascii="Arial" w:hAnsi="Arial" w:cs="Arial"/>
+          <w:b w:val="0"/>
+          <w:sz w:val="24"/>
+        </w:rPr>
+        <w:t>2. secure_chat/client_gui.py - קוד הלקוח הגרפי.</w:t>
+      </w:r>
+    </w:p>
+    <w:p>
+      <w:pPr>
+        <w:jc w:val="right"/>
+        <w:bidi w:val="1"/>
+      </w:pPr>
+      <w:r>
+        <w:rPr>
+          <w:rFonts w:ascii="Arial" w:hAnsi="Arial" w:cs="Arial"/>
+          <w:b w:val="0"/>
+          <w:sz w:val="24"/>
+        </w:rPr>
+        <w:t>3. secure_chat/protocol.py - פרוטוקול התקשורת.</w:t>
+      </w:r>
+    </w:p>
+    <w:p>
+      <w:pPr>
+        <w:jc w:val="right"/>
+        <w:bidi w:val="1"/>
+      </w:pPr>
+      <w:r>
+        <w:rPr>
+          <w:rFonts w:ascii="Arial" w:hAnsi="Arial" w:cs="Arial"/>
+          <w:b w:val="0"/>
+          <w:sz w:val="24"/>
+        </w:rPr>
+        <w:t>4. secure_chat/storage.py - בסיס הנתונים.</w:t>
+      </w:r>
+    </w:p>
+    <w:p>
+      <w:pPr>
+        <w:jc w:val="right"/>
+        <w:bidi w:val="1"/>
+      </w:pPr>
+      <w:r>
+        <w:rPr>
+          <w:rFonts w:ascii="Arial" w:hAnsi="Arial" w:cs="Arial"/>
+          <w:b w:val="0"/>
+          <w:sz w:val="24"/>
+        </w:rPr>
+        <w:t>5. secure_chat/security.py - אבטחה ובדיקות קלט.</w:t>
+      </w:r>
+    </w:p>
+    <w:p>
+      <w:pPr>
+        <w:jc w:val="right"/>
+        <w:bidi w:val="1"/>
+      </w:pPr>
+      <w:r>
+        <w:rPr>
+          <w:rFonts w:ascii="Arial" w:hAnsi="Arial" w:cs="Arial"/>
+          <w:b w:val="0"/>
+          <w:sz w:val="24"/>
+        </w:rPr>
+        <w:t>6. secure_chat/models.py - מחלקות נתונים.</w:t>
+      </w:r>
+    </w:p>
+    <w:p>
+      <w:pPr>
+        <w:jc w:val="right"/>
+        <w:bidi w:val="1"/>
+      </w:pPr>
+      <w:r>
+        <w:rPr>
+          <w:rFonts w:ascii="Arial" w:hAnsi="Arial" w:cs="Arial"/>
+          <w:b w:val="0"/>
+          <w:sz w:val="24"/>
+        </w:rPr>
+        <w:t>7. README.md - הוראות הרצה.</w:t>
+      </w:r>
+    </w:p>
+    <w:p>
+      <w:pPr>
+        <w:jc w:val="right"/>
+        <w:bidi w:val="1"/>
+      </w:pPr>
+      <w:r>
+        <w:rPr>
+          <w:rFonts w:ascii="Arial" w:hAnsi="Arial" w:cs="Arial"/>
+          <w:b w:val="0"/>
+          <w:sz w:val="24"/>
+        </w:rPr>
+        <w:t>8. CODE_REMARKS.md - הערות שורה אחר שורה לקוד.</w:t>
+      </w:r>
+    </w:p>
+    <w:p/>
+    <w:p>
+      <w:r>
+        <w:br w:type="page"/>
+      </w:r>
+    </w:p>
+    <w:p/>
+    <w:p>
+      <w:pPr>
+        <w:pStyle w:val="Heading1"/>
+        <w:jc w:val="right"/>
+        <w:bidi w:val="1"/>
+      </w:pPr>
+      <w:r>
+        <w:rPr>
+          <w:rFonts w:ascii="Arial" w:hAnsi="Arial" w:cs="Arial"/>
+          <w:b/>
+          <w:sz w:val="32"/>
+        </w:rPr>
+        <w:t>הערה לסיום</w:t>
+      </w:r>
+    </w:p>
+    <w:p/>
+    <w:p>
+      <w:pPr>
+        <w:jc w:val="right"/>
+        <w:bidi w:val="1"/>
+      </w:pPr>
+      <w:r>
+        <w:rPr>
+          <w:rFonts w:ascii="Arial" w:hAnsi="Arial" w:cs="Arial"/>
+          <w:b w:val="0"/>
+          <w:sz w:val="24"/>
+        </w:rPr>
+        <w:t>ספר פרויקט זה נכתב בהתאם לדרישות פרויקט 5 יחידות בתחום מערכות הגנת סייבר: תכנון, מימוש, תקשורת, אבטחה, מערכת הפעלה, ממשק משתמש, בדיקות ותיעוד.</w:t>
       </w:r>
     </w:p>
     <w:sectPr>
@@ -2711,7 +7699,7 @@
         <w:b w:val="0"/>
         <w:sz w:val="20"/>
       </w:rPr>
-      <w:t>SecureChat - ??? ??????</w:t>
+      <w:t>SecureChat</w:t>
     </w:r>
   </w:p>
 </w:ftr>
@@ -2722,8 +7710,7 @@
   <w:p>
     <w:pPr>
       <w:pStyle w:val="Header"/>
-      <w:jc w:val="right"/>
-      <w:bidi w:val="1"/>
+      <w:jc w:val="center"/>
     </w:pPr>
     <w:r>
       <w:rPr>
@@ -2731,7 +7718,7 @@
         <w:b w:val="0"/>
         <w:sz w:val="20"/>
       </w:rPr>
-      <w:t>SecureChat / ?? ??????: ____________</w:t>
+      <w:t>SecureChat</w:t>
     </w:r>
   </w:p>
 </w:hdr>

--- a/secure_chat/book2/SecureChat_Project_Book_HE.docx
+++ b/secure_chat/book2/SecureChat_Project_Book_HE.docx
@@ -4,16 +4,19 @@
   <w:body>
     <w:p>
       <w:pPr>
-        <w:jc w:val="right"/>
-        <w:bidi w:val="1"/>
-      </w:pPr>
-      <w:r>
-        <w:rPr>
-          <w:rFonts w:ascii="Arial" w:hAnsi="Arial" w:cs="Arial"/>
-          <w:b w:val="0"/>
-          <w:sz w:val="24"/>
-        </w:rPr>
-        <w:t>﻿# ספר פרויקט: SecureChat</w:t>
+        <w:pStyle w:val="Title"/>
+        <w:jc w:val="right"/>
+        <w:bidi w:val="1"/>
+      </w:pPr>
+      <w:r>
+        <w:rPr>
+          <w:rFonts w:ascii="Arial" w:hAnsi="Arial" w:cs="Arial"/>
+          <w:b/>
+          <w:sz w:val="40"/>
+          <w:rtl w:val="1"/>
+          <w:lang w:bidi="he-IL"/>
+        </w:rPr>
+        <w:t>ספר פרויקט: SecureChat</w:t>
       </w:r>
     </w:p>
     <w:p/>
@@ -28,6 +31,8 @@
           <w:rFonts w:ascii="Arial" w:hAnsi="Arial" w:cs="Arial"/>
           <w:b/>
           <w:sz w:val="32"/>
+          <w:rtl w:val="1"/>
+          <w:lang w:bidi="he-IL"/>
         </w:rPr>
         <w:t>פרטי התלמיד</w:t>
       </w:r>
@@ -43,6 +48,8 @@
           <w:rFonts w:ascii="Arial" w:hAnsi="Arial" w:cs="Arial"/>
           <w:b w:val="0"/>
           <w:sz w:val="24"/>
+          <w:rtl w:val="1"/>
+          <w:lang w:bidi="he-IL"/>
         </w:rPr>
         <w:t>שם הפרויקט: SecureChat - מערכת צ'אט מאובטחת מרובת משתמשים</w:t>
       </w:r>
@@ -57,6 +64,8 @@
           <w:rFonts w:ascii="Arial" w:hAnsi="Arial" w:cs="Arial"/>
           <w:b w:val="0"/>
           <w:sz w:val="24"/>
+          <w:rtl w:val="1"/>
+          <w:lang w:bidi="he-IL"/>
         </w:rPr>
         <w:t>מקצוע: תכנון ותכנות מערכות - חלופת מערכות הגנת סייבר</w:t>
       </w:r>
@@ -71,6 +80,8 @@
           <w:rFonts w:ascii="Arial" w:hAnsi="Arial" w:cs="Arial"/>
           <w:b w:val="0"/>
           <w:sz w:val="24"/>
+          <w:rtl w:val="1"/>
+          <w:lang w:bidi="he-IL"/>
         </w:rPr>
         <w:t>רמת לימוד: 5 יחידות לימוד</w:t>
       </w:r>
@@ -85,6 +96,8 @@
           <w:rFonts w:ascii="Arial" w:hAnsi="Arial" w:cs="Arial"/>
           <w:b w:val="0"/>
           <w:sz w:val="24"/>
+          <w:rtl w:val="1"/>
+          <w:lang w:bidi="he-IL"/>
         </w:rPr>
         <w:t>שם התלמיד: ____________</w:t>
       </w:r>
@@ -99,6 +112,8 @@
           <w:rFonts w:ascii="Arial" w:hAnsi="Arial" w:cs="Arial"/>
           <w:b w:val="0"/>
           <w:sz w:val="24"/>
+          <w:rtl w:val="1"/>
+          <w:lang w:bidi="he-IL"/>
         </w:rPr>
         <w:t>תעודת זהות: ____________</w:t>
       </w:r>
@@ -113,6 +128,8 @@
           <w:rFonts w:ascii="Arial" w:hAnsi="Arial" w:cs="Arial"/>
           <w:b w:val="0"/>
           <w:sz w:val="24"/>
+          <w:rtl w:val="1"/>
+          <w:lang w:bidi="he-IL"/>
         </w:rPr>
         <w:t>שם בית הספר: ____________</w:t>
       </w:r>
@@ -127,6 +144,8 @@
           <w:rFonts w:ascii="Arial" w:hAnsi="Arial" w:cs="Arial"/>
           <w:b w:val="0"/>
           <w:sz w:val="24"/>
+          <w:rtl w:val="1"/>
+          <w:lang w:bidi="he-IL"/>
         </w:rPr>
         <w:t>סמל מוסד: ____________</w:t>
       </w:r>
@@ -141,6 +160,8 @@
           <w:rFonts w:ascii="Arial" w:hAnsi="Arial" w:cs="Arial"/>
           <w:b w:val="0"/>
           <w:sz w:val="24"/>
+          <w:rtl w:val="1"/>
+          <w:lang w:bidi="he-IL"/>
         </w:rPr>
         <w:t>שם המורה: ____________</w:t>
       </w:r>
@@ -155,6 +176,8 @@
           <w:rFonts w:ascii="Arial" w:hAnsi="Arial" w:cs="Arial"/>
           <w:b w:val="0"/>
           <w:sz w:val="24"/>
+          <w:rtl w:val="1"/>
+          <w:lang w:bidi="he-IL"/>
         </w:rPr>
         <w:t>תאריך הגשה: ____________</w:t>
       </w:r>
@@ -177,6 +200,8 @@
           <w:rFonts w:ascii="Arial" w:hAnsi="Arial" w:cs="Arial"/>
           <w:b/>
           <w:sz w:val="32"/>
+          <w:rtl w:val="1"/>
+          <w:lang w:bidi="he-IL"/>
         </w:rPr>
         <w:t>תוכן עניינים</w:t>
       </w:r>
@@ -192,6 +217,8 @@
           <w:rFonts w:ascii="Arial" w:hAnsi="Arial" w:cs="Arial"/>
           <w:b w:val="0"/>
           <w:sz w:val="24"/>
+          <w:rtl w:val="1"/>
+          <w:lang w:bidi="he-IL"/>
         </w:rPr>
         <w:t>1. מבוא וייזום הפרויקט</w:t>
       </w:r>
@@ -206,6 +233,8 @@
           <w:rFonts w:ascii="Arial" w:hAnsi="Arial" w:cs="Arial"/>
           <w:b w:val="0"/>
           <w:sz w:val="24"/>
+          <w:rtl w:val="1"/>
+          <w:lang w:bidi="he-IL"/>
         </w:rPr>
         <w:t>2. אפיון המערכת</w:t>
       </w:r>
@@ -220,6 +249,8 @@
           <w:rFonts w:ascii="Arial" w:hAnsi="Arial" w:cs="Arial"/>
           <w:b w:val="0"/>
           <w:sz w:val="24"/>
+          <w:rtl w:val="1"/>
+          <w:lang w:bidi="he-IL"/>
         </w:rPr>
         <w:t>3. לוח זמנים</w:t>
       </w:r>
@@ -234,6 +265,8 @@
           <w:rFonts w:ascii="Arial" w:hAnsi="Arial" w:cs="Arial"/>
           <w:b w:val="0"/>
           <w:sz w:val="24"/>
+          <w:rtl w:val="1"/>
+          <w:lang w:bidi="he-IL"/>
         </w:rPr>
         <w:t>4. ניהול סיכונים</w:t>
       </w:r>
@@ -248,6 +281,8 @@
           <w:rFonts w:ascii="Arial" w:hAnsi="Arial" w:cs="Arial"/>
           <w:b w:val="0"/>
           <w:sz w:val="24"/>
+          <w:rtl w:val="1"/>
+          <w:lang w:bidi="he-IL"/>
         </w:rPr>
         <w:t>5. תיאור תחום הידע</w:t>
       </w:r>
@@ -262,6 +297,8 @@
           <w:rFonts w:ascii="Arial" w:hAnsi="Arial" w:cs="Arial"/>
           <w:b w:val="0"/>
           <w:sz w:val="24"/>
+          <w:rtl w:val="1"/>
+          <w:lang w:bidi="he-IL"/>
         </w:rPr>
         <w:t>6. ארכיטקטורת המערכת</w:t>
       </w:r>
@@ -276,6 +313,8 @@
           <w:rFonts w:ascii="Arial" w:hAnsi="Arial" w:cs="Arial"/>
           <w:b w:val="0"/>
           <w:sz w:val="24"/>
+          <w:rtl w:val="1"/>
+          <w:lang w:bidi="he-IL"/>
         </w:rPr>
         <w:t>7. חלוקה למודולים</w:t>
       </w:r>
@@ -290,6 +329,8 @@
           <w:rFonts w:ascii="Arial" w:hAnsi="Arial" w:cs="Arial"/>
           <w:b w:val="0"/>
           <w:sz w:val="24"/>
+          <w:rtl w:val="1"/>
+          <w:lang w:bidi="he-IL"/>
         </w:rPr>
         <w:t>8. פרוטוקול התקשורת</w:t>
       </w:r>
@@ -304,6 +345,8 @@
           <w:rFonts w:ascii="Arial" w:hAnsi="Arial" w:cs="Arial"/>
           <w:b w:val="0"/>
           <w:sz w:val="24"/>
+          <w:rtl w:val="1"/>
+          <w:lang w:bidi="he-IL"/>
         </w:rPr>
         <w:t>9. אלגוריתמים מרכזיים</w:t>
       </w:r>
@@ -318,6 +361,8 @@
           <w:rFonts w:ascii="Arial" w:hAnsi="Arial" w:cs="Arial"/>
           <w:b w:val="0"/>
           <w:sz w:val="24"/>
+          <w:rtl w:val="1"/>
+          <w:lang w:bidi="he-IL"/>
         </w:rPr>
         <w:t>10. אבטחת מידע וחולשות</w:t>
       </w:r>
@@ -332,6 +377,8 @@
           <w:rFonts w:ascii="Arial" w:hAnsi="Arial" w:cs="Arial"/>
           <w:b w:val="0"/>
           <w:sz w:val="24"/>
+          <w:rtl w:val="1"/>
+          <w:lang w:bidi="he-IL"/>
         </w:rPr>
         <w:t>11. תיאור מימוש הפרויקט</w:t>
       </w:r>
@@ -346,6 +393,8 @@
           <w:rFonts w:ascii="Arial" w:hAnsi="Arial" w:cs="Arial"/>
           <w:b w:val="0"/>
           <w:sz w:val="24"/>
+          <w:rtl w:val="1"/>
+          <w:lang w:bidi="he-IL"/>
         </w:rPr>
         <w:t>12. תכנות מונחה עצמים</w:t>
       </w:r>
@@ -360,6 +409,8 @@
           <w:rFonts w:ascii="Arial" w:hAnsi="Arial" w:cs="Arial"/>
           <w:b w:val="0"/>
           <w:sz w:val="24"/>
+          <w:rtl w:val="1"/>
+          <w:lang w:bidi="he-IL"/>
         </w:rPr>
         <w:t>13. שמירת נתונים וקבצים</w:t>
       </w:r>
@@ -374,6 +425,8 @@
           <w:rFonts w:ascii="Arial" w:hAnsi="Arial" w:cs="Arial"/>
           <w:b w:val="0"/>
           <w:sz w:val="24"/>
+          <w:rtl w:val="1"/>
+          <w:lang w:bidi="he-IL"/>
         </w:rPr>
         <w:t>14. בדיקות</w:t>
       </w:r>
@@ -388,6 +441,8 @@
           <w:rFonts w:ascii="Arial" w:hAnsi="Arial" w:cs="Arial"/>
           <w:b w:val="0"/>
           <w:sz w:val="24"/>
+          <w:rtl w:val="1"/>
+          <w:lang w:bidi="he-IL"/>
         </w:rPr>
         <w:t>15. מדריך למשתמש</w:t>
       </w:r>
@@ -402,6 +457,8 @@
           <w:rFonts w:ascii="Arial" w:hAnsi="Arial" w:cs="Arial"/>
           <w:b w:val="0"/>
           <w:sz w:val="24"/>
+          <w:rtl w:val="1"/>
+          <w:lang w:bidi="he-IL"/>
         </w:rPr>
         <w:t>16. סיכום אישי ורפלקציה</w:t>
       </w:r>
@@ -416,6 +473,8 @@
           <w:rFonts w:ascii="Arial" w:hAnsi="Arial" w:cs="Arial"/>
           <w:b w:val="0"/>
           <w:sz w:val="24"/>
+          <w:rtl w:val="1"/>
+          <w:lang w:bidi="he-IL"/>
         </w:rPr>
         <w:t>17. ביבליוגרפיה</w:t>
       </w:r>
@@ -430,6 +489,8 @@
           <w:rFonts w:ascii="Arial" w:hAnsi="Arial" w:cs="Arial"/>
           <w:b w:val="0"/>
           <w:sz w:val="24"/>
+          <w:rtl w:val="1"/>
+          <w:lang w:bidi="he-IL"/>
         </w:rPr>
         <w:t>18. נספחים</w:t>
       </w:r>
@@ -452,6 +513,8 @@
           <w:rFonts w:ascii="Arial" w:hAnsi="Arial" w:cs="Arial"/>
           <w:b/>
           <w:sz w:val="32"/>
+          <w:rtl w:val="1"/>
+          <w:lang w:bidi="he-IL"/>
         </w:rPr>
         <w:t>1. מבוא וייזום הפרויקט</w:t>
       </w:r>
@@ -467,6 +530,8 @@
           <w:rFonts w:ascii="Arial" w:hAnsi="Arial" w:cs="Arial"/>
           <w:b w:val="0"/>
           <w:sz w:val="24"/>
+          <w:rtl w:val="1"/>
+          <w:lang w:bidi="he-IL"/>
         </w:rPr>
         <w:t>הפרויקט SecureChat הוא מערכת צ'אט מאובטחת המאפשרת למספר משתמשים להתחבר לשרת מרכזי, להירשם, להתחבר, להצטרף לחדרים, ליצור חדרים חדשים, לשלוח הודעות טקסט, אימוג'ים, תמונות, קבצים וסרטונים, ולנהל פעולות מתקדמות כמו הודעות פרטיות, פרופיל משתמש, חיפוש הודעות, חברים, גלריית תמונות, פאנל מנהל בסיסי וקודי 2FA להדגמה.</w:t>
       </w:r>
@@ -482,6 +547,8 @@
           <w:rFonts w:ascii="Arial" w:hAnsi="Arial" w:cs="Arial"/>
           <w:b w:val="0"/>
           <w:sz w:val="24"/>
+          <w:rtl w:val="1"/>
+          <w:lang w:bidi="he-IL"/>
         </w:rPr>
         <w:t>המערכת נבנתה כפרויקט רשתות וסייבר ולכן היא מדגישה תקשורת בין לקוח לשרת, שימוש בסוקטים, תהליכונים, הצפנה, שמירת נתונים, ממשק משתמש גרפי וניתוח חולשות אבטחה.</w:t>
       </w:r>
@@ -498,6 +565,8 @@
           <w:rFonts w:ascii="Arial" w:hAnsi="Arial" w:cs="Arial"/>
           <w:b/>
           <w:sz w:val="28"/>
+          <w:rtl w:val="1"/>
+          <w:lang w:bidi="he-IL"/>
         </w:rPr>
         <w:t>מטרת הפרויקט</w:t>
       </w:r>
@@ -513,6 +582,8 @@
           <w:rFonts w:ascii="Arial" w:hAnsi="Arial" w:cs="Arial"/>
           <w:b w:val="0"/>
           <w:sz w:val="24"/>
+          <w:rtl w:val="1"/>
+          <w:lang w:bidi="he-IL"/>
         </w:rPr>
         <w:t>מטרת הפרויקט היא לפתח מערכת תקשורת אמיתית המדמה שירות צ'אט מודרני, תוך שימוש בעקרונות שנלמדו ברשתות, מערכות הפעלה ואבטחת מידע. המערכת צריכה להראות יכולת העברת מידע מקצה לקצה בין כמה לקוחות במקביל, בצורה מוצפנת ובטוחה יותר ממימוש בסיסי.</w:t>
       </w:r>
@@ -529,6 +600,8 @@
           <w:rFonts w:ascii="Arial" w:hAnsi="Arial" w:cs="Arial"/>
           <w:b/>
           <w:sz w:val="28"/>
+          <w:rtl w:val="1"/>
+          <w:lang w:bidi="he-IL"/>
         </w:rPr>
         <w:t>הצורך במערכת</w:t>
       </w:r>
@@ -544,6 +617,8 @@
           <w:rFonts w:ascii="Arial" w:hAnsi="Arial" w:cs="Arial"/>
           <w:b w:val="0"/>
           <w:sz w:val="24"/>
+          <w:rtl w:val="1"/>
+          <w:lang w:bidi="he-IL"/>
         </w:rPr>
         <w:t>במערכות צ'אט רגילות מועבר מידע אישי בין משתמשים. מידע כזה יכול לכלול הודעות פרטיות, קבצים, תמונות וסרטונים. לכן חשוב להגן על המידע בזמן מעבר ברשת, למנוע גישה לא מורשית, למנוע קריסות של השרת ולשמור נתונים בצורה מסודרת.</w:t>
       </w:r>
@@ -560,6 +635,8 @@
           <w:rFonts w:ascii="Arial" w:hAnsi="Arial" w:cs="Arial"/>
           <w:b/>
           <w:sz w:val="28"/>
+          <w:rtl w:val="1"/>
+          <w:lang w:bidi="he-IL"/>
         </w:rPr>
         <w:t>קהל יעד</w:t>
       </w:r>
@@ -575,6 +652,8 @@
           <w:rFonts w:ascii="Arial" w:hAnsi="Arial" w:cs="Arial"/>
           <w:b w:val="0"/>
           <w:sz w:val="24"/>
+          <w:rtl w:val="1"/>
+          <w:lang w:bidi="he-IL"/>
         </w:rPr>
         <w:t>המערכת מיועדת לקבוצת משתמשים קטנה או בינונית, לדוגמה תלמידי כיתה, צוות עבודה או קבוצת חברים שרוצים לתקשר בתוך רשת מקומית או סביבת הדגמה.</w:t>
       </w:r>
@@ -591,6 +670,8 @@
           <w:rFonts w:ascii="Arial" w:hAnsi="Arial" w:cs="Arial"/>
           <w:b/>
           <w:sz w:val="28"/>
+          <w:rtl w:val="1"/>
+          <w:lang w:bidi="he-IL"/>
         </w:rPr>
         <w:t>גבולות הפרויקט</w:t>
       </w:r>
@@ -606,6 +687,8 @@
           <w:rFonts w:ascii="Arial" w:hAnsi="Arial" w:cs="Arial"/>
           <w:b w:val="0"/>
           <w:sz w:val="24"/>
+          <w:rtl w:val="1"/>
+          <w:lang w:bidi="he-IL"/>
         </w:rPr>
         <w:t>הפרויקט אינו מוצר מסחרי מלא. הוא מיועד להדגמת יכולות תכנות, רשתות וסייבר. לכן חלק מהיכולות הן גרסאות לימודיות, לדוגמה קוד 2FA שמוצג בתוך המערכת ולא נשלח באמת לטלפון.</w:t>
       </w:r>
@@ -628,6 +711,8 @@
           <w:rFonts w:ascii="Arial" w:hAnsi="Arial" w:cs="Arial"/>
           <w:b/>
           <w:sz w:val="32"/>
+          <w:rtl w:val="1"/>
+          <w:lang w:bidi="he-IL"/>
         </w:rPr>
         <w:t>2. אפיון המערכת</w:t>
       </w:r>
@@ -644,6 +729,8 @@
           <w:rFonts w:ascii="Arial" w:hAnsi="Arial" w:cs="Arial"/>
           <w:b/>
           <w:sz w:val="28"/>
+          <w:rtl w:val="1"/>
+          <w:lang w:bidi="he-IL"/>
         </w:rPr>
         <w:t>משתמשים במערכת</w:t>
       </w:r>
@@ -659,6 +746,8 @@
           <w:rFonts w:ascii="Arial" w:hAnsi="Arial" w:cs="Arial"/>
           <w:b w:val="0"/>
           <w:sz w:val="24"/>
+          <w:rtl w:val="1"/>
+          <w:lang w:bidi="he-IL"/>
         </w:rPr>
         <w:t>1. משתמש רגיל</w:t>
       </w:r>
@@ -673,6 +762,8 @@
           <w:rFonts w:ascii="Arial" w:hAnsi="Arial" w:cs="Arial"/>
           <w:b w:val="0"/>
           <w:sz w:val="24"/>
+          <w:rtl w:val="1"/>
+          <w:lang w:bidi="he-IL"/>
         </w:rPr>
         <w:t xml:space="preserve">   יכול להירשם, להתחבר, לשלוח הודעות, להצטרף לחדרים, ליצור חדרים, לשלוח קבצים, להשתמש בפקודות מתקדמות ולראות משתמשים מחוברים.</w:t>
       </w:r>
@@ -688,6 +779,8 @@
           <w:rFonts w:ascii="Arial" w:hAnsi="Arial" w:cs="Arial"/>
           <w:b w:val="0"/>
           <w:sz w:val="24"/>
+          <w:rtl w:val="1"/>
+          <w:lang w:bidi="he-IL"/>
         </w:rPr>
         <w:t>2. מנהל מערכת</w:t>
       </w:r>
@@ -702,6 +795,8 @@
           <w:rFonts w:ascii="Arial" w:hAnsi="Arial" w:cs="Arial"/>
           <w:b w:val="0"/>
           <w:sz w:val="24"/>
+          <w:rtl w:val="1"/>
+          <w:lang w:bidi="he-IL"/>
         </w:rPr>
         <w:t xml:space="preserve">   המשתמש הראשון שנרשם למערכת מוגדר כמנהל. בנוסף, משתמש בשם admin מוגדר כמנהל. מנהל יכול לצפות בלוגים בסיסיים ולבעוט משתמש מחובר באמצעות פקודת מנהל.</w:t>
       </w:r>
@@ -718,6 +813,8 @@
           <w:rFonts w:ascii="Arial" w:hAnsi="Arial" w:cs="Arial"/>
           <w:b/>
           <w:sz w:val="28"/>
+          <w:rtl w:val="1"/>
+          <w:lang w:bidi="he-IL"/>
         </w:rPr>
         <w:t>יכולות מרכזיות</w:t>
       </w:r>
@@ -733,6 +830,8 @@
           <w:rFonts w:ascii="Arial" w:hAnsi="Arial" w:cs="Arial"/>
           <w:b w:val="0"/>
           <w:sz w:val="24"/>
+          <w:rtl w:val="1"/>
+          <w:lang w:bidi="he-IL"/>
         </w:rPr>
         <w:t>1. הרשמה והתחברות עם שם משתמש וסיסמה.</w:t>
       </w:r>
@@ -747,6 +846,8 @@
           <w:rFonts w:ascii="Arial" w:hAnsi="Arial" w:cs="Arial"/>
           <w:b w:val="0"/>
           <w:sz w:val="24"/>
+          <w:rtl w:val="1"/>
+          <w:lang w:bidi="he-IL"/>
         </w:rPr>
         <w:t>2. שמירת סיסמאות כ-hash עם salt ולא כטקסט גלוי.</w:t>
       </w:r>
@@ -761,6 +862,8 @@
           <w:rFonts w:ascii="Arial" w:hAnsi="Arial" w:cs="Arial"/>
           <w:b w:val="0"/>
           <w:sz w:val="24"/>
+          <w:rtl w:val="1"/>
+          <w:lang w:bidi="he-IL"/>
         </w:rPr>
         <w:t>3. תקשורת מוצפנת בין לקוח לשרת באמצעות TLS.</w:t>
       </w:r>
@@ -775,6 +878,8 @@
           <w:rFonts w:ascii="Arial" w:hAnsi="Arial" w:cs="Arial"/>
           <w:b w:val="0"/>
           <w:sz w:val="24"/>
+          <w:rtl w:val="1"/>
+          <w:lang w:bidi="he-IL"/>
         </w:rPr>
         <w:t>4. שרת מרובה לקוחות המבוסס על Thread לכל לקוח.</w:t>
       </w:r>
@@ -789,6 +894,8 @@
           <w:rFonts w:ascii="Arial" w:hAnsi="Arial" w:cs="Arial"/>
           <w:b w:val="0"/>
           <w:sz w:val="24"/>
+          <w:rtl w:val="1"/>
+          <w:lang w:bidi="he-IL"/>
         </w:rPr>
         <w:t>5. פרוטוקול הודעות עצמאי המבוסס על JSON עם כותרת אורך.</w:t>
       </w:r>
@@ -803,6 +910,8 @@
           <w:rFonts w:ascii="Arial" w:hAnsi="Arial" w:cs="Arial"/>
           <w:b w:val="0"/>
           <w:sz w:val="24"/>
+          <w:rtl w:val="1"/>
+          <w:lang w:bidi="he-IL"/>
         </w:rPr>
         <w:t>6. חדרי צ'אט, כולל יצירת חדרים חדשים.</w:t>
       </w:r>
@@ -817,6 +926,8 @@
           <w:rFonts w:ascii="Arial" w:hAnsi="Arial" w:cs="Arial"/>
           <w:b w:val="0"/>
           <w:sz w:val="24"/>
+          <w:rtl w:val="1"/>
+          <w:lang w:bidi="he-IL"/>
         </w:rPr>
         <w:t>7. חדרים עם סיסמה בפורמט room:password.</w:t>
       </w:r>
@@ -831,6 +942,8 @@
           <w:rFonts w:ascii="Arial" w:hAnsi="Arial" w:cs="Arial"/>
           <w:b w:val="0"/>
           <w:sz w:val="24"/>
+          <w:rtl w:val="1"/>
+          <w:lang w:bidi="he-IL"/>
         </w:rPr>
         <w:t>8. שליחת הודעות טקסט ואימוג'ים.</w:t>
       </w:r>
@@ -845,6 +958,8 @@
           <w:rFonts w:ascii="Arial" w:hAnsi="Arial" w:cs="Arial"/>
           <w:b w:val="0"/>
           <w:sz w:val="24"/>
+          <w:rtl w:val="1"/>
+          <w:lang w:bidi="he-IL"/>
         </w:rPr>
         <w:t>9. שליחת קבצים, תמונות וסרטונים.</w:t>
       </w:r>
@@ -859,6 +974,8 @@
           <w:rFonts w:ascii="Arial" w:hAnsi="Arial" w:cs="Arial"/>
           <w:b w:val="0"/>
           <w:sz w:val="24"/>
+          <w:rtl w:val="1"/>
+          <w:lang w:bidi="he-IL"/>
         </w:rPr>
         <w:t>10. הצגת תמונות ישירות במסך הצ'אט.</w:t>
       </w:r>
@@ -873,6 +990,8 @@
           <w:rFonts w:ascii="Arial" w:hAnsi="Arial" w:cs="Arial"/>
           <w:b w:val="0"/>
           <w:sz w:val="24"/>
+          <w:rtl w:val="1"/>
+          <w:lang w:bidi="he-IL"/>
         </w:rPr>
         <w:t>11. קישורים לחיצים לפתיחת קבצים וסרטונים.</w:t>
       </w:r>
@@ -887,6 +1006,8 @@
           <w:rFonts w:ascii="Arial" w:hAnsi="Arial" w:cs="Arial"/>
           <w:b w:val="0"/>
           <w:sz w:val="24"/>
+          <w:rtl w:val="1"/>
+          <w:lang w:bidi="he-IL"/>
         </w:rPr>
         <w:t>12. הודעות פרטיות באמצעות /dm.</w:t>
       </w:r>
@@ -901,6 +1022,8 @@
           <w:rFonts w:ascii="Arial" w:hAnsi="Arial" w:cs="Arial"/>
           <w:b w:val="0"/>
           <w:sz w:val="24"/>
+          <w:rtl w:val="1"/>
+          <w:lang w:bidi="he-IL"/>
         </w:rPr>
         <w:t>13. פרופיל משתמש באמצעות /profile.</w:t>
       </w:r>
@@ -915,6 +1038,8 @@
           <w:rFonts w:ascii="Arial" w:hAnsi="Arial" w:cs="Arial"/>
           <w:b w:val="0"/>
           <w:sz w:val="24"/>
+          <w:rtl w:val="1"/>
+          <w:lang w:bidi="he-IL"/>
         </w:rPr>
         <w:t>14. חיפוש הודעות באמצעות /search.</w:t>
       </w:r>
@@ -929,6 +1054,8 @@
           <w:rFonts w:ascii="Arial" w:hAnsi="Arial" w:cs="Arial"/>
           <w:b w:val="0"/>
           <w:sz w:val="24"/>
+          <w:rtl w:val="1"/>
+          <w:lang w:bidi="he-IL"/>
         </w:rPr>
         <w:t>15. חיווי הקלדה.</w:t>
       </w:r>
@@ -943,6 +1070,8 @@
           <w:rFonts w:ascii="Arial" w:hAnsi="Arial" w:cs="Arial"/>
           <w:b w:val="0"/>
           <w:sz w:val="24"/>
+          <w:rtl w:val="1"/>
+          <w:lang w:bidi="he-IL"/>
         </w:rPr>
         <w:t>16. אישורי קריאה כהודעות מערכת.</w:t>
       </w:r>
@@ -957,6 +1086,8 @@
           <w:rFonts w:ascii="Arial" w:hAnsi="Arial" w:cs="Arial"/>
           <w:b w:val="0"/>
           <w:sz w:val="24"/>
+          <w:rtl w:val="1"/>
+          <w:lang w:bidi="he-IL"/>
         </w:rPr>
         <w:t>17. בקשות חברות ורשימת חברים.</w:t>
       </w:r>
@@ -971,6 +1102,8 @@
           <w:rFonts w:ascii="Arial" w:hAnsi="Arial" w:cs="Arial"/>
           <w:b w:val="0"/>
           <w:sz w:val="24"/>
+          <w:rtl w:val="1"/>
+          <w:lang w:bidi="he-IL"/>
         </w:rPr>
         <w:t>18. גלריית תמונות לחדר.</w:t>
       </w:r>
@@ -985,6 +1118,8 @@
           <w:rFonts w:ascii="Arial" w:hAnsi="Arial" w:cs="Arial"/>
           <w:b w:val="0"/>
           <w:sz w:val="24"/>
+          <w:rtl w:val="1"/>
+          <w:lang w:bidi="he-IL"/>
         </w:rPr>
         <w:t>19. עריכה ומחיקה של הודעות לפי מזהה.</w:t>
       </w:r>
@@ -999,6 +1134,8 @@
           <w:rFonts w:ascii="Arial" w:hAnsi="Arial" w:cs="Arial"/>
           <w:b w:val="0"/>
           <w:sz w:val="24"/>
+          <w:rtl w:val="1"/>
+          <w:lang w:bidi="he-IL"/>
         </w:rPr>
         <w:t>20. פאנל אבטחה בסיסי דרך /admin logs.</w:t>
       </w:r>
@@ -1013,6 +1150,8 @@
           <w:rFonts w:ascii="Arial" w:hAnsi="Arial" w:cs="Arial"/>
           <w:b w:val="0"/>
           <w:sz w:val="24"/>
+          <w:rtl w:val="1"/>
+          <w:lang w:bidi="he-IL"/>
         </w:rPr>
         <w:t>21. קוד 2FA לימודי דרך /2fa.</w:t>
       </w:r>
@@ -1029,6 +1168,8 @@
           <w:rFonts w:ascii="Arial" w:hAnsi="Arial" w:cs="Arial"/>
           <w:b/>
           <w:sz w:val="28"/>
+          <w:rtl w:val="1"/>
+          <w:lang w:bidi="he-IL"/>
         </w:rPr>
         <w:t>דרישות פונקציונליות</w:t>
       </w:r>
@@ -1044,6 +1185,8 @@
           <w:rFonts w:ascii="Arial" w:hAnsi="Arial" w:cs="Arial"/>
           <w:b w:val="0"/>
           <w:sz w:val="24"/>
+          <w:rtl w:val="1"/>
+          <w:lang w:bidi="he-IL"/>
         </w:rPr>
         <w:t>1. המערכת תאפשר למשתמש חדש להירשם.</w:t>
       </w:r>
@@ -1058,6 +1201,8 @@
           <w:rFonts w:ascii="Arial" w:hAnsi="Arial" w:cs="Arial"/>
           <w:b w:val="0"/>
           <w:sz w:val="24"/>
+          <w:rtl w:val="1"/>
+          <w:lang w:bidi="he-IL"/>
         </w:rPr>
         <w:t>2. המערכת תאפשר למשתמש קיים להתחבר.</w:t>
       </w:r>
@@ -1072,6 +1217,8 @@
           <w:rFonts w:ascii="Arial" w:hAnsi="Arial" w:cs="Arial"/>
           <w:b w:val="0"/>
           <w:sz w:val="24"/>
+          <w:rtl w:val="1"/>
+          <w:lang w:bidi="he-IL"/>
         </w:rPr>
         <w:t>3. המערכת תציג הודעת הצלחה או כישלון בעת הרשמה והתחברות.</w:t>
       </w:r>
@@ -1086,6 +1233,8 @@
           <w:rFonts w:ascii="Arial" w:hAnsi="Arial" w:cs="Arial"/>
           <w:b w:val="0"/>
           <w:sz w:val="24"/>
+          <w:rtl w:val="1"/>
+          <w:lang w:bidi="he-IL"/>
         </w:rPr>
         <w:t>4. רק משתמש מחובר יוכל להיכנס למסך הצ'אט.</w:t>
       </w:r>
@@ -1100,6 +1249,8 @@
           <w:rFonts w:ascii="Arial" w:hAnsi="Arial" w:cs="Arial"/>
           <w:b w:val="0"/>
           <w:sz w:val="24"/>
+          <w:rtl w:val="1"/>
+          <w:lang w:bidi="he-IL"/>
         </w:rPr>
         <w:t>5. השרת יוכל לטפל בכמה לקוחות בו זמנית.</w:t>
       </w:r>
@@ -1114,6 +1265,8 @@
           <w:rFonts w:ascii="Arial" w:hAnsi="Arial" w:cs="Arial"/>
           <w:b w:val="0"/>
           <w:sz w:val="24"/>
+          <w:rtl w:val="1"/>
+          <w:lang w:bidi="he-IL"/>
         </w:rPr>
         <w:t>6. משתמש יוכל לשלוח הודעה לכל החברים בחדר.</w:t>
       </w:r>
@@ -1128,6 +1281,8 @@
           <w:rFonts w:ascii="Arial" w:hAnsi="Arial" w:cs="Arial"/>
           <w:b w:val="0"/>
           <w:sz w:val="24"/>
+          <w:rtl w:val="1"/>
+          <w:lang w:bidi="he-IL"/>
         </w:rPr>
         <w:t>7. משתמש יוכל ליצור חדר חדש.</w:t>
       </w:r>
@@ -1142,6 +1297,8 @@
           <w:rFonts w:ascii="Arial" w:hAnsi="Arial" w:cs="Arial"/>
           <w:b w:val="0"/>
           <w:sz w:val="24"/>
+          <w:rtl w:val="1"/>
+          <w:lang w:bidi="he-IL"/>
         </w:rPr>
         <w:t>8. משתמש יוכל להצטרף לחדר קיים.</w:t>
       </w:r>
@@ -1156,6 +1313,8 @@
           <w:rFonts w:ascii="Arial" w:hAnsi="Arial" w:cs="Arial"/>
           <w:b w:val="0"/>
           <w:sz w:val="24"/>
+          <w:rtl w:val="1"/>
+          <w:lang w:bidi="he-IL"/>
         </w:rPr>
         <w:t>9. משתמש יוכל לשלוח קובץ, תמונה או סרטון.</w:t>
       </w:r>
@@ -1170,6 +1329,8 @@
           <w:rFonts w:ascii="Arial" w:hAnsi="Arial" w:cs="Arial"/>
           <w:b w:val="0"/>
           <w:sz w:val="24"/>
+          <w:rtl w:val="1"/>
+          <w:lang w:bidi="he-IL"/>
         </w:rPr>
         <w:t>10. משתמש יוכל לפתוח קובץ שהתקבל מתוך הצ'אט.</w:t>
       </w:r>
@@ -1186,6 +1347,8 @@
           <w:rFonts w:ascii="Arial" w:hAnsi="Arial" w:cs="Arial"/>
           <w:b/>
           <w:sz w:val="28"/>
+          <w:rtl w:val="1"/>
+          <w:lang w:bidi="he-IL"/>
         </w:rPr>
         <w:t>דרישות לא פונקציונליות</w:t>
       </w:r>
@@ -1201,6 +1364,8 @@
           <w:rFonts w:ascii="Arial" w:hAnsi="Arial" w:cs="Arial"/>
           <w:b w:val="0"/>
           <w:sz w:val="24"/>
+          <w:rtl w:val="1"/>
+          <w:lang w:bidi="he-IL"/>
         </w:rPr>
         <w:t>1. השרת לא יקרוס כאשר לקוח מתנתק.</w:t>
       </w:r>
@@ -1215,6 +1380,8 @@
           <w:rFonts w:ascii="Arial" w:hAnsi="Arial" w:cs="Arial"/>
           <w:b w:val="0"/>
           <w:sz w:val="24"/>
+          <w:rtl w:val="1"/>
+          <w:lang w:bidi="he-IL"/>
         </w:rPr>
         <w:t>2. השרת יבדוק קלטים בעייתיים.</w:t>
       </w:r>
@@ -1229,6 +1396,8 @@
           <w:rFonts w:ascii="Arial" w:hAnsi="Arial" w:cs="Arial"/>
           <w:b w:val="0"/>
           <w:sz w:val="24"/>
+          <w:rtl w:val="1"/>
+          <w:lang w:bidi="he-IL"/>
         </w:rPr>
         <w:t>3. המערכת תגביל גודל הודעות וקבצים.</w:t>
       </w:r>
@@ -1243,6 +1412,8 @@
           <w:rFonts w:ascii="Arial" w:hAnsi="Arial" w:cs="Arial"/>
           <w:b w:val="0"/>
           <w:sz w:val="24"/>
+          <w:rtl w:val="1"/>
+          <w:lang w:bidi="he-IL"/>
         </w:rPr>
         <w:t>4. המידע הרגיש יעבור בתקשורת מוצפנת.</w:t>
       </w:r>
@@ -1257,6 +1428,8 @@
           <w:rFonts w:ascii="Arial" w:hAnsi="Arial" w:cs="Arial"/>
           <w:b w:val="0"/>
           <w:sz w:val="24"/>
+          <w:rtl w:val="1"/>
+          <w:lang w:bidi="he-IL"/>
         </w:rPr>
         <w:t>5. הקוד יחולק למחלקות וקבצים בצורה ברורה.</w:t>
       </w:r>
@@ -1271,6 +1444,8 @@
           <w:rFonts w:ascii="Arial" w:hAnsi="Arial" w:cs="Arial"/>
           <w:b w:val="0"/>
           <w:sz w:val="24"/>
+          <w:rtl w:val="1"/>
+          <w:lang w:bidi="he-IL"/>
         </w:rPr>
         <w:t>6. הממשק יהיה אינטראקטיבי ונוח להדגמה.</w:t>
       </w:r>
@@ -1293,6 +1468,8 @@
           <w:rFonts w:ascii="Arial" w:hAnsi="Arial" w:cs="Arial"/>
           <w:b/>
           <w:sz w:val="32"/>
+          <w:rtl w:val="1"/>
+          <w:lang w:bidi="he-IL"/>
         </w:rPr>
         <w:t>3. לוח זמנים</w:t>
       </w:r>
@@ -1308,6 +1485,8 @@
           <w:rFonts w:ascii="Arial" w:hAnsi="Arial" w:cs="Arial"/>
           <w:b w:val="0"/>
           <w:sz w:val="24"/>
+          <w:rtl w:val="1"/>
+          <w:lang w:bidi="he-IL"/>
         </w:rPr>
         <w:t>1. שלב רעיון ואפיון</w:t>
       </w:r>
@@ -1322,6 +1501,8 @@
           <w:rFonts w:ascii="Arial" w:hAnsi="Arial" w:cs="Arial"/>
           <w:b w:val="0"/>
           <w:sz w:val="24"/>
+          <w:rtl w:val="1"/>
+          <w:lang w:bidi="he-IL"/>
         </w:rPr>
         <w:t xml:space="preserve">   בחירת נושא הצ'אט המאובטח, הגדרת משתמשים, הגדרת יכולות חובה ותכנון כללי של המערכת.</w:t>
       </w:r>
@@ -1337,6 +1518,8 @@
           <w:rFonts w:ascii="Arial" w:hAnsi="Arial" w:cs="Arial"/>
           <w:b w:val="0"/>
           <w:sz w:val="24"/>
+          <w:rtl w:val="1"/>
+          <w:lang w:bidi="he-IL"/>
         </w:rPr>
         <w:t>2. שלב תכנון ארכיטקטורה</w:t>
       </w:r>
@@ -1351,6 +1534,8 @@
           <w:rFonts w:ascii="Arial" w:hAnsi="Arial" w:cs="Arial"/>
           <w:b w:val="0"/>
           <w:sz w:val="24"/>
+          <w:rtl w:val="1"/>
+          <w:lang w:bidi="he-IL"/>
         </w:rPr>
         <w:t xml:space="preserve">   החלטה על שרת מרכזי, לקוחות גרפיים, בסיס נתונים SQLite, פרוטוקול JSON והצפנת TLS.</w:t>
       </w:r>
@@ -1366,6 +1551,8 @@
           <w:rFonts w:ascii="Arial" w:hAnsi="Arial" w:cs="Arial"/>
           <w:b w:val="0"/>
           <w:sz w:val="24"/>
+          <w:rtl w:val="1"/>
+          <w:lang w:bidi="he-IL"/>
         </w:rPr>
         <w:t>3. שלב מימוש בסיסי</w:t>
       </w:r>
@@ -1380,6 +1567,8 @@
           <w:rFonts w:ascii="Arial" w:hAnsi="Arial" w:cs="Arial"/>
           <w:b w:val="0"/>
           <w:sz w:val="24"/>
+          <w:rtl w:val="1"/>
+          <w:lang w:bidi="he-IL"/>
         </w:rPr>
         <w:t xml:space="preserve">   בניית שרת סוקטים, לקוח Tkinter, הרשמה, התחברות ושליחת הודעות.</w:t>
       </w:r>
@@ -1395,6 +1584,8 @@
           <w:rFonts w:ascii="Arial" w:hAnsi="Arial" w:cs="Arial"/>
           <w:b w:val="0"/>
           <w:sz w:val="24"/>
+          <w:rtl w:val="1"/>
+          <w:lang w:bidi="he-IL"/>
         </w:rPr>
         <w:t>4. שלב אבטחה</w:t>
       </w:r>
@@ -1409,6 +1600,8 @@
           <w:rFonts w:ascii="Arial" w:hAnsi="Arial" w:cs="Arial"/>
           <w:b w:val="0"/>
           <w:sz w:val="24"/>
+          <w:rtl w:val="1"/>
+          <w:lang w:bidi="he-IL"/>
         </w:rPr>
         <w:t xml:space="preserve">   הוספת TLS, hashing לסיסמאות, בדיקות קלט והגבלות גודל.</w:t>
       </w:r>
@@ -1424,6 +1617,8 @@
           <w:rFonts w:ascii="Arial" w:hAnsi="Arial" w:cs="Arial"/>
           <w:b w:val="0"/>
           <w:sz w:val="24"/>
+          <w:rtl w:val="1"/>
+          <w:lang w:bidi="he-IL"/>
         </w:rPr>
         <w:t>5. שלב יכולות מתקדמות</w:t>
       </w:r>
@@ -1438,6 +1633,8 @@
           <w:rFonts w:ascii="Arial" w:hAnsi="Arial" w:cs="Arial"/>
           <w:b w:val="0"/>
           <w:sz w:val="24"/>
+          <w:rtl w:val="1"/>
+          <w:lang w:bidi="he-IL"/>
         </w:rPr>
         <w:t xml:space="preserve">   הוספת חדרים, קבצים, תמונות, סרטונים, הודעות פרטיות, חיפוש, חברים ופאנל מנהל.</w:t>
       </w:r>
@@ -1453,6 +1650,8 @@
           <w:rFonts w:ascii="Arial" w:hAnsi="Arial" w:cs="Arial"/>
           <w:b w:val="0"/>
           <w:sz w:val="24"/>
+          <w:rtl w:val="1"/>
+          <w:lang w:bidi="he-IL"/>
         </w:rPr>
         <w:t>6. שלב בדיקות</w:t>
       </w:r>
@@ -1467,6 +1666,8 @@
           <w:rFonts w:ascii="Arial" w:hAnsi="Arial" w:cs="Arial"/>
           <w:b w:val="0"/>
           <w:sz w:val="24"/>
+          <w:rtl w:val="1"/>
+          <w:lang w:bidi="he-IL"/>
         </w:rPr>
         <w:t xml:space="preserve">   הרצת כמה לקוחות במקביל, בדיקת הרשמה, התחברות, הודעות, קבצים וחדרים.</w:t>
       </w:r>
@@ -1482,6 +1683,8 @@
           <w:rFonts w:ascii="Arial" w:hAnsi="Arial" w:cs="Arial"/>
           <w:b w:val="0"/>
           <w:sz w:val="24"/>
+          <w:rtl w:val="1"/>
+          <w:lang w:bidi="he-IL"/>
         </w:rPr>
         <w:t>7. שלב תיעוד</w:t>
       </w:r>
@@ -1496,6 +1699,8 @@
           <w:rFonts w:ascii="Arial" w:hAnsi="Arial" w:cs="Arial"/>
           <w:b w:val="0"/>
           <w:sz w:val="24"/>
+          <w:rtl w:val="1"/>
+          <w:lang w:bidi="he-IL"/>
         </w:rPr>
         <w:t xml:space="preserve">   כתיבת ספר הפרויקט, מדריך משתמש, בדיקות וסיכום אישי.</w:t>
       </w:r>
@@ -1518,6 +1723,8 @@
           <w:rFonts w:ascii="Arial" w:hAnsi="Arial" w:cs="Arial"/>
           <w:b/>
           <w:sz w:val="32"/>
+          <w:rtl w:val="1"/>
+          <w:lang w:bidi="he-IL"/>
         </w:rPr>
         <w:t>4. ניהול סיכונים</w:t>
       </w:r>
@@ -1533,6 +1740,8 @@
           <w:rFonts w:ascii="Arial" w:hAnsi="Arial" w:cs="Arial"/>
           <w:b w:val="0"/>
           <w:sz w:val="24"/>
+          <w:rtl w:val="1"/>
+          <w:lang w:bidi="he-IL"/>
         </w:rPr>
         <w:t>1. סיכון: השרת קורס כאשר לקוח מתנתק בפתאומיות.</w:t>
       </w:r>
@@ -1547,6 +1756,8 @@
           <w:rFonts w:ascii="Arial" w:hAnsi="Arial" w:cs="Arial"/>
           <w:b w:val="0"/>
           <w:sz w:val="24"/>
+          <w:rtl w:val="1"/>
+          <w:lang w:bidi="he-IL"/>
         </w:rPr>
         <w:t xml:space="preserve">   פתרון: שימוש ב-try/except וסגירת חיבור בצורה מבוקרת.</w:t>
       </w:r>
@@ -1562,6 +1773,8 @@
           <w:rFonts w:ascii="Arial" w:hAnsi="Arial" w:cs="Arial"/>
           <w:b w:val="0"/>
           <w:sz w:val="24"/>
+          <w:rtl w:val="1"/>
+          <w:lang w:bidi="he-IL"/>
         </w:rPr>
         <w:t>2. סיכון: משתמש שולח הודעה גדולה מדי.</w:t>
       </w:r>
@@ -1576,6 +1789,8 @@
           <w:rFonts w:ascii="Arial" w:hAnsi="Arial" w:cs="Arial"/>
           <w:b w:val="0"/>
           <w:sz w:val="24"/>
+          <w:rtl w:val="1"/>
+          <w:lang w:bidi="he-IL"/>
         </w:rPr>
         <w:t xml:space="preserve">   פתרון: הגבלת גודל packet וגודל הודעה.</w:t>
       </w:r>
@@ -1591,6 +1806,8 @@
           <w:rFonts w:ascii="Arial" w:hAnsi="Arial" w:cs="Arial"/>
           <w:b w:val="0"/>
           <w:sz w:val="24"/>
+          <w:rtl w:val="1"/>
+          <w:lang w:bidi="he-IL"/>
         </w:rPr>
         <w:t>3. סיכון: משתמש שולח קובץ גדול מדי.</w:t>
       </w:r>
@@ -1605,6 +1822,8 @@
           <w:rFonts w:ascii="Arial" w:hAnsi="Arial" w:cs="Arial"/>
           <w:b w:val="0"/>
           <w:sz w:val="24"/>
+          <w:rtl w:val="1"/>
+          <w:lang w:bidi="he-IL"/>
         </w:rPr>
         <w:t xml:space="preserve">   פתרון: הגבלת גודל קובץ בקבוע MAX_FILE_SIZE.</w:t>
       </w:r>
@@ -1620,6 +1839,8 @@
           <w:rFonts w:ascii="Arial" w:hAnsi="Arial" w:cs="Arial"/>
           <w:b w:val="0"/>
           <w:sz w:val="24"/>
+          <w:rtl w:val="1"/>
+          <w:lang w:bidi="he-IL"/>
         </w:rPr>
         <w:t>4. סיכון: SQL Injection.</w:t>
       </w:r>
@@ -1634,6 +1855,8 @@
           <w:rFonts w:ascii="Arial" w:hAnsi="Arial" w:cs="Arial"/>
           <w:b w:val="0"/>
           <w:sz w:val="24"/>
+          <w:rtl w:val="1"/>
+          <w:lang w:bidi="he-IL"/>
         </w:rPr>
         <w:t xml:space="preserve">   פתרון: שימוש בשאילתות עם פרמטרים במקום חיבור מחרוזות SQL.</w:t>
       </w:r>
@@ -1649,6 +1872,8 @@
           <w:rFonts w:ascii="Arial" w:hAnsi="Arial" w:cs="Arial"/>
           <w:b w:val="0"/>
           <w:sz w:val="24"/>
+          <w:rtl w:val="1"/>
+          <w:lang w:bidi="he-IL"/>
         </w:rPr>
         <w:t>5. סיכון: שמירת סיסמאות כטקסט גלוי.</w:t>
       </w:r>
@@ -1663,6 +1888,8 @@
           <w:rFonts w:ascii="Arial" w:hAnsi="Arial" w:cs="Arial"/>
           <w:b w:val="0"/>
           <w:sz w:val="24"/>
+          <w:rtl w:val="1"/>
+          <w:lang w:bidi="he-IL"/>
         </w:rPr>
         <w:t xml:space="preserve">   פתרון: שמירת סיסמאות באמצעות PBKDF2 עם salt.</w:t>
       </w:r>
@@ -1678,6 +1905,8 @@
           <w:rFonts w:ascii="Arial" w:hAnsi="Arial" w:cs="Arial"/>
           <w:b w:val="0"/>
           <w:sz w:val="24"/>
+          <w:rtl w:val="1"/>
+          <w:lang w:bidi="he-IL"/>
         </w:rPr>
         <w:t>6. סיכון: האזנה לתעבורה ברשת.</w:t>
       </w:r>
@@ -1692,6 +1921,8 @@
           <w:rFonts w:ascii="Arial" w:hAnsi="Arial" w:cs="Arial"/>
           <w:b w:val="0"/>
           <w:sz w:val="24"/>
+          <w:rtl w:val="1"/>
+          <w:lang w:bidi="he-IL"/>
         </w:rPr>
         <w:t xml:space="preserve">   פתרון: שימוש ב-TLS להצפנת התקשורת.</w:t>
       </w:r>
@@ -1707,6 +1938,8 @@
           <w:rFonts w:ascii="Arial" w:hAnsi="Arial" w:cs="Arial"/>
           <w:b w:val="0"/>
           <w:sz w:val="24"/>
+          <w:rtl w:val="1"/>
+          <w:lang w:bidi="he-IL"/>
         </w:rPr>
         <w:t>7. סיכון: שם קובץ מסוכן עם נתיב כמו ../.</w:t>
       </w:r>
@@ -1721,6 +1954,8 @@
           <w:rFonts w:ascii="Arial" w:hAnsi="Arial" w:cs="Arial"/>
           <w:b w:val="0"/>
           <w:sz w:val="24"/>
+          <w:rtl w:val="1"/>
+          <w:lang w:bidi="he-IL"/>
         </w:rPr>
         <w:t xml:space="preserve">   פתרון: ניקוי שם הקובץ והחלפת תווי נתיב.</w:t>
       </w:r>
@@ -1736,6 +1971,8 @@
           <w:rFonts w:ascii="Arial" w:hAnsi="Arial" w:cs="Arial"/>
           <w:b w:val="0"/>
           <w:sz w:val="24"/>
+          <w:rtl w:val="1"/>
+          <w:lang w:bidi="he-IL"/>
         </w:rPr>
         <w:t>8. סיכון: עומס בגלל לקוחות מרובים.</w:t>
       </w:r>
@@ -1750,6 +1987,8 @@
           <w:rFonts w:ascii="Arial" w:hAnsi="Arial" w:cs="Arial"/>
           <w:b w:val="0"/>
           <w:sz w:val="24"/>
+          <w:rtl w:val="1"/>
+          <w:lang w:bidi="he-IL"/>
         </w:rPr>
         <w:t xml:space="preserve">   פתרון: כל לקוח מטופל בתהליכון נפרד.</w:t>
       </w:r>
@@ -1772,6 +2011,8 @@
           <w:rFonts w:ascii="Arial" w:hAnsi="Arial" w:cs="Arial"/>
           <w:b/>
           <w:sz w:val="32"/>
+          <w:rtl w:val="1"/>
+          <w:lang w:bidi="he-IL"/>
         </w:rPr>
         <w:t>5. תיאור תחום הידע</w:t>
       </w:r>
@@ -1788,6 +2029,8 @@
           <w:rFonts w:ascii="Arial" w:hAnsi="Arial" w:cs="Arial"/>
           <w:b/>
           <w:sz w:val="28"/>
+          <w:rtl w:val="1"/>
+          <w:lang w:bidi="he-IL"/>
         </w:rPr>
         <w:t>רשתות תקשורת</w:t>
       </w:r>
@@ -1803,6 +2046,8 @@
           <w:rFonts w:ascii="Arial" w:hAnsi="Arial" w:cs="Arial"/>
           <w:b w:val="0"/>
           <w:sz w:val="24"/>
+          <w:rtl w:val="1"/>
+          <w:lang w:bidi="he-IL"/>
         </w:rPr>
         <w:t>המערכת משתמשת בתקשורת TCP. TCP מתאים לפרויקט כי הוא מספק העברה אמינה של מידע. בצ'אט חשוב שהודעה תגיע בשלמותה ובסדר נכון, ולכן TCP מתאים יותר מ-UDP.</w:t>
       </w:r>
@@ -1818,6 +2063,8 @@
           <w:rFonts w:ascii="Arial" w:hAnsi="Arial" w:cs="Arial"/>
           <w:b w:val="0"/>
           <w:sz w:val="24"/>
+          <w:rtl w:val="1"/>
+          <w:lang w:bidi="he-IL"/>
         </w:rPr>
         <w:t>הלקוח מתחבר לכתובת IP ול-port של השרת. ברירת המחדל היא 127.0.0.1:5050, כלומר ריצה מקומית על אותו מחשב. ניתן לשנות את הכתובת כדי להריץ את המערכת ברשת מקומית.</w:t>
       </w:r>
@@ -1834,6 +2081,8 @@
           <w:rFonts w:ascii="Arial" w:hAnsi="Arial" w:cs="Arial"/>
           <w:b/>
           <w:sz w:val="28"/>
+          <w:rtl w:val="1"/>
+          <w:lang w:bidi="he-IL"/>
         </w:rPr>
         <w:t>מודל לקוח-שרת</w:t>
       </w:r>
@@ -1849,6 +2098,8 @@
           <w:rFonts w:ascii="Arial" w:hAnsi="Arial" w:cs="Arial"/>
           <w:b w:val="0"/>
           <w:sz w:val="24"/>
+          <w:rtl w:val="1"/>
+          <w:lang w:bidi="he-IL"/>
         </w:rPr>
         <w:t>השרת הוא רכיב מרכזי שמקבל חיבורים מכל הלקוחות. כל לקוח שולח בקשות לשרת, והשרת מחליט למי להעביר את המידע. לדוגמה, כאשר משתמש שולח הודעה בחדר, השרת שולח אותה לכל המשתמשים שנמצאים באותו חדר.</w:t>
       </w:r>
@@ -1865,6 +2116,8 @@
           <w:rFonts w:ascii="Arial" w:hAnsi="Arial" w:cs="Arial"/>
           <w:b/>
           <w:sz w:val="28"/>
+          <w:rtl w:val="1"/>
+          <w:lang w:bidi="he-IL"/>
         </w:rPr>
         <w:t>סוקטים</w:t>
       </w:r>
@@ -1880,6 +2133,8 @@
           <w:rFonts w:ascii="Arial" w:hAnsi="Arial" w:cs="Arial"/>
           <w:b w:val="0"/>
           <w:sz w:val="24"/>
+          <w:rtl w:val="1"/>
+          <w:lang w:bidi="he-IL"/>
         </w:rPr>
         <w:t>Socket הוא נקודת קצה לתקשורת ברשת. בפרויקט יש socket בצד השרת שמאזין לחיבורים, ו-socket בצד הלקוח שמתחבר לשרת.</w:t>
       </w:r>
@@ -1896,6 +2151,8 @@
           <w:rFonts w:ascii="Arial" w:hAnsi="Arial" w:cs="Arial"/>
           <w:b/>
           <w:sz w:val="28"/>
+          <w:rtl w:val="1"/>
+          <w:lang w:bidi="he-IL"/>
         </w:rPr>
         <w:t>Thread</w:t>
       </w:r>
@@ -1911,6 +2168,8 @@
           <w:rFonts w:ascii="Arial" w:hAnsi="Arial" w:cs="Arial"/>
           <w:b w:val="0"/>
           <w:sz w:val="24"/>
+          <w:rtl w:val="1"/>
+          <w:lang w:bidi="he-IL"/>
         </w:rPr>
         <w:t>Thread הוא תהליכון שמאפשר להריץ כמה משימות במקביל בתוך אותו תהליך. בפרויקט השרת יוצר Thread לכל לקוח. כך לקוח אחד לא חוסם לקוחות אחרים.</w:t>
       </w:r>
@@ -1927,6 +2186,8 @@
           <w:rFonts w:ascii="Arial" w:hAnsi="Arial" w:cs="Arial"/>
           <w:b/>
           <w:sz w:val="28"/>
+          <w:rtl w:val="1"/>
+          <w:lang w:bidi="he-IL"/>
         </w:rPr>
         <w:t>הצפנה</w:t>
       </w:r>
@@ -1942,6 +2203,8 @@
           <w:rFonts w:ascii="Arial" w:hAnsi="Arial" w:cs="Arial"/>
           <w:b w:val="0"/>
           <w:sz w:val="24"/>
+          <w:rtl w:val="1"/>
+          <w:lang w:bidi="he-IL"/>
         </w:rPr>
         <w:t>המערכת משתמשת ב-TLS כדי להצפין את התעבורה בין הלקוח לשרת. בנוסף, סיסמאות לא נשמרות במאגר כטקסט רגיל אלא כ-hash.</w:t>
       </w:r>
@@ -1958,6 +2221,8 @@
           <w:rFonts w:ascii="Arial" w:hAnsi="Arial" w:cs="Arial"/>
           <w:b/>
           <w:sz w:val="28"/>
+          <w:rtl w:val="1"/>
+          <w:lang w:bidi="he-IL"/>
         </w:rPr>
         <w:t>בסיס נתונים</w:t>
       </w:r>
@@ -1973,6 +2238,8 @@
           <w:rFonts w:ascii="Arial" w:hAnsi="Arial" w:cs="Arial"/>
           <w:b w:val="0"/>
           <w:sz w:val="24"/>
+          <w:rtl w:val="1"/>
+          <w:lang w:bidi="he-IL"/>
         </w:rPr>
         <w:t>המערכת משתמשת ב-SQLite. זהו בסיס נתונים מבוסס קובץ, שמתאים לפרויקט לימודי כי אין צורך להתקין שרת בסיס נתונים חיצוני.</w:t>
       </w:r>
@@ -1995,6 +2262,8 @@
           <w:rFonts w:ascii="Arial" w:hAnsi="Arial" w:cs="Arial"/>
           <w:b/>
           <w:sz w:val="32"/>
+          <w:rtl w:val="1"/>
+          <w:lang w:bidi="he-IL"/>
         </w:rPr>
         <w:t>6. ארכיטקטורת המערכת</w:t>
       </w:r>
@@ -2010,6 +2279,8 @@
           <w:rFonts w:ascii="Arial" w:hAnsi="Arial" w:cs="Arial"/>
           <w:b w:val="0"/>
           <w:sz w:val="24"/>
+          <w:rtl w:val="1"/>
+          <w:lang w:bidi="he-IL"/>
         </w:rPr>
         <w:t>המערכת מחולקת לשלושה חלקים עיקריים:</w:t>
       </w:r>
@@ -2025,6 +2296,8 @@
           <w:rFonts w:ascii="Arial" w:hAnsi="Arial" w:cs="Arial"/>
           <w:b w:val="0"/>
           <w:sz w:val="24"/>
+          <w:rtl w:val="1"/>
+          <w:lang w:bidi="he-IL"/>
         </w:rPr>
         <w:t>1. לקוח גרפי</w:t>
       </w:r>
@@ -2039,6 +2312,8 @@
           <w:rFonts w:ascii="Arial" w:hAnsi="Arial" w:cs="Arial"/>
           <w:b w:val="0"/>
           <w:sz w:val="24"/>
+          <w:rtl w:val="1"/>
+          <w:lang w:bidi="he-IL"/>
         </w:rPr>
         <w:t xml:space="preserve">   קובץ מרכזי: secure_chat/client_gui.py</w:t>
       </w:r>
@@ -2053,6 +2328,8 @@
           <w:rFonts w:ascii="Arial" w:hAnsi="Arial" w:cs="Arial"/>
           <w:b w:val="0"/>
           <w:sz w:val="24"/>
+          <w:rtl w:val="1"/>
+          <w:lang w:bidi="he-IL"/>
         </w:rPr>
         <w:t xml:space="preserve">   תפקיד: ממשק משתמש, התחברות, הרשמה, שליחת הודעות, הצגת הודעות, שליחת קבצים ופתיחת קישורים.</w:t>
       </w:r>
@@ -2068,6 +2345,8 @@
           <w:rFonts w:ascii="Arial" w:hAnsi="Arial" w:cs="Arial"/>
           <w:b w:val="0"/>
           <w:sz w:val="24"/>
+          <w:rtl w:val="1"/>
+          <w:lang w:bidi="he-IL"/>
         </w:rPr>
         <w:t>2. שרת</w:t>
       </w:r>
@@ -2082,6 +2361,8 @@
           <w:rFonts w:ascii="Arial" w:hAnsi="Arial" w:cs="Arial"/>
           <w:b w:val="0"/>
           <w:sz w:val="24"/>
+          <w:rtl w:val="1"/>
+          <w:lang w:bidi="he-IL"/>
         </w:rPr>
         <w:t xml:space="preserve">   קובץ מרכזי: secure_chat/server.py</w:t>
       </w:r>
@@ -2096,6 +2377,8 @@
           <w:rFonts w:ascii="Arial" w:hAnsi="Arial" w:cs="Arial"/>
           <w:b w:val="0"/>
           <w:sz w:val="24"/>
+          <w:rtl w:val="1"/>
+          <w:lang w:bidi="he-IL"/>
         </w:rPr>
         <w:t xml:space="preserve">   תפקיד: קבלת חיבורים, אימות משתמשים, ניהול חדרים, הפצת הודעות, קבלת קבצים וניהול פקודות מתקדמות.</w:t>
       </w:r>
@@ -2111,6 +2394,8 @@
           <w:rFonts w:ascii="Arial" w:hAnsi="Arial" w:cs="Arial"/>
           <w:b w:val="0"/>
           <w:sz w:val="24"/>
+          <w:rtl w:val="1"/>
+          <w:lang w:bidi="he-IL"/>
         </w:rPr>
         <w:t>3. שכבות עזר</w:t>
       </w:r>
@@ -2125,6 +2410,8 @@
           <w:rFonts w:ascii="Arial" w:hAnsi="Arial" w:cs="Arial"/>
           <w:b w:val="0"/>
           <w:sz w:val="24"/>
+          <w:rtl w:val="1"/>
+          <w:lang w:bidi="he-IL"/>
         </w:rPr>
         <w:t xml:space="preserve">   קבצים מרכזיים: protocol.py, storage.py, security.py, models.py, config.py</w:t>
       </w:r>
@@ -2139,6 +2426,8 @@
           <w:rFonts w:ascii="Arial" w:hAnsi="Arial" w:cs="Arial"/>
           <w:b w:val="0"/>
           <w:sz w:val="24"/>
+          <w:rtl w:val="1"/>
+          <w:lang w:bidi="he-IL"/>
         </w:rPr>
         <w:t xml:space="preserve">   תפקיד: פרוטוקול, בסיס נתונים, אבטחה, מודלים וקבועים.</w:t>
       </w:r>
@@ -2155,6 +2444,8 @@
           <w:rFonts w:ascii="Arial" w:hAnsi="Arial" w:cs="Arial"/>
           <w:b/>
           <w:sz w:val="28"/>
+          <w:rtl w:val="1"/>
+          <w:lang w:bidi="he-IL"/>
         </w:rPr>
         <w:t>תרשים ארכיטקטורה</w:t>
       </w:r>
@@ -2354,6 +2645,8 @@
           <w:rFonts w:ascii="Arial" w:hAnsi="Arial" w:cs="Arial"/>
           <w:b/>
           <w:sz w:val="28"/>
+          <w:rtl w:val="1"/>
+          <w:lang w:bidi="he-IL"/>
         </w:rPr>
         <w:t>זרימת מידע בסיסית</w:t>
       </w:r>
@@ -2369,6 +2662,8 @@
           <w:rFonts w:ascii="Arial" w:hAnsi="Arial" w:cs="Arial"/>
           <w:b w:val="0"/>
           <w:sz w:val="24"/>
+          <w:rtl w:val="1"/>
+          <w:lang w:bidi="he-IL"/>
         </w:rPr>
         <w:t>1. הלקוח מתחבר לשרת דרך socket מוצפן.</w:t>
       </w:r>
@@ -2383,6 +2678,8 @@
           <w:rFonts w:ascii="Arial" w:hAnsi="Arial" w:cs="Arial"/>
           <w:b w:val="0"/>
           <w:sz w:val="24"/>
+          <w:rtl w:val="1"/>
+          <w:lang w:bidi="he-IL"/>
         </w:rPr>
         <w:t>2. הלקוח שולח בקשת הרשמה או התחברות.</w:t>
       </w:r>
@@ -2397,6 +2694,8 @@
           <w:rFonts w:ascii="Arial" w:hAnsi="Arial" w:cs="Arial"/>
           <w:b w:val="0"/>
           <w:sz w:val="24"/>
+          <w:rtl w:val="1"/>
+          <w:lang w:bidi="he-IL"/>
         </w:rPr>
         <w:t>3. השרת בודק את הפרטים מול בסיס הנתונים.</w:t>
       </w:r>
@@ -2411,6 +2710,8 @@
           <w:rFonts w:ascii="Arial" w:hAnsi="Arial" w:cs="Arial"/>
           <w:b w:val="0"/>
           <w:sz w:val="24"/>
+          <w:rtl w:val="1"/>
+          <w:lang w:bidi="he-IL"/>
         </w:rPr>
         <w:t>4. לאחר התחברות מוצלחת הלקוח נכנס למסך הצ'אט.</w:t>
       </w:r>
@@ -2425,6 +2726,8 @@
           <w:rFonts w:ascii="Arial" w:hAnsi="Arial" w:cs="Arial"/>
           <w:b w:val="0"/>
           <w:sz w:val="24"/>
+          <w:rtl w:val="1"/>
+          <w:lang w:bidi="he-IL"/>
         </w:rPr>
         <w:t>5. המשתמש שולח הודעה או קובץ.</w:t>
       </w:r>
@@ -2439,6 +2742,8 @@
           <w:rFonts w:ascii="Arial" w:hAnsi="Arial" w:cs="Arial"/>
           <w:b w:val="0"/>
           <w:sz w:val="24"/>
+          <w:rtl w:val="1"/>
+          <w:lang w:bidi="he-IL"/>
         </w:rPr>
         <w:t>6. השרת מקבל את המידע, בודק אותו ושולח אותו למשתמשים המתאימים.</w:t>
       </w:r>
@@ -2461,6 +2766,8 @@
           <w:rFonts w:ascii="Arial" w:hAnsi="Arial" w:cs="Arial"/>
           <w:b/>
           <w:sz w:val="32"/>
+          <w:rtl w:val="1"/>
+          <w:lang w:bidi="he-IL"/>
         </w:rPr>
         <w:t>7. חלוקה למודולים</w:t>
       </w:r>
@@ -2477,6 +2784,8 @@
           <w:rFonts w:ascii="Arial" w:hAnsi="Arial" w:cs="Arial"/>
           <w:b/>
           <w:sz w:val="28"/>
+          <w:rtl w:val="1"/>
+          <w:lang w:bidi="he-IL"/>
         </w:rPr>
         <w:t>`client_gui.py`</w:t>
       </w:r>
@@ -2492,6 +2801,8 @@
           <w:rFonts w:ascii="Arial" w:hAnsi="Arial" w:cs="Arial"/>
           <w:b w:val="0"/>
           <w:sz w:val="24"/>
+          <w:rtl w:val="1"/>
+          <w:lang w:bidi="he-IL"/>
         </w:rPr>
         <w:t>מודול זה אחראי על הצד הגרפי של המשתמש. הוא בונה את מסך ההתחברות, מסך הצ'אט, רשימת החדרים, רשימת המשתמשים, תצוגת ההודעות, כפתורי אימוג'ים, כפתורי שליחת קבצים וקישורים לפתיחת קבצים.</w:t>
       </w:r>
@@ -2508,6 +2819,8 @@
           <w:rFonts w:ascii="Arial" w:hAnsi="Arial" w:cs="Arial"/>
           <w:b/>
           <w:sz w:val="28"/>
+          <w:rtl w:val="1"/>
+          <w:lang w:bidi="he-IL"/>
         </w:rPr>
         <w:t>`server.py`</w:t>
       </w:r>
@@ -2523,6 +2836,8 @@
           <w:rFonts w:ascii="Arial" w:hAnsi="Arial" w:cs="Arial"/>
           <w:b w:val="0"/>
           <w:sz w:val="24"/>
+          <w:rtl w:val="1"/>
+          <w:lang w:bidi="he-IL"/>
         </w:rPr>
         <w:t>מודול זה אחראי על שרת התקשורת. הוא מאזין לחיבורים, יוצר Thread לכל לקוח, מפענח packets שמתקבלים, מפיץ הודעות ומטפל בפקודות מתקדמות.</w:t>
       </w:r>
@@ -2539,6 +2854,8 @@
           <w:rFonts w:ascii="Arial" w:hAnsi="Arial" w:cs="Arial"/>
           <w:b/>
           <w:sz w:val="28"/>
+          <w:rtl w:val="1"/>
+          <w:lang w:bidi="he-IL"/>
         </w:rPr>
         <w:t>`protocol.py`</w:t>
       </w:r>
@@ -2554,6 +2871,8 @@
           <w:rFonts w:ascii="Arial" w:hAnsi="Arial" w:cs="Arial"/>
           <w:b w:val="0"/>
           <w:sz w:val="24"/>
+          <w:rtl w:val="1"/>
+          <w:lang w:bidi="he-IL"/>
         </w:rPr>
         <w:t>מודול זה מגדיר את פרוטוקול התקשורת. כל הודעה נשלחת כמבנה JSON עם כותרת באורך 4 בתים שמציינת את גודל ההודעה.</w:t>
       </w:r>
@@ -2570,6 +2889,8 @@
           <w:rFonts w:ascii="Arial" w:hAnsi="Arial" w:cs="Arial"/>
           <w:b/>
           <w:sz w:val="28"/>
+          <w:rtl w:val="1"/>
+          <w:lang w:bidi="he-IL"/>
         </w:rPr>
         <w:t>`storage.py`</w:t>
       </w:r>
@@ -2585,6 +2906,8 @@
           <w:rFonts w:ascii="Arial" w:hAnsi="Arial" w:cs="Arial"/>
           <w:b w:val="0"/>
           <w:sz w:val="24"/>
+          <w:rtl w:val="1"/>
+          <w:lang w:bidi="he-IL"/>
         </w:rPr>
         <w:t>מודול זה אחראי על שמירה ושליפה של נתונים. הוא משתמש ב-SQLite ושומר משתמשים, הודעות, חדרים, לוגים, חברים והיסטוריית הורדות.</w:t>
       </w:r>
@@ -2601,6 +2924,8 @@
           <w:rFonts w:ascii="Arial" w:hAnsi="Arial" w:cs="Arial"/>
           <w:b/>
           <w:sz w:val="28"/>
+          <w:rtl w:val="1"/>
+          <w:lang w:bidi="he-IL"/>
         </w:rPr>
         <w:t>`security.py`</w:t>
       </w:r>
@@ -2616,6 +2941,8 @@
           <w:rFonts w:ascii="Arial" w:hAnsi="Arial" w:cs="Arial"/>
           <w:b w:val="0"/>
           <w:sz w:val="24"/>
+          <w:rtl w:val="1"/>
+          <w:lang w:bidi="he-IL"/>
         </w:rPr>
         <w:t>מודול זה אחראי על אבטחה: בדיקת קלטים, hashing לסיסמאות, יצירת TLS context ותעודות פיתוח.</w:t>
       </w:r>
@@ -2632,6 +2959,8 @@
           <w:rFonts w:ascii="Arial" w:hAnsi="Arial" w:cs="Arial"/>
           <w:b/>
           <w:sz w:val="28"/>
+          <w:rtl w:val="1"/>
+          <w:lang w:bidi="he-IL"/>
         </w:rPr>
         <w:t>`models.py`</w:t>
       </w:r>
@@ -2647,6 +2976,8 @@
           <w:rFonts w:ascii="Arial" w:hAnsi="Arial" w:cs="Arial"/>
           <w:b w:val="0"/>
           <w:sz w:val="24"/>
+          <w:rtl w:val="1"/>
+          <w:lang w:bidi="he-IL"/>
         </w:rPr>
         <w:t>מודול זה כולל מחלקות נתונים כמו User, ChatMessage, ClientInfo ו-ServerEvent.</w:t>
       </w:r>
@@ -2663,6 +2994,8 @@
           <w:rFonts w:ascii="Arial" w:hAnsi="Arial" w:cs="Arial"/>
           <w:b/>
           <w:sz w:val="28"/>
+          <w:rtl w:val="1"/>
+          <w:lang w:bidi="he-IL"/>
         </w:rPr>
         <w:t>`config.py`</w:t>
       </w:r>
@@ -2678,6 +3011,8 @@
           <w:rFonts w:ascii="Arial" w:hAnsi="Arial" w:cs="Arial"/>
           <w:b w:val="0"/>
           <w:sz w:val="24"/>
+          <w:rtl w:val="1"/>
+          <w:lang w:bidi="he-IL"/>
         </w:rPr>
         <w:t>מודול זה כולל קבועים מרכזיים כמו כתובת ברירת מחדל, port, נתיבי קבצים ומגבלות גודל.</w:t>
       </w:r>
@@ -2700,6 +3035,8 @@
           <w:rFonts w:ascii="Arial" w:hAnsi="Arial" w:cs="Arial"/>
           <w:b/>
           <w:sz w:val="32"/>
+          <w:rtl w:val="1"/>
+          <w:lang w:bidi="he-IL"/>
         </w:rPr>
         <w:t>8. פרוטוקול התקשורת</w:t>
       </w:r>
@@ -2715,6 +3052,8 @@
           <w:rFonts w:ascii="Arial" w:hAnsi="Arial" w:cs="Arial"/>
           <w:b w:val="0"/>
           <w:sz w:val="24"/>
+          <w:rtl w:val="1"/>
+          <w:lang w:bidi="he-IL"/>
         </w:rPr>
         <w:t>הפרויקט מממש פרוטוקול עצמאי מעל TCP. הפרוטוקול בנוי כך:</w:t>
       </w:r>
@@ -2730,6 +3069,8 @@
           <w:rFonts w:ascii="Arial" w:hAnsi="Arial" w:cs="Arial"/>
           <w:b w:val="0"/>
           <w:sz w:val="24"/>
+          <w:rtl w:val="1"/>
+          <w:lang w:bidi="he-IL"/>
         </w:rPr>
         <w:t>1. 4 בתים ראשונים</w:t>
       </w:r>
@@ -2744,6 +3085,8 @@
           <w:rFonts w:ascii="Arial" w:hAnsi="Arial" w:cs="Arial"/>
           <w:b w:val="0"/>
           <w:sz w:val="24"/>
+          <w:rtl w:val="1"/>
+          <w:lang w:bidi="he-IL"/>
         </w:rPr>
         <w:t xml:space="preserve">   מציינים את אורך ה-payload.</w:t>
       </w:r>
@@ -2759,6 +3102,8 @@
           <w:rFonts w:ascii="Arial" w:hAnsi="Arial" w:cs="Arial"/>
           <w:b w:val="0"/>
           <w:sz w:val="24"/>
+          <w:rtl w:val="1"/>
+          <w:lang w:bidi="he-IL"/>
         </w:rPr>
         <w:t>2. Payload</w:t>
       </w:r>
@@ -2773,6 +3118,8 @@
           <w:rFonts w:ascii="Arial" w:hAnsi="Arial" w:cs="Arial"/>
           <w:b w:val="0"/>
           <w:sz w:val="24"/>
+          <w:rtl w:val="1"/>
+          <w:lang w:bidi="he-IL"/>
         </w:rPr>
         <w:t xml:space="preserve">   מחרוזת JSON בקידוד UTF-8.</w:t>
       </w:r>
@@ -2789,6 +3136,8 @@
           <w:rFonts w:ascii="Arial" w:hAnsi="Arial" w:cs="Arial"/>
           <w:b/>
           <w:sz w:val="28"/>
+          <w:rtl w:val="1"/>
+          <w:lang w:bidi="he-IL"/>
         </w:rPr>
         <w:t>דוגמת packet להרשמה</w:t>
       </w:r>
@@ -2871,6 +3220,8 @@
           <w:rFonts w:ascii="Arial" w:hAnsi="Arial" w:cs="Arial"/>
           <w:b/>
           <w:sz w:val="28"/>
+          <w:rtl w:val="1"/>
+          <w:lang w:bidi="he-IL"/>
         </w:rPr>
         <w:t>דוגמת packet להתחברות</w:t>
       </w:r>
@@ -2953,6 +3304,8 @@
           <w:rFonts w:ascii="Arial" w:hAnsi="Arial" w:cs="Arial"/>
           <w:b/>
           <w:sz w:val="28"/>
+          <w:rtl w:val="1"/>
+          <w:lang w:bidi="he-IL"/>
         </w:rPr>
         <w:t>דוגמת packet להודעת צ'אט</w:t>
       </w:r>
@@ -3022,6 +3375,8 @@
           <w:rFonts w:ascii="Arial" w:hAnsi="Arial" w:cs="Arial"/>
           <w:b/>
           <w:sz w:val="28"/>
+          <w:rtl w:val="1"/>
+          <w:lang w:bidi="he-IL"/>
         </w:rPr>
         <w:t>דוגמת packet לקובץ</w:t>
       </w:r>
@@ -3130,6 +3485,8 @@
           <w:rFonts w:ascii="Arial" w:hAnsi="Arial" w:cs="Arial"/>
           <w:b/>
           <w:sz w:val="28"/>
+          <w:rtl w:val="1"/>
+          <w:lang w:bidi="he-IL"/>
         </w:rPr>
         <w:t>סוגי הודעות מרכזיים</w:t>
       </w:r>
@@ -3145,6 +3502,8 @@
           <w:rFonts w:ascii="Arial" w:hAnsi="Arial" w:cs="Arial"/>
           <w:b w:val="0"/>
           <w:sz w:val="24"/>
+          <w:rtl w:val="1"/>
+          <w:lang w:bidi="he-IL"/>
         </w:rPr>
         <w:t>1. register - הרשמה.</w:t>
       </w:r>
@@ -3159,6 +3518,8 @@
           <w:rFonts w:ascii="Arial" w:hAnsi="Arial" w:cs="Arial"/>
           <w:b w:val="0"/>
           <w:sz w:val="24"/>
+          <w:rtl w:val="1"/>
+          <w:lang w:bidi="he-IL"/>
         </w:rPr>
         <w:t>2. login - התחברות.</w:t>
       </w:r>
@@ -3173,6 +3534,8 @@
           <w:rFonts w:ascii="Arial" w:hAnsi="Arial" w:cs="Arial"/>
           <w:b w:val="0"/>
           <w:sz w:val="24"/>
+          <w:rtl w:val="1"/>
+          <w:lang w:bidi="he-IL"/>
         </w:rPr>
         <w:t>3. message - הודעת צ'אט רגילה.</w:t>
       </w:r>
@@ -3187,6 +3550,8 @@
           <w:rFonts w:ascii="Arial" w:hAnsi="Arial" w:cs="Arial"/>
           <w:b w:val="0"/>
           <w:sz w:val="24"/>
+          <w:rtl w:val="1"/>
+          <w:lang w:bidi="he-IL"/>
         </w:rPr>
         <w:t>4. file - שליחת קובץ, תמונה או סרטון.</w:t>
       </w:r>
@@ -3201,6 +3566,8 @@
           <w:rFonts w:ascii="Arial" w:hAnsi="Arial" w:cs="Arial"/>
           <w:b w:val="0"/>
           <w:sz w:val="24"/>
+          <w:rtl w:val="1"/>
+          <w:lang w:bidi="he-IL"/>
         </w:rPr>
         <w:t>5. join - הצטרפות לחדר.</w:t>
       </w:r>
@@ -3215,6 +3582,8 @@
           <w:rFonts w:ascii="Arial" w:hAnsi="Arial" w:cs="Arial"/>
           <w:b w:val="0"/>
           <w:sz w:val="24"/>
+          <w:rtl w:val="1"/>
+          <w:lang w:bidi="he-IL"/>
         </w:rPr>
         <w:t>6. create_room - יצירת חדר.</w:t>
       </w:r>
@@ -3229,6 +3598,8 @@
           <w:rFonts w:ascii="Arial" w:hAnsi="Arial" w:cs="Arial"/>
           <w:b w:val="0"/>
           <w:sz w:val="24"/>
+          <w:rtl w:val="1"/>
+          <w:lang w:bidi="he-IL"/>
         </w:rPr>
         <w:t>7. rooms - בקשת רשימת חדרים.</w:t>
       </w:r>
@@ -3243,6 +3614,8 @@
           <w:rFonts w:ascii="Arial" w:hAnsi="Arial" w:cs="Arial"/>
           <w:b w:val="0"/>
           <w:sz w:val="24"/>
+          <w:rtl w:val="1"/>
+          <w:lang w:bidi="he-IL"/>
         </w:rPr>
         <w:t>8. users - בקשת רשימת משתמשים.</w:t>
       </w:r>
@@ -3257,6 +3630,8 @@
           <w:rFonts w:ascii="Arial" w:hAnsi="Arial" w:cs="Arial"/>
           <w:b w:val="0"/>
           <w:sz w:val="24"/>
+          <w:rtl w:val="1"/>
+          <w:lang w:bidi="he-IL"/>
         </w:rPr>
         <w:t>9. command - פקודות מתקדמות.</w:t>
       </w:r>
@@ -3271,6 +3646,8 @@
           <w:rFonts w:ascii="Arial" w:hAnsi="Arial" w:cs="Arial"/>
           <w:b w:val="0"/>
           <w:sz w:val="24"/>
+          <w:rtl w:val="1"/>
+          <w:lang w:bidi="he-IL"/>
         </w:rPr>
         <w:t>10. typing - חיווי הקלדה.</w:t>
       </w:r>
@@ -3285,6 +3662,8 @@
           <w:rFonts w:ascii="Arial" w:hAnsi="Arial" w:cs="Arial"/>
           <w:b w:val="0"/>
           <w:sz w:val="24"/>
+          <w:rtl w:val="1"/>
+          <w:lang w:bidi="he-IL"/>
         </w:rPr>
         <w:t>11. read_receipt - אישור קריאה.</w:t>
       </w:r>
@@ -3299,6 +3678,8 @@
           <w:rFonts w:ascii="Arial" w:hAnsi="Arial" w:cs="Arial"/>
           <w:b w:val="0"/>
           <w:sz w:val="24"/>
+          <w:rtl w:val="1"/>
+          <w:lang w:bidi="he-IL"/>
         </w:rPr>
         <w:t>12. download_event - רישום פתיחת קובץ.</w:t>
       </w:r>
@@ -3321,6 +3702,8 @@
           <w:rFonts w:ascii="Arial" w:hAnsi="Arial" w:cs="Arial"/>
           <w:b/>
           <w:sz w:val="32"/>
+          <w:rtl w:val="1"/>
+          <w:lang w:bidi="he-IL"/>
         </w:rPr>
         <w:t>9. אלגוריתמים מרכזיים</w:t>
       </w:r>
@@ -3337,6 +3720,8 @@
           <w:rFonts w:ascii="Arial" w:hAnsi="Arial" w:cs="Arial"/>
           <w:b/>
           <w:sz w:val="28"/>
+          <w:rtl w:val="1"/>
+          <w:lang w:bidi="he-IL"/>
         </w:rPr>
         <w:t>אלגוריתם קבלת packet</w:t>
       </w:r>
@@ -3352,6 +3737,8 @@
           <w:rFonts w:ascii="Arial" w:hAnsi="Arial" w:cs="Arial"/>
           <w:b w:val="0"/>
           <w:sz w:val="24"/>
+          <w:rtl w:val="1"/>
+          <w:lang w:bidi="he-IL"/>
         </w:rPr>
         <w:t>1. קוראים 4 בתים מה-socket.</w:t>
       </w:r>
@@ -3366,6 +3753,8 @@
           <w:rFonts w:ascii="Arial" w:hAnsi="Arial" w:cs="Arial"/>
           <w:b w:val="0"/>
           <w:sz w:val="24"/>
+          <w:rtl w:val="1"/>
+          <w:lang w:bidi="he-IL"/>
         </w:rPr>
         <w:t>2. מפרשים אותם כמספר שמייצג את גודל ה-payload.</w:t>
       </w:r>
@@ -3380,6 +3769,8 @@
           <w:rFonts w:ascii="Arial" w:hAnsi="Arial" w:cs="Arial"/>
           <w:b w:val="0"/>
           <w:sz w:val="24"/>
+          <w:rtl w:val="1"/>
+          <w:lang w:bidi="he-IL"/>
         </w:rPr>
         <w:t>3. בודקים שהגודל אינו חורג מהמותר.</w:t>
       </w:r>
@@ -3394,6 +3785,8 @@
           <w:rFonts w:ascii="Arial" w:hAnsi="Arial" w:cs="Arial"/>
           <w:b w:val="0"/>
           <w:sz w:val="24"/>
+          <w:rtl w:val="1"/>
+          <w:lang w:bidi="he-IL"/>
         </w:rPr>
         <w:t>4. קוראים בדיוק את כמות הבתים שנקבעה.</w:t>
       </w:r>
@@ -3408,6 +3801,8 @@
           <w:rFonts w:ascii="Arial" w:hAnsi="Arial" w:cs="Arial"/>
           <w:b w:val="0"/>
           <w:sz w:val="24"/>
+          <w:rtl w:val="1"/>
+          <w:lang w:bidi="he-IL"/>
         </w:rPr>
         <w:t>5. מפענחים את המידע מ-UTF-8.</w:t>
       </w:r>
@@ -3422,6 +3817,8 @@
           <w:rFonts w:ascii="Arial" w:hAnsi="Arial" w:cs="Arial"/>
           <w:b w:val="0"/>
           <w:sz w:val="24"/>
+          <w:rtl w:val="1"/>
+          <w:lang w:bidi="he-IL"/>
         </w:rPr>
         <w:t>6. ממירים את הטקסט ל-JSON.</w:t>
       </w:r>
@@ -3436,6 +3833,8 @@
           <w:rFonts w:ascii="Arial" w:hAnsi="Arial" w:cs="Arial"/>
           <w:b w:val="0"/>
           <w:sz w:val="24"/>
+          <w:rtl w:val="1"/>
+          <w:lang w:bidi="he-IL"/>
         </w:rPr>
         <w:t>7. בודקים שקיים שדה type.</w:t>
       </w:r>
@@ -3452,6 +3851,8 @@
           <w:rFonts w:ascii="Arial" w:hAnsi="Arial" w:cs="Arial"/>
           <w:b/>
           <w:sz w:val="28"/>
+          <w:rtl w:val="1"/>
+          <w:lang w:bidi="he-IL"/>
         </w:rPr>
         <w:t>אלגוריתם שליחת הודעה לחדר</w:t>
       </w:r>
@@ -3467,6 +3868,8 @@
           <w:rFonts w:ascii="Arial" w:hAnsi="Arial" w:cs="Arial"/>
           <w:b w:val="0"/>
           <w:sz w:val="24"/>
+          <w:rtl w:val="1"/>
+          <w:lang w:bidi="he-IL"/>
         </w:rPr>
         <w:t>1. הלקוח שולח packet מסוג message.</w:t>
       </w:r>
@@ -3481,6 +3884,8 @@
           <w:rFonts w:ascii="Arial" w:hAnsi="Arial" w:cs="Arial"/>
           <w:b w:val="0"/>
           <w:sz w:val="24"/>
+          <w:rtl w:val="1"/>
+          <w:lang w:bidi="he-IL"/>
         </w:rPr>
         <w:t>2. השרת בודק שהלקוח מחובר.</w:t>
       </w:r>
@@ -3495,6 +3900,8 @@
           <w:rFonts w:ascii="Arial" w:hAnsi="Arial" w:cs="Arial"/>
           <w:b w:val="0"/>
           <w:sz w:val="24"/>
+          <w:rtl w:val="1"/>
+          <w:lang w:bidi="he-IL"/>
         </w:rPr>
         <w:t>3. השרת בודק שההודעה אינה ריקה ואינה ארוכה מדי.</w:t>
       </w:r>
@@ -3509,6 +3916,8 @@
           <w:rFonts w:ascii="Arial" w:hAnsi="Arial" w:cs="Arial"/>
           <w:b w:val="0"/>
           <w:sz w:val="24"/>
+          <w:rtl w:val="1"/>
+          <w:lang w:bidi="he-IL"/>
         </w:rPr>
         <w:t>4. השרת שומר את ההודעה בבסיס הנתונים.</w:t>
       </w:r>
@@ -3523,6 +3932,8 @@
           <w:rFonts w:ascii="Arial" w:hAnsi="Arial" w:cs="Arial"/>
           <w:b w:val="0"/>
           <w:sz w:val="24"/>
+          <w:rtl w:val="1"/>
+          <w:lang w:bidi="he-IL"/>
         </w:rPr>
         <w:t>5. השרת עובר על כל הלקוחות המחוברים.</w:t>
       </w:r>
@@ -3537,6 +3948,8 @@
           <w:rFonts w:ascii="Arial" w:hAnsi="Arial" w:cs="Arial"/>
           <w:b w:val="0"/>
           <w:sz w:val="24"/>
+          <w:rtl w:val="1"/>
+          <w:lang w:bidi="he-IL"/>
         </w:rPr>
         <w:t>6. השרת שולח את ההודעה רק ללקוחות שנמצאים באותו חדר.</w:t>
       </w:r>
@@ -3553,6 +3966,8 @@
           <w:rFonts w:ascii="Arial" w:hAnsi="Arial" w:cs="Arial"/>
           <w:b/>
           <w:sz w:val="28"/>
+          <w:rtl w:val="1"/>
+          <w:lang w:bidi="he-IL"/>
         </w:rPr>
         <w:t>אלגוריתם הרשמה</w:t>
       </w:r>
@@ -3568,6 +3983,8 @@
           <w:rFonts w:ascii="Arial" w:hAnsi="Arial" w:cs="Arial"/>
           <w:b w:val="0"/>
           <w:sz w:val="24"/>
+          <w:rtl w:val="1"/>
+          <w:lang w:bidi="he-IL"/>
         </w:rPr>
         <w:t>1. הלקוח שולח שם משתמש וסיסמה.</w:t>
       </w:r>
@@ -3582,6 +3999,8 @@
           <w:rFonts w:ascii="Arial" w:hAnsi="Arial" w:cs="Arial"/>
           <w:b w:val="0"/>
           <w:sz w:val="24"/>
+          <w:rtl w:val="1"/>
+          <w:lang w:bidi="he-IL"/>
         </w:rPr>
         <w:t>2. השרת בודק ששם המשתמש חוקי.</w:t>
       </w:r>
@@ -3596,6 +4015,8 @@
           <w:rFonts w:ascii="Arial" w:hAnsi="Arial" w:cs="Arial"/>
           <w:b w:val="0"/>
           <w:sz w:val="24"/>
+          <w:rtl w:val="1"/>
+          <w:lang w:bidi="he-IL"/>
         </w:rPr>
         <w:t>3. השרת בודק שהסיסמה באורך מתאים.</w:t>
       </w:r>
@@ -3610,6 +4031,8 @@
           <w:rFonts w:ascii="Arial" w:hAnsi="Arial" w:cs="Arial"/>
           <w:b w:val="0"/>
           <w:sz w:val="24"/>
+          <w:rtl w:val="1"/>
+          <w:lang w:bidi="he-IL"/>
         </w:rPr>
         <w:t>4. השרת יוצר salt אקראי.</w:t>
       </w:r>
@@ -3624,6 +4047,8 @@
           <w:rFonts w:ascii="Arial" w:hAnsi="Arial" w:cs="Arial"/>
           <w:b w:val="0"/>
           <w:sz w:val="24"/>
+          <w:rtl w:val="1"/>
+          <w:lang w:bidi="he-IL"/>
         </w:rPr>
         <w:t>5. השרת מחשב hash עם PBKDF2.</w:t>
       </w:r>
@@ -3638,6 +4063,8 @@
           <w:rFonts w:ascii="Arial" w:hAnsi="Arial" w:cs="Arial"/>
           <w:b w:val="0"/>
           <w:sz w:val="24"/>
+          <w:rtl w:val="1"/>
+          <w:lang w:bidi="he-IL"/>
         </w:rPr>
         <w:t>6. השרת שומר את שם המשתמש וה-hash בבסיס הנתונים.</w:t>
       </w:r>
@@ -3652,6 +4079,8 @@
           <w:rFonts w:ascii="Arial" w:hAnsi="Arial" w:cs="Arial"/>
           <w:b w:val="0"/>
           <w:sz w:val="24"/>
+          <w:rtl w:val="1"/>
+          <w:lang w:bidi="he-IL"/>
         </w:rPr>
         <w:t>7. אם שם המשתמש כבר קיים, מוחזרת הודעת שגיאה.</w:t>
       </w:r>
@@ -3668,6 +4097,8 @@
           <w:rFonts w:ascii="Arial" w:hAnsi="Arial" w:cs="Arial"/>
           <w:b/>
           <w:sz w:val="28"/>
+          <w:rtl w:val="1"/>
+          <w:lang w:bidi="he-IL"/>
         </w:rPr>
         <w:t>אלגוריתם שליחת קובץ</w:t>
       </w:r>
@@ -3683,6 +4114,8 @@
           <w:rFonts w:ascii="Arial" w:hAnsi="Arial" w:cs="Arial"/>
           <w:b w:val="0"/>
           <w:sz w:val="24"/>
+          <w:rtl w:val="1"/>
+          <w:lang w:bidi="he-IL"/>
         </w:rPr>
         <w:t>1. המשתמש בוחר קובץ דרך הממשק.</w:t>
       </w:r>
@@ -3697,6 +4130,8 @@
           <w:rFonts w:ascii="Arial" w:hAnsi="Arial" w:cs="Arial"/>
           <w:b w:val="0"/>
           <w:sz w:val="24"/>
+          <w:rtl w:val="1"/>
+          <w:lang w:bidi="he-IL"/>
         </w:rPr>
         <w:t>2. הלקוח בודק שהקובץ אינו גדול מדי.</w:t>
       </w:r>
@@ -3711,6 +4146,8 @@
           <w:rFonts w:ascii="Arial" w:hAnsi="Arial" w:cs="Arial"/>
           <w:b w:val="0"/>
           <w:sz w:val="24"/>
+          <w:rtl w:val="1"/>
+          <w:lang w:bidi="he-IL"/>
         </w:rPr>
         <w:t>3. הלקוח קורא את הקובץ וממיר אותו ל-base64.</w:t>
       </w:r>
@@ -3725,6 +4162,8 @@
           <w:rFonts w:ascii="Arial" w:hAnsi="Arial" w:cs="Arial"/>
           <w:b w:val="0"/>
           <w:sz w:val="24"/>
+          <w:rtl w:val="1"/>
+          <w:lang w:bidi="he-IL"/>
         </w:rPr>
         <w:t>4. הלקוח שולח packet מסוג file.</w:t>
       </w:r>
@@ -3739,6 +4178,8 @@
           <w:rFonts w:ascii="Arial" w:hAnsi="Arial" w:cs="Arial"/>
           <w:b w:val="0"/>
           <w:sz w:val="24"/>
+          <w:rtl w:val="1"/>
+          <w:lang w:bidi="he-IL"/>
         </w:rPr>
         <w:t>5. השרת מפענח את base64.</w:t>
       </w:r>
@@ -3753,6 +4194,8 @@
           <w:rFonts w:ascii="Arial" w:hAnsi="Arial" w:cs="Arial"/>
           <w:b w:val="0"/>
           <w:sz w:val="24"/>
+          <w:rtl w:val="1"/>
+          <w:lang w:bidi="he-IL"/>
         </w:rPr>
         <w:t>6. השרת שומר עותק בתיקיית uploads.</w:t>
       </w:r>
@@ -3767,6 +4210,8 @@
           <w:rFonts w:ascii="Arial" w:hAnsi="Arial" w:cs="Arial"/>
           <w:b w:val="0"/>
           <w:sz w:val="24"/>
+          <w:rtl w:val="1"/>
+          <w:lang w:bidi="he-IL"/>
         </w:rPr>
         <w:t>7. השרת שולח את הקובץ לכל המשתמשים בחדר.</w:t>
       </w:r>
@@ -3781,6 +4226,8 @@
           <w:rFonts w:ascii="Arial" w:hAnsi="Arial" w:cs="Arial"/>
           <w:b w:val="0"/>
           <w:sz w:val="24"/>
+          <w:rtl w:val="1"/>
+          <w:lang w:bidi="he-IL"/>
         </w:rPr>
         <w:t>8. הלקוח המקבל שומר את הקובץ בתיקיית downloads.</w:t>
       </w:r>
@@ -3795,6 +4242,8 @@
           <w:rFonts w:ascii="Arial" w:hAnsi="Arial" w:cs="Arial"/>
           <w:b w:val="0"/>
           <w:sz w:val="24"/>
+          <w:rtl w:val="1"/>
+          <w:lang w:bidi="he-IL"/>
         </w:rPr>
         <w:t>9. אם מדובר בתמונה, מוצגת תצוגה מקדימה במסך הצ'אט.</w:t>
       </w:r>
@@ -3817,6 +4266,8 @@
           <w:rFonts w:ascii="Arial" w:hAnsi="Arial" w:cs="Arial"/>
           <w:b/>
           <w:sz w:val="32"/>
+          <w:rtl w:val="1"/>
+          <w:lang w:bidi="he-IL"/>
         </w:rPr>
         <w:t>10. אבטחת מידע וחולשות</w:t>
       </w:r>
@@ -3833,6 +4284,8 @@
           <w:rFonts w:ascii="Arial" w:hAnsi="Arial" w:cs="Arial"/>
           <w:b/>
           <w:sz w:val="28"/>
+          <w:rtl w:val="1"/>
+          <w:lang w:bidi="he-IL"/>
         </w:rPr>
         <w:t>הצפנת תקשורת</w:t>
       </w:r>
@@ -3848,6 +4301,8 @@
           <w:rFonts w:ascii="Arial" w:hAnsi="Arial" w:cs="Arial"/>
           <w:b w:val="0"/>
           <w:sz w:val="24"/>
+          <w:rtl w:val="1"/>
+          <w:lang w:bidi="he-IL"/>
         </w:rPr>
         <w:t>המערכת משתמשת ב-TLS ולכן המידע שעובר בין הלקוח לשרת מוצפן. הדבר מקטין את הסיכון שמאזין ברשת יראה הודעות, סיסמאות או קבצים.</w:t>
       </w:r>
@@ -3864,6 +4319,8 @@
           <w:rFonts w:ascii="Arial" w:hAnsi="Arial" w:cs="Arial"/>
           <w:b/>
           <w:sz w:val="28"/>
+          <w:rtl w:val="1"/>
+          <w:lang w:bidi="he-IL"/>
         </w:rPr>
         <w:t>שמירת סיסמאות</w:t>
       </w:r>
@@ -3879,6 +4336,8 @@
           <w:rFonts w:ascii="Arial" w:hAnsi="Arial" w:cs="Arial"/>
           <w:b w:val="0"/>
           <w:sz w:val="24"/>
+          <w:rtl w:val="1"/>
+          <w:lang w:bidi="he-IL"/>
         </w:rPr>
         <w:t>סיסמאות אינן נשמרות כטקסט גלוי. במקום זאת נשמר hash שנוצר באמצעות PBKDF2 עם salt אקראי. אם בסיס הנתונים נגנב, התוקף לא מקבל את הסיסמאות המקוריות באופן ישיר.</w:t>
       </w:r>
@@ -3895,6 +4354,8 @@
           <w:rFonts w:ascii="Arial" w:hAnsi="Arial" w:cs="Arial"/>
           <w:b/>
           <w:sz w:val="28"/>
+          <w:rtl w:val="1"/>
+          <w:lang w:bidi="he-IL"/>
         </w:rPr>
         <w:t>הגנה מפני SQL Injection</w:t>
       </w:r>
@@ -3910,6 +4371,8 @@
           <w:rFonts w:ascii="Arial" w:hAnsi="Arial" w:cs="Arial"/>
           <w:b w:val="0"/>
           <w:sz w:val="24"/>
+          <w:rtl w:val="1"/>
+          <w:lang w:bidi="he-IL"/>
         </w:rPr>
         <w:t>כל השאילתות משתמשות בפרמטרים. לדוגמה, במקום לחבר מחרוזת SQL עם קלט משתמש, הקוד מעביר את הערכים בנפרד ל-SQLite.</w:t>
       </w:r>
@@ -3926,6 +4389,8 @@
           <w:rFonts w:ascii="Arial" w:hAnsi="Arial" w:cs="Arial"/>
           <w:b/>
           <w:sz w:val="28"/>
+          <w:rtl w:val="1"/>
+          <w:lang w:bidi="he-IL"/>
         </w:rPr>
         <w:t>הגבלת גודל packets</w:t>
       </w:r>
@@ -3941,6 +4406,8 @@
           <w:rFonts w:ascii="Arial" w:hAnsi="Arial" w:cs="Arial"/>
           <w:b w:val="0"/>
           <w:sz w:val="24"/>
+          <w:rtl w:val="1"/>
+          <w:lang w:bidi="he-IL"/>
         </w:rPr>
         <w:t>הפרוטוקול מגביל את גודל ה-packet. כך נמנע מצב שבו משתמש שולח מידע ענק כדי לגרום לשרת לקרוס.</w:t>
       </w:r>
@@ -3957,6 +4424,8 @@
           <w:rFonts w:ascii="Arial" w:hAnsi="Arial" w:cs="Arial"/>
           <w:b/>
           <w:sz w:val="28"/>
+          <w:rtl w:val="1"/>
+          <w:lang w:bidi="he-IL"/>
         </w:rPr>
         <w:t>הגבלת גודל קבצים</w:t>
       </w:r>
@@ -3972,6 +4441,8 @@
           <w:rFonts w:ascii="Arial" w:hAnsi="Arial" w:cs="Arial"/>
           <w:b w:val="0"/>
           <w:sz w:val="24"/>
+          <w:rtl w:val="1"/>
+          <w:lang w:bidi="he-IL"/>
         </w:rPr>
         <w:t>המערכת מגבילה את גודל הקובץ שניתן לשלוח. פעולה זו מגינה מפני הצפת זיכרון ודיסק.</w:t>
       </w:r>
@@ -3988,6 +4459,8 @@
           <w:rFonts w:ascii="Arial" w:hAnsi="Arial" w:cs="Arial"/>
           <w:b/>
           <w:sz w:val="28"/>
+          <w:rtl w:val="1"/>
+          <w:lang w:bidi="he-IL"/>
         </w:rPr>
         <w:t>ניקוי שמות קבצים</w:t>
       </w:r>
@@ -4003,6 +4476,8 @@
           <w:rFonts w:ascii="Arial" w:hAnsi="Arial" w:cs="Arial"/>
           <w:b w:val="0"/>
           <w:sz w:val="24"/>
+          <w:rtl w:val="1"/>
+          <w:lang w:bidi="he-IL"/>
         </w:rPr>
         <w:t>המערכת מחליפה תווי נתיב מסוכנים בשם הקובץ. כך נמנעת כתיבה לתיקיות לא רצויות.</w:t>
       </w:r>
@@ -4019,6 +4494,8 @@
           <w:rFonts w:ascii="Arial" w:hAnsi="Arial" w:cs="Arial"/>
           <w:b/>
           <w:sz w:val="28"/>
+          <w:rtl w:val="1"/>
+          <w:lang w:bidi="he-IL"/>
         </w:rPr>
         <w:t>ניהול חריגות</w:t>
       </w:r>
@@ -4034,6 +4511,8 @@
           <w:rFonts w:ascii="Arial" w:hAnsi="Arial" w:cs="Arial"/>
           <w:b w:val="0"/>
           <w:sz w:val="24"/>
+          <w:rtl w:val="1"/>
+          <w:lang w:bidi="he-IL"/>
         </w:rPr>
         <w:t>בשרת יש שימוש ב-try/except כדי למנוע קריסה כאשר לקוח מתנתק או שולח מידע לא תקין.</w:t>
       </w:r>
@@ -4050,6 +4529,8 @@
           <w:rFonts w:ascii="Arial" w:hAnsi="Arial" w:cs="Arial"/>
           <w:b/>
           <w:sz w:val="28"/>
+          <w:rtl w:val="1"/>
+          <w:lang w:bidi="he-IL"/>
         </w:rPr>
         <w:t>חולשות שנותרו</w:t>
       </w:r>
@@ -4065,6 +4546,8 @@
           <w:rFonts w:ascii="Arial" w:hAnsi="Arial" w:cs="Arial"/>
           <w:b w:val="0"/>
           <w:sz w:val="24"/>
+          <w:rtl w:val="1"/>
+          <w:lang w:bidi="he-IL"/>
         </w:rPr>
         <w:t>1. תעודת TLS היא תעודת פיתוח מקומית ולא תעודה מסחרית מאומתת.</w:t>
       </w:r>
@@ -4079,6 +4562,8 @@
           <w:rFonts w:ascii="Arial" w:hAnsi="Arial" w:cs="Arial"/>
           <w:b w:val="0"/>
           <w:sz w:val="24"/>
+          <w:rtl w:val="1"/>
+          <w:lang w:bidi="he-IL"/>
         </w:rPr>
         <w:t>2. קוד 2FA הוא לימודי בלבד ולא נשלח לערוץ חיצוני.</w:t>
       </w:r>
@@ -4093,6 +4578,8 @@
           <w:rFonts w:ascii="Arial" w:hAnsi="Arial" w:cs="Arial"/>
           <w:b w:val="0"/>
           <w:sz w:val="24"/>
+          <w:rtl w:val="1"/>
+          <w:lang w:bidi="he-IL"/>
         </w:rPr>
         <w:t>3. אין מערכת הרשאות מלאה ברמת ארגון מסחרי.</w:t>
       </w:r>
@@ -4107,6 +4594,8 @@
           <w:rFonts w:ascii="Arial" w:hAnsi="Arial" w:cs="Arial"/>
           <w:b w:val="0"/>
           <w:sz w:val="24"/>
+          <w:rtl w:val="1"/>
+          <w:lang w:bidi="he-IL"/>
         </w:rPr>
         <w:t>4. אין סריקת אנטי-וירוס לקבצים שנשלחים.</w:t>
       </w:r>
@@ -4121,6 +4610,8 @@
           <w:rFonts w:ascii="Arial" w:hAnsi="Arial" w:cs="Arial"/>
           <w:b w:val="0"/>
           <w:sz w:val="24"/>
+          <w:rtl w:val="1"/>
+          <w:lang w:bidi="he-IL"/>
         </w:rPr>
         <w:t>5. אין הגבלת קצב התחברות מתקדמת נגד brute force.</w:t>
       </w:r>
@@ -4137,6 +4628,8 @@
           <w:rFonts w:ascii="Arial" w:hAnsi="Arial" w:cs="Arial"/>
           <w:b/>
           <w:sz w:val="28"/>
+          <w:rtl w:val="1"/>
+          <w:lang w:bidi="he-IL"/>
         </w:rPr>
         <w:t>שיפורים עתידיים באבטחה</w:t>
       </w:r>
@@ -4152,6 +4645,8 @@
           <w:rFonts w:ascii="Arial" w:hAnsi="Arial" w:cs="Arial"/>
           <w:b w:val="0"/>
           <w:sz w:val="24"/>
+          <w:rtl w:val="1"/>
+          <w:lang w:bidi="he-IL"/>
         </w:rPr>
         <w:t>1. שימוש בתעודת TLS חתומה על ידי CA.</w:t>
       </w:r>
@@ -4166,6 +4661,8 @@
           <w:rFonts w:ascii="Arial" w:hAnsi="Arial" w:cs="Arial"/>
           <w:b w:val="0"/>
           <w:sz w:val="24"/>
+          <w:rtl w:val="1"/>
+          <w:lang w:bidi="he-IL"/>
         </w:rPr>
         <w:t>2. הוספת rate limiting להתחברות.</w:t>
       </w:r>
@@ -4180,6 +4677,8 @@
           <w:rFonts w:ascii="Arial" w:hAnsi="Arial" w:cs="Arial"/>
           <w:b w:val="0"/>
           <w:sz w:val="24"/>
+          <w:rtl w:val="1"/>
+          <w:lang w:bidi="he-IL"/>
         </w:rPr>
         <w:t>3. הוספת אימות דו שלבי אמיתי באפליקציית Authenticator.</w:t>
       </w:r>
@@ -4194,6 +4693,8 @@
           <w:rFonts w:ascii="Arial" w:hAnsi="Arial" w:cs="Arial"/>
           <w:b w:val="0"/>
           <w:sz w:val="24"/>
+          <w:rtl w:val="1"/>
+          <w:lang w:bidi="he-IL"/>
         </w:rPr>
         <w:t>4. סריקת קבצים לפני פתיחה.</w:t>
       </w:r>
@@ -4208,6 +4709,8 @@
           <w:rFonts w:ascii="Arial" w:hAnsi="Arial" w:cs="Arial"/>
           <w:b w:val="0"/>
           <w:sz w:val="24"/>
+          <w:rtl w:val="1"/>
+          <w:lang w:bidi="he-IL"/>
         </w:rPr>
         <w:t>5. הרשאות מפורטות יותר לכל חדר.</w:t>
       </w:r>
@@ -4230,6 +4733,8 @@
           <w:rFonts w:ascii="Arial" w:hAnsi="Arial" w:cs="Arial"/>
           <w:b/>
           <w:sz w:val="32"/>
+          <w:rtl w:val="1"/>
+          <w:lang w:bidi="he-IL"/>
         </w:rPr>
         <w:t>11. תיאור מימוש הפרויקט</w:t>
       </w:r>
@@ -4246,6 +4751,8 @@
           <w:rFonts w:ascii="Arial" w:hAnsi="Arial" w:cs="Arial"/>
           <w:b/>
           <w:sz w:val="28"/>
+          <w:rtl w:val="1"/>
+          <w:lang w:bidi="he-IL"/>
         </w:rPr>
         <w:t>סביבת פיתוח</w:t>
       </w:r>
@@ -4261,6 +4768,8 @@
           <w:rFonts w:ascii="Arial" w:hAnsi="Arial" w:cs="Arial"/>
           <w:b w:val="0"/>
           <w:sz w:val="24"/>
+          <w:rtl w:val="1"/>
+          <w:lang w:bidi="he-IL"/>
         </w:rPr>
         <w:t>שפת תכנות: Python</w:t>
       </w:r>
@@ -4275,6 +4784,8 @@
           <w:rFonts w:ascii="Arial" w:hAnsi="Arial" w:cs="Arial"/>
           <w:b w:val="0"/>
           <w:sz w:val="24"/>
+          <w:rtl w:val="1"/>
+          <w:lang w:bidi="he-IL"/>
         </w:rPr>
         <w:t>ממשק משתמש: Tkinter</w:t>
       </w:r>
@@ -4289,6 +4800,8 @@
           <w:rFonts w:ascii="Arial" w:hAnsi="Arial" w:cs="Arial"/>
           <w:b w:val="0"/>
           <w:sz w:val="24"/>
+          <w:rtl w:val="1"/>
+          <w:lang w:bidi="he-IL"/>
         </w:rPr>
         <w:t>בסיס נתונים: SQLite</w:t>
       </w:r>
@@ -4303,6 +4816,8 @@
           <w:rFonts w:ascii="Arial" w:hAnsi="Arial" w:cs="Arial"/>
           <w:b w:val="0"/>
           <w:sz w:val="24"/>
+          <w:rtl w:val="1"/>
+          <w:lang w:bidi="he-IL"/>
         </w:rPr>
         <w:t>תקשורת: TCP sockets</w:t>
       </w:r>
@@ -4317,6 +4832,8 @@
           <w:rFonts w:ascii="Arial" w:hAnsi="Arial" w:cs="Arial"/>
           <w:b w:val="0"/>
           <w:sz w:val="24"/>
+          <w:rtl w:val="1"/>
+          <w:lang w:bidi="he-IL"/>
         </w:rPr>
         <w:t>הצפנה: TLS דרך ספריית ssl</w:t>
       </w:r>
@@ -4331,6 +4848,8 @@
           <w:rFonts w:ascii="Arial" w:hAnsi="Arial" w:cs="Arial"/>
           <w:b w:val="0"/>
           <w:sz w:val="24"/>
+          <w:rtl w:val="1"/>
+          <w:lang w:bidi="he-IL"/>
         </w:rPr>
         <w:t>ספרייה לתמונות: Pillow</w:t>
       </w:r>
@@ -4345,6 +4864,8 @@
           <w:rFonts w:ascii="Arial" w:hAnsi="Arial" w:cs="Arial"/>
           <w:b w:val="0"/>
           <w:sz w:val="24"/>
+          <w:rtl w:val="1"/>
+          <w:lang w:bidi="he-IL"/>
         </w:rPr>
         <w:t>ניהול גרסאות: Git ו-GitHub</w:t>
       </w:r>
@@ -4361,6 +4882,8 @@
           <w:rFonts w:ascii="Arial" w:hAnsi="Arial" w:cs="Arial"/>
           <w:b/>
           <w:sz w:val="28"/>
+          <w:rtl w:val="1"/>
+          <w:lang w:bidi="he-IL"/>
         </w:rPr>
         <w:t>הרצת השרת</w:t>
       </w:r>
@@ -4391,6 +4914,8 @@
           <w:rFonts w:ascii="Arial" w:hAnsi="Arial" w:cs="Arial"/>
           <w:b/>
           <w:sz w:val="28"/>
+          <w:rtl w:val="1"/>
+          <w:lang w:bidi="he-IL"/>
         </w:rPr>
         <w:t>הרצת לקוח</w:t>
       </w:r>
@@ -4421,6 +4946,8 @@
           <w:rFonts w:ascii="Arial" w:hAnsi="Arial" w:cs="Arial"/>
           <w:b/>
           <w:sz w:val="28"/>
+          <w:rtl w:val="1"/>
+          <w:lang w:bidi="he-IL"/>
         </w:rPr>
         <w:t>התקנת תלויות</w:t>
       </w:r>
@@ -4451,6 +4978,8 @@
           <w:rFonts w:ascii="Arial" w:hAnsi="Arial" w:cs="Arial"/>
           <w:b/>
           <w:sz w:val="28"/>
+          <w:rtl w:val="1"/>
+          <w:lang w:bidi="he-IL"/>
         </w:rPr>
         <w:t>מבנה תיקיות</w:t>
       </w:r>
@@ -4705,6 +5234,8 @@
           <w:rFonts w:ascii="Arial" w:hAnsi="Arial" w:cs="Arial"/>
           <w:b/>
           <w:sz w:val="32"/>
+          <w:rtl w:val="1"/>
+          <w:lang w:bidi="he-IL"/>
         </w:rPr>
         <w:t>12. תכנות מונחה עצמים</w:t>
       </w:r>
@@ -4720,6 +5251,8 @@
           <w:rFonts w:ascii="Arial" w:hAnsi="Arial" w:cs="Arial"/>
           <w:b w:val="0"/>
           <w:sz w:val="24"/>
+          <w:rtl w:val="1"/>
+          <w:lang w:bidi="he-IL"/>
         </w:rPr>
         <w:t>הפרויקט עומד בדרישת תכנות מונחה עצמים ומכיל הרבה יותר מארבע מחלקות.</w:t>
       </w:r>
@@ -4736,6 +5269,8 @@
           <w:rFonts w:ascii="Arial" w:hAnsi="Arial" w:cs="Arial"/>
           <w:b/>
           <w:sz w:val="28"/>
+          <w:rtl w:val="1"/>
+          <w:lang w:bidi="he-IL"/>
         </w:rPr>
         <w:t>מחלקות מרכזיות</w:t>
       </w:r>
@@ -4751,6 +5286,8 @@
           <w:rFonts w:ascii="Arial" w:hAnsi="Arial" w:cs="Arial"/>
           <w:b w:val="0"/>
           <w:sz w:val="24"/>
+          <w:rtl w:val="1"/>
+          <w:lang w:bidi="he-IL"/>
         </w:rPr>
         <w:t>1. ChatClientConnection</w:t>
       </w:r>
@@ -4765,6 +5302,8 @@
           <w:rFonts w:ascii="Arial" w:hAnsi="Arial" w:cs="Arial"/>
           <w:b w:val="0"/>
           <w:sz w:val="24"/>
+          <w:rtl w:val="1"/>
+          <w:lang w:bidi="he-IL"/>
         </w:rPr>
         <w:t xml:space="preserve">   אחראית על החיבור של הלקוח לשרת, שליחה וקבלה של packets.</w:t>
       </w:r>
@@ -4780,6 +5319,8 @@
           <w:rFonts w:ascii="Arial" w:hAnsi="Arial" w:cs="Arial"/>
           <w:b w:val="0"/>
           <w:sz w:val="24"/>
+          <w:rtl w:val="1"/>
+          <w:lang w:bidi="he-IL"/>
         </w:rPr>
         <w:t>2. SecureChatApp</w:t>
       </w:r>
@@ -4794,6 +5335,8 @@
           <w:rFonts w:ascii="Arial" w:hAnsi="Arial" w:cs="Arial"/>
           <w:b w:val="0"/>
           <w:sz w:val="24"/>
+          <w:rtl w:val="1"/>
+          <w:lang w:bidi="he-IL"/>
         </w:rPr>
         <w:t xml:space="preserve">   אחראית על הממשק הגרפי של הלקוח.</w:t>
       </w:r>
@@ -4809,6 +5352,8 @@
           <w:rFonts w:ascii="Arial" w:hAnsi="Arial" w:cs="Arial"/>
           <w:b w:val="0"/>
           <w:sz w:val="24"/>
+          <w:rtl w:val="1"/>
+          <w:lang w:bidi="he-IL"/>
         </w:rPr>
         <w:t>3. SecureChatServer</w:t>
       </w:r>
@@ -4823,6 +5368,8 @@
           <w:rFonts w:ascii="Arial" w:hAnsi="Arial" w:cs="Arial"/>
           <w:b w:val="0"/>
           <w:sz w:val="24"/>
+          <w:rtl w:val="1"/>
+          <w:lang w:bidi="he-IL"/>
         </w:rPr>
         <w:t xml:space="preserve">   אחראית על הפעלת השרת, ניהול לקוחות והפצת הודעות.</w:t>
       </w:r>
@@ -4838,6 +5385,8 @@
           <w:rFonts w:ascii="Arial" w:hAnsi="Arial" w:cs="Arial"/>
           <w:b w:val="0"/>
           <w:sz w:val="24"/>
+          <w:rtl w:val="1"/>
+          <w:lang w:bidi="he-IL"/>
         </w:rPr>
         <w:t>4. ClientHandler</w:t>
       </w:r>
@@ -4852,6 +5401,8 @@
           <w:rFonts w:ascii="Arial" w:hAnsi="Arial" w:cs="Arial"/>
           <w:b w:val="0"/>
           <w:sz w:val="24"/>
+          <w:rtl w:val="1"/>
+          <w:lang w:bidi="he-IL"/>
         </w:rPr>
         <w:t xml:space="preserve">   מייצגת לקוח יחיד בצד השרת ורצה בתוך Thread.</w:t>
       </w:r>
@@ -4867,6 +5418,8 @@
           <w:rFonts w:ascii="Arial" w:hAnsi="Arial" w:cs="Arial"/>
           <w:b w:val="0"/>
           <w:sz w:val="24"/>
+          <w:rtl w:val="1"/>
+          <w:lang w:bidi="he-IL"/>
         </w:rPr>
         <w:t>5. ChatProtocol</w:t>
       </w:r>
@@ -4881,6 +5434,8 @@
           <w:rFonts w:ascii="Arial" w:hAnsi="Arial" w:cs="Arial"/>
           <w:b w:val="0"/>
           <w:sz w:val="24"/>
+          <w:rtl w:val="1"/>
+          <w:lang w:bidi="he-IL"/>
         </w:rPr>
         <w:t xml:space="preserve">   אחראית על שליחה וקבלה של הודעות לפי הפרוטוקול.</w:t>
       </w:r>
@@ -4896,6 +5451,8 @@
           <w:rFonts w:ascii="Arial" w:hAnsi="Arial" w:cs="Arial"/>
           <w:b w:val="0"/>
           <w:sz w:val="24"/>
+          <w:rtl w:val="1"/>
+          <w:lang w:bidi="he-IL"/>
         </w:rPr>
         <w:t>6. ChatDatabase</w:t>
       </w:r>
@@ -4910,6 +5467,8 @@
           <w:rFonts w:ascii="Arial" w:hAnsi="Arial" w:cs="Arial"/>
           <w:b w:val="0"/>
           <w:sz w:val="24"/>
+          <w:rtl w:val="1"/>
+          <w:lang w:bidi="he-IL"/>
         </w:rPr>
         <w:t xml:space="preserve">   אחראית על כל הגישה לבסיס הנתונים.</w:t>
       </w:r>
@@ -4925,6 +5484,8 @@
           <w:rFonts w:ascii="Arial" w:hAnsi="Arial" w:cs="Arial"/>
           <w:b w:val="0"/>
           <w:sz w:val="24"/>
+          <w:rtl w:val="1"/>
+          <w:lang w:bidi="he-IL"/>
         </w:rPr>
         <w:t>7. PasswordHasher</w:t>
       </w:r>
@@ -4939,6 +5500,8 @@
           <w:rFonts w:ascii="Arial" w:hAnsi="Arial" w:cs="Arial"/>
           <w:b w:val="0"/>
           <w:sz w:val="24"/>
+          <w:rtl w:val="1"/>
+          <w:lang w:bidi="he-IL"/>
         </w:rPr>
         <w:t xml:space="preserve">   אחראית על hashing ואימות סיסמאות.</w:t>
       </w:r>
@@ -4954,6 +5517,8 @@
           <w:rFonts w:ascii="Arial" w:hAnsi="Arial" w:cs="Arial"/>
           <w:b w:val="0"/>
           <w:sz w:val="24"/>
+          <w:rtl w:val="1"/>
+          <w:lang w:bidi="he-IL"/>
         </w:rPr>
         <w:t>8. InputValidator</w:t>
       </w:r>
@@ -4968,6 +5533,8 @@
           <w:rFonts w:ascii="Arial" w:hAnsi="Arial" w:cs="Arial"/>
           <w:b w:val="0"/>
           <w:sz w:val="24"/>
+          <w:rtl w:val="1"/>
+          <w:lang w:bidi="he-IL"/>
         </w:rPr>
         <w:t xml:space="preserve">   אחראית על בדיקת קלטים.</w:t>
       </w:r>
@@ -4983,6 +5550,8 @@
           <w:rFonts w:ascii="Arial" w:hAnsi="Arial" w:cs="Arial"/>
           <w:b w:val="0"/>
           <w:sz w:val="24"/>
+          <w:rtl w:val="1"/>
+          <w:lang w:bidi="he-IL"/>
         </w:rPr>
         <w:t>9. TLSContextFactory</w:t>
       </w:r>
@@ -4997,6 +5566,8 @@
           <w:rFonts w:ascii="Arial" w:hAnsi="Arial" w:cs="Arial"/>
           <w:b w:val="0"/>
           <w:sz w:val="24"/>
+          <w:rtl w:val="1"/>
+          <w:lang w:bidi="he-IL"/>
         </w:rPr>
         <w:t xml:space="preserve">   אחראית על יצירת הקשרי TLS לשרת וללקוח.</w:t>
       </w:r>
@@ -5012,6 +5583,8 @@
           <w:rFonts w:ascii="Arial" w:hAnsi="Arial" w:cs="Arial"/>
           <w:b w:val="0"/>
           <w:sz w:val="24"/>
+          <w:rtl w:val="1"/>
+          <w:lang w:bidi="he-IL"/>
         </w:rPr>
         <w:t>10. ChatMessage, User, ClientInfo, ServerEvent</w:t>
       </w:r>
@@ -5026,6 +5599,8 @@
           <w:rFonts w:ascii="Arial" w:hAnsi="Arial" w:cs="Arial"/>
           <w:b w:val="0"/>
           <w:sz w:val="24"/>
+          <w:rtl w:val="1"/>
+          <w:lang w:bidi="he-IL"/>
         </w:rPr>
         <w:t xml:space="preserve">    מחלקות נתונים המתארות ישויות במערכת.</w:t>
       </w:r>
@@ -5042,6 +5617,8 @@
           <w:rFonts w:ascii="Arial" w:hAnsi="Arial" w:cs="Arial"/>
           <w:b/>
           <w:sz w:val="28"/>
+          <w:rtl w:val="1"/>
+          <w:lang w:bidi="he-IL"/>
         </w:rPr>
         <w:t>יתרונות החלוקה למחלקות</w:t>
       </w:r>
@@ -5057,6 +5634,8 @@
           <w:rFonts w:ascii="Arial" w:hAnsi="Arial" w:cs="Arial"/>
           <w:b w:val="0"/>
           <w:sz w:val="24"/>
+          <w:rtl w:val="1"/>
+          <w:lang w:bidi="he-IL"/>
         </w:rPr>
         <w:t>1. כל מחלקה אחראית על נושא ברור.</w:t>
       </w:r>
@@ -5071,6 +5650,8 @@
           <w:rFonts w:ascii="Arial" w:hAnsi="Arial" w:cs="Arial"/>
           <w:b w:val="0"/>
           <w:sz w:val="24"/>
+          <w:rtl w:val="1"/>
+          <w:lang w:bidi="he-IL"/>
         </w:rPr>
         <w:t>2. קל יותר לבדוק ולתחזק את הקוד.</w:t>
       </w:r>
@@ -5085,6 +5666,8 @@
           <w:rFonts w:ascii="Arial" w:hAnsi="Arial" w:cs="Arial"/>
           <w:b w:val="0"/>
           <w:sz w:val="24"/>
+          <w:rtl w:val="1"/>
+          <w:lang w:bidi="he-IL"/>
         </w:rPr>
         <w:t>3. השרת והלקוח מופרדים בצורה ברורה.</w:t>
       </w:r>
@@ -5099,6 +5682,8 @@
           <w:rFonts w:ascii="Arial" w:hAnsi="Arial" w:cs="Arial"/>
           <w:b w:val="0"/>
           <w:sz w:val="24"/>
+          <w:rtl w:val="1"/>
+          <w:lang w:bidi="he-IL"/>
         </w:rPr>
         <w:t>4. שכבת האבטחה מופרדת מה-GUI.</w:t>
       </w:r>
@@ -5113,6 +5698,8 @@
           <w:rFonts w:ascii="Arial" w:hAnsi="Arial" w:cs="Arial"/>
           <w:b w:val="0"/>
           <w:sz w:val="24"/>
+          <w:rtl w:val="1"/>
+          <w:lang w:bidi="he-IL"/>
         </w:rPr>
         <w:t>5. שכבת בסיס הנתונים מופרדת מלוגיקת התקשורת.</w:t>
       </w:r>
@@ -5135,6 +5722,8 @@
           <w:rFonts w:ascii="Arial" w:hAnsi="Arial" w:cs="Arial"/>
           <w:b/>
           <w:sz w:val="32"/>
+          <w:rtl w:val="1"/>
+          <w:lang w:bidi="he-IL"/>
         </w:rPr>
         <w:t>13. שמירת נתונים וקבצים</w:t>
       </w:r>
@@ -5151,6 +5740,8 @@
           <w:rFonts w:ascii="Arial" w:hAnsi="Arial" w:cs="Arial"/>
           <w:b/>
           <w:sz w:val="28"/>
+          <w:rtl w:val="1"/>
+          <w:lang w:bidi="he-IL"/>
         </w:rPr>
         <w:t>בסיס הנתונים</w:t>
       </w:r>
@@ -5166,6 +5757,8 @@
           <w:rFonts w:ascii="Arial" w:hAnsi="Arial" w:cs="Arial"/>
           <w:b w:val="0"/>
           <w:sz w:val="24"/>
+          <w:rtl w:val="1"/>
+          <w:lang w:bidi="he-IL"/>
         </w:rPr>
         <w:t>המערכת משתמשת בקובץ SQLite בשם secure_chat.db. בסיס הנתונים כולל מידע על:</w:t>
       </w:r>
@@ -5181,6 +5774,8 @@
           <w:rFonts w:ascii="Arial" w:hAnsi="Arial" w:cs="Arial"/>
           <w:b w:val="0"/>
           <w:sz w:val="24"/>
+          <w:rtl w:val="1"/>
+          <w:lang w:bidi="he-IL"/>
         </w:rPr>
         <w:t>1. משתמשים.</w:t>
       </w:r>
@@ -5195,6 +5790,8 @@
           <w:rFonts w:ascii="Arial" w:hAnsi="Arial" w:cs="Arial"/>
           <w:b w:val="0"/>
           <w:sz w:val="24"/>
+          <w:rtl w:val="1"/>
+          <w:lang w:bidi="he-IL"/>
         </w:rPr>
         <w:t>2. הודעות.</w:t>
       </w:r>
@@ -5209,6 +5806,8 @@
           <w:rFonts w:ascii="Arial" w:hAnsi="Arial" w:cs="Arial"/>
           <w:b w:val="0"/>
           <w:sz w:val="24"/>
+          <w:rtl w:val="1"/>
+          <w:lang w:bidi="he-IL"/>
         </w:rPr>
         <w:t>3. חדרים.</w:t>
       </w:r>
@@ -5223,6 +5822,8 @@
           <w:rFonts w:ascii="Arial" w:hAnsi="Arial" w:cs="Arial"/>
           <w:b w:val="0"/>
           <w:sz w:val="24"/>
+          <w:rtl w:val="1"/>
+          <w:lang w:bidi="he-IL"/>
         </w:rPr>
         <w:t>4. לוגים.</w:t>
       </w:r>
@@ -5237,6 +5838,8 @@
           <w:rFonts w:ascii="Arial" w:hAnsi="Arial" w:cs="Arial"/>
           <w:b w:val="0"/>
           <w:sz w:val="24"/>
+          <w:rtl w:val="1"/>
+          <w:lang w:bidi="he-IL"/>
         </w:rPr>
         <w:t>5. חברים.</w:t>
       </w:r>
@@ -5251,6 +5854,8 @@
           <w:rFonts w:ascii="Arial" w:hAnsi="Arial" w:cs="Arial"/>
           <w:b w:val="0"/>
           <w:sz w:val="24"/>
+          <w:rtl w:val="1"/>
+          <w:lang w:bidi="he-IL"/>
         </w:rPr>
         <w:t>6. הורדות.</w:t>
       </w:r>
@@ -5267,6 +5872,8 @@
           <w:rFonts w:ascii="Arial" w:hAnsi="Arial" w:cs="Arial"/>
           <w:b/>
           <w:sz w:val="28"/>
+          <w:rtl w:val="1"/>
+          <w:lang w:bidi="he-IL"/>
         </w:rPr>
         <w:t>שמירת קבצים</w:t>
       </w:r>
@@ -5282,6 +5889,8 @@
           <w:rFonts w:ascii="Arial" w:hAnsi="Arial" w:cs="Arial"/>
           <w:b w:val="0"/>
           <w:sz w:val="24"/>
+          <w:rtl w:val="1"/>
+          <w:lang w:bidi="he-IL"/>
         </w:rPr>
         <w:t>כאשר משתמש שולח קובץ, השרת שומר עותק בתיקיית data/uploads. הלקוח המקבל שומר את הקובץ בתיקיית downloads.</w:t>
       </w:r>
@@ -5298,6 +5907,8 @@
           <w:rFonts w:ascii="Arial" w:hAnsi="Arial" w:cs="Arial"/>
           <w:b/>
           <w:sz w:val="28"/>
+          <w:rtl w:val="1"/>
+          <w:lang w:bidi="he-IL"/>
         </w:rPr>
         <w:t>שמירת היסטוריית הודעות</w:t>
       </w:r>
@@ -5313,6 +5924,8 @@
           <w:rFonts w:ascii="Arial" w:hAnsi="Arial" w:cs="Arial"/>
           <w:b w:val="0"/>
           <w:sz w:val="24"/>
+          <w:rtl w:val="1"/>
+          <w:lang w:bidi="he-IL"/>
         </w:rPr>
         <w:t>הודעות נשמרות בטבלת messages. כאשר משתמש מצטרף לחדר, השרת שולח לו את ההודעות האחרונות של החדר.</w:t>
       </w:r>
@@ -5335,6 +5948,8 @@
           <w:rFonts w:ascii="Arial" w:hAnsi="Arial" w:cs="Arial"/>
           <w:b/>
           <w:sz w:val="32"/>
+          <w:rtl w:val="1"/>
+          <w:lang w:bidi="he-IL"/>
         </w:rPr>
         <w:t>14. בדיקות</w:t>
       </w:r>
@@ -5351,6 +5966,8 @@
           <w:rFonts w:ascii="Arial" w:hAnsi="Arial" w:cs="Arial"/>
           <w:b/>
           <w:sz w:val="28"/>
+          <w:rtl w:val="1"/>
+          <w:lang w:bidi="he-IL"/>
         </w:rPr>
         <w:t>בדיקה 1: הפעלת שרת</w:t>
       </w:r>
@@ -5366,6 +5983,8 @@
           <w:rFonts w:ascii="Arial" w:hAnsi="Arial" w:cs="Arial"/>
           <w:b w:val="0"/>
           <w:sz w:val="24"/>
+          <w:rtl w:val="1"/>
+          <w:lang w:bidi="he-IL"/>
         </w:rPr>
         <w:t>מטרה: לוודא שהשרת עולה ומאזין ל-port.</w:t>
       </w:r>
@@ -5380,6 +5999,8 @@
           <w:rFonts w:ascii="Arial" w:hAnsi="Arial" w:cs="Arial"/>
           <w:b w:val="0"/>
           <w:sz w:val="24"/>
+          <w:rtl w:val="1"/>
+          <w:lang w:bidi="he-IL"/>
         </w:rPr>
         <w:t>פעולה: להריץ python -m secure_chat.server.</w:t>
       </w:r>
@@ -5394,6 +6015,8 @@
           <w:rFonts w:ascii="Arial" w:hAnsi="Arial" w:cs="Arial"/>
           <w:b w:val="0"/>
           <w:sz w:val="24"/>
+          <w:rtl w:val="1"/>
+          <w:lang w:bidi="he-IL"/>
         </w:rPr>
         <w:t>תוצאה צפויה: מופיעה הודעה שהשרת מאזין לכתובת ול-port.</w:t>
       </w:r>
@@ -5408,6 +6031,8 @@
           <w:rFonts w:ascii="Arial" w:hAnsi="Arial" w:cs="Arial"/>
           <w:b w:val="0"/>
           <w:sz w:val="24"/>
+          <w:rtl w:val="1"/>
+          <w:lang w:bidi="he-IL"/>
         </w:rPr>
         <w:t>תוצאה בפועל: השרת עולה בהצלחה.</w:t>
       </w:r>
@@ -5424,6 +6049,8 @@
           <w:rFonts w:ascii="Arial" w:hAnsi="Arial" w:cs="Arial"/>
           <w:b/>
           <w:sz w:val="28"/>
+          <w:rtl w:val="1"/>
+          <w:lang w:bidi="he-IL"/>
         </w:rPr>
         <w:t>בדיקה 2: הרשמה</w:t>
       </w:r>
@@ -5439,6 +6066,8 @@
           <w:rFonts w:ascii="Arial" w:hAnsi="Arial" w:cs="Arial"/>
           <w:b w:val="0"/>
           <w:sz w:val="24"/>
+          <w:rtl w:val="1"/>
+          <w:lang w:bidi="he-IL"/>
         </w:rPr>
         <w:t>מטרה: לוודא שמשתמש חדש יכול להירשם.</w:t>
       </w:r>
@@ -5453,6 +6082,8 @@
           <w:rFonts w:ascii="Arial" w:hAnsi="Arial" w:cs="Arial"/>
           <w:b w:val="0"/>
           <w:sz w:val="24"/>
+          <w:rtl w:val="1"/>
+          <w:lang w:bidi="he-IL"/>
         </w:rPr>
         <w:t>פעולה: להפעיל לקוח, להזין שם משתמש וסיסמה וללחוץ Register.</w:t>
       </w:r>
@@ -5467,6 +6098,8 @@
           <w:rFonts w:ascii="Arial" w:hAnsi="Arial" w:cs="Arial"/>
           <w:b w:val="0"/>
           <w:sz w:val="24"/>
+          <w:rtl w:val="1"/>
+          <w:lang w:bidi="he-IL"/>
         </w:rPr>
         <w:t>תוצאה צפויה: הודעת הצלחה והתחברות למערכת.</w:t>
       </w:r>
@@ -5481,6 +6114,8 @@
           <w:rFonts w:ascii="Arial" w:hAnsi="Arial" w:cs="Arial"/>
           <w:b w:val="0"/>
           <w:sz w:val="24"/>
+          <w:rtl w:val="1"/>
+          <w:lang w:bidi="he-IL"/>
         </w:rPr>
         <w:t>תוצאה בפועל: המשתמש נרשם ונכנס למסך הצ'אט.</w:t>
       </w:r>
@@ -5497,6 +6132,8 @@
           <w:rFonts w:ascii="Arial" w:hAnsi="Arial" w:cs="Arial"/>
           <w:b/>
           <w:sz w:val="28"/>
+          <w:rtl w:val="1"/>
+          <w:lang w:bidi="he-IL"/>
         </w:rPr>
         <w:t>בדיקה 3: התחברות</w:t>
       </w:r>
@@ -5512,6 +6149,8 @@
           <w:rFonts w:ascii="Arial" w:hAnsi="Arial" w:cs="Arial"/>
           <w:b w:val="0"/>
           <w:sz w:val="24"/>
+          <w:rtl w:val="1"/>
+          <w:lang w:bidi="he-IL"/>
         </w:rPr>
         <w:t>מטרה: לוודא שמשתמש קיים יכול להתחבר.</w:t>
       </w:r>
@@ -5526,6 +6165,8 @@
           <w:rFonts w:ascii="Arial" w:hAnsi="Arial" w:cs="Arial"/>
           <w:b w:val="0"/>
           <w:sz w:val="24"/>
+          <w:rtl w:val="1"/>
+          <w:lang w:bidi="he-IL"/>
         </w:rPr>
         <w:t>פעולה: להזין שם משתמש וסיסמה קיימים וללחוץ Login.</w:t>
       </w:r>
@@ -5540,6 +6181,8 @@
           <w:rFonts w:ascii="Arial" w:hAnsi="Arial" w:cs="Arial"/>
           <w:b w:val="0"/>
           <w:sz w:val="24"/>
+          <w:rtl w:val="1"/>
+          <w:lang w:bidi="he-IL"/>
         </w:rPr>
         <w:t>תוצאה צפויה: מעבר למסך הצ'אט.</w:t>
       </w:r>
@@ -5554,6 +6197,8 @@
           <w:rFonts w:ascii="Arial" w:hAnsi="Arial" w:cs="Arial"/>
           <w:b w:val="0"/>
           <w:sz w:val="24"/>
+          <w:rtl w:val="1"/>
+          <w:lang w:bidi="he-IL"/>
         </w:rPr>
         <w:t>תוצאה בפועל: המשתמש מתחבר בהצלחה.</w:t>
       </w:r>
@@ -5570,6 +6215,8 @@
           <w:rFonts w:ascii="Arial" w:hAnsi="Arial" w:cs="Arial"/>
           <w:b/>
           <w:sz w:val="28"/>
+          <w:rtl w:val="1"/>
+          <w:lang w:bidi="he-IL"/>
         </w:rPr>
         <w:t>בדיקה 4: שם משתמש לא חוקי</w:t>
       </w:r>
@@ -5585,6 +6232,8 @@
           <w:rFonts w:ascii="Arial" w:hAnsi="Arial" w:cs="Arial"/>
           <w:b w:val="0"/>
           <w:sz w:val="24"/>
+          <w:rtl w:val="1"/>
+          <w:lang w:bidi="he-IL"/>
         </w:rPr>
         <w:t>מטרה: לבדוק טיפול בקלט לא תקין.</w:t>
       </w:r>
@@ -5599,6 +6248,8 @@
           <w:rFonts w:ascii="Arial" w:hAnsi="Arial" w:cs="Arial"/>
           <w:b w:val="0"/>
           <w:sz w:val="24"/>
+          <w:rtl w:val="1"/>
+          <w:lang w:bidi="he-IL"/>
         </w:rPr>
         <w:t>פעולה: להזין שם משתמש קצר מדי או עם תווים לא חוקיים.</w:t>
       </w:r>
@@ -5613,6 +6264,8 @@
           <w:rFonts w:ascii="Arial" w:hAnsi="Arial" w:cs="Arial"/>
           <w:b w:val="0"/>
           <w:sz w:val="24"/>
+          <w:rtl w:val="1"/>
+          <w:lang w:bidi="he-IL"/>
         </w:rPr>
         <w:t>תוצאה צפויה: הודעת שגיאה.</w:t>
       </w:r>
@@ -5627,6 +6280,8 @@
           <w:rFonts w:ascii="Arial" w:hAnsi="Arial" w:cs="Arial"/>
           <w:b w:val="0"/>
           <w:sz w:val="24"/>
+          <w:rtl w:val="1"/>
+          <w:lang w:bidi="he-IL"/>
         </w:rPr>
         <w:t>תוצאה בפועל: מוצגת הודעת שגיאה.</w:t>
       </w:r>
@@ -5643,6 +6298,8 @@
           <w:rFonts w:ascii="Arial" w:hAnsi="Arial" w:cs="Arial"/>
           <w:b/>
           <w:sz w:val="28"/>
+          <w:rtl w:val="1"/>
+          <w:lang w:bidi="he-IL"/>
         </w:rPr>
         <w:t>בדיקה 5: שני לקוחות באותו חדר</w:t>
       </w:r>
@@ -5658,6 +6315,8 @@
           <w:rFonts w:ascii="Arial" w:hAnsi="Arial" w:cs="Arial"/>
           <w:b w:val="0"/>
           <w:sz w:val="24"/>
+          <w:rtl w:val="1"/>
+          <w:lang w:bidi="he-IL"/>
         </w:rPr>
         <w:t>מטרה: לבדוק שרת מרובה לקוחות.</w:t>
       </w:r>
@@ -5672,6 +6331,8 @@
           <w:rFonts w:ascii="Arial" w:hAnsi="Arial" w:cs="Arial"/>
           <w:b w:val="0"/>
           <w:sz w:val="24"/>
+          <w:rtl w:val="1"/>
+          <w:lang w:bidi="he-IL"/>
         </w:rPr>
         <w:t>פעולה: לפתוח שני לקוחות, להתחבר בשני משתמשים ולשלוח הודעה.</w:t>
       </w:r>
@@ -5686,6 +6347,8 @@
           <w:rFonts w:ascii="Arial" w:hAnsi="Arial" w:cs="Arial"/>
           <w:b w:val="0"/>
           <w:sz w:val="24"/>
+          <w:rtl w:val="1"/>
+          <w:lang w:bidi="he-IL"/>
         </w:rPr>
         <w:t>תוצאה צפויה: ההודעה מופיעה אצל שני המשתמשים.</w:t>
       </w:r>
@@ -5700,6 +6363,8 @@
           <w:rFonts w:ascii="Arial" w:hAnsi="Arial" w:cs="Arial"/>
           <w:b w:val="0"/>
           <w:sz w:val="24"/>
+          <w:rtl w:val="1"/>
+          <w:lang w:bidi="he-IL"/>
         </w:rPr>
         <w:t>תוצאה בפועל: ההודעה עוברת בהצלחה.</w:t>
       </w:r>
@@ -5716,6 +6381,8 @@
           <w:rFonts w:ascii="Arial" w:hAnsi="Arial" w:cs="Arial"/>
           <w:b/>
           <w:sz w:val="28"/>
+          <w:rtl w:val="1"/>
+          <w:lang w:bidi="he-IL"/>
         </w:rPr>
         <w:t>בדיקה 6: יצירת חדר</w:t>
       </w:r>
@@ -5731,6 +6398,8 @@
           <w:rFonts w:ascii="Arial" w:hAnsi="Arial" w:cs="Arial"/>
           <w:b w:val="0"/>
           <w:sz w:val="24"/>
+          <w:rtl w:val="1"/>
+          <w:lang w:bidi="he-IL"/>
         </w:rPr>
         <w:t>מטרה: לבדוק יצירת חדר חדש.</w:t>
       </w:r>
@@ -5745,6 +6414,8 @@
           <w:rFonts w:ascii="Arial" w:hAnsi="Arial" w:cs="Arial"/>
           <w:b w:val="0"/>
           <w:sz w:val="24"/>
+          <w:rtl w:val="1"/>
+          <w:lang w:bidi="he-IL"/>
         </w:rPr>
         <w:t>פעולה: להזין שם חדר וללחוץ Create Room.</w:t>
       </w:r>
@@ -5759,6 +6430,8 @@
           <w:rFonts w:ascii="Arial" w:hAnsi="Arial" w:cs="Arial"/>
           <w:b w:val="0"/>
           <w:sz w:val="24"/>
+          <w:rtl w:val="1"/>
+          <w:lang w:bidi="he-IL"/>
         </w:rPr>
         <w:t>תוצאה צפויה: החדר מופיע ברשימת החדרים.</w:t>
       </w:r>
@@ -5773,6 +6446,8 @@
           <w:rFonts w:ascii="Arial" w:hAnsi="Arial" w:cs="Arial"/>
           <w:b w:val="0"/>
           <w:sz w:val="24"/>
+          <w:rtl w:val="1"/>
+          <w:lang w:bidi="he-IL"/>
         </w:rPr>
         <w:t>תוצאה בפועל: החדר נוצר ומופיע ברשימה.</w:t>
       </w:r>
@@ -5789,6 +6464,8 @@
           <w:rFonts w:ascii="Arial" w:hAnsi="Arial" w:cs="Arial"/>
           <w:b/>
           <w:sz w:val="28"/>
+          <w:rtl w:val="1"/>
+          <w:lang w:bidi="he-IL"/>
         </w:rPr>
         <w:t>בדיקה 7: חדר עם סיסמה</w:t>
       </w:r>
@@ -5804,6 +6481,8 @@
           <w:rFonts w:ascii="Arial" w:hAnsi="Arial" w:cs="Arial"/>
           <w:b w:val="0"/>
           <w:sz w:val="24"/>
+          <w:rtl w:val="1"/>
+          <w:lang w:bidi="he-IL"/>
         </w:rPr>
         <w:t>מטרה: לבדוק חדר מוגן בסיסמה.</w:t>
       </w:r>
@@ -5818,6 +6497,8 @@
           <w:rFonts w:ascii="Arial" w:hAnsi="Arial" w:cs="Arial"/>
           <w:b w:val="0"/>
           <w:sz w:val="24"/>
+          <w:rtl w:val="1"/>
+          <w:lang w:bidi="he-IL"/>
         </w:rPr>
         <w:t>פעולה: ליצור חדר בפורמט secret:1234 ולנסות להצטרף עם סיסמה נכונה ושגויה.</w:t>
       </w:r>
@@ -5832,6 +6513,8 @@
           <w:rFonts w:ascii="Arial" w:hAnsi="Arial" w:cs="Arial"/>
           <w:b w:val="0"/>
           <w:sz w:val="24"/>
+          <w:rtl w:val="1"/>
+          <w:lang w:bidi="he-IL"/>
         </w:rPr>
         <w:t>תוצאה צפויה: כניסה רק עם סיסמה נכונה.</w:t>
       </w:r>
@@ -5846,6 +6529,8 @@
           <w:rFonts w:ascii="Arial" w:hAnsi="Arial" w:cs="Arial"/>
           <w:b w:val="0"/>
           <w:sz w:val="24"/>
+          <w:rtl w:val="1"/>
+          <w:lang w:bidi="he-IL"/>
         </w:rPr>
         <w:t>תוצאה בפועל: המערכת בודקת את הסיסמה.</w:t>
       </w:r>
@@ -5862,6 +6547,8 @@
           <w:rFonts w:ascii="Arial" w:hAnsi="Arial" w:cs="Arial"/>
           <w:b/>
           <w:sz w:val="28"/>
+          <w:rtl w:val="1"/>
+          <w:lang w:bidi="he-IL"/>
         </w:rPr>
         <w:t>בדיקה 8: שליחת תמונה</w:t>
       </w:r>
@@ -5877,6 +6564,8 @@
           <w:rFonts w:ascii="Arial" w:hAnsi="Arial" w:cs="Arial"/>
           <w:b w:val="0"/>
           <w:sz w:val="24"/>
+          <w:rtl w:val="1"/>
+          <w:lang w:bidi="he-IL"/>
         </w:rPr>
         <w:t>מטרה: לוודא שתמונה נשלחת ומוצגת.</w:t>
       </w:r>
@@ -5891,6 +6580,8 @@
           <w:rFonts w:ascii="Arial" w:hAnsi="Arial" w:cs="Arial"/>
           <w:b w:val="0"/>
           <w:sz w:val="24"/>
+          <w:rtl w:val="1"/>
+          <w:lang w:bidi="he-IL"/>
         </w:rPr>
         <w:t>פעולה: ללחוץ Send Image ולבחור תמונה.</w:t>
       </w:r>
@@ -5905,6 +6596,8 @@
           <w:rFonts w:ascii="Arial" w:hAnsi="Arial" w:cs="Arial"/>
           <w:b w:val="0"/>
           <w:sz w:val="24"/>
+          <w:rtl w:val="1"/>
+          <w:lang w:bidi="he-IL"/>
         </w:rPr>
         <w:t>תוצאה צפויה: התמונה מופיעה בצ'אט כתצוגה מקדימה.</w:t>
       </w:r>
@@ -5919,6 +6612,8 @@
           <w:rFonts w:ascii="Arial" w:hAnsi="Arial" w:cs="Arial"/>
           <w:b w:val="0"/>
           <w:sz w:val="24"/>
+          <w:rtl w:val="1"/>
+          <w:lang w:bidi="he-IL"/>
         </w:rPr>
         <w:t>תוצאה בפועל: התמונה מוצגת ונשמרת בתיקיית downloads.</w:t>
       </w:r>
@@ -5935,6 +6630,8 @@
           <w:rFonts w:ascii="Arial" w:hAnsi="Arial" w:cs="Arial"/>
           <w:b/>
           <w:sz w:val="28"/>
+          <w:rtl w:val="1"/>
+          <w:lang w:bidi="he-IL"/>
         </w:rPr>
         <w:t>בדיקה 9: שליחת קובץ</w:t>
       </w:r>
@@ -5950,6 +6647,8 @@
           <w:rFonts w:ascii="Arial" w:hAnsi="Arial" w:cs="Arial"/>
           <w:b w:val="0"/>
           <w:sz w:val="24"/>
+          <w:rtl w:val="1"/>
+          <w:lang w:bidi="he-IL"/>
         </w:rPr>
         <w:t>מטרה: לוודא שקובץ נשלח ונפתח.</w:t>
       </w:r>
@@ -5964,6 +6663,8 @@
           <w:rFonts w:ascii="Arial" w:hAnsi="Arial" w:cs="Arial"/>
           <w:b w:val="0"/>
           <w:sz w:val="24"/>
+          <w:rtl w:val="1"/>
+          <w:lang w:bidi="he-IL"/>
         </w:rPr>
         <w:t>פעולה: ללחוץ Send File, לבחור קובץ וללחוץ על הקישור שהתקבל.</w:t>
       </w:r>
@@ -5978,6 +6679,8 @@
           <w:rFonts w:ascii="Arial" w:hAnsi="Arial" w:cs="Arial"/>
           <w:b w:val="0"/>
           <w:sz w:val="24"/>
+          <w:rtl w:val="1"/>
+          <w:lang w:bidi="he-IL"/>
         </w:rPr>
         <w:t>תוצאה צפויה: הקובץ נפתח בתוכנת ברירת המחדל.</w:t>
       </w:r>
@@ -5992,6 +6695,8 @@
           <w:rFonts w:ascii="Arial" w:hAnsi="Arial" w:cs="Arial"/>
           <w:b w:val="0"/>
           <w:sz w:val="24"/>
+          <w:rtl w:val="1"/>
+          <w:lang w:bidi="he-IL"/>
         </w:rPr>
         <w:t>תוצאה בפועל: הקובץ נפתח.</w:t>
       </w:r>
@@ -6008,6 +6713,8 @@
           <w:rFonts w:ascii="Arial" w:hAnsi="Arial" w:cs="Arial"/>
           <w:b/>
           <w:sz w:val="28"/>
+          <w:rtl w:val="1"/>
+          <w:lang w:bidi="he-IL"/>
         </w:rPr>
         <w:t>בדיקה 10: הודעה פרטית</w:t>
       </w:r>
@@ -6023,6 +6730,8 @@
           <w:rFonts w:ascii="Arial" w:hAnsi="Arial" w:cs="Arial"/>
           <w:b w:val="0"/>
           <w:sz w:val="24"/>
+          <w:rtl w:val="1"/>
+          <w:lang w:bidi="he-IL"/>
         </w:rPr>
         <w:t>מטרה: לבדוק פקודת DM.</w:t>
       </w:r>
@@ -6037,6 +6746,8 @@
           <w:rFonts w:ascii="Arial" w:hAnsi="Arial" w:cs="Arial"/>
           <w:b w:val="0"/>
           <w:sz w:val="24"/>
+          <w:rtl w:val="1"/>
+          <w:lang w:bidi="he-IL"/>
         </w:rPr>
         <w:t>פעולה: לשלוח /dm user hello.</w:t>
       </w:r>
@@ -6051,6 +6762,8 @@
           <w:rFonts w:ascii="Arial" w:hAnsi="Arial" w:cs="Arial"/>
           <w:b w:val="0"/>
           <w:sz w:val="24"/>
+          <w:rtl w:val="1"/>
+          <w:lang w:bidi="he-IL"/>
         </w:rPr>
         <w:t>תוצאה צפויה: ההודעה נשלחת כהודעה פרטית.</w:t>
       </w:r>
@@ -6065,6 +6778,8 @@
           <w:rFonts w:ascii="Arial" w:hAnsi="Arial" w:cs="Arial"/>
           <w:b w:val="0"/>
           <w:sz w:val="24"/>
+          <w:rtl w:val="1"/>
+          <w:lang w:bidi="he-IL"/>
         </w:rPr>
         <w:t>תוצאה בפועל: ההודעה מופיעה כהודעה פרטית.</w:t>
       </w:r>
@@ -6081,6 +6796,8 @@
           <w:rFonts w:ascii="Arial" w:hAnsi="Arial" w:cs="Arial"/>
           <w:b/>
           <w:sz w:val="28"/>
+          <w:rtl w:val="1"/>
+          <w:lang w:bidi="he-IL"/>
         </w:rPr>
         <w:t>בדיקה 11: חיפוש הודעות</w:t>
       </w:r>
@@ -6096,6 +6813,8 @@
           <w:rFonts w:ascii="Arial" w:hAnsi="Arial" w:cs="Arial"/>
           <w:b w:val="0"/>
           <w:sz w:val="24"/>
+          <w:rtl w:val="1"/>
+          <w:lang w:bidi="he-IL"/>
         </w:rPr>
         <w:t>מטרה: לבדוק חיפוש בהיסטוריית חדר.</w:t>
       </w:r>
@@ -6110,6 +6829,8 @@
           <w:rFonts w:ascii="Arial" w:hAnsi="Arial" w:cs="Arial"/>
           <w:b w:val="0"/>
           <w:sz w:val="24"/>
+          <w:rtl w:val="1"/>
+          <w:lang w:bidi="he-IL"/>
         </w:rPr>
         <w:t>פעולה: לשלוח /search word.</w:t>
       </w:r>
@@ -6124,6 +6845,8 @@
           <w:rFonts w:ascii="Arial" w:hAnsi="Arial" w:cs="Arial"/>
           <w:b w:val="0"/>
           <w:sz w:val="24"/>
+          <w:rtl w:val="1"/>
+          <w:lang w:bidi="he-IL"/>
         </w:rPr>
         <w:t>תוצאה צפויה: מתקבלת רשימת הודעות מתאימות.</w:t>
       </w:r>
@@ -6138,6 +6861,8 @@
           <w:rFonts w:ascii="Arial" w:hAnsi="Arial" w:cs="Arial"/>
           <w:b w:val="0"/>
           <w:sz w:val="24"/>
+          <w:rtl w:val="1"/>
+          <w:lang w:bidi="he-IL"/>
         </w:rPr>
         <w:t>תוצאה בפועל: המערכת מחזירה תוצאות.</w:t>
       </w:r>
@@ -6154,6 +6879,8 @@
           <w:rFonts w:ascii="Arial" w:hAnsi="Arial" w:cs="Arial"/>
           <w:b/>
           <w:sz w:val="28"/>
+          <w:rtl w:val="1"/>
+          <w:lang w:bidi="he-IL"/>
         </w:rPr>
         <w:t>בדיקה 12: פאנל מנהל</w:t>
       </w:r>
@@ -6169,6 +6896,8 @@
           <w:rFonts w:ascii="Arial" w:hAnsi="Arial" w:cs="Arial"/>
           <w:b w:val="0"/>
           <w:sz w:val="24"/>
+          <w:rtl w:val="1"/>
+          <w:lang w:bidi="he-IL"/>
         </w:rPr>
         <w:t>מטרה: לבדוק יכולות מנהל.</w:t>
       </w:r>
@@ -6183,6 +6912,8 @@
           <w:rFonts w:ascii="Arial" w:hAnsi="Arial" w:cs="Arial"/>
           <w:b w:val="0"/>
           <w:sz w:val="24"/>
+          <w:rtl w:val="1"/>
+          <w:lang w:bidi="he-IL"/>
         </w:rPr>
         <w:t>פעולה: להתחבר כמנהל ולשלוח /admin logs.</w:t>
       </w:r>
@@ -6197,6 +6928,8 @@
           <w:rFonts w:ascii="Arial" w:hAnsi="Arial" w:cs="Arial"/>
           <w:b w:val="0"/>
           <w:sz w:val="24"/>
+          <w:rtl w:val="1"/>
+          <w:lang w:bidi="he-IL"/>
         </w:rPr>
         <w:t>תוצאה צפויה: מוצגים לוגים.</w:t>
       </w:r>
@@ -6211,6 +6944,8 @@
           <w:rFonts w:ascii="Arial" w:hAnsi="Arial" w:cs="Arial"/>
           <w:b w:val="0"/>
           <w:sz w:val="24"/>
+          <w:rtl w:val="1"/>
+          <w:lang w:bidi="he-IL"/>
         </w:rPr>
         <w:t>תוצאה בפועל: לוגים מוצגים בצ'אט.</w:t>
       </w:r>
@@ -6233,6 +6968,8 @@
           <w:rFonts w:ascii="Arial" w:hAnsi="Arial" w:cs="Arial"/>
           <w:b/>
           <w:sz w:val="32"/>
+          <w:rtl w:val="1"/>
+          <w:lang w:bidi="he-IL"/>
         </w:rPr>
         <w:t>15. מדריך למשתמש</w:t>
       </w:r>
@@ -6249,6 +6986,8 @@
           <w:rFonts w:ascii="Arial" w:hAnsi="Arial" w:cs="Arial"/>
           <w:b/>
           <w:sz w:val="28"/>
+          <w:rtl w:val="1"/>
+          <w:lang w:bidi="he-IL"/>
         </w:rPr>
         <w:t>התחלת עבודה</w:t>
       </w:r>
@@ -6264,6 +7003,8 @@
           <w:rFonts w:ascii="Arial" w:hAnsi="Arial" w:cs="Arial"/>
           <w:b w:val="0"/>
           <w:sz w:val="24"/>
+          <w:rtl w:val="1"/>
+          <w:lang w:bidi="he-IL"/>
         </w:rPr>
         <w:t>1. התקן תלויות בעזרת pip install -r requirements.txt.</w:t>
       </w:r>
@@ -6278,6 +7019,8 @@
           <w:rFonts w:ascii="Arial" w:hAnsi="Arial" w:cs="Arial"/>
           <w:b w:val="0"/>
           <w:sz w:val="24"/>
+          <w:rtl w:val="1"/>
+          <w:lang w:bidi="he-IL"/>
         </w:rPr>
         <w:t>2. הפעל את השרת.</w:t>
       </w:r>
@@ -6292,6 +7035,8 @@
           <w:rFonts w:ascii="Arial" w:hAnsi="Arial" w:cs="Arial"/>
           <w:b w:val="0"/>
           <w:sz w:val="24"/>
+          <w:rtl w:val="1"/>
+          <w:lang w:bidi="he-IL"/>
         </w:rPr>
         <w:t>3. הפעל לקוח אחד או יותר.</w:t>
       </w:r>
@@ -6306,6 +7051,8 @@
           <w:rFonts w:ascii="Arial" w:hAnsi="Arial" w:cs="Arial"/>
           <w:b w:val="0"/>
           <w:sz w:val="24"/>
+          <w:rtl w:val="1"/>
+          <w:lang w:bidi="he-IL"/>
         </w:rPr>
         <w:t>4. הירשם עם שם משתמש וסיסמה.</w:t>
       </w:r>
@@ -6320,6 +7067,8 @@
           <w:rFonts w:ascii="Arial" w:hAnsi="Arial" w:cs="Arial"/>
           <w:b w:val="0"/>
           <w:sz w:val="24"/>
+          <w:rtl w:val="1"/>
+          <w:lang w:bidi="he-IL"/>
         </w:rPr>
         <w:t>5. לאחר הרשמה או התחברות תועבר למסך הצ'אט.</w:t>
       </w:r>
@@ -6336,6 +7085,8 @@
           <w:rFonts w:ascii="Arial" w:hAnsi="Arial" w:cs="Arial"/>
           <w:b/>
           <w:sz w:val="28"/>
+          <w:rtl w:val="1"/>
+          <w:lang w:bidi="he-IL"/>
         </w:rPr>
         <w:t>שימוש בצ'אט</w:t>
       </w:r>
@@ -6351,6 +7102,8 @@
           <w:rFonts w:ascii="Arial" w:hAnsi="Arial" w:cs="Arial"/>
           <w:b w:val="0"/>
           <w:sz w:val="24"/>
+          <w:rtl w:val="1"/>
+          <w:lang w:bidi="he-IL"/>
         </w:rPr>
         <w:t>1. כתוב הודעה בתיבת ההודעה.</w:t>
       </w:r>
@@ -6365,6 +7118,8 @@
           <w:rFonts w:ascii="Arial" w:hAnsi="Arial" w:cs="Arial"/>
           <w:b w:val="0"/>
           <w:sz w:val="24"/>
+          <w:rtl w:val="1"/>
+          <w:lang w:bidi="he-IL"/>
         </w:rPr>
         <w:t>2. לחץ Send או Enter.</w:t>
       </w:r>
@@ -6379,6 +7134,8 @@
           <w:rFonts w:ascii="Arial" w:hAnsi="Arial" w:cs="Arial"/>
           <w:b w:val="0"/>
           <w:sz w:val="24"/>
+          <w:rtl w:val="1"/>
+          <w:lang w:bidi="he-IL"/>
         </w:rPr>
         <w:t>3. להוספת אימוג'י לחץ על אחד מכפתורי האימוג'י.</w:t>
       </w:r>
@@ -6393,6 +7150,8 @@
           <w:rFonts w:ascii="Arial" w:hAnsi="Arial" w:cs="Arial"/>
           <w:b w:val="0"/>
           <w:sz w:val="24"/>
+          <w:rtl w:val="1"/>
+          <w:lang w:bidi="he-IL"/>
         </w:rPr>
         <w:t>4. לשליחת קובץ לחץ Send File.</w:t>
       </w:r>
@@ -6407,6 +7166,8 @@
           <w:rFonts w:ascii="Arial" w:hAnsi="Arial" w:cs="Arial"/>
           <w:b w:val="0"/>
           <w:sz w:val="24"/>
+          <w:rtl w:val="1"/>
+          <w:lang w:bidi="he-IL"/>
         </w:rPr>
         <w:t>5. לשליחת תמונה לחץ Send Image.</w:t>
       </w:r>
@@ -6421,6 +7182,8 @@
           <w:rFonts w:ascii="Arial" w:hAnsi="Arial" w:cs="Arial"/>
           <w:b w:val="0"/>
           <w:sz w:val="24"/>
+          <w:rtl w:val="1"/>
+          <w:lang w:bidi="he-IL"/>
         </w:rPr>
         <w:t>6. לשליחת סרטון לחץ Send Video.</w:t>
       </w:r>
@@ -6437,6 +7200,8 @@
           <w:rFonts w:ascii="Arial" w:hAnsi="Arial" w:cs="Arial"/>
           <w:b/>
           <w:sz w:val="28"/>
+          <w:rtl w:val="1"/>
+          <w:lang w:bidi="he-IL"/>
         </w:rPr>
         <w:t>שימוש בחדרים</w:t>
       </w:r>
@@ -6452,6 +7217,8 @@
           <w:rFonts w:ascii="Arial" w:hAnsi="Arial" w:cs="Arial"/>
           <w:b w:val="0"/>
           <w:sz w:val="24"/>
+          <w:rtl w:val="1"/>
+          <w:lang w:bidi="he-IL"/>
         </w:rPr>
         <w:t>1. בחר חדר מרשימת החדרים.</w:t>
       </w:r>
@@ -6466,6 +7233,8 @@
           <w:rFonts w:ascii="Arial" w:hAnsi="Arial" w:cs="Arial"/>
           <w:b w:val="0"/>
           <w:sz w:val="24"/>
+          <w:rtl w:val="1"/>
+          <w:lang w:bidi="he-IL"/>
         </w:rPr>
         <w:t>2. לחץ Join Selected.</w:t>
       </w:r>
@@ -6480,6 +7249,8 @@
           <w:rFonts w:ascii="Arial" w:hAnsi="Arial" w:cs="Arial"/>
           <w:b w:val="0"/>
           <w:sz w:val="24"/>
+          <w:rtl w:val="1"/>
+          <w:lang w:bidi="he-IL"/>
         </w:rPr>
         <w:t>3. ליצירת חדר חדש כתוב שם חדר ולחץ Create Room.</w:t>
       </w:r>
@@ -6494,6 +7265,8 @@
           <w:rFonts w:ascii="Arial" w:hAnsi="Arial" w:cs="Arial"/>
           <w:b w:val="0"/>
           <w:sz w:val="24"/>
+          <w:rtl w:val="1"/>
+          <w:lang w:bidi="he-IL"/>
         </w:rPr>
         <w:t>4. לחדר עם סיסמה כתוב room:password.</w:t>
       </w:r>
@@ -6510,6 +7283,8 @@
           <w:rFonts w:ascii="Arial" w:hAnsi="Arial" w:cs="Arial"/>
           <w:b/>
           <w:sz w:val="28"/>
+          <w:rtl w:val="1"/>
+          <w:lang w:bidi="he-IL"/>
         </w:rPr>
         <w:t>פקודות מתקדמות</w:t>
       </w:r>
@@ -6696,6 +7471,8 @@
           <w:rFonts w:ascii="Arial" w:hAnsi="Arial" w:cs="Arial"/>
           <w:b/>
           <w:sz w:val="28"/>
+          <w:rtl w:val="1"/>
+          <w:lang w:bidi="he-IL"/>
         </w:rPr>
         <w:t>צילומי מסך להוספה</w:t>
       </w:r>
@@ -6711,6 +7488,8 @@
           <w:rFonts w:ascii="Arial" w:hAnsi="Arial" w:cs="Arial"/>
           <w:b w:val="0"/>
           <w:sz w:val="24"/>
+          <w:rtl w:val="1"/>
+          <w:lang w:bidi="he-IL"/>
         </w:rPr>
         <w:t>יש להוסיף למסמך הסופי צילומי מסך של:</w:t>
       </w:r>
@@ -6726,6 +7505,8 @@
           <w:rFonts w:ascii="Arial" w:hAnsi="Arial" w:cs="Arial"/>
           <w:b w:val="0"/>
           <w:sz w:val="24"/>
+          <w:rtl w:val="1"/>
+          <w:lang w:bidi="he-IL"/>
         </w:rPr>
         <w:t>1. מסך הרשמה והתחברות.</w:t>
       </w:r>
@@ -6740,6 +7521,8 @@
           <w:rFonts w:ascii="Arial" w:hAnsi="Arial" w:cs="Arial"/>
           <w:b w:val="0"/>
           <w:sz w:val="24"/>
+          <w:rtl w:val="1"/>
+          <w:lang w:bidi="he-IL"/>
         </w:rPr>
         <w:t>2. מסך צ'אט לאחר התחברות.</w:t>
       </w:r>
@@ -6754,6 +7537,8 @@
           <w:rFonts w:ascii="Arial" w:hAnsi="Arial" w:cs="Arial"/>
           <w:b w:val="0"/>
           <w:sz w:val="24"/>
+          <w:rtl w:val="1"/>
+          <w:lang w:bidi="he-IL"/>
         </w:rPr>
         <w:t>3. שני לקוחות שמדברים באותו חדר.</w:t>
       </w:r>
@@ -6768,6 +7553,8 @@
           <w:rFonts w:ascii="Arial" w:hAnsi="Arial" w:cs="Arial"/>
           <w:b w:val="0"/>
           <w:sz w:val="24"/>
+          <w:rtl w:val="1"/>
+          <w:lang w:bidi="he-IL"/>
         </w:rPr>
         <w:t>4. שליחת תמונה והצגה בצ'אט.</w:t>
       </w:r>
@@ -6782,6 +7569,8 @@
           <w:rFonts w:ascii="Arial" w:hAnsi="Arial" w:cs="Arial"/>
           <w:b w:val="0"/>
           <w:sz w:val="24"/>
+          <w:rtl w:val="1"/>
+          <w:lang w:bidi="he-IL"/>
         </w:rPr>
         <w:t>5. שליחת קובץ וקישור לפתיחה.</w:t>
       </w:r>
@@ -6796,6 +7585,8 @@
           <w:rFonts w:ascii="Arial" w:hAnsi="Arial" w:cs="Arial"/>
           <w:b w:val="0"/>
           <w:sz w:val="24"/>
+          <w:rtl w:val="1"/>
+          <w:lang w:bidi="he-IL"/>
         </w:rPr>
         <w:t>6. רשימת חדרים.</w:t>
       </w:r>
@@ -6810,6 +7601,8 @@
           <w:rFonts w:ascii="Arial" w:hAnsi="Arial" w:cs="Arial"/>
           <w:b w:val="0"/>
           <w:sz w:val="24"/>
+          <w:rtl w:val="1"/>
+          <w:lang w:bidi="he-IL"/>
         </w:rPr>
         <w:t>7. פקודת /admin logs.</w:t>
       </w:r>
@@ -6832,6 +7625,8 @@
           <w:rFonts w:ascii="Arial" w:hAnsi="Arial" w:cs="Arial"/>
           <w:b/>
           <w:sz w:val="32"/>
+          <w:rtl w:val="1"/>
+          <w:lang w:bidi="he-IL"/>
         </w:rPr>
         <w:t>16. סיכום אישי ורפלקציה</w:t>
       </w:r>
@@ -6847,6 +7642,8 @@
           <w:rFonts w:ascii="Arial" w:hAnsi="Arial" w:cs="Arial"/>
           <w:b w:val="0"/>
           <w:sz w:val="24"/>
+          <w:rtl w:val="1"/>
+          <w:lang w:bidi="he-IL"/>
         </w:rPr>
         <w:t>במהלך העבודה על הפרויקט למדתי כיצד לבנות מערכת תקשורת אמיתית שמורכבת משרת ומלקוח. למדתי להשתמש בסוקטים, להבין כיצד מידע עובר ברשת, וכיצד שרת יכול לטפל בכמה לקוחות במקביל באמצעות Thread.</w:t>
       </w:r>
@@ -6862,6 +7659,8 @@
           <w:rFonts w:ascii="Arial" w:hAnsi="Arial" w:cs="Arial"/>
           <w:b w:val="0"/>
           <w:sz w:val="24"/>
+          <w:rtl w:val="1"/>
+          <w:lang w:bidi="he-IL"/>
         </w:rPr>
         <w:t>בנוסף למדתי על חשיבות אבטחת מידע. בתחילת הפרויקט היה קל לחשוב רק על שליחת הודעות, אבל בהמשך הבנתי שמערכת אמיתית חייבת להגן על סיסמאות, לבדוק קלטים, להצפין תעבורה ולמנוע קריסות.</w:t>
       </w:r>
@@ -6877,6 +7676,8 @@
           <w:rFonts w:ascii="Arial" w:hAnsi="Arial" w:cs="Arial"/>
           <w:b w:val="0"/>
           <w:sz w:val="24"/>
+          <w:rtl w:val="1"/>
+          <w:lang w:bidi="he-IL"/>
         </w:rPr>
         <w:t>למדתי גם על עבודה עם בסיס נתונים SQLite, שמירת משתמשים, הודעות, חדרים ולוגים. הבנתי את החשיבות של חלוקת הקוד למחלקות ומודולים, כי פרויקט גדול בקובץ אחד הופך מהר מאוד לקשה לתחזוקה.</w:t>
       </w:r>
@@ -6892,6 +7693,8 @@
           <w:rFonts w:ascii="Arial" w:hAnsi="Arial" w:cs="Arial"/>
           <w:b w:val="0"/>
           <w:sz w:val="24"/>
+          <w:rtl w:val="1"/>
+          <w:lang w:bidi="he-IL"/>
         </w:rPr>
         <w:t>החלק המאתגר ביותר היה שילוב כל הרכיבים ביחד: GUI, תקשורת, שרת מרובה לקוחות, הצפנה, בסיס נתונים וקבצים. כל שינוי בצד אחד השפיע על הצד השני, ולכן היה צורך לבדוק את המערכת בצורה מסודרת.</w:t>
       </w:r>
@@ -6907,6 +7710,8 @@
           <w:rFonts w:ascii="Arial" w:hAnsi="Arial" w:cs="Arial"/>
           <w:b w:val="0"/>
           <w:sz w:val="24"/>
+          <w:rtl w:val="1"/>
+          <w:lang w:bidi="he-IL"/>
         </w:rPr>
         <w:t>אם הייתי ממשיך לפתח את המערכת, הייתי מוסיף אפליקציית מובייל, אימות דו שלבי אמיתי, הרשאות מתקדמות יותר, עיצוב מודרני יותר וסריקת קבצים לפני פתיחה.</w:t>
       </w:r>
@@ -6929,6 +7734,8 @@
           <w:rFonts w:ascii="Arial" w:hAnsi="Arial" w:cs="Arial"/>
           <w:b/>
           <w:sz w:val="32"/>
+          <w:rtl w:val="1"/>
+          <w:lang w:bidi="he-IL"/>
         </w:rPr>
         <w:t>17. ביבליוגרפיה</w:t>
       </w:r>
@@ -6944,6 +7751,8 @@
           <w:rFonts w:ascii="Arial" w:hAnsi="Arial" w:cs="Arial"/>
           <w:b w:val="0"/>
           <w:sz w:val="24"/>
+          <w:rtl w:val="1"/>
+          <w:lang w:bidi="he-IL"/>
         </w:rPr>
         <w:t>1. Python Documentation - Socket Programming</w:t>
       </w:r>
@@ -6958,6 +7767,8 @@
           <w:rFonts w:ascii="Arial" w:hAnsi="Arial" w:cs="Arial"/>
           <w:b w:val="0"/>
           <w:sz w:val="24"/>
+          <w:rtl w:val="1"/>
+          <w:lang w:bidi="he-IL"/>
         </w:rPr>
         <w:t xml:space="preserve">   https://docs.python.org/3/library/socket.html</w:t>
       </w:r>
@@ -6973,6 +7784,8 @@
           <w:rFonts w:ascii="Arial" w:hAnsi="Arial" w:cs="Arial"/>
           <w:b w:val="0"/>
           <w:sz w:val="24"/>
+          <w:rtl w:val="1"/>
+          <w:lang w:bidi="he-IL"/>
         </w:rPr>
         <w:t>2. Python Documentation - ssl</w:t>
       </w:r>
@@ -6987,6 +7800,8 @@
           <w:rFonts w:ascii="Arial" w:hAnsi="Arial" w:cs="Arial"/>
           <w:b w:val="0"/>
           <w:sz w:val="24"/>
+          <w:rtl w:val="1"/>
+          <w:lang w:bidi="he-IL"/>
         </w:rPr>
         <w:t xml:space="preserve">   https://docs.python.org/3/library/ssl.html</w:t>
       </w:r>
@@ -7002,6 +7817,8 @@
           <w:rFonts w:ascii="Arial" w:hAnsi="Arial" w:cs="Arial"/>
           <w:b w:val="0"/>
           <w:sz w:val="24"/>
+          <w:rtl w:val="1"/>
+          <w:lang w:bidi="he-IL"/>
         </w:rPr>
         <w:t>3. Python Documentation - threading</w:t>
       </w:r>
@@ -7016,6 +7833,8 @@
           <w:rFonts w:ascii="Arial" w:hAnsi="Arial" w:cs="Arial"/>
           <w:b w:val="0"/>
           <w:sz w:val="24"/>
+          <w:rtl w:val="1"/>
+          <w:lang w:bidi="he-IL"/>
         </w:rPr>
         <w:t xml:space="preserve">   https://docs.python.org/3/library/threading.html</w:t>
       </w:r>
@@ -7031,6 +7850,8 @@
           <w:rFonts w:ascii="Arial" w:hAnsi="Arial" w:cs="Arial"/>
           <w:b w:val="0"/>
           <w:sz w:val="24"/>
+          <w:rtl w:val="1"/>
+          <w:lang w:bidi="he-IL"/>
         </w:rPr>
         <w:t>4. Python Documentation - sqlite3</w:t>
       </w:r>
@@ -7045,6 +7866,8 @@
           <w:rFonts w:ascii="Arial" w:hAnsi="Arial" w:cs="Arial"/>
           <w:b w:val="0"/>
           <w:sz w:val="24"/>
+          <w:rtl w:val="1"/>
+          <w:lang w:bidi="he-IL"/>
         </w:rPr>
         <w:t xml:space="preserve">   https://docs.python.org/3/library/sqlite3.html</w:t>
       </w:r>
@@ -7060,6 +7883,8 @@
           <w:rFonts w:ascii="Arial" w:hAnsi="Arial" w:cs="Arial"/>
           <w:b w:val="0"/>
           <w:sz w:val="24"/>
+          <w:rtl w:val="1"/>
+          <w:lang w:bidi="he-IL"/>
         </w:rPr>
         <w:t>5. Python Documentation - tkinter</w:t>
       </w:r>
@@ -7074,6 +7899,8 @@
           <w:rFonts w:ascii="Arial" w:hAnsi="Arial" w:cs="Arial"/>
           <w:b w:val="0"/>
           <w:sz w:val="24"/>
+          <w:rtl w:val="1"/>
+          <w:lang w:bidi="he-IL"/>
         </w:rPr>
         <w:t xml:space="preserve">   https://docs.python.org/3/library/tkinter.html</w:t>
       </w:r>
@@ -7089,6 +7916,8 @@
           <w:rFonts w:ascii="Arial" w:hAnsi="Arial" w:cs="Arial"/>
           <w:b w:val="0"/>
           <w:sz w:val="24"/>
+          <w:rtl w:val="1"/>
+          <w:lang w:bidi="he-IL"/>
         </w:rPr>
         <w:t>6. OWASP - Password Storage Cheat Sheet</w:t>
       </w:r>
@@ -7103,6 +7932,8 @@
           <w:rFonts w:ascii="Arial" w:hAnsi="Arial" w:cs="Arial"/>
           <w:b w:val="0"/>
           <w:sz w:val="24"/>
+          <w:rtl w:val="1"/>
+          <w:lang w:bidi="he-IL"/>
         </w:rPr>
         <w:t xml:space="preserve">   https://cheatsheetseries.owasp.org/cheatsheets/Password_Storage_Cheat_Sheet.html</w:t>
       </w:r>
@@ -7118,6 +7949,8 @@
           <w:rFonts w:ascii="Arial" w:hAnsi="Arial" w:cs="Arial"/>
           <w:b w:val="0"/>
           <w:sz w:val="24"/>
+          <w:rtl w:val="1"/>
+          <w:lang w:bidi="he-IL"/>
         </w:rPr>
         <w:t>7. OWASP - Transport Layer Protection</w:t>
       </w:r>
@@ -7132,6 +7965,8 @@
           <w:rFonts w:ascii="Arial" w:hAnsi="Arial" w:cs="Arial"/>
           <w:b w:val="0"/>
           <w:sz w:val="24"/>
+          <w:rtl w:val="1"/>
+          <w:lang w:bidi="he-IL"/>
         </w:rPr>
         <w:t xml:space="preserve">   https://owasp.org/www-project-top-ten/</w:t>
       </w:r>
@@ -7147,6 +7982,8 @@
           <w:rFonts w:ascii="Arial" w:hAnsi="Arial" w:cs="Arial"/>
           <w:b w:val="0"/>
           <w:sz w:val="24"/>
+          <w:rtl w:val="1"/>
+          <w:lang w:bidi="he-IL"/>
         </w:rPr>
         <w:t>8. SQLite Documentation</w:t>
       </w:r>
@@ -7161,6 +7998,8 @@
           <w:rFonts w:ascii="Arial" w:hAnsi="Arial" w:cs="Arial"/>
           <w:b w:val="0"/>
           <w:sz w:val="24"/>
+          <w:rtl w:val="1"/>
+          <w:lang w:bidi="he-IL"/>
         </w:rPr>
         <w:t xml:space="preserve">   https://www.sqlite.org/docs.html</w:t>
       </w:r>
@@ -7176,6 +8015,8 @@
           <w:rFonts w:ascii="Arial" w:hAnsi="Arial" w:cs="Arial"/>
           <w:b w:val="0"/>
           <w:sz w:val="24"/>
+          <w:rtl w:val="1"/>
+          <w:lang w:bidi="he-IL"/>
         </w:rPr>
         <w:t>9. Pillow Documentation</w:t>
       </w:r>
@@ -7190,6 +8031,8 @@
           <w:rFonts w:ascii="Arial" w:hAnsi="Arial" w:cs="Arial"/>
           <w:b w:val="0"/>
           <w:sz w:val="24"/>
+          <w:rtl w:val="1"/>
+          <w:lang w:bidi="he-IL"/>
         </w:rPr>
         <w:t xml:space="preserve">   https://pillow.readthedocs.io/</w:t>
       </w:r>
@@ -7212,6 +8055,8 @@
           <w:rFonts w:ascii="Arial" w:hAnsi="Arial" w:cs="Arial"/>
           <w:b/>
           <w:sz w:val="32"/>
+          <w:rtl w:val="1"/>
+          <w:lang w:bidi="he-IL"/>
         </w:rPr>
         <w:t>18. נספחים</w:t>
       </w:r>
@@ -7228,6 +8073,8 @@
           <w:rFonts w:ascii="Arial" w:hAnsi="Arial" w:cs="Arial"/>
           <w:b/>
           <w:sz w:val="28"/>
+          <w:rtl w:val="1"/>
+          <w:lang w:bidi="he-IL"/>
         </w:rPr>
         <w:t>נספח א: התאמה לדרישות החובה</w:t>
       </w:r>
@@ -7243,6 +8090,8 @@
           <w:rFonts w:ascii="Arial" w:hAnsi="Arial" w:cs="Arial"/>
           <w:b w:val="0"/>
           <w:sz w:val="24"/>
+          <w:rtl w:val="1"/>
+          <w:lang w:bidi="he-IL"/>
         </w:rPr>
         <w:t>1. תכנות מונחה עצמים</w:t>
       </w:r>
@@ -7257,6 +8106,8 @@
           <w:rFonts w:ascii="Arial" w:hAnsi="Arial" w:cs="Arial"/>
           <w:b w:val="0"/>
           <w:sz w:val="24"/>
+          <w:rtl w:val="1"/>
+          <w:lang w:bidi="he-IL"/>
         </w:rPr>
         <w:t xml:space="preserve">   קיימות מחלקות רבות: SecureChatApp, ChatClientConnection, SecureChatServer, ClientHandler, ChatProtocol, ChatDatabase, PasswordHasher, InputValidator ועוד.</w:t>
       </w:r>
@@ -7272,6 +8123,8 @@
           <w:rFonts w:ascii="Arial" w:hAnsi="Arial" w:cs="Arial"/>
           <w:b w:val="0"/>
           <w:sz w:val="24"/>
+          <w:rtl w:val="1"/>
+          <w:lang w:bidi="he-IL"/>
         </w:rPr>
         <w:t>2. תקשורת</w:t>
       </w:r>
@@ -7286,6 +8139,8 @@
           <w:rFonts w:ascii="Arial" w:hAnsi="Arial" w:cs="Arial"/>
           <w:b w:val="0"/>
           <w:sz w:val="24"/>
+          <w:rtl w:val="1"/>
+          <w:lang w:bidi="he-IL"/>
         </w:rPr>
         <w:t xml:space="preserve">   המערכת מממשת שרת ולקוח מבוססי sockets. השרת תומך במספר לקוחות במקביל.</w:t>
       </w:r>
@@ -7301,6 +8156,8 @@
           <w:rFonts w:ascii="Arial" w:hAnsi="Arial" w:cs="Arial"/>
           <w:b w:val="0"/>
           <w:sz w:val="24"/>
+          <w:rtl w:val="1"/>
+          <w:lang w:bidi="he-IL"/>
         </w:rPr>
         <w:t>3. פרוטוקול</w:t>
       </w:r>
@@ -7315,6 +8172,8 @@
           <w:rFonts w:ascii="Arial" w:hAnsi="Arial" w:cs="Arial"/>
           <w:b w:val="0"/>
           <w:sz w:val="24"/>
+          <w:rtl w:val="1"/>
+          <w:lang w:bidi="he-IL"/>
         </w:rPr>
         <w:t xml:space="preserve">   קיים פרוטוקול עצמאי המבוסס על JSON עם כותרת אורך של 4 בתים.</w:t>
       </w:r>
@@ -7330,6 +8189,8 @@
           <w:rFonts w:ascii="Arial" w:hAnsi="Arial" w:cs="Arial"/>
           <w:b w:val="0"/>
           <w:sz w:val="24"/>
+          <w:rtl w:val="1"/>
+          <w:lang w:bidi="he-IL"/>
         </w:rPr>
         <w:t>4. מערכת הפעלה</w:t>
       </w:r>
@@ -7344,6 +8205,8 @@
           <w:rFonts w:ascii="Arial" w:hAnsi="Arial" w:cs="Arial"/>
           <w:b w:val="0"/>
           <w:sz w:val="24"/>
+          <w:rtl w:val="1"/>
+          <w:lang w:bidi="he-IL"/>
         </w:rPr>
         <w:t xml:space="preserve">   המערכת משתמשת ב-Thread לכל לקוח, בגישה לקבצים, בתיקיות uploads/downloads ובבסיס נתונים קובצי.</w:t>
       </w:r>
@@ -7359,6 +8222,8 @@
           <w:rFonts w:ascii="Arial" w:hAnsi="Arial" w:cs="Arial"/>
           <w:b w:val="0"/>
           <w:sz w:val="24"/>
+          <w:rtl w:val="1"/>
+          <w:lang w:bidi="he-IL"/>
         </w:rPr>
         <w:t>5. אבטחה</w:t>
       </w:r>
@@ -7373,6 +8238,8 @@
           <w:rFonts w:ascii="Arial" w:hAnsi="Arial" w:cs="Arial"/>
           <w:b w:val="0"/>
           <w:sz w:val="24"/>
+          <w:rtl w:val="1"/>
+          <w:lang w:bidi="he-IL"/>
         </w:rPr>
         <w:t xml:space="preserve">   התקשורת מוצפנת ב-TLS, סיסמאות נשמרות כ-hash, ויש בדיקות קלט והגבלות גודל.</w:t>
       </w:r>
@@ -7388,6 +8255,8 @@
           <w:rFonts w:ascii="Arial" w:hAnsi="Arial" w:cs="Arial"/>
           <w:b w:val="0"/>
           <w:sz w:val="24"/>
+          <w:rtl w:val="1"/>
+          <w:lang w:bidi="he-IL"/>
         </w:rPr>
         <w:t>6. ממשק משתמש</w:t>
       </w:r>
@@ -7402,6 +8271,8 @@
           <w:rFonts w:ascii="Arial" w:hAnsi="Arial" w:cs="Arial"/>
           <w:b w:val="0"/>
           <w:sz w:val="24"/>
+          <w:rtl w:val="1"/>
+          <w:lang w:bidi="he-IL"/>
         </w:rPr>
         <w:t xml:space="preserve">   קיים GUI אינטראקטיבי עם מסך התחברות, צ'אט, חדרים, משתמשים, אימוג'ים, קבצים ותמונות.</w:t>
       </w:r>
@@ -7418,6 +8289,8 @@
           <w:rFonts w:ascii="Arial" w:hAnsi="Arial" w:cs="Arial"/>
           <w:b/>
           <w:sz w:val="28"/>
+          <w:rtl w:val="1"/>
+          <w:lang w:bidi="he-IL"/>
         </w:rPr>
         <w:t>נספח ב: פקודות הרצה</w:t>
       </w:r>
@@ -7474,6 +8347,8 @@
           <w:rFonts w:ascii="Arial" w:hAnsi="Arial" w:cs="Arial"/>
           <w:b/>
           <w:sz w:val="28"/>
+          <w:rtl w:val="1"/>
+          <w:lang w:bidi="he-IL"/>
         </w:rPr>
         <w:t>נספח ג: GitHub</w:t>
       </w:r>
@@ -7489,6 +8364,8 @@
           <w:rFonts w:ascii="Arial" w:hAnsi="Arial" w:cs="Arial"/>
           <w:b w:val="0"/>
           <w:sz w:val="24"/>
+          <w:rtl w:val="1"/>
+          <w:lang w:bidi="he-IL"/>
         </w:rPr>
         <w:t>כתובת הפרויקט:</w:t>
       </w:r>
@@ -7504,6 +8381,8 @@
           <w:rFonts w:ascii="Arial" w:hAnsi="Arial" w:cs="Arial"/>
           <w:b w:val="0"/>
           <w:sz w:val="24"/>
+          <w:rtl w:val="1"/>
+          <w:lang w:bidi="he-IL"/>
         </w:rPr>
         <w:t>https://github.com/iriszigdon/SecureChat</w:t>
       </w:r>
@@ -7520,6 +8399,8 @@
           <w:rFonts w:ascii="Arial" w:hAnsi="Arial" w:cs="Arial"/>
           <w:b/>
           <w:sz w:val="28"/>
+          <w:rtl w:val="1"/>
+          <w:lang w:bidi="he-IL"/>
         </w:rPr>
         <w:t>נספח ד: קבצים עיקריים</w:t>
       </w:r>
@@ -7535,6 +8416,8 @@
           <w:rFonts w:ascii="Arial" w:hAnsi="Arial" w:cs="Arial"/>
           <w:b w:val="0"/>
           <w:sz w:val="24"/>
+          <w:rtl w:val="1"/>
+          <w:lang w:bidi="he-IL"/>
         </w:rPr>
         <w:t>1. secure_chat/server.py - קוד השרת.</w:t>
       </w:r>
@@ -7549,6 +8432,8 @@
           <w:rFonts w:ascii="Arial" w:hAnsi="Arial" w:cs="Arial"/>
           <w:b w:val="0"/>
           <w:sz w:val="24"/>
+          <w:rtl w:val="1"/>
+          <w:lang w:bidi="he-IL"/>
         </w:rPr>
         <w:t>2. secure_chat/client_gui.py - קוד הלקוח הגרפי.</w:t>
       </w:r>
@@ -7563,6 +8448,8 @@
           <w:rFonts w:ascii="Arial" w:hAnsi="Arial" w:cs="Arial"/>
           <w:b w:val="0"/>
           <w:sz w:val="24"/>
+          <w:rtl w:val="1"/>
+          <w:lang w:bidi="he-IL"/>
         </w:rPr>
         <w:t>3. secure_chat/protocol.py - פרוטוקול התקשורת.</w:t>
       </w:r>
@@ -7577,6 +8464,8 @@
           <w:rFonts w:ascii="Arial" w:hAnsi="Arial" w:cs="Arial"/>
           <w:b w:val="0"/>
           <w:sz w:val="24"/>
+          <w:rtl w:val="1"/>
+          <w:lang w:bidi="he-IL"/>
         </w:rPr>
         <w:t>4. secure_chat/storage.py - בסיס הנתונים.</w:t>
       </w:r>
@@ -7591,6 +8480,8 @@
           <w:rFonts w:ascii="Arial" w:hAnsi="Arial" w:cs="Arial"/>
           <w:b w:val="0"/>
           <w:sz w:val="24"/>
+          <w:rtl w:val="1"/>
+          <w:lang w:bidi="he-IL"/>
         </w:rPr>
         <w:t>5. secure_chat/security.py - אבטחה ובדיקות קלט.</w:t>
       </w:r>
@@ -7605,6 +8496,8 @@
           <w:rFonts w:ascii="Arial" w:hAnsi="Arial" w:cs="Arial"/>
           <w:b w:val="0"/>
           <w:sz w:val="24"/>
+          <w:rtl w:val="1"/>
+          <w:lang w:bidi="he-IL"/>
         </w:rPr>
         <w:t>6. secure_chat/models.py - מחלקות נתונים.</w:t>
       </w:r>
@@ -7619,6 +8512,8 @@
           <w:rFonts w:ascii="Arial" w:hAnsi="Arial" w:cs="Arial"/>
           <w:b w:val="0"/>
           <w:sz w:val="24"/>
+          <w:rtl w:val="1"/>
+          <w:lang w:bidi="he-IL"/>
         </w:rPr>
         <w:t>7. README.md - הוראות הרצה.</w:t>
       </w:r>
@@ -7633,6 +8528,8 @@
           <w:rFonts w:ascii="Arial" w:hAnsi="Arial" w:cs="Arial"/>
           <w:b w:val="0"/>
           <w:sz w:val="24"/>
+          <w:rtl w:val="1"/>
+          <w:lang w:bidi="he-IL"/>
         </w:rPr>
         <w:t>8. CODE_REMARKS.md - הערות שורה אחר שורה לקוד.</w:t>
       </w:r>
@@ -7655,6 +8552,8 @@
           <w:rFonts w:ascii="Arial" w:hAnsi="Arial" w:cs="Arial"/>
           <w:b/>
           <w:sz w:val="32"/>
+          <w:rtl w:val="1"/>
+          <w:lang w:bidi="he-IL"/>
         </w:rPr>
         <w:t>הערה לסיום</w:t>
       </w:r>
@@ -7670,6 +8569,8 @@
           <w:rFonts w:ascii="Arial" w:hAnsi="Arial" w:cs="Arial"/>
           <w:b w:val="0"/>
           <w:sz w:val="24"/>
+          <w:rtl w:val="1"/>
+          <w:lang w:bidi="he-IL"/>
         </w:rPr>
         <w:t>ספר פרויקט זה נכתב בהתאם לדרישות פרויקט 5 יחידות בתחום מערכות הגנת סייבר: תכנון, מימוש, תקשורת, אבטחה, מערכת הפעלה, ממשק משתמש, בדיקות ותיעוד.</w:t>
       </w:r>
@@ -8087,6 +8988,9 @@
     <w:name w:val="Normal"/>
     <w:qFormat/>
     <w:rsid w:val="00FC693F"/>
+    <w:pPr>
+      <w:bidi w:val="1"/>
+    </w:pPr>
     <w:rPr>
       <w:rFonts w:ascii="Arial" w:hAnsi="Arial" w:cs="Arial"/>
     </w:rPr>
@@ -8148,6 +9052,7 @@
       <w:keepLines/>
       <w:spacing w:before="480" w:after="0"/>
       <w:outlineLvl w:val="0"/>
+      <w:bidi w:val="1"/>
     </w:pPr>
     <w:rPr>
       <w:rFonts w:asciiTheme="majorHAnsi" w:eastAsiaTheme="majorEastAsia" w:hAnsiTheme="majorHAnsi" w:cstheme="majorBidi" w:ascii="Arial" w:hAnsi="Arial" w:cs="Arial"/>
@@ -8172,6 +9077,7 @@
       <w:keepLines/>
       <w:spacing w:before="200" w:after="0"/>
       <w:outlineLvl w:val="1"/>
+      <w:bidi w:val="1"/>
     </w:pPr>
     <w:rPr>
       <w:rFonts w:asciiTheme="majorHAnsi" w:eastAsiaTheme="majorEastAsia" w:hAnsiTheme="majorHAnsi" w:cstheme="majorBidi" w:ascii="Arial" w:hAnsi="Arial" w:cs="Arial"/>
@@ -8196,6 +9102,7 @@
       <w:keepLines/>
       <w:spacing w:before="200" w:after="0"/>
       <w:outlineLvl w:val="2"/>
+      <w:bidi w:val="1"/>
     </w:pPr>
     <w:rPr>
       <w:rFonts w:asciiTheme="majorHAnsi" w:eastAsiaTheme="majorEastAsia" w:hAnsiTheme="majorHAnsi" w:cstheme="majorBidi" w:ascii="Arial" w:hAnsi="Arial" w:cs="Arial"/>
@@ -8437,6 +9344,7 @@
       </w:pBdr>
       <w:spacing w:after="300" w:line="240" w:lineRule="auto"/>
       <w:contextualSpacing/>
+      <w:bidi w:val="1"/>
     </w:pPr>
     <w:rPr>
       <w:rFonts w:asciiTheme="majorHAnsi" w:eastAsiaTheme="majorEastAsia" w:hAnsiTheme="majorHAnsi" w:cstheme="majorBidi" w:ascii="Arial" w:hAnsi="Arial" w:cs="Arial"/>
